--- a/docs/GeoSentri_Weekly_Accomplishment_Report_Weeks_5-11_Final.docx
+++ b/docs/GeoSentri_Weekly_Accomplishment_Report_Weeks_5-11_Final.docx
@@ -20,11 +20,19 @@
       <w:tblPr>
         <w:tblW w:w="0" w:type="auto"/>
         <w:jc w:val="center"/>
+        <w:tblBorders>
+          <w:top w:val="single" w:sz="2" w:space="0" w:color="000000"/>
+          <w:left w:val="single" w:sz="2" w:space="0" w:color="000000"/>
+          <w:bottom w:val="single" w:sz="2" w:space="0" w:color="000000"/>
+          <w:right w:val="single" w:sz="2" w:space="0" w:color="000000"/>
+          <w:insideH w:val="single" w:sz="2" w:space="0" w:color="000000"/>
+          <w:insideV w:val="single" w:sz="2" w:space="0" w:color="000000"/>
+        </w:tblBorders>
         <w:tblLayout w:type="fixed"/>
         <w:tblLook w:val="04A0" w:firstRow="1" w:lastRow="0" w:firstColumn="1" w:lastColumn="0" w:noHBand="0" w:noVBand="1"/>
       </w:tblPr>
       <w:tblGrid>
-        <w:gridCol w:w="10656"/>
+        <w:gridCol w:w="10378"/>
       </w:tblGrid>
       <w:tr>
         <w:trPr>
@@ -32,12 +40,12 @@
         </w:trPr>
         <w:tc>
           <w:tcPr>
-            <w:tcW w:w="10296" w:type="dxa"/>
-            <w:tcBorders>
-              <w:top w:val="single" w:sz="8" w:space="0" w:color="8A948E"/>
-              <w:left w:val="single" w:sz="8" w:space="0" w:color="8A948E"/>
-              <w:bottom w:val="single" w:sz="8" w:space="0" w:color="8A948E"/>
-              <w:right w:val="single" w:sz="8" w:space="0" w:color="8A948E"/>
+            <w:tcW w:w="10378" w:type="dxa"/>
+            <w:tcBorders>
+              <w:top w:val="single" w:sz="2" w:space="0" w:color="000000"/>
+              <w:left w:val="single" w:sz="2" w:space="0" w:color="000000"/>
+              <w:bottom w:val="single" w:sz="2" w:space="0" w:color="000000"/>
+              <w:right w:val="single" w:sz="2" w:space="0" w:color="000000"/>
             </w:tcBorders>
             <w:shd w:val="clear" w:color="auto" w:fill="EAF3E5"/>
             <w:tcMar>
@@ -67,12 +75,12 @@
         </w:trPr>
         <w:tc>
           <w:tcPr>
-            <w:tcW w:w="10296" w:type="dxa"/>
-            <w:tcBorders>
-              <w:top w:val="single" w:sz="8" w:space="0" w:color="8A948E"/>
-              <w:left w:val="single" w:sz="8" w:space="0" w:color="8A948E"/>
-              <w:bottom w:val="single" w:sz="8" w:space="0" w:color="8A948E"/>
-              <w:right w:val="single" w:sz="8" w:space="0" w:color="8A948E"/>
+            <w:tcW w:w="10378" w:type="dxa"/>
+            <w:tcBorders>
+              <w:top w:val="single" w:sz="2" w:space="0" w:color="000000"/>
+              <w:left w:val="single" w:sz="2" w:space="0" w:color="000000"/>
+              <w:bottom w:val="single" w:sz="2" w:space="0" w:color="000000"/>
+              <w:right w:val="single" w:sz="2" w:space="0" w:color="000000"/>
             </w:tcBorders>
             <w:tcMar>
               <w:top w:w="70" w:type="dxa"/>
@@ -108,12 +116,12 @@
         </w:trPr>
         <w:tc>
           <w:tcPr>
-            <w:tcW w:w="10656" w:type="dxa"/>
-            <w:tcBorders>
-              <w:top w:val="single" w:sz="8" w:space="0" w:color="8A948E"/>
-              <w:left w:val="single" w:sz="8" w:space="0" w:color="8A948E"/>
-              <w:bottom w:val="single" w:sz="8" w:space="0" w:color="8A948E"/>
-              <w:right w:val="single" w:sz="8" w:space="0" w:color="8A948E"/>
+            <w:tcW w:w="10378" w:type="dxa"/>
+            <w:tcBorders>
+              <w:top w:val="single" w:sz="2" w:space="0" w:color="000000"/>
+              <w:left w:val="single" w:sz="2" w:space="0" w:color="000000"/>
+              <w:bottom w:val="single" w:sz="2" w:space="0" w:color="000000"/>
+              <w:right w:val="single" w:sz="2" w:space="0" w:color="000000"/>
             </w:tcBorders>
           </w:tcPr>
           <w:p>
@@ -143,6 +151,14 @@
       <w:tblPr>
         <w:tblW w:w="0" w:type="auto"/>
         <w:jc w:val="center"/>
+        <w:tblBorders>
+          <w:top w:val="single" w:sz="2" w:space="0" w:color="000000"/>
+          <w:left w:val="single" w:sz="2" w:space="0" w:color="000000"/>
+          <w:bottom w:val="single" w:sz="2" w:space="0" w:color="000000"/>
+          <w:right w:val="single" w:sz="2" w:space="0" w:color="000000"/>
+          <w:insideH w:val="single" w:sz="2" w:space="0" w:color="000000"/>
+          <w:insideV w:val="single" w:sz="2" w:space="0" w:color="000000"/>
+        </w:tblBorders>
         <w:tblLayout w:type="fixed"/>
         <w:tblLook w:val="04A0" w:firstRow="1" w:lastRow="0" w:firstColumn="1" w:lastColumn="0" w:noHBand="0" w:noVBand="1"/>
       </w:tblPr>
@@ -161,10 +177,10 @@
           <w:tcPr>
             <w:tcW w:w="1728" w:type="dxa"/>
             <w:tcBorders>
-              <w:top w:val="single" w:sz="10" w:space="0" w:color="4F5B55"/>
-              <w:left w:val="single" w:sz="10" w:space="0" w:color="4F5B55"/>
-              <w:bottom w:val="single" w:sz="10" w:space="0" w:color="4F5B55"/>
-              <w:right w:val="single" w:sz="10" w:space="0" w:color="4F5B55"/>
+              <w:top w:val="single" w:sz="2" w:space="0" w:color="000000"/>
+              <w:left w:val="single" w:sz="2" w:space="0" w:color="000000"/>
+              <w:bottom w:val="single" w:sz="2" w:space="0" w:color="000000"/>
+              <w:right w:val="single" w:sz="2" w:space="0" w:color="000000"/>
             </w:tcBorders>
             <w:shd w:val="clear" w:color="auto" w:fill="70A357"/>
             <w:tcMar>
@@ -194,10 +210,10 @@
           <w:tcPr>
             <w:tcW w:w="1210" w:type="dxa"/>
             <w:tcBorders>
-              <w:top w:val="single" w:sz="10" w:space="0" w:color="4F5B55"/>
-              <w:left w:val="single" w:sz="10" w:space="0" w:color="4F5B55"/>
-              <w:bottom w:val="single" w:sz="10" w:space="0" w:color="4F5B55"/>
-              <w:right w:val="single" w:sz="10" w:space="0" w:color="4F5B55"/>
+              <w:top w:val="single" w:sz="2" w:space="0" w:color="000000"/>
+              <w:left w:val="single" w:sz="2" w:space="0" w:color="000000"/>
+              <w:bottom w:val="single" w:sz="2" w:space="0" w:color="000000"/>
+              <w:right w:val="single" w:sz="2" w:space="0" w:color="000000"/>
             </w:tcBorders>
             <w:shd w:val="clear" w:color="auto" w:fill="70A357"/>
             <w:tcMar>
@@ -227,10 +243,10 @@
           <w:tcPr>
             <w:tcW w:w="5544" w:type="dxa"/>
             <w:tcBorders>
-              <w:top w:val="single" w:sz="10" w:space="0" w:color="4F5B55"/>
-              <w:left w:val="single" w:sz="10" w:space="0" w:color="4F5B55"/>
-              <w:bottom w:val="single" w:sz="10" w:space="0" w:color="4F5B55"/>
-              <w:right w:val="single" w:sz="10" w:space="0" w:color="4F5B55"/>
+              <w:top w:val="single" w:sz="2" w:space="0" w:color="000000"/>
+              <w:left w:val="single" w:sz="2" w:space="0" w:color="000000"/>
+              <w:bottom w:val="single" w:sz="2" w:space="0" w:color="000000"/>
+              <w:right w:val="single" w:sz="2" w:space="0" w:color="000000"/>
             </w:tcBorders>
             <w:shd w:val="clear" w:color="auto" w:fill="70A357"/>
             <w:tcMar>
@@ -260,10 +276,10 @@
           <w:tcPr>
             <w:tcW w:w="1843" w:type="dxa"/>
             <w:tcBorders>
-              <w:top w:val="single" w:sz="10" w:space="0" w:color="4F5B55"/>
-              <w:left w:val="single" w:sz="10" w:space="0" w:color="4F5B55"/>
-              <w:bottom w:val="single" w:sz="10" w:space="0" w:color="4F5B55"/>
-              <w:right w:val="single" w:sz="10" w:space="0" w:color="4F5B55"/>
+              <w:top w:val="single" w:sz="2" w:space="0" w:color="000000"/>
+              <w:left w:val="single" w:sz="2" w:space="0" w:color="000000"/>
+              <w:bottom w:val="single" w:sz="2" w:space="0" w:color="000000"/>
+              <w:right w:val="single" w:sz="2" w:space="0" w:color="000000"/>
             </w:tcBorders>
             <w:shd w:val="clear" w:color="auto" w:fill="70A357"/>
             <w:tcMar>
@@ -299,10 +315,10 @@
           <w:tcPr>
             <w:tcW w:w="1728" w:type="dxa"/>
             <w:tcBorders>
-              <w:top w:val="single" w:sz="10" w:space="0" w:color="4F5B55"/>
-              <w:left w:val="single" w:sz="10" w:space="0" w:color="4F5B55"/>
-              <w:bottom w:val="single" w:sz="10" w:space="0" w:color="4F5B55"/>
-              <w:right w:val="single" w:sz="10" w:space="0" w:color="4F5B55"/>
+              <w:top w:val="single" w:sz="2" w:space="0" w:color="000000"/>
+              <w:left w:val="single" w:sz="2" w:space="0" w:color="000000"/>
+              <w:bottom w:val="single" w:sz="2" w:space="0" w:color="000000"/>
+              <w:right w:val="single" w:sz="2" w:space="0" w:color="000000"/>
             </w:tcBorders>
             <w:tcMar>
               <w:top w:w="65" w:type="dxa"/>
@@ -330,10 +346,10 @@
           <w:tcPr>
             <w:tcW w:w="1210" w:type="dxa"/>
             <w:tcBorders>
-              <w:top w:val="single" w:sz="10" w:space="0" w:color="4F5B55"/>
-              <w:left w:val="single" w:sz="10" w:space="0" w:color="4F5B55"/>
-              <w:bottom w:val="single" w:sz="10" w:space="0" w:color="4F5B55"/>
-              <w:right w:val="single" w:sz="10" w:space="0" w:color="4F5B55"/>
+              <w:top w:val="single" w:sz="2" w:space="0" w:color="000000"/>
+              <w:left w:val="single" w:sz="2" w:space="0" w:color="000000"/>
+              <w:bottom w:val="single" w:sz="2" w:space="0" w:color="000000"/>
+              <w:right w:val="single" w:sz="2" w:space="0" w:color="000000"/>
             </w:tcBorders>
             <w:tcMar>
               <w:top w:w="65" w:type="dxa"/>
@@ -361,10 +377,10 @@
           <w:tcPr>
             <w:tcW w:w="5544" w:type="dxa"/>
             <w:tcBorders>
-              <w:top w:val="single" w:sz="10" w:space="0" w:color="4F5B55"/>
-              <w:left w:val="single" w:sz="10" w:space="0" w:color="4F5B55"/>
-              <w:bottom w:val="single" w:sz="10" w:space="0" w:color="4F5B55"/>
-              <w:right w:val="single" w:sz="10" w:space="0" w:color="4F5B55"/>
+              <w:top w:val="single" w:sz="2" w:space="0" w:color="000000"/>
+              <w:left w:val="single" w:sz="2" w:space="0" w:color="000000"/>
+              <w:bottom w:val="single" w:sz="2" w:space="0" w:color="000000"/>
+              <w:right w:val="single" w:sz="2" w:space="0" w:color="000000"/>
             </w:tcBorders>
             <w:tcMar>
               <w:top w:w="65" w:type="dxa"/>
@@ -391,24 +407,27 @@
           <w:tcPr>
             <w:tcW w:w="1843" w:type="dxa"/>
             <w:tcBorders>
-              <w:top w:val="single" w:sz="10" w:space="0" w:color="4F5B55"/>
-              <w:left w:val="single" w:sz="10" w:space="0" w:color="4F5B55"/>
-              <w:bottom w:val="single" w:sz="10" w:space="0" w:color="4F5B55"/>
-              <w:right w:val="single" w:sz="10" w:space="0" w:color="4F5B55"/>
-            </w:tcBorders>
-            <w:tcMar>
-              <w:top w:w="65" w:type="dxa"/>
-              <w:left w:w="65" w:type="dxa"/>
-              <w:bottom w:w="65" w:type="dxa"/>
-              <w:right w:w="65" w:type="dxa"/>
-            </w:tcMar>
-            <w:vAlign w:val="center"/>
-          </w:tcPr>
-          <w:p>
-            <w:pPr>
-              <w:spacing w:line="240" w:lineRule="auto"/>
-              <w:jc w:val="center"/>
-            </w:pPr>
+              <w:top w:val="single" w:sz="2" w:space="0" w:color="000000"/>
+              <w:left w:val="single" w:sz="2" w:space="0" w:color="000000"/>
+              <w:bottom w:val="single" w:sz="2" w:space="0" w:color="000000"/>
+              <w:right w:val="single" w:sz="2" w:space="0" w:color="000000"/>
+            </w:tcBorders>
+            <w:tcMar>
+              <w:top w:w="65" w:type="dxa"/>
+              <w:left w:w="65" w:type="dxa"/>
+              <w:bottom w:w="65" w:type="dxa"/>
+              <w:right w:w="65" w:type="dxa"/>
+            </w:tcMar>
+            <w:vAlign w:val="center"/>
+          </w:tcPr>
+          <w:p>
+            <w:pPr>
+              <w:spacing w:line="240" w:lineRule="auto"/>
+              <w:jc w:val="center"/>
+            </w:pPr>
+            <w:r>
+              <w:t>All Members</w:t>
+            </w:r>
           </w:p>
         </w:tc>
       </w:tr>
@@ -421,10 +440,10 @@
           <w:tcPr>
             <w:tcW w:w="1728" w:type="dxa"/>
             <w:tcBorders>
-              <w:top w:val="single" w:sz="10" w:space="0" w:color="4F5B55"/>
-              <w:left w:val="single" w:sz="10" w:space="0" w:color="4F5B55"/>
-              <w:bottom w:val="single" w:sz="10" w:space="0" w:color="4F5B55"/>
-              <w:right w:val="single" w:sz="10" w:space="0" w:color="4F5B55"/>
+              <w:top w:val="single" w:sz="2" w:space="0" w:color="000000"/>
+              <w:left w:val="single" w:sz="2" w:space="0" w:color="000000"/>
+              <w:bottom w:val="single" w:sz="2" w:space="0" w:color="000000"/>
+              <w:right w:val="single" w:sz="2" w:space="0" w:color="000000"/>
             </w:tcBorders>
             <w:tcMar>
               <w:top w:w="65" w:type="dxa"/>
@@ -452,10 +471,10 @@
           <w:tcPr>
             <w:tcW w:w="1210" w:type="dxa"/>
             <w:tcBorders>
-              <w:top w:val="single" w:sz="10" w:space="0" w:color="4F5B55"/>
-              <w:left w:val="single" w:sz="10" w:space="0" w:color="4F5B55"/>
-              <w:bottom w:val="single" w:sz="10" w:space="0" w:color="4F5B55"/>
-              <w:right w:val="single" w:sz="10" w:space="0" w:color="4F5B55"/>
+              <w:top w:val="single" w:sz="2" w:space="0" w:color="000000"/>
+              <w:left w:val="single" w:sz="2" w:space="0" w:color="000000"/>
+              <w:bottom w:val="single" w:sz="2" w:space="0" w:color="000000"/>
+              <w:right w:val="single" w:sz="2" w:space="0" w:color="000000"/>
             </w:tcBorders>
             <w:tcMar>
               <w:top w:w="65" w:type="dxa"/>
@@ -483,10 +502,10 @@
           <w:tcPr>
             <w:tcW w:w="5544" w:type="dxa"/>
             <w:tcBorders>
-              <w:top w:val="single" w:sz="10" w:space="0" w:color="4F5B55"/>
-              <w:left w:val="single" w:sz="10" w:space="0" w:color="4F5B55"/>
-              <w:bottom w:val="single" w:sz="10" w:space="0" w:color="4F5B55"/>
-              <w:right w:val="single" w:sz="10" w:space="0" w:color="4F5B55"/>
+              <w:top w:val="single" w:sz="2" w:space="0" w:color="000000"/>
+              <w:left w:val="single" w:sz="2" w:space="0" w:color="000000"/>
+              <w:bottom w:val="single" w:sz="2" w:space="0" w:color="000000"/>
+              <w:right w:val="single" w:sz="2" w:space="0" w:color="000000"/>
             </w:tcBorders>
             <w:tcMar>
               <w:top w:w="65" w:type="dxa"/>
@@ -513,24 +532,27 @@
           <w:tcPr>
             <w:tcW w:w="1843" w:type="dxa"/>
             <w:tcBorders>
-              <w:top w:val="single" w:sz="10" w:space="0" w:color="4F5B55"/>
-              <w:left w:val="single" w:sz="10" w:space="0" w:color="4F5B55"/>
-              <w:bottom w:val="single" w:sz="10" w:space="0" w:color="4F5B55"/>
-              <w:right w:val="single" w:sz="10" w:space="0" w:color="4F5B55"/>
-            </w:tcBorders>
-            <w:tcMar>
-              <w:top w:w="65" w:type="dxa"/>
-              <w:left w:w="65" w:type="dxa"/>
-              <w:bottom w:w="65" w:type="dxa"/>
-              <w:right w:w="65" w:type="dxa"/>
-            </w:tcMar>
-            <w:vAlign w:val="center"/>
-          </w:tcPr>
-          <w:p>
-            <w:pPr>
-              <w:spacing w:line="240" w:lineRule="auto"/>
-              <w:jc w:val="center"/>
-            </w:pPr>
+              <w:top w:val="single" w:sz="2" w:space="0" w:color="000000"/>
+              <w:left w:val="single" w:sz="2" w:space="0" w:color="000000"/>
+              <w:bottom w:val="single" w:sz="2" w:space="0" w:color="000000"/>
+              <w:right w:val="single" w:sz="2" w:space="0" w:color="000000"/>
+            </w:tcBorders>
+            <w:tcMar>
+              <w:top w:w="65" w:type="dxa"/>
+              <w:left w:w="65" w:type="dxa"/>
+              <w:bottom w:w="65" w:type="dxa"/>
+              <w:right w:w="65" w:type="dxa"/>
+            </w:tcMar>
+            <w:vAlign w:val="center"/>
+          </w:tcPr>
+          <w:p>
+            <w:pPr>
+              <w:spacing w:line="240" w:lineRule="auto"/>
+              <w:jc w:val="center"/>
+            </w:pPr>
+            <w:r>
+              <w:t>All Members</w:t>
+            </w:r>
           </w:p>
         </w:tc>
       </w:tr>
@@ -543,10 +565,10 @@
           <w:tcPr>
             <w:tcW w:w="1728" w:type="dxa"/>
             <w:tcBorders>
-              <w:top w:val="single" w:sz="10" w:space="0" w:color="4F5B55"/>
-              <w:left w:val="single" w:sz="10" w:space="0" w:color="4F5B55"/>
-              <w:bottom w:val="single" w:sz="10" w:space="0" w:color="4F5B55"/>
-              <w:right w:val="single" w:sz="10" w:space="0" w:color="4F5B55"/>
+              <w:top w:val="single" w:sz="2" w:space="0" w:color="000000"/>
+              <w:left w:val="single" w:sz="2" w:space="0" w:color="000000"/>
+              <w:bottom w:val="single" w:sz="2" w:space="0" w:color="000000"/>
+              <w:right w:val="single" w:sz="2" w:space="0" w:color="000000"/>
             </w:tcBorders>
             <w:tcMar>
               <w:top w:w="65" w:type="dxa"/>
@@ -574,10 +596,10 @@
           <w:tcPr>
             <w:tcW w:w="1210" w:type="dxa"/>
             <w:tcBorders>
-              <w:top w:val="single" w:sz="10" w:space="0" w:color="4F5B55"/>
-              <w:left w:val="single" w:sz="10" w:space="0" w:color="4F5B55"/>
-              <w:bottom w:val="single" w:sz="10" w:space="0" w:color="4F5B55"/>
-              <w:right w:val="single" w:sz="10" w:space="0" w:color="4F5B55"/>
+              <w:top w:val="single" w:sz="2" w:space="0" w:color="000000"/>
+              <w:left w:val="single" w:sz="2" w:space="0" w:color="000000"/>
+              <w:bottom w:val="single" w:sz="2" w:space="0" w:color="000000"/>
+              <w:right w:val="single" w:sz="2" w:space="0" w:color="000000"/>
             </w:tcBorders>
             <w:tcMar>
               <w:top w:w="65" w:type="dxa"/>
@@ -605,10 +627,10 @@
           <w:tcPr>
             <w:tcW w:w="5544" w:type="dxa"/>
             <w:tcBorders>
-              <w:top w:val="single" w:sz="10" w:space="0" w:color="4F5B55"/>
-              <w:left w:val="single" w:sz="10" w:space="0" w:color="4F5B55"/>
-              <w:bottom w:val="single" w:sz="10" w:space="0" w:color="4F5B55"/>
-              <w:right w:val="single" w:sz="10" w:space="0" w:color="4F5B55"/>
+              <w:top w:val="single" w:sz="2" w:space="0" w:color="000000"/>
+              <w:left w:val="single" w:sz="2" w:space="0" w:color="000000"/>
+              <w:bottom w:val="single" w:sz="2" w:space="0" w:color="000000"/>
+              <w:right w:val="single" w:sz="2" w:space="0" w:color="000000"/>
             </w:tcBorders>
             <w:tcMar>
               <w:top w:w="65" w:type="dxa"/>
@@ -635,24 +657,27 @@
           <w:tcPr>
             <w:tcW w:w="1843" w:type="dxa"/>
             <w:tcBorders>
-              <w:top w:val="single" w:sz="10" w:space="0" w:color="4F5B55"/>
-              <w:left w:val="single" w:sz="10" w:space="0" w:color="4F5B55"/>
-              <w:bottom w:val="single" w:sz="10" w:space="0" w:color="4F5B55"/>
-              <w:right w:val="single" w:sz="10" w:space="0" w:color="4F5B55"/>
-            </w:tcBorders>
-            <w:tcMar>
-              <w:top w:w="65" w:type="dxa"/>
-              <w:left w:w="65" w:type="dxa"/>
-              <w:bottom w:w="65" w:type="dxa"/>
-              <w:right w:w="65" w:type="dxa"/>
-            </w:tcMar>
-            <w:vAlign w:val="center"/>
-          </w:tcPr>
-          <w:p>
-            <w:pPr>
-              <w:spacing w:line="240" w:lineRule="auto"/>
-              <w:jc w:val="center"/>
-            </w:pPr>
+              <w:top w:val="single" w:sz="2" w:space="0" w:color="000000"/>
+              <w:left w:val="single" w:sz="2" w:space="0" w:color="000000"/>
+              <w:bottom w:val="single" w:sz="2" w:space="0" w:color="000000"/>
+              <w:right w:val="single" w:sz="2" w:space="0" w:color="000000"/>
+            </w:tcBorders>
+            <w:tcMar>
+              <w:top w:w="65" w:type="dxa"/>
+              <w:left w:w="65" w:type="dxa"/>
+              <w:bottom w:w="65" w:type="dxa"/>
+              <w:right w:w="65" w:type="dxa"/>
+            </w:tcMar>
+            <w:vAlign w:val="center"/>
+          </w:tcPr>
+          <w:p>
+            <w:pPr>
+              <w:spacing w:line="240" w:lineRule="auto"/>
+              <w:jc w:val="center"/>
+            </w:pPr>
+            <w:r>
+              <w:t>All Members</w:t>
+            </w:r>
           </w:p>
         </w:tc>
       </w:tr>
@@ -665,10 +690,10 @@
           <w:tcPr>
             <w:tcW w:w="1728" w:type="dxa"/>
             <w:tcBorders>
-              <w:top w:val="single" w:sz="10" w:space="0" w:color="4F5B55"/>
-              <w:left w:val="single" w:sz="10" w:space="0" w:color="4F5B55"/>
-              <w:bottom w:val="single" w:sz="10" w:space="0" w:color="4F5B55"/>
-              <w:right w:val="single" w:sz="10" w:space="0" w:color="4F5B55"/>
+              <w:top w:val="single" w:sz="2" w:space="0" w:color="000000"/>
+              <w:left w:val="single" w:sz="2" w:space="0" w:color="000000"/>
+              <w:bottom w:val="single" w:sz="2" w:space="0" w:color="000000"/>
+              <w:right w:val="single" w:sz="2" w:space="0" w:color="000000"/>
             </w:tcBorders>
             <w:tcMar>
               <w:top w:w="65" w:type="dxa"/>
@@ -696,10 +721,10 @@
           <w:tcPr>
             <w:tcW w:w="1210" w:type="dxa"/>
             <w:tcBorders>
-              <w:top w:val="single" w:sz="10" w:space="0" w:color="4F5B55"/>
-              <w:left w:val="single" w:sz="10" w:space="0" w:color="4F5B55"/>
-              <w:bottom w:val="single" w:sz="10" w:space="0" w:color="4F5B55"/>
-              <w:right w:val="single" w:sz="10" w:space="0" w:color="4F5B55"/>
+              <w:top w:val="single" w:sz="2" w:space="0" w:color="000000"/>
+              <w:left w:val="single" w:sz="2" w:space="0" w:color="000000"/>
+              <w:bottom w:val="single" w:sz="2" w:space="0" w:color="000000"/>
+              <w:right w:val="single" w:sz="2" w:space="0" w:color="000000"/>
             </w:tcBorders>
             <w:tcMar>
               <w:top w:w="65" w:type="dxa"/>
@@ -727,10 +752,10 @@
           <w:tcPr>
             <w:tcW w:w="5544" w:type="dxa"/>
             <w:tcBorders>
-              <w:top w:val="single" w:sz="10" w:space="0" w:color="4F5B55"/>
-              <w:left w:val="single" w:sz="10" w:space="0" w:color="4F5B55"/>
-              <w:bottom w:val="single" w:sz="10" w:space="0" w:color="4F5B55"/>
-              <w:right w:val="single" w:sz="10" w:space="0" w:color="4F5B55"/>
+              <w:top w:val="single" w:sz="2" w:space="0" w:color="000000"/>
+              <w:left w:val="single" w:sz="2" w:space="0" w:color="000000"/>
+              <w:bottom w:val="single" w:sz="2" w:space="0" w:color="000000"/>
+              <w:right w:val="single" w:sz="2" w:space="0" w:color="000000"/>
             </w:tcBorders>
             <w:tcMar>
               <w:top w:w="65" w:type="dxa"/>
@@ -757,24 +782,27 @@
           <w:tcPr>
             <w:tcW w:w="1843" w:type="dxa"/>
             <w:tcBorders>
-              <w:top w:val="single" w:sz="10" w:space="0" w:color="4F5B55"/>
-              <w:left w:val="single" w:sz="10" w:space="0" w:color="4F5B55"/>
-              <w:bottom w:val="single" w:sz="10" w:space="0" w:color="4F5B55"/>
-              <w:right w:val="single" w:sz="10" w:space="0" w:color="4F5B55"/>
-            </w:tcBorders>
-            <w:tcMar>
-              <w:top w:w="65" w:type="dxa"/>
-              <w:left w:w="65" w:type="dxa"/>
-              <w:bottom w:w="65" w:type="dxa"/>
-              <w:right w:w="65" w:type="dxa"/>
-            </w:tcMar>
-            <w:vAlign w:val="center"/>
-          </w:tcPr>
-          <w:p>
-            <w:pPr>
-              <w:spacing w:line="240" w:lineRule="auto"/>
-              <w:jc w:val="center"/>
-            </w:pPr>
+              <w:top w:val="single" w:sz="2" w:space="0" w:color="000000"/>
+              <w:left w:val="single" w:sz="2" w:space="0" w:color="000000"/>
+              <w:bottom w:val="single" w:sz="2" w:space="0" w:color="000000"/>
+              <w:right w:val="single" w:sz="2" w:space="0" w:color="000000"/>
+            </w:tcBorders>
+            <w:tcMar>
+              <w:top w:w="65" w:type="dxa"/>
+              <w:left w:w="65" w:type="dxa"/>
+              <w:bottom w:w="65" w:type="dxa"/>
+              <w:right w:w="65" w:type="dxa"/>
+            </w:tcMar>
+            <w:vAlign w:val="center"/>
+          </w:tcPr>
+          <w:p>
+            <w:pPr>
+              <w:spacing w:line="240" w:lineRule="auto"/>
+              <w:jc w:val="center"/>
+            </w:pPr>
+            <w:r>
+              <w:t>All Members</w:t>
+            </w:r>
           </w:p>
         </w:tc>
       </w:tr>
@@ -787,10 +815,10 @@
           <w:tcPr>
             <w:tcW w:w="1728" w:type="dxa"/>
             <w:tcBorders>
-              <w:top w:val="single" w:sz="10" w:space="0" w:color="4F5B55"/>
-              <w:left w:val="single" w:sz="10" w:space="0" w:color="4F5B55"/>
-              <w:bottom w:val="single" w:sz="10" w:space="0" w:color="4F5B55"/>
-              <w:right w:val="single" w:sz="10" w:space="0" w:color="4F5B55"/>
+              <w:top w:val="single" w:sz="2" w:space="0" w:color="000000"/>
+              <w:left w:val="single" w:sz="2" w:space="0" w:color="000000"/>
+              <w:bottom w:val="single" w:sz="2" w:space="0" w:color="000000"/>
+              <w:right w:val="single" w:sz="2" w:space="0" w:color="000000"/>
             </w:tcBorders>
             <w:tcMar>
               <w:top w:w="65" w:type="dxa"/>
@@ -818,10 +846,10 @@
           <w:tcPr>
             <w:tcW w:w="1210" w:type="dxa"/>
             <w:tcBorders>
-              <w:top w:val="single" w:sz="10" w:space="0" w:color="4F5B55"/>
-              <w:left w:val="single" w:sz="10" w:space="0" w:color="4F5B55"/>
-              <w:bottom w:val="single" w:sz="10" w:space="0" w:color="4F5B55"/>
-              <w:right w:val="single" w:sz="10" w:space="0" w:color="4F5B55"/>
+              <w:top w:val="single" w:sz="2" w:space="0" w:color="000000"/>
+              <w:left w:val="single" w:sz="2" w:space="0" w:color="000000"/>
+              <w:bottom w:val="single" w:sz="2" w:space="0" w:color="000000"/>
+              <w:right w:val="single" w:sz="2" w:space="0" w:color="000000"/>
             </w:tcBorders>
             <w:tcMar>
               <w:top w:w="65" w:type="dxa"/>
@@ -849,10 +877,10 @@
           <w:tcPr>
             <w:tcW w:w="5544" w:type="dxa"/>
             <w:tcBorders>
-              <w:top w:val="single" w:sz="10" w:space="0" w:color="4F5B55"/>
-              <w:left w:val="single" w:sz="10" w:space="0" w:color="4F5B55"/>
-              <w:bottom w:val="single" w:sz="10" w:space="0" w:color="4F5B55"/>
-              <w:right w:val="single" w:sz="10" w:space="0" w:color="4F5B55"/>
+              <w:top w:val="single" w:sz="2" w:space="0" w:color="000000"/>
+              <w:left w:val="single" w:sz="2" w:space="0" w:color="000000"/>
+              <w:bottom w:val="single" w:sz="2" w:space="0" w:color="000000"/>
+              <w:right w:val="single" w:sz="2" w:space="0" w:color="000000"/>
             </w:tcBorders>
             <w:tcMar>
               <w:top w:w="65" w:type="dxa"/>
@@ -879,24 +907,27 @@
           <w:tcPr>
             <w:tcW w:w="1843" w:type="dxa"/>
             <w:tcBorders>
-              <w:top w:val="single" w:sz="10" w:space="0" w:color="4F5B55"/>
-              <w:left w:val="single" w:sz="10" w:space="0" w:color="4F5B55"/>
-              <w:bottom w:val="single" w:sz="10" w:space="0" w:color="4F5B55"/>
-              <w:right w:val="single" w:sz="10" w:space="0" w:color="4F5B55"/>
-            </w:tcBorders>
-            <w:tcMar>
-              <w:top w:w="65" w:type="dxa"/>
-              <w:left w:w="65" w:type="dxa"/>
-              <w:bottom w:w="65" w:type="dxa"/>
-              <w:right w:w="65" w:type="dxa"/>
-            </w:tcMar>
-            <w:vAlign w:val="center"/>
-          </w:tcPr>
-          <w:p>
-            <w:pPr>
-              <w:spacing w:line="240" w:lineRule="auto"/>
-              <w:jc w:val="center"/>
-            </w:pPr>
+              <w:top w:val="single" w:sz="2" w:space="0" w:color="000000"/>
+              <w:left w:val="single" w:sz="2" w:space="0" w:color="000000"/>
+              <w:bottom w:val="single" w:sz="2" w:space="0" w:color="000000"/>
+              <w:right w:val="single" w:sz="2" w:space="0" w:color="000000"/>
+            </w:tcBorders>
+            <w:tcMar>
+              <w:top w:w="65" w:type="dxa"/>
+              <w:left w:w="65" w:type="dxa"/>
+              <w:bottom w:w="65" w:type="dxa"/>
+              <w:right w:w="65" w:type="dxa"/>
+            </w:tcMar>
+            <w:vAlign w:val="center"/>
+          </w:tcPr>
+          <w:p>
+            <w:pPr>
+              <w:spacing w:line="240" w:lineRule="auto"/>
+              <w:jc w:val="center"/>
+            </w:pPr>
+            <w:r>
+              <w:t>All Members</w:t>
+            </w:r>
           </w:p>
         </w:tc>
       </w:tr>
@@ -909,10 +940,10 @@
           <w:tcPr>
             <w:tcW w:w="1728" w:type="dxa"/>
             <w:tcBorders>
-              <w:top w:val="single" w:sz="10" w:space="0" w:color="4F5B55"/>
-              <w:left w:val="single" w:sz="10" w:space="0" w:color="4F5B55"/>
-              <w:bottom w:val="single" w:sz="10" w:space="0" w:color="4F5B55"/>
-              <w:right w:val="single" w:sz="10" w:space="0" w:color="4F5B55"/>
+              <w:top w:val="single" w:sz="2" w:space="0" w:color="000000"/>
+              <w:left w:val="single" w:sz="2" w:space="0" w:color="000000"/>
+              <w:bottom w:val="single" w:sz="2" w:space="0" w:color="000000"/>
+              <w:right w:val="single" w:sz="2" w:space="0" w:color="000000"/>
             </w:tcBorders>
             <w:tcMar>
               <w:top w:w="65" w:type="dxa"/>
@@ -933,10 +964,10 @@
           <w:tcPr>
             <w:tcW w:w="1210" w:type="dxa"/>
             <w:tcBorders>
-              <w:top w:val="single" w:sz="10" w:space="0" w:color="4F5B55"/>
-              <w:left w:val="single" w:sz="10" w:space="0" w:color="4F5B55"/>
-              <w:bottom w:val="single" w:sz="10" w:space="0" w:color="4F5B55"/>
-              <w:right w:val="single" w:sz="10" w:space="0" w:color="4F5B55"/>
+              <w:top w:val="single" w:sz="2" w:space="0" w:color="000000"/>
+              <w:left w:val="single" w:sz="2" w:space="0" w:color="000000"/>
+              <w:bottom w:val="single" w:sz="2" w:space="0" w:color="000000"/>
+              <w:right w:val="single" w:sz="2" w:space="0" w:color="000000"/>
             </w:tcBorders>
             <w:tcMar>
               <w:top w:w="65" w:type="dxa"/>
@@ -957,10 +988,10 @@
           <w:tcPr>
             <w:tcW w:w="5544" w:type="dxa"/>
             <w:tcBorders>
-              <w:top w:val="single" w:sz="10" w:space="0" w:color="4F5B55"/>
-              <w:left w:val="single" w:sz="10" w:space="0" w:color="4F5B55"/>
-              <w:bottom w:val="single" w:sz="10" w:space="0" w:color="4F5B55"/>
-              <w:right w:val="single" w:sz="10" w:space="0" w:color="4F5B55"/>
+              <w:top w:val="single" w:sz="2" w:space="0" w:color="000000"/>
+              <w:left w:val="single" w:sz="2" w:space="0" w:color="000000"/>
+              <w:bottom w:val="single" w:sz="2" w:space="0" w:color="000000"/>
+              <w:right w:val="single" w:sz="2" w:space="0" w:color="000000"/>
             </w:tcBorders>
             <w:tcMar>
               <w:top w:w="65" w:type="dxa"/>
@@ -980,10 +1011,10 @@
           <w:tcPr>
             <w:tcW w:w="1843" w:type="dxa"/>
             <w:tcBorders>
-              <w:top w:val="single" w:sz="10" w:space="0" w:color="4F5B55"/>
-              <w:left w:val="single" w:sz="10" w:space="0" w:color="4F5B55"/>
-              <w:bottom w:val="single" w:sz="10" w:space="0" w:color="4F5B55"/>
-              <w:right w:val="single" w:sz="10" w:space="0" w:color="4F5B55"/>
+              <w:top w:val="single" w:sz="2" w:space="0" w:color="000000"/>
+              <w:left w:val="single" w:sz="2" w:space="0" w:color="000000"/>
+              <w:bottom w:val="single" w:sz="2" w:space="0" w:color="000000"/>
+              <w:right w:val="single" w:sz="2" w:space="0" w:color="000000"/>
             </w:tcBorders>
             <w:tcMar>
               <w:top w:w="65" w:type="dxa"/>
@@ -1010,10 +1041,10 @@
           <w:tcPr>
             <w:tcW w:w="1728" w:type="dxa"/>
             <w:tcBorders>
-              <w:top w:val="single" w:sz="10" w:space="0" w:color="4F5B55"/>
-              <w:left w:val="single" w:sz="10" w:space="0" w:color="4F5B55"/>
-              <w:bottom w:val="single" w:sz="10" w:space="0" w:color="4F5B55"/>
-              <w:right w:val="single" w:sz="10" w:space="0" w:color="4F5B55"/>
+              <w:top w:val="single" w:sz="2" w:space="0" w:color="000000"/>
+              <w:left w:val="single" w:sz="2" w:space="0" w:color="000000"/>
+              <w:bottom w:val="single" w:sz="2" w:space="0" w:color="000000"/>
+              <w:right w:val="single" w:sz="2" w:space="0" w:color="000000"/>
             </w:tcBorders>
             <w:tcMar>
               <w:top w:w="65" w:type="dxa"/>
@@ -1034,10 +1065,10 @@
           <w:tcPr>
             <w:tcW w:w="1210" w:type="dxa"/>
             <w:tcBorders>
-              <w:top w:val="single" w:sz="10" w:space="0" w:color="4F5B55"/>
-              <w:left w:val="single" w:sz="10" w:space="0" w:color="4F5B55"/>
-              <w:bottom w:val="single" w:sz="10" w:space="0" w:color="4F5B55"/>
-              <w:right w:val="single" w:sz="10" w:space="0" w:color="4F5B55"/>
+              <w:top w:val="single" w:sz="2" w:space="0" w:color="000000"/>
+              <w:left w:val="single" w:sz="2" w:space="0" w:color="000000"/>
+              <w:bottom w:val="single" w:sz="2" w:space="0" w:color="000000"/>
+              <w:right w:val="single" w:sz="2" w:space="0" w:color="000000"/>
             </w:tcBorders>
             <w:tcMar>
               <w:top w:w="65" w:type="dxa"/>
@@ -1058,10 +1089,10 @@
           <w:tcPr>
             <w:tcW w:w="5544" w:type="dxa"/>
             <w:tcBorders>
-              <w:top w:val="single" w:sz="10" w:space="0" w:color="4F5B55"/>
-              <w:left w:val="single" w:sz="10" w:space="0" w:color="4F5B55"/>
-              <w:bottom w:val="single" w:sz="10" w:space="0" w:color="4F5B55"/>
-              <w:right w:val="single" w:sz="10" w:space="0" w:color="4F5B55"/>
+              <w:top w:val="single" w:sz="2" w:space="0" w:color="000000"/>
+              <w:left w:val="single" w:sz="2" w:space="0" w:color="000000"/>
+              <w:bottom w:val="single" w:sz="2" w:space="0" w:color="000000"/>
+              <w:right w:val="single" w:sz="2" w:space="0" w:color="000000"/>
             </w:tcBorders>
             <w:tcMar>
               <w:top w:w="65" w:type="dxa"/>
@@ -1081,10 +1112,10 @@
           <w:tcPr>
             <w:tcW w:w="1843" w:type="dxa"/>
             <w:tcBorders>
-              <w:top w:val="single" w:sz="10" w:space="0" w:color="4F5B55"/>
-              <w:left w:val="single" w:sz="10" w:space="0" w:color="4F5B55"/>
-              <w:bottom w:val="single" w:sz="10" w:space="0" w:color="4F5B55"/>
-              <w:right w:val="single" w:sz="10" w:space="0" w:color="4F5B55"/>
+              <w:top w:val="single" w:sz="2" w:space="0" w:color="000000"/>
+              <w:left w:val="single" w:sz="2" w:space="0" w:color="000000"/>
+              <w:bottom w:val="single" w:sz="2" w:space="0" w:color="000000"/>
+              <w:right w:val="single" w:sz="2" w:space="0" w:color="000000"/>
             </w:tcBorders>
             <w:tcMar>
               <w:top w:w="65" w:type="dxa"/>
@@ -1111,10 +1142,10 @@
           <w:tcPr>
             <w:tcW w:w="1728" w:type="dxa"/>
             <w:tcBorders>
-              <w:top w:val="single" w:sz="10" w:space="0" w:color="4F5B55"/>
-              <w:left w:val="single" w:sz="10" w:space="0" w:color="4F5B55"/>
-              <w:bottom w:val="single" w:sz="10" w:space="0" w:color="4F5B55"/>
-              <w:right w:val="single" w:sz="10" w:space="0" w:color="4F5B55"/>
+              <w:top w:val="single" w:sz="2" w:space="0" w:color="000000"/>
+              <w:left w:val="single" w:sz="2" w:space="0" w:color="000000"/>
+              <w:bottom w:val="single" w:sz="2" w:space="0" w:color="000000"/>
+              <w:right w:val="single" w:sz="2" w:space="0" w:color="000000"/>
             </w:tcBorders>
             <w:tcMar>
               <w:top w:w="65" w:type="dxa"/>
@@ -1135,10 +1166,10 @@
           <w:tcPr>
             <w:tcW w:w="1210" w:type="dxa"/>
             <w:tcBorders>
-              <w:top w:val="single" w:sz="10" w:space="0" w:color="4F5B55"/>
-              <w:left w:val="single" w:sz="10" w:space="0" w:color="4F5B55"/>
-              <w:bottom w:val="single" w:sz="10" w:space="0" w:color="4F5B55"/>
-              <w:right w:val="single" w:sz="10" w:space="0" w:color="4F5B55"/>
+              <w:top w:val="single" w:sz="2" w:space="0" w:color="000000"/>
+              <w:left w:val="single" w:sz="2" w:space="0" w:color="000000"/>
+              <w:bottom w:val="single" w:sz="2" w:space="0" w:color="000000"/>
+              <w:right w:val="single" w:sz="2" w:space="0" w:color="000000"/>
             </w:tcBorders>
             <w:tcMar>
               <w:top w:w="65" w:type="dxa"/>
@@ -1159,10 +1190,10 @@
           <w:tcPr>
             <w:tcW w:w="5544" w:type="dxa"/>
             <w:tcBorders>
-              <w:top w:val="single" w:sz="10" w:space="0" w:color="4F5B55"/>
-              <w:left w:val="single" w:sz="10" w:space="0" w:color="4F5B55"/>
-              <w:bottom w:val="single" w:sz="10" w:space="0" w:color="4F5B55"/>
-              <w:right w:val="single" w:sz="10" w:space="0" w:color="4F5B55"/>
+              <w:top w:val="single" w:sz="2" w:space="0" w:color="000000"/>
+              <w:left w:val="single" w:sz="2" w:space="0" w:color="000000"/>
+              <w:bottom w:val="single" w:sz="2" w:space="0" w:color="000000"/>
+              <w:right w:val="single" w:sz="2" w:space="0" w:color="000000"/>
             </w:tcBorders>
             <w:tcMar>
               <w:top w:w="65" w:type="dxa"/>
@@ -1182,10 +1213,10 @@
           <w:tcPr>
             <w:tcW w:w="1843" w:type="dxa"/>
             <w:tcBorders>
-              <w:top w:val="single" w:sz="10" w:space="0" w:color="4F5B55"/>
-              <w:left w:val="single" w:sz="10" w:space="0" w:color="4F5B55"/>
-              <w:bottom w:val="single" w:sz="10" w:space="0" w:color="4F5B55"/>
-              <w:right w:val="single" w:sz="10" w:space="0" w:color="4F5B55"/>
+              <w:top w:val="single" w:sz="2" w:space="0" w:color="000000"/>
+              <w:left w:val="single" w:sz="2" w:space="0" w:color="000000"/>
+              <w:bottom w:val="single" w:sz="2" w:space="0" w:color="000000"/>
+              <w:right w:val="single" w:sz="2" w:space="0" w:color="000000"/>
             </w:tcBorders>
             <w:tcMar>
               <w:top w:w="65" w:type="dxa"/>
@@ -1212,10 +1243,10 @@
           <w:tcPr>
             <w:tcW w:w="1728" w:type="dxa"/>
             <w:tcBorders>
-              <w:top w:val="single" w:sz="10" w:space="0" w:color="4F5B55"/>
-              <w:left w:val="single" w:sz="10" w:space="0" w:color="4F5B55"/>
-              <w:bottom w:val="single" w:sz="10" w:space="0" w:color="4F5B55"/>
-              <w:right w:val="single" w:sz="10" w:space="0" w:color="4F5B55"/>
+              <w:top w:val="single" w:sz="2" w:space="0" w:color="000000"/>
+              <w:left w:val="single" w:sz="2" w:space="0" w:color="000000"/>
+              <w:bottom w:val="single" w:sz="2" w:space="0" w:color="000000"/>
+              <w:right w:val="single" w:sz="2" w:space="0" w:color="000000"/>
             </w:tcBorders>
             <w:tcMar>
               <w:top w:w="65" w:type="dxa"/>
@@ -1236,10 +1267,10 @@
           <w:tcPr>
             <w:tcW w:w="1210" w:type="dxa"/>
             <w:tcBorders>
-              <w:top w:val="single" w:sz="10" w:space="0" w:color="4F5B55"/>
-              <w:left w:val="single" w:sz="10" w:space="0" w:color="4F5B55"/>
-              <w:bottom w:val="single" w:sz="10" w:space="0" w:color="4F5B55"/>
-              <w:right w:val="single" w:sz="10" w:space="0" w:color="4F5B55"/>
+              <w:top w:val="single" w:sz="2" w:space="0" w:color="000000"/>
+              <w:left w:val="single" w:sz="2" w:space="0" w:color="000000"/>
+              <w:bottom w:val="single" w:sz="2" w:space="0" w:color="000000"/>
+              <w:right w:val="single" w:sz="2" w:space="0" w:color="000000"/>
             </w:tcBorders>
             <w:tcMar>
               <w:top w:w="65" w:type="dxa"/>
@@ -1260,10 +1291,10 @@
           <w:tcPr>
             <w:tcW w:w="5544" w:type="dxa"/>
             <w:tcBorders>
-              <w:top w:val="single" w:sz="10" w:space="0" w:color="4F5B55"/>
-              <w:left w:val="single" w:sz="10" w:space="0" w:color="4F5B55"/>
-              <w:bottom w:val="single" w:sz="10" w:space="0" w:color="4F5B55"/>
-              <w:right w:val="single" w:sz="10" w:space="0" w:color="4F5B55"/>
+              <w:top w:val="single" w:sz="2" w:space="0" w:color="000000"/>
+              <w:left w:val="single" w:sz="2" w:space="0" w:color="000000"/>
+              <w:bottom w:val="single" w:sz="2" w:space="0" w:color="000000"/>
+              <w:right w:val="single" w:sz="2" w:space="0" w:color="000000"/>
             </w:tcBorders>
             <w:tcMar>
               <w:top w:w="65" w:type="dxa"/>
@@ -1283,10 +1314,10 @@
           <w:tcPr>
             <w:tcW w:w="1843" w:type="dxa"/>
             <w:tcBorders>
-              <w:top w:val="single" w:sz="10" w:space="0" w:color="4F5B55"/>
-              <w:left w:val="single" w:sz="10" w:space="0" w:color="4F5B55"/>
-              <w:bottom w:val="single" w:sz="10" w:space="0" w:color="4F5B55"/>
-              <w:right w:val="single" w:sz="10" w:space="0" w:color="4F5B55"/>
+              <w:top w:val="single" w:sz="2" w:space="0" w:color="000000"/>
+              <w:left w:val="single" w:sz="2" w:space="0" w:color="000000"/>
+              <w:bottom w:val="single" w:sz="2" w:space="0" w:color="000000"/>
+              <w:right w:val="single" w:sz="2" w:space="0" w:color="000000"/>
             </w:tcBorders>
             <w:tcMar>
               <w:top w:w="65" w:type="dxa"/>
@@ -1313,10 +1344,10 @@
           <w:tcPr>
             <w:tcW w:w="1728" w:type="dxa"/>
             <w:tcBorders>
-              <w:top w:val="single" w:sz="10" w:space="0" w:color="4F5B55"/>
-              <w:left w:val="single" w:sz="10" w:space="0" w:color="4F5B55"/>
-              <w:bottom w:val="single" w:sz="10" w:space="0" w:color="4F5B55"/>
-              <w:right w:val="single" w:sz="10" w:space="0" w:color="4F5B55"/>
+              <w:top w:val="single" w:sz="2" w:space="0" w:color="000000"/>
+              <w:left w:val="single" w:sz="2" w:space="0" w:color="000000"/>
+              <w:bottom w:val="single" w:sz="2" w:space="0" w:color="000000"/>
+              <w:right w:val="single" w:sz="2" w:space="0" w:color="000000"/>
             </w:tcBorders>
             <w:tcMar>
               <w:top w:w="65" w:type="dxa"/>
@@ -1337,10 +1368,10 @@
           <w:tcPr>
             <w:tcW w:w="1210" w:type="dxa"/>
             <w:tcBorders>
-              <w:top w:val="single" w:sz="10" w:space="0" w:color="4F5B55"/>
-              <w:left w:val="single" w:sz="10" w:space="0" w:color="4F5B55"/>
-              <w:bottom w:val="single" w:sz="10" w:space="0" w:color="4F5B55"/>
-              <w:right w:val="single" w:sz="10" w:space="0" w:color="4F5B55"/>
+              <w:top w:val="single" w:sz="2" w:space="0" w:color="000000"/>
+              <w:left w:val="single" w:sz="2" w:space="0" w:color="000000"/>
+              <w:bottom w:val="single" w:sz="2" w:space="0" w:color="000000"/>
+              <w:right w:val="single" w:sz="2" w:space="0" w:color="000000"/>
             </w:tcBorders>
             <w:tcMar>
               <w:top w:w="65" w:type="dxa"/>
@@ -1361,10 +1392,10 @@
           <w:tcPr>
             <w:tcW w:w="5544" w:type="dxa"/>
             <w:tcBorders>
-              <w:top w:val="single" w:sz="10" w:space="0" w:color="4F5B55"/>
-              <w:left w:val="single" w:sz="10" w:space="0" w:color="4F5B55"/>
-              <w:bottom w:val="single" w:sz="10" w:space="0" w:color="4F5B55"/>
-              <w:right w:val="single" w:sz="10" w:space="0" w:color="4F5B55"/>
+              <w:top w:val="single" w:sz="2" w:space="0" w:color="000000"/>
+              <w:left w:val="single" w:sz="2" w:space="0" w:color="000000"/>
+              <w:bottom w:val="single" w:sz="2" w:space="0" w:color="000000"/>
+              <w:right w:val="single" w:sz="2" w:space="0" w:color="000000"/>
             </w:tcBorders>
             <w:tcMar>
               <w:top w:w="65" w:type="dxa"/>
@@ -1384,10 +1415,10 @@
           <w:tcPr>
             <w:tcW w:w="1843" w:type="dxa"/>
             <w:tcBorders>
-              <w:top w:val="single" w:sz="10" w:space="0" w:color="4F5B55"/>
-              <w:left w:val="single" w:sz="10" w:space="0" w:color="4F5B55"/>
-              <w:bottom w:val="single" w:sz="10" w:space="0" w:color="4F5B55"/>
-              <w:right w:val="single" w:sz="10" w:space="0" w:color="4F5B55"/>
+              <w:top w:val="single" w:sz="2" w:space="0" w:color="000000"/>
+              <w:left w:val="single" w:sz="2" w:space="0" w:color="000000"/>
+              <w:bottom w:val="single" w:sz="2" w:space="0" w:color="000000"/>
+              <w:right w:val="single" w:sz="2" w:space="0" w:color="000000"/>
             </w:tcBorders>
             <w:tcMar>
               <w:top w:w="65" w:type="dxa"/>
@@ -1430,6 +1461,14 @@
       <w:tblPr>
         <w:tblW w:w="0" w:type="auto"/>
         <w:jc w:val="center"/>
+        <w:tblBorders>
+          <w:top w:val="single" w:sz="2" w:space="0" w:color="000000"/>
+          <w:left w:val="single" w:sz="2" w:space="0" w:color="000000"/>
+          <w:bottom w:val="single" w:sz="2" w:space="0" w:color="000000"/>
+          <w:right w:val="single" w:sz="2" w:space="0" w:color="000000"/>
+          <w:insideH w:val="single" w:sz="2" w:space="0" w:color="000000"/>
+          <w:insideV w:val="single" w:sz="2" w:space="0" w:color="000000"/>
+        </w:tblBorders>
         <w:tblLayout w:type="fixed"/>
         <w:tblLook w:val="04A0" w:firstRow="1" w:lastRow="0" w:firstColumn="1" w:lastColumn="0" w:noHBand="0" w:noVBand="1"/>
       </w:tblPr>
@@ -1444,10 +1483,10 @@
           <w:tcPr>
             <w:tcW w:w="10296" w:type="dxa"/>
             <w:tcBorders>
-              <w:top w:val="single" w:sz="8" w:space="0" w:color="8A948E"/>
-              <w:left w:val="single" w:sz="8" w:space="0" w:color="8A948E"/>
-              <w:bottom w:val="single" w:sz="8" w:space="0" w:color="8A948E"/>
-              <w:right w:val="single" w:sz="8" w:space="0" w:color="8A948E"/>
+              <w:top w:val="single" w:sz="2" w:space="0" w:color="000000"/>
+              <w:left w:val="single" w:sz="2" w:space="0" w:color="000000"/>
+              <w:bottom w:val="single" w:sz="2" w:space="0" w:color="000000"/>
+              <w:right w:val="single" w:sz="2" w:space="0" w:color="000000"/>
             </w:tcBorders>
             <w:shd w:val="clear" w:color="auto" w:fill="EAF3E5"/>
             <w:tcMar>
@@ -1479,10 +1518,10 @@
           <w:tcPr>
             <w:tcW w:w="10296" w:type="dxa"/>
             <w:tcBorders>
-              <w:top w:val="single" w:sz="8" w:space="0" w:color="8A948E"/>
-              <w:left w:val="single" w:sz="8" w:space="0" w:color="8A948E"/>
-              <w:bottom w:val="single" w:sz="8" w:space="0" w:color="8A948E"/>
-              <w:right w:val="single" w:sz="8" w:space="0" w:color="8A948E"/>
+              <w:top w:val="single" w:sz="2" w:space="0" w:color="000000"/>
+              <w:left w:val="single" w:sz="2" w:space="0" w:color="000000"/>
+              <w:bottom w:val="single" w:sz="2" w:space="0" w:color="000000"/>
+              <w:right w:val="single" w:sz="2" w:space="0" w:color="000000"/>
             </w:tcBorders>
             <w:tcMar>
               <w:top w:w="70" w:type="dxa"/>
@@ -1522,6 +1561,14 @@
       <w:tblPr>
         <w:tblW w:w="0" w:type="auto"/>
         <w:jc w:val="center"/>
+        <w:tblBorders>
+          <w:top w:val="single" w:sz="2" w:space="0" w:color="000000"/>
+          <w:left w:val="single" w:sz="2" w:space="0" w:color="000000"/>
+          <w:bottom w:val="single" w:sz="2" w:space="0" w:color="000000"/>
+          <w:right w:val="single" w:sz="2" w:space="0" w:color="000000"/>
+          <w:insideH w:val="single" w:sz="2" w:space="0" w:color="000000"/>
+          <w:insideV w:val="single" w:sz="2" w:space="0" w:color="000000"/>
+        </w:tblBorders>
         <w:tblLayout w:type="fixed"/>
         <w:tblLook w:val="04A0" w:firstRow="1" w:lastRow="0" w:firstColumn="1" w:lastColumn="0" w:noHBand="0" w:noVBand="1"/>
       </w:tblPr>
@@ -1540,10 +1587,10 @@
           <w:tcPr>
             <w:tcW w:w="1728" w:type="dxa"/>
             <w:tcBorders>
-              <w:top w:val="single" w:sz="10" w:space="0" w:color="4F5B55"/>
-              <w:left w:val="single" w:sz="10" w:space="0" w:color="4F5B55"/>
-              <w:bottom w:val="single" w:sz="10" w:space="0" w:color="4F5B55"/>
-              <w:right w:val="single" w:sz="10" w:space="0" w:color="4F5B55"/>
+              <w:top w:val="single" w:sz="2" w:space="0" w:color="000000"/>
+              <w:left w:val="single" w:sz="2" w:space="0" w:color="000000"/>
+              <w:bottom w:val="single" w:sz="2" w:space="0" w:color="000000"/>
+              <w:right w:val="single" w:sz="2" w:space="0" w:color="000000"/>
             </w:tcBorders>
             <w:shd w:val="clear" w:color="auto" w:fill="70A357"/>
             <w:tcMar>
@@ -1573,10 +1620,10 @@
           <w:tcPr>
             <w:tcW w:w="1210" w:type="dxa"/>
             <w:tcBorders>
-              <w:top w:val="single" w:sz="10" w:space="0" w:color="4F5B55"/>
-              <w:left w:val="single" w:sz="10" w:space="0" w:color="4F5B55"/>
-              <w:bottom w:val="single" w:sz="10" w:space="0" w:color="4F5B55"/>
-              <w:right w:val="single" w:sz="10" w:space="0" w:color="4F5B55"/>
+              <w:top w:val="single" w:sz="2" w:space="0" w:color="000000"/>
+              <w:left w:val="single" w:sz="2" w:space="0" w:color="000000"/>
+              <w:bottom w:val="single" w:sz="2" w:space="0" w:color="000000"/>
+              <w:right w:val="single" w:sz="2" w:space="0" w:color="000000"/>
             </w:tcBorders>
             <w:shd w:val="clear" w:color="auto" w:fill="70A357"/>
             <w:tcMar>
@@ -1606,10 +1653,10 @@
           <w:tcPr>
             <w:tcW w:w="5544" w:type="dxa"/>
             <w:tcBorders>
-              <w:top w:val="single" w:sz="10" w:space="0" w:color="4F5B55"/>
-              <w:left w:val="single" w:sz="10" w:space="0" w:color="4F5B55"/>
-              <w:bottom w:val="single" w:sz="10" w:space="0" w:color="4F5B55"/>
-              <w:right w:val="single" w:sz="10" w:space="0" w:color="4F5B55"/>
+              <w:top w:val="single" w:sz="2" w:space="0" w:color="000000"/>
+              <w:left w:val="single" w:sz="2" w:space="0" w:color="000000"/>
+              <w:bottom w:val="single" w:sz="2" w:space="0" w:color="000000"/>
+              <w:right w:val="single" w:sz="2" w:space="0" w:color="000000"/>
             </w:tcBorders>
             <w:shd w:val="clear" w:color="auto" w:fill="70A357"/>
             <w:tcMar>
@@ -1639,10 +1686,10 @@
           <w:tcPr>
             <w:tcW w:w="1843" w:type="dxa"/>
             <w:tcBorders>
-              <w:top w:val="single" w:sz="10" w:space="0" w:color="4F5B55"/>
-              <w:left w:val="single" w:sz="10" w:space="0" w:color="4F5B55"/>
-              <w:bottom w:val="single" w:sz="10" w:space="0" w:color="4F5B55"/>
-              <w:right w:val="single" w:sz="10" w:space="0" w:color="4F5B55"/>
+              <w:top w:val="single" w:sz="2" w:space="0" w:color="000000"/>
+              <w:left w:val="single" w:sz="2" w:space="0" w:color="000000"/>
+              <w:bottom w:val="single" w:sz="2" w:space="0" w:color="000000"/>
+              <w:right w:val="single" w:sz="2" w:space="0" w:color="000000"/>
             </w:tcBorders>
             <w:shd w:val="clear" w:color="auto" w:fill="70A357"/>
             <w:tcMar>
@@ -1678,10 +1725,10 @@
           <w:tcPr>
             <w:tcW w:w="1728" w:type="dxa"/>
             <w:tcBorders>
-              <w:top w:val="single" w:sz="10" w:space="0" w:color="4F5B55"/>
-              <w:left w:val="single" w:sz="10" w:space="0" w:color="4F5B55"/>
-              <w:bottom w:val="single" w:sz="10" w:space="0" w:color="4F5B55"/>
-              <w:right w:val="single" w:sz="10" w:space="0" w:color="4F5B55"/>
+              <w:top w:val="single" w:sz="2" w:space="0" w:color="000000"/>
+              <w:left w:val="single" w:sz="2" w:space="0" w:color="000000"/>
+              <w:bottom w:val="single" w:sz="2" w:space="0" w:color="000000"/>
+              <w:right w:val="single" w:sz="2" w:space="0" w:color="000000"/>
             </w:tcBorders>
             <w:tcMar>
               <w:top w:w="65" w:type="dxa"/>
@@ -1709,10 +1756,10 @@
           <w:tcPr>
             <w:tcW w:w="1210" w:type="dxa"/>
             <w:tcBorders>
-              <w:top w:val="single" w:sz="10" w:space="0" w:color="4F5B55"/>
-              <w:left w:val="single" w:sz="10" w:space="0" w:color="4F5B55"/>
-              <w:bottom w:val="single" w:sz="10" w:space="0" w:color="4F5B55"/>
-              <w:right w:val="single" w:sz="10" w:space="0" w:color="4F5B55"/>
+              <w:top w:val="single" w:sz="2" w:space="0" w:color="000000"/>
+              <w:left w:val="single" w:sz="2" w:space="0" w:color="000000"/>
+              <w:bottom w:val="single" w:sz="2" w:space="0" w:color="000000"/>
+              <w:right w:val="single" w:sz="2" w:space="0" w:color="000000"/>
             </w:tcBorders>
             <w:tcMar>
               <w:top w:w="65" w:type="dxa"/>
@@ -1740,10 +1787,10 @@
           <w:tcPr>
             <w:tcW w:w="5544" w:type="dxa"/>
             <w:tcBorders>
-              <w:top w:val="single" w:sz="10" w:space="0" w:color="4F5B55"/>
-              <w:left w:val="single" w:sz="10" w:space="0" w:color="4F5B55"/>
-              <w:bottom w:val="single" w:sz="10" w:space="0" w:color="4F5B55"/>
-              <w:right w:val="single" w:sz="10" w:space="0" w:color="4F5B55"/>
+              <w:top w:val="single" w:sz="2" w:space="0" w:color="000000"/>
+              <w:left w:val="single" w:sz="2" w:space="0" w:color="000000"/>
+              <w:bottom w:val="single" w:sz="2" w:space="0" w:color="000000"/>
+              <w:right w:val="single" w:sz="2" w:space="0" w:color="000000"/>
             </w:tcBorders>
             <w:tcMar>
               <w:top w:w="65" w:type="dxa"/>
@@ -1770,24 +1817,27 @@
           <w:tcPr>
             <w:tcW w:w="1843" w:type="dxa"/>
             <w:tcBorders>
-              <w:top w:val="single" w:sz="10" w:space="0" w:color="4F5B55"/>
-              <w:left w:val="single" w:sz="10" w:space="0" w:color="4F5B55"/>
-              <w:bottom w:val="single" w:sz="10" w:space="0" w:color="4F5B55"/>
-              <w:right w:val="single" w:sz="10" w:space="0" w:color="4F5B55"/>
-            </w:tcBorders>
-            <w:tcMar>
-              <w:top w:w="65" w:type="dxa"/>
-              <w:left w:w="65" w:type="dxa"/>
-              <w:bottom w:w="65" w:type="dxa"/>
-              <w:right w:w="65" w:type="dxa"/>
-            </w:tcMar>
-            <w:vAlign w:val="center"/>
-          </w:tcPr>
-          <w:p>
-            <w:pPr>
-              <w:spacing w:line="240" w:lineRule="auto"/>
-              <w:jc w:val="center"/>
-            </w:pPr>
+              <w:top w:val="single" w:sz="2" w:space="0" w:color="000000"/>
+              <w:left w:val="single" w:sz="2" w:space="0" w:color="000000"/>
+              <w:bottom w:val="single" w:sz="2" w:space="0" w:color="000000"/>
+              <w:right w:val="single" w:sz="2" w:space="0" w:color="000000"/>
+            </w:tcBorders>
+            <w:tcMar>
+              <w:top w:w="65" w:type="dxa"/>
+              <w:left w:w="65" w:type="dxa"/>
+              <w:bottom w:w="65" w:type="dxa"/>
+              <w:right w:w="65" w:type="dxa"/>
+            </w:tcMar>
+            <w:vAlign w:val="center"/>
+          </w:tcPr>
+          <w:p>
+            <w:pPr>
+              <w:spacing w:line="240" w:lineRule="auto"/>
+              <w:jc w:val="center"/>
+            </w:pPr>
+            <w:r>
+              <w:t>All Members</w:t>
+            </w:r>
           </w:p>
         </w:tc>
       </w:tr>
@@ -1800,10 +1850,10 @@
           <w:tcPr>
             <w:tcW w:w="1728" w:type="dxa"/>
             <w:tcBorders>
-              <w:top w:val="single" w:sz="10" w:space="0" w:color="4F5B55"/>
-              <w:left w:val="single" w:sz="10" w:space="0" w:color="4F5B55"/>
-              <w:bottom w:val="single" w:sz="10" w:space="0" w:color="4F5B55"/>
-              <w:right w:val="single" w:sz="10" w:space="0" w:color="4F5B55"/>
+              <w:top w:val="single" w:sz="2" w:space="0" w:color="000000"/>
+              <w:left w:val="single" w:sz="2" w:space="0" w:color="000000"/>
+              <w:bottom w:val="single" w:sz="2" w:space="0" w:color="000000"/>
+              <w:right w:val="single" w:sz="2" w:space="0" w:color="000000"/>
             </w:tcBorders>
             <w:tcMar>
               <w:top w:w="65" w:type="dxa"/>
@@ -1831,10 +1881,10 @@
           <w:tcPr>
             <w:tcW w:w="1210" w:type="dxa"/>
             <w:tcBorders>
-              <w:top w:val="single" w:sz="10" w:space="0" w:color="4F5B55"/>
-              <w:left w:val="single" w:sz="10" w:space="0" w:color="4F5B55"/>
-              <w:bottom w:val="single" w:sz="10" w:space="0" w:color="4F5B55"/>
-              <w:right w:val="single" w:sz="10" w:space="0" w:color="4F5B55"/>
+              <w:top w:val="single" w:sz="2" w:space="0" w:color="000000"/>
+              <w:left w:val="single" w:sz="2" w:space="0" w:color="000000"/>
+              <w:bottom w:val="single" w:sz="2" w:space="0" w:color="000000"/>
+              <w:right w:val="single" w:sz="2" w:space="0" w:color="000000"/>
             </w:tcBorders>
             <w:tcMar>
               <w:top w:w="65" w:type="dxa"/>
@@ -1862,10 +1912,10 @@
           <w:tcPr>
             <w:tcW w:w="5544" w:type="dxa"/>
             <w:tcBorders>
-              <w:top w:val="single" w:sz="10" w:space="0" w:color="4F5B55"/>
-              <w:left w:val="single" w:sz="10" w:space="0" w:color="4F5B55"/>
-              <w:bottom w:val="single" w:sz="10" w:space="0" w:color="4F5B55"/>
-              <w:right w:val="single" w:sz="10" w:space="0" w:color="4F5B55"/>
+              <w:top w:val="single" w:sz="2" w:space="0" w:color="000000"/>
+              <w:left w:val="single" w:sz="2" w:space="0" w:color="000000"/>
+              <w:bottom w:val="single" w:sz="2" w:space="0" w:color="000000"/>
+              <w:right w:val="single" w:sz="2" w:space="0" w:color="000000"/>
             </w:tcBorders>
             <w:tcMar>
               <w:top w:w="65" w:type="dxa"/>
@@ -1892,24 +1942,27 @@
           <w:tcPr>
             <w:tcW w:w="1843" w:type="dxa"/>
             <w:tcBorders>
-              <w:top w:val="single" w:sz="10" w:space="0" w:color="4F5B55"/>
-              <w:left w:val="single" w:sz="10" w:space="0" w:color="4F5B55"/>
-              <w:bottom w:val="single" w:sz="10" w:space="0" w:color="4F5B55"/>
-              <w:right w:val="single" w:sz="10" w:space="0" w:color="4F5B55"/>
-            </w:tcBorders>
-            <w:tcMar>
-              <w:top w:w="65" w:type="dxa"/>
-              <w:left w:w="65" w:type="dxa"/>
-              <w:bottom w:w="65" w:type="dxa"/>
-              <w:right w:w="65" w:type="dxa"/>
-            </w:tcMar>
-            <w:vAlign w:val="center"/>
-          </w:tcPr>
-          <w:p>
-            <w:pPr>
-              <w:spacing w:line="240" w:lineRule="auto"/>
-              <w:jc w:val="center"/>
-            </w:pPr>
+              <w:top w:val="single" w:sz="2" w:space="0" w:color="000000"/>
+              <w:left w:val="single" w:sz="2" w:space="0" w:color="000000"/>
+              <w:bottom w:val="single" w:sz="2" w:space="0" w:color="000000"/>
+              <w:right w:val="single" w:sz="2" w:space="0" w:color="000000"/>
+            </w:tcBorders>
+            <w:tcMar>
+              <w:top w:w="65" w:type="dxa"/>
+              <w:left w:w="65" w:type="dxa"/>
+              <w:bottom w:w="65" w:type="dxa"/>
+              <w:right w:w="65" w:type="dxa"/>
+            </w:tcMar>
+            <w:vAlign w:val="center"/>
+          </w:tcPr>
+          <w:p>
+            <w:pPr>
+              <w:spacing w:line="240" w:lineRule="auto"/>
+              <w:jc w:val="center"/>
+            </w:pPr>
+            <w:r>
+              <w:t>All Members</w:t>
+            </w:r>
           </w:p>
         </w:tc>
       </w:tr>
@@ -1922,10 +1975,10 @@
           <w:tcPr>
             <w:tcW w:w="1728" w:type="dxa"/>
             <w:tcBorders>
-              <w:top w:val="single" w:sz="10" w:space="0" w:color="4F5B55"/>
-              <w:left w:val="single" w:sz="10" w:space="0" w:color="4F5B55"/>
-              <w:bottom w:val="single" w:sz="10" w:space="0" w:color="4F5B55"/>
-              <w:right w:val="single" w:sz="10" w:space="0" w:color="4F5B55"/>
+              <w:top w:val="single" w:sz="2" w:space="0" w:color="000000"/>
+              <w:left w:val="single" w:sz="2" w:space="0" w:color="000000"/>
+              <w:bottom w:val="single" w:sz="2" w:space="0" w:color="000000"/>
+              <w:right w:val="single" w:sz="2" w:space="0" w:color="000000"/>
             </w:tcBorders>
             <w:tcMar>
               <w:top w:w="65" w:type="dxa"/>
@@ -1953,10 +2006,10 @@
           <w:tcPr>
             <w:tcW w:w="1210" w:type="dxa"/>
             <w:tcBorders>
-              <w:top w:val="single" w:sz="10" w:space="0" w:color="4F5B55"/>
-              <w:left w:val="single" w:sz="10" w:space="0" w:color="4F5B55"/>
-              <w:bottom w:val="single" w:sz="10" w:space="0" w:color="4F5B55"/>
-              <w:right w:val="single" w:sz="10" w:space="0" w:color="4F5B55"/>
+              <w:top w:val="single" w:sz="2" w:space="0" w:color="000000"/>
+              <w:left w:val="single" w:sz="2" w:space="0" w:color="000000"/>
+              <w:bottom w:val="single" w:sz="2" w:space="0" w:color="000000"/>
+              <w:right w:val="single" w:sz="2" w:space="0" w:color="000000"/>
             </w:tcBorders>
             <w:tcMar>
               <w:top w:w="65" w:type="dxa"/>
@@ -1984,10 +2037,10 @@
           <w:tcPr>
             <w:tcW w:w="5544" w:type="dxa"/>
             <w:tcBorders>
-              <w:top w:val="single" w:sz="10" w:space="0" w:color="4F5B55"/>
-              <w:left w:val="single" w:sz="10" w:space="0" w:color="4F5B55"/>
-              <w:bottom w:val="single" w:sz="10" w:space="0" w:color="4F5B55"/>
-              <w:right w:val="single" w:sz="10" w:space="0" w:color="4F5B55"/>
+              <w:top w:val="single" w:sz="2" w:space="0" w:color="000000"/>
+              <w:left w:val="single" w:sz="2" w:space="0" w:color="000000"/>
+              <w:bottom w:val="single" w:sz="2" w:space="0" w:color="000000"/>
+              <w:right w:val="single" w:sz="2" w:space="0" w:color="000000"/>
             </w:tcBorders>
             <w:tcMar>
               <w:top w:w="65" w:type="dxa"/>
@@ -2014,24 +2067,27 @@
           <w:tcPr>
             <w:tcW w:w="1843" w:type="dxa"/>
             <w:tcBorders>
-              <w:top w:val="single" w:sz="10" w:space="0" w:color="4F5B55"/>
-              <w:left w:val="single" w:sz="10" w:space="0" w:color="4F5B55"/>
-              <w:bottom w:val="single" w:sz="10" w:space="0" w:color="4F5B55"/>
-              <w:right w:val="single" w:sz="10" w:space="0" w:color="4F5B55"/>
-            </w:tcBorders>
-            <w:tcMar>
-              <w:top w:w="65" w:type="dxa"/>
-              <w:left w:w="65" w:type="dxa"/>
-              <w:bottom w:w="65" w:type="dxa"/>
-              <w:right w:w="65" w:type="dxa"/>
-            </w:tcMar>
-            <w:vAlign w:val="center"/>
-          </w:tcPr>
-          <w:p>
-            <w:pPr>
-              <w:spacing w:line="240" w:lineRule="auto"/>
-              <w:jc w:val="center"/>
-            </w:pPr>
+              <w:top w:val="single" w:sz="2" w:space="0" w:color="000000"/>
+              <w:left w:val="single" w:sz="2" w:space="0" w:color="000000"/>
+              <w:bottom w:val="single" w:sz="2" w:space="0" w:color="000000"/>
+              <w:right w:val="single" w:sz="2" w:space="0" w:color="000000"/>
+            </w:tcBorders>
+            <w:tcMar>
+              <w:top w:w="65" w:type="dxa"/>
+              <w:left w:w="65" w:type="dxa"/>
+              <w:bottom w:w="65" w:type="dxa"/>
+              <w:right w:w="65" w:type="dxa"/>
+            </w:tcMar>
+            <w:vAlign w:val="center"/>
+          </w:tcPr>
+          <w:p>
+            <w:pPr>
+              <w:spacing w:line="240" w:lineRule="auto"/>
+              <w:jc w:val="center"/>
+            </w:pPr>
+            <w:r>
+              <w:t>All Members</w:t>
+            </w:r>
           </w:p>
         </w:tc>
       </w:tr>
@@ -2044,10 +2100,10 @@
           <w:tcPr>
             <w:tcW w:w="1728" w:type="dxa"/>
             <w:tcBorders>
-              <w:top w:val="single" w:sz="10" w:space="0" w:color="4F5B55"/>
-              <w:left w:val="single" w:sz="10" w:space="0" w:color="4F5B55"/>
-              <w:bottom w:val="single" w:sz="10" w:space="0" w:color="4F5B55"/>
-              <w:right w:val="single" w:sz="10" w:space="0" w:color="4F5B55"/>
+              <w:top w:val="single" w:sz="2" w:space="0" w:color="000000"/>
+              <w:left w:val="single" w:sz="2" w:space="0" w:color="000000"/>
+              <w:bottom w:val="single" w:sz="2" w:space="0" w:color="000000"/>
+              <w:right w:val="single" w:sz="2" w:space="0" w:color="000000"/>
             </w:tcBorders>
             <w:tcMar>
               <w:top w:w="65" w:type="dxa"/>
@@ -2075,10 +2131,10 @@
           <w:tcPr>
             <w:tcW w:w="1210" w:type="dxa"/>
             <w:tcBorders>
-              <w:top w:val="single" w:sz="10" w:space="0" w:color="4F5B55"/>
-              <w:left w:val="single" w:sz="10" w:space="0" w:color="4F5B55"/>
-              <w:bottom w:val="single" w:sz="10" w:space="0" w:color="4F5B55"/>
-              <w:right w:val="single" w:sz="10" w:space="0" w:color="4F5B55"/>
+              <w:top w:val="single" w:sz="2" w:space="0" w:color="000000"/>
+              <w:left w:val="single" w:sz="2" w:space="0" w:color="000000"/>
+              <w:bottom w:val="single" w:sz="2" w:space="0" w:color="000000"/>
+              <w:right w:val="single" w:sz="2" w:space="0" w:color="000000"/>
             </w:tcBorders>
             <w:tcMar>
               <w:top w:w="65" w:type="dxa"/>
@@ -2106,10 +2162,10 @@
           <w:tcPr>
             <w:tcW w:w="5544" w:type="dxa"/>
             <w:tcBorders>
-              <w:top w:val="single" w:sz="10" w:space="0" w:color="4F5B55"/>
-              <w:left w:val="single" w:sz="10" w:space="0" w:color="4F5B55"/>
-              <w:bottom w:val="single" w:sz="10" w:space="0" w:color="4F5B55"/>
-              <w:right w:val="single" w:sz="10" w:space="0" w:color="4F5B55"/>
+              <w:top w:val="single" w:sz="2" w:space="0" w:color="000000"/>
+              <w:left w:val="single" w:sz="2" w:space="0" w:color="000000"/>
+              <w:bottom w:val="single" w:sz="2" w:space="0" w:color="000000"/>
+              <w:right w:val="single" w:sz="2" w:space="0" w:color="000000"/>
             </w:tcBorders>
             <w:tcMar>
               <w:top w:w="65" w:type="dxa"/>
@@ -2136,24 +2192,27 @@
           <w:tcPr>
             <w:tcW w:w="1843" w:type="dxa"/>
             <w:tcBorders>
-              <w:top w:val="single" w:sz="10" w:space="0" w:color="4F5B55"/>
-              <w:left w:val="single" w:sz="10" w:space="0" w:color="4F5B55"/>
-              <w:bottom w:val="single" w:sz="10" w:space="0" w:color="4F5B55"/>
-              <w:right w:val="single" w:sz="10" w:space="0" w:color="4F5B55"/>
-            </w:tcBorders>
-            <w:tcMar>
-              <w:top w:w="65" w:type="dxa"/>
-              <w:left w:w="65" w:type="dxa"/>
-              <w:bottom w:w="65" w:type="dxa"/>
-              <w:right w:w="65" w:type="dxa"/>
-            </w:tcMar>
-            <w:vAlign w:val="center"/>
-          </w:tcPr>
-          <w:p>
-            <w:pPr>
-              <w:spacing w:line="240" w:lineRule="auto"/>
-              <w:jc w:val="center"/>
-            </w:pPr>
+              <w:top w:val="single" w:sz="2" w:space="0" w:color="000000"/>
+              <w:left w:val="single" w:sz="2" w:space="0" w:color="000000"/>
+              <w:bottom w:val="single" w:sz="2" w:space="0" w:color="000000"/>
+              <w:right w:val="single" w:sz="2" w:space="0" w:color="000000"/>
+            </w:tcBorders>
+            <w:tcMar>
+              <w:top w:w="65" w:type="dxa"/>
+              <w:left w:w="65" w:type="dxa"/>
+              <w:bottom w:w="65" w:type="dxa"/>
+              <w:right w:w="65" w:type="dxa"/>
+            </w:tcMar>
+            <w:vAlign w:val="center"/>
+          </w:tcPr>
+          <w:p>
+            <w:pPr>
+              <w:spacing w:line="240" w:lineRule="auto"/>
+              <w:jc w:val="center"/>
+            </w:pPr>
+            <w:r>
+              <w:t>All Members</w:t>
+            </w:r>
           </w:p>
         </w:tc>
       </w:tr>
@@ -2166,10 +2225,10 @@
           <w:tcPr>
             <w:tcW w:w="1728" w:type="dxa"/>
             <w:tcBorders>
-              <w:top w:val="single" w:sz="10" w:space="0" w:color="4F5B55"/>
-              <w:left w:val="single" w:sz="10" w:space="0" w:color="4F5B55"/>
-              <w:bottom w:val="single" w:sz="10" w:space="0" w:color="4F5B55"/>
-              <w:right w:val="single" w:sz="10" w:space="0" w:color="4F5B55"/>
+              <w:top w:val="single" w:sz="2" w:space="0" w:color="000000"/>
+              <w:left w:val="single" w:sz="2" w:space="0" w:color="000000"/>
+              <w:bottom w:val="single" w:sz="2" w:space="0" w:color="000000"/>
+              <w:right w:val="single" w:sz="2" w:space="0" w:color="000000"/>
             </w:tcBorders>
             <w:tcMar>
               <w:top w:w="65" w:type="dxa"/>
@@ -2197,10 +2256,10 @@
           <w:tcPr>
             <w:tcW w:w="1210" w:type="dxa"/>
             <w:tcBorders>
-              <w:top w:val="single" w:sz="10" w:space="0" w:color="4F5B55"/>
-              <w:left w:val="single" w:sz="10" w:space="0" w:color="4F5B55"/>
-              <w:bottom w:val="single" w:sz="10" w:space="0" w:color="4F5B55"/>
-              <w:right w:val="single" w:sz="10" w:space="0" w:color="4F5B55"/>
+              <w:top w:val="single" w:sz="2" w:space="0" w:color="000000"/>
+              <w:left w:val="single" w:sz="2" w:space="0" w:color="000000"/>
+              <w:bottom w:val="single" w:sz="2" w:space="0" w:color="000000"/>
+              <w:right w:val="single" w:sz="2" w:space="0" w:color="000000"/>
             </w:tcBorders>
             <w:tcMar>
               <w:top w:w="65" w:type="dxa"/>
@@ -2228,10 +2287,10 @@
           <w:tcPr>
             <w:tcW w:w="5544" w:type="dxa"/>
             <w:tcBorders>
-              <w:top w:val="single" w:sz="10" w:space="0" w:color="4F5B55"/>
-              <w:left w:val="single" w:sz="10" w:space="0" w:color="4F5B55"/>
-              <w:bottom w:val="single" w:sz="10" w:space="0" w:color="4F5B55"/>
-              <w:right w:val="single" w:sz="10" w:space="0" w:color="4F5B55"/>
+              <w:top w:val="single" w:sz="2" w:space="0" w:color="000000"/>
+              <w:left w:val="single" w:sz="2" w:space="0" w:color="000000"/>
+              <w:bottom w:val="single" w:sz="2" w:space="0" w:color="000000"/>
+              <w:right w:val="single" w:sz="2" w:space="0" w:color="000000"/>
             </w:tcBorders>
             <w:tcMar>
               <w:top w:w="65" w:type="dxa"/>
@@ -2258,24 +2317,27 @@
           <w:tcPr>
             <w:tcW w:w="1843" w:type="dxa"/>
             <w:tcBorders>
-              <w:top w:val="single" w:sz="10" w:space="0" w:color="4F5B55"/>
-              <w:left w:val="single" w:sz="10" w:space="0" w:color="4F5B55"/>
-              <w:bottom w:val="single" w:sz="10" w:space="0" w:color="4F5B55"/>
-              <w:right w:val="single" w:sz="10" w:space="0" w:color="4F5B55"/>
-            </w:tcBorders>
-            <w:tcMar>
-              <w:top w:w="65" w:type="dxa"/>
-              <w:left w:w="65" w:type="dxa"/>
-              <w:bottom w:w="65" w:type="dxa"/>
-              <w:right w:w="65" w:type="dxa"/>
-            </w:tcMar>
-            <w:vAlign w:val="center"/>
-          </w:tcPr>
-          <w:p>
-            <w:pPr>
-              <w:spacing w:line="240" w:lineRule="auto"/>
-              <w:jc w:val="center"/>
-            </w:pPr>
+              <w:top w:val="single" w:sz="2" w:space="0" w:color="000000"/>
+              <w:left w:val="single" w:sz="2" w:space="0" w:color="000000"/>
+              <w:bottom w:val="single" w:sz="2" w:space="0" w:color="000000"/>
+              <w:right w:val="single" w:sz="2" w:space="0" w:color="000000"/>
+            </w:tcBorders>
+            <w:tcMar>
+              <w:top w:w="65" w:type="dxa"/>
+              <w:left w:w="65" w:type="dxa"/>
+              <w:bottom w:w="65" w:type="dxa"/>
+              <w:right w:w="65" w:type="dxa"/>
+            </w:tcMar>
+            <w:vAlign w:val="center"/>
+          </w:tcPr>
+          <w:p>
+            <w:pPr>
+              <w:spacing w:line="240" w:lineRule="auto"/>
+              <w:jc w:val="center"/>
+            </w:pPr>
+            <w:r>
+              <w:t>All Members</w:t>
+            </w:r>
           </w:p>
         </w:tc>
       </w:tr>
@@ -2288,10 +2350,10 @@
           <w:tcPr>
             <w:tcW w:w="1728" w:type="dxa"/>
             <w:tcBorders>
-              <w:top w:val="single" w:sz="10" w:space="0" w:color="4F5B55"/>
-              <w:left w:val="single" w:sz="10" w:space="0" w:color="4F5B55"/>
-              <w:bottom w:val="single" w:sz="10" w:space="0" w:color="4F5B55"/>
-              <w:right w:val="single" w:sz="10" w:space="0" w:color="4F5B55"/>
+              <w:top w:val="single" w:sz="2" w:space="0" w:color="000000"/>
+              <w:left w:val="single" w:sz="2" w:space="0" w:color="000000"/>
+              <w:bottom w:val="single" w:sz="2" w:space="0" w:color="000000"/>
+              <w:right w:val="single" w:sz="2" w:space="0" w:color="000000"/>
             </w:tcBorders>
             <w:tcMar>
               <w:top w:w="65" w:type="dxa"/>
@@ -2312,10 +2374,10 @@
           <w:tcPr>
             <w:tcW w:w="1210" w:type="dxa"/>
             <w:tcBorders>
-              <w:top w:val="single" w:sz="10" w:space="0" w:color="4F5B55"/>
-              <w:left w:val="single" w:sz="10" w:space="0" w:color="4F5B55"/>
-              <w:bottom w:val="single" w:sz="10" w:space="0" w:color="4F5B55"/>
-              <w:right w:val="single" w:sz="10" w:space="0" w:color="4F5B55"/>
+              <w:top w:val="single" w:sz="2" w:space="0" w:color="000000"/>
+              <w:left w:val="single" w:sz="2" w:space="0" w:color="000000"/>
+              <w:bottom w:val="single" w:sz="2" w:space="0" w:color="000000"/>
+              <w:right w:val="single" w:sz="2" w:space="0" w:color="000000"/>
             </w:tcBorders>
             <w:tcMar>
               <w:top w:w="65" w:type="dxa"/>
@@ -2336,10 +2398,10 @@
           <w:tcPr>
             <w:tcW w:w="5544" w:type="dxa"/>
             <w:tcBorders>
-              <w:top w:val="single" w:sz="10" w:space="0" w:color="4F5B55"/>
-              <w:left w:val="single" w:sz="10" w:space="0" w:color="4F5B55"/>
-              <w:bottom w:val="single" w:sz="10" w:space="0" w:color="4F5B55"/>
-              <w:right w:val="single" w:sz="10" w:space="0" w:color="4F5B55"/>
+              <w:top w:val="single" w:sz="2" w:space="0" w:color="000000"/>
+              <w:left w:val="single" w:sz="2" w:space="0" w:color="000000"/>
+              <w:bottom w:val="single" w:sz="2" w:space="0" w:color="000000"/>
+              <w:right w:val="single" w:sz="2" w:space="0" w:color="000000"/>
             </w:tcBorders>
             <w:tcMar>
               <w:top w:w="65" w:type="dxa"/>
@@ -2359,10 +2421,10 @@
           <w:tcPr>
             <w:tcW w:w="1843" w:type="dxa"/>
             <w:tcBorders>
-              <w:top w:val="single" w:sz="10" w:space="0" w:color="4F5B55"/>
-              <w:left w:val="single" w:sz="10" w:space="0" w:color="4F5B55"/>
-              <w:bottom w:val="single" w:sz="10" w:space="0" w:color="4F5B55"/>
-              <w:right w:val="single" w:sz="10" w:space="0" w:color="4F5B55"/>
+              <w:top w:val="single" w:sz="2" w:space="0" w:color="000000"/>
+              <w:left w:val="single" w:sz="2" w:space="0" w:color="000000"/>
+              <w:bottom w:val="single" w:sz="2" w:space="0" w:color="000000"/>
+              <w:right w:val="single" w:sz="2" w:space="0" w:color="000000"/>
             </w:tcBorders>
             <w:tcMar>
               <w:top w:w="65" w:type="dxa"/>
@@ -2389,10 +2451,10 @@
           <w:tcPr>
             <w:tcW w:w="1728" w:type="dxa"/>
             <w:tcBorders>
-              <w:top w:val="single" w:sz="10" w:space="0" w:color="4F5B55"/>
-              <w:left w:val="single" w:sz="10" w:space="0" w:color="4F5B55"/>
-              <w:bottom w:val="single" w:sz="10" w:space="0" w:color="4F5B55"/>
-              <w:right w:val="single" w:sz="10" w:space="0" w:color="4F5B55"/>
+              <w:top w:val="single" w:sz="2" w:space="0" w:color="000000"/>
+              <w:left w:val="single" w:sz="2" w:space="0" w:color="000000"/>
+              <w:bottom w:val="single" w:sz="2" w:space="0" w:color="000000"/>
+              <w:right w:val="single" w:sz="2" w:space="0" w:color="000000"/>
             </w:tcBorders>
             <w:tcMar>
               <w:top w:w="65" w:type="dxa"/>
@@ -2413,10 +2475,10 @@
           <w:tcPr>
             <w:tcW w:w="1210" w:type="dxa"/>
             <w:tcBorders>
-              <w:top w:val="single" w:sz="10" w:space="0" w:color="4F5B55"/>
-              <w:left w:val="single" w:sz="10" w:space="0" w:color="4F5B55"/>
-              <w:bottom w:val="single" w:sz="10" w:space="0" w:color="4F5B55"/>
-              <w:right w:val="single" w:sz="10" w:space="0" w:color="4F5B55"/>
+              <w:top w:val="single" w:sz="2" w:space="0" w:color="000000"/>
+              <w:left w:val="single" w:sz="2" w:space="0" w:color="000000"/>
+              <w:bottom w:val="single" w:sz="2" w:space="0" w:color="000000"/>
+              <w:right w:val="single" w:sz="2" w:space="0" w:color="000000"/>
             </w:tcBorders>
             <w:tcMar>
               <w:top w:w="65" w:type="dxa"/>
@@ -2437,10 +2499,10 @@
           <w:tcPr>
             <w:tcW w:w="5544" w:type="dxa"/>
             <w:tcBorders>
-              <w:top w:val="single" w:sz="10" w:space="0" w:color="4F5B55"/>
-              <w:left w:val="single" w:sz="10" w:space="0" w:color="4F5B55"/>
-              <w:bottom w:val="single" w:sz="10" w:space="0" w:color="4F5B55"/>
-              <w:right w:val="single" w:sz="10" w:space="0" w:color="4F5B55"/>
+              <w:top w:val="single" w:sz="2" w:space="0" w:color="000000"/>
+              <w:left w:val="single" w:sz="2" w:space="0" w:color="000000"/>
+              <w:bottom w:val="single" w:sz="2" w:space="0" w:color="000000"/>
+              <w:right w:val="single" w:sz="2" w:space="0" w:color="000000"/>
             </w:tcBorders>
             <w:tcMar>
               <w:top w:w="65" w:type="dxa"/>
@@ -2460,10 +2522,10 @@
           <w:tcPr>
             <w:tcW w:w="1843" w:type="dxa"/>
             <w:tcBorders>
-              <w:top w:val="single" w:sz="10" w:space="0" w:color="4F5B55"/>
-              <w:left w:val="single" w:sz="10" w:space="0" w:color="4F5B55"/>
-              <w:bottom w:val="single" w:sz="10" w:space="0" w:color="4F5B55"/>
-              <w:right w:val="single" w:sz="10" w:space="0" w:color="4F5B55"/>
+              <w:top w:val="single" w:sz="2" w:space="0" w:color="000000"/>
+              <w:left w:val="single" w:sz="2" w:space="0" w:color="000000"/>
+              <w:bottom w:val="single" w:sz="2" w:space="0" w:color="000000"/>
+              <w:right w:val="single" w:sz="2" w:space="0" w:color="000000"/>
             </w:tcBorders>
             <w:tcMar>
               <w:top w:w="65" w:type="dxa"/>
@@ -2490,10 +2552,10 @@
           <w:tcPr>
             <w:tcW w:w="1728" w:type="dxa"/>
             <w:tcBorders>
-              <w:top w:val="single" w:sz="10" w:space="0" w:color="4F5B55"/>
-              <w:left w:val="single" w:sz="10" w:space="0" w:color="4F5B55"/>
-              <w:bottom w:val="single" w:sz="10" w:space="0" w:color="4F5B55"/>
-              <w:right w:val="single" w:sz="10" w:space="0" w:color="4F5B55"/>
+              <w:top w:val="single" w:sz="2" w:space="0" w:color="000000"/>
+              <w:left w:val="single" w:sz="2" w:space="0" w:color="000000"/>
+              <w:bottom w:val="single" w:sz="2" w:space="0" w:color="000000"/>
+              <w:right w:val="single" w:sz="2" w:space="0" w:color="000000"/>
             </w:tcBorders>
             <w:tcMar>
               <w:top w:w="65" w:type="dxa"/>
@@ -2514,10 +2576,10 @@
           <w:tcPr>
             <w:tcW w:w="1210" w:type="dxa"/>
             <w:tcBorders>
-              <w:top w:val="single" w:sz="10" w:space="0" w:color="4F5B55"/>
-              <w:left w:val="single" w:sz="10" w:space="0" w:color="4F5B55"/>
-              <w:bottom w:val="single" w:sz="10" w:space="0" w:color="4F5B55"/>
-              <w:right w:val="single" w:sz="10" w:space="0" w:color="4F5B55"/>
+              <w:top w:val="single" w:sz="2" w:space="0" w:color="000000"/>
+              <w:left w:val="single" w:sz="2" w:space="0" w:color="000000"/>
+              <w:bottom w:val="single" w:sz="2" w:space="0" w:color="000000"/>
+              <w:right w:val="single" w:sz="2" w:space="0" w:color="000000"/>
             </w:tcBorders>
             <w:tcMar>
               <w:top w:w="65" w:type="dxa"/>
@@ -2538,10 +2600,10 @@
           <w:tcPr>
             <w:tcW w:w="5544" w:type="dxa"/>
             <w:tcBorders>
-              <w:top w:val="single" w:sz="10" w:space="0" w:color="4F5B55"/>
-              <w:left w:val="single" w:sz="10" w:space="0" w:color="4F5B55"/>
-              <w:bottom w:val="single" w:sz="10" w:space="0" w:color="4F5B55"/>
-              <w:right w:val="single" w:sz="10" w:space="0" w:color="4F5B55"/>
+              <w:top w:val="single" w:sz="2" w:space="0" w:color="000000"/>
+              <w:left w:val="single" w:sz="2" w:space="0" w:color="000000"/>
+              <w:bottom w:val="single" w:sz="2" w:space="0" w:color="000000"/>
+              <w:right w:val="single" w:sz="2" w:space="0" w:color="000000"/>
             </w:tcBorders>
             <w:tcMar>
               <w:top w:w="65" w:type="dxa"/>
@@ -2561,10 +2623,10 @@
           <w:tcPr>
             <w:tcW w:w="1843" w:type="dxa"/>
             <w:tcBorders>
-              <w:top w:val="single" w:sz="10" w:space="0" w:color="4F5B55"/>
-              <w:left w:val="single" w:sz="10" w:space="0" w:color="4F5B55"/>
-              <w:bottom w:val="single" w:sz="10" w:space="0" w:color="4F5B55"/>
-              <w:right w:val="single" w:sz="10" w:space="0" w:color="4F5B55"/>
+              <w:top w:val="single" w:sz="2" w:space="0" w:color="000000"/>
+              <w:left w:val="single" w:sz="2" w:space="0" w:color="000000"/>
+              <w:bottom w:val="single" w:sz="2" w:space="0" w:color="000000"/>
+              <w:right w:val="single" w:sz="2" w:space="0" w:color="000000"/>
             </w:tcBorders>
             <w:tcMar>
               <w:top w:w="65" w:type="dxa"/>
@@ -2591,10 +2653,10 @@
           <w:tcPr>
             <w:tcW w:w="1728" w:type="dxa"/>
             <w:tcBorders>
-              <w:top w:val="single" w:sz="10" w:space="0" w:color="4F5B55"/>
-              <w:left w:val="single" w:sz="10" w:space="0" w:color="4F5B55"/>
-              <w:bottom w:val="single" w:sz="10" w:space="0" w:color="4F5B55"/>
-              <w:right w:val="single" w:sz="10" w:space="0" w:color="4F5B55"/>
+              <w:top w:val="single" w:sz="2" w:space="0" w:color="000000"/>
+              <w:left w:val="single" w:sz="2" w:space="0" w:color="000000"/>
+              <w:bottom w:val="single" w:sz="2" w:space="0" w:color="000000"/>
+              <w:right w:val="single" w:sz="2" w:space="0" w:color="000000"/>
             </w:tcBorders>
             <w:tcMar>
               <w:top w:w="65" w:type="dxa"/>
@@ -2615,10 +2677,10 @@
           <w:tcPr>
             <w:tcW w:w="1210" w:type="dxa"/>
             <w:tcBorders>
-              <w:top w:val="single" w:sz="10" w:space="0" w:color="4F5B55"/>
-              <w:left w:val="single" w:sz="10" w:space="0" w:color="4F5B55"/>
-              <w:bottom w:val="single" w:sz="10" w:space="0" w:color="4F5B55"/>
-              <w:right w:val="single" w:sz="10" w:space="0" w:color="4F5B55"/>
+              <w:top w:val="single" w:sz="2" w:space="0" w:color="000000"/>
+              <w:left w:val="single" w:sz="2" w:space="0" w:color="000000"/>
+              <w:bottom w:val="single" w:sz="2" w:space="0" w:color="000000"/>
+              <w:right w:val="single" w:sz="2" w:space="0" w:color="000000"/>
             </w:tcBorders>
             <w:tcMar>
               <w:top w:w="65" w:type="dxa"/>
@@ -2639,10 +2701,10 @@
           <w:tcPr>
             <w:tcW w:w="5544" w:type="dxa"/>
             <w:tcBorders>
-              <w:top w:val="single" w:sz="10" w:space="0" w:color="4F5B55"/>
-              <w:left w:val="single" w:sz="10" w:space="0" w:color="4F5B55"/>
-              <w:bottom w:val="single" w:sz="10" w:space="0" w:color="4F5B55"/>
-              <w:right w:val="single" w:sz="10" w:space="0" w:color="4F5B55"/>
+              <w:top w:val="single" w:sz="2" w:space="0" w:color="000000"/>
+              <w:left w:val="single" w:sz="2" w:space="0" w:color="000000"/>
+              <w:bottom w:val="single" w:sz="2" w:space="0" w:color="000000"/>
+              <w:right w:val="single" w:sz="2" w:space="0" w:color="000000"/>
             </w:tcBorders>
             <w:tcMar>
               <w:top w:w="65" w:type="dxa"/>
@@ -2662,10 +2724,10 @@
           <w:tcPr>
             <w:tcW w:w="1843" w:type="dxa"/>
             <w:tcBorders>
-              <w:top w:val="single" w:sz="10" w:space="0" w:color="4F5B55"/>
-              <w:left w:val="single" w:sz="10" w:space="0" w:color="4F5B55"/>
-              <w:bottom w:val="single" w:sz="10" w:space="0" w:color="4F5B55"/>
-              <w:right w:val="single" w:sz="10" w:space="0" w:color="4F5B55"/>
+              <w:top w:val="single" w:sz="2" w:space="0" w:color="000000"/>
+              <w:left w:val="single" w:sz="2" w:space="0" w:color="000000"/>
+              <w:bottom w:val="single" w:sz="2" w:space="0" w:color="000000"/>
+              <w:right w:val="single" w:sz="2" w:space="0" w:color="000000"/>
             </w:tcBorders>
             <w:tcMar>
               <w:top w:w="65" w:type="dxa"/>
@@ -2692,10 +2754,10 @@
           <w:tcPr>
             <w:tcW w:w="1728" w:type="dxa"/>
             <w:tcBorders>
-              <w:top w:val="single" w:sz="10" w:space="0" w:color="4F5B55"/>
-              <w:left w:val="single" w:sz="10" w:space="0" w:color="4F5B55"/>
-              <w:bottom w:val="single" w:sz="10" w:space="0" w:color="4F5B55"/>
-              <w:right w:val="single" w:sz="10" w:space="0" w:color="4F5B55"/>
+              <w:top w:val="single" w:sz="2" w:space="0" w:color="000000"/>
+              <w:left w:val="single" w:sz="2" w:space="0" w:color="000000"/>
+              <w:bottom w:val="single" w:sz="2" w:space="0" w:color="000000"/>
+              <w:right w:val="single" w:sz="2" w:space="0" w:color="000000"/>
             </w:tcBorders>
             <w:tcMar>
               <w:top w:w="65" w:type="dxa"/>
@@ -2716,10 +2778,10 @@
           <w:tcPr>
             <w:tcW w:w="1210" w:type="dxa"/>
             <w:tcBorders>
-              <w:top w:val="single" w:sz="10" w:space="0" w:color="4F5B55"/>
-              <w:left w:val="single" w:sz="10" w:space="0" w:color="4F5B55"/>
-              <w:bottom w:val="single" w:sz="10" w:space="0" w:color="4F5B55"/>
-              <w:right w:val="single" w:sz="10" w:space="0" w:color="4F5B55"/>
+              <w:top w:val="single" w:sz="2" w:space="0" w:color="000000"/>
+              <w:left w:val="single" w:sz="2" w:space="0" w:color="000000"/>
+              <w:bottom w:val="single" w:sz="2" w:space="0" w:color="000000"/>
+              <w:right w:val="single" w:sz="2" w:space="0" w:color="000000"/>
             </w:tcBorders>
             <w:tcMar>
               <w:top w:w="65" w:type="dxa"/>
@@ -2740,10 +2802,10 @@
           <w:tcPr>
             <w:tcW w:w="5544" w:type="dxa"/>
             <w:tcBorders>
-              <w:top w:val="single" w:sz="10" w:space="0" w:color="4F5B55"/>
-              <w:left w:val="single" w:sz="10" w:space="0" w:color="4F5B55"/>
-              <w:bottom w:val="single" w:sz="10" w:space="0" w:color="4F5B55"/>
-              <w:right w:val="single" w:sz="10" w:space="0" w:color="4F5B55"/>
+              <w:top w:val="single" w:sz="2" w:space="0" w:color="000000"/>
+              <w:left w:val="single" w:sz="2" w:space="0" w:color="000000"/>
+              <w:bottom w:val="single" w:sz="2" w:space="0" w:color="000000"/>
+              <w:right w:val="single" w:sz="2" w:space="0" w:color="000000"/>
             </w:tcBorders>
             <w:tcMar>
               <w:top w:w="65" w:type="dxa"/>
@@ -2763,10 +2825,10 @@
           <w:tcPr>
             <w:tcW w:w="1843" w:type="dxa"/>
             <w:tcBorders>
-              <w:top w:val="single" w:sz="10" w:space="0" w:color="4F5B55"/>
-              <w:left w:val="single" w:sz="10" w:space="0" w:color="4F5B55"/>
-              <w:bottom w:val="single" w:sz="10" w:space="0" w:color="4F5B55"/>
-              <w:right w:val="single" w:sz="10" w:space="0" w:color="4F5B55"/>
+              <w:top w:val="single" w:sz="2" w:space="0" w:color="000000"/>
+              <w:left w:val="single" w:sz="2" w:space="0" w:color="000000"/>
+              <w:bottom w:val="single" w:sz="2" w:space="0" w:color="000000"/>
+              <w:right w:val="single" w:sz="2" w:space="0" w:color="000000"/>
             </w:tcBorders>
             <w:tcMar>
               <w:top w:w="65" w:type="dxa"/>
@@ -2809,6 +2871,14 @@
       <w:tblPr>
         <w:tblW w:w="0" w:type="auto"/>
         <w:jc w:val="center"/>
+        <w:tblBorders>
+          <w:top w:val="single" w:sz="2" w:space="0" w:color="000000"/>
+          <w:left w:val="single" w:sz="2" w:space="0" w:color="000000"/>
+          <w:bottom w:val="single" w:sz="2" w:space="0" w:color="000000"/>
+          <w:right w:val="single" w:sz="2" w:space="0" w:color="000000"/>
+          <w:insideH w:val="single" w:sz="2" w:space="0" w:color="000000"/>
+          <w:insideV w:val="single" w:sz="2" w:space="0" w:color="000000"/>
+        </w:tblBorders>
         <w:tblLayout w:type="fixed"/>
         <w:tblLook w:val="04A0" w:firstRow="1" w:lastRow="0" w:firstColumn="1" w:lastColumn="0" w:noHBand="0" w:noVBand="1"/>
       </w:tblPr>
@@ -2823,10 +2893,10 @@
           <w:tcPr>
             <w:tcW w:w="10296" w:type="dxa"/>
             <w:tcBorders>
-              <w:top w:val="single" w:sz="8" w:space="0" w:color="8A948E"/>
-              <w:left w:val="single" w:sz="8" w:space="0" w:color="8A948E"/>
-              <w:bottom w:val="single" w:sz="8" w:space="0" w:color="8A948E"/>
-              <w:right w:val="single" w:sz="8" w:space="0" w:color="8A948E"/>
+              <w:top w:val="single" w:sz="2" w:space="0" w:color="000000"/>
+              <w:left w:val="single" w:sz="2" w:space="0" w:color="000000"/>
+              <w:bottom w:val="single" w:sz="2" w:space="0" w:color="000000"/>
+              <w:right w:val="single" w:sz="2" w:space="0" w:color="000000"/>
             </w:tcBorders>
             <w:shd w:val="clear" w:color="auto" w:fill="EAF3E5"/>
             <w:tcMar>
@@ -2858,10 +2928,10 @@
           <w:tcPr>
             <w:tcW w:w="10296" w:type="dxa"/>
             <w:tcBorders>
-              <w:top w:val="single" w:sz="8" w:space="0" w:color="8A948E"/>
-              <w:left w:val="single" w:sz="8" w:space="0" w:color="8A948E"/>
-              <w:bottom w:val="single" w:sz="8" w:space="0" w:color="8A948E"/>
-              <w:right w:val="single" w:sz="8" w:space="0" w:color="8A948E"/>
+              <w:top w:val="single" w:sz="2" w:space="0" w:color="000000"/>
+              <w:left w:val="single" w:sz="2" w:space="0" w:color="000000"/>
+              <w:bottom w:val="single" w:sz="2" w:space="0" w:color="000000"/>
+              <w:right w:val="single" w:sz="2" w:space="0" w:color="000000"/>
             </w:tcBorders>
             <w:tcMar>
               <w:top w:w="70" w:type="dxa"/>
@@ -2901,6 +2971,14 @@
       <w:tblPr>
         <w:tblW w:w="0" w:type="auto"/>
         <w:jc w:val="center"/>
+        <w:tblBorders>
+          <w:top w:val="single" w:sz="2" w:space="0" w:color="000000"/>
+          <w:left w:val="single" w:sz="2" w:space="0" w:color="000000"/>
+          <w:bottom w:val="single" w:sz="2" w:space="0" w:color="000000"/>
+          <w:right w:val="single" w:sz="2" w:space="0" w:color="000000"/>
+          <w:insideH w:val="single" w:sz="2" w:space="0" w:color="000000"/>
+          <w:insideV w:val="single" w:sz="2" w:space="0" w:color="000000"/>
+        </w:tblBorders>
         <w:tblLayout w:type="fixed"/>
         <w:tblLook w:val="04A0" w:firstRow="1" w:lastRow="0" w:firstColumn="1" w:lastColumn="0" w:noHBand="0" w:noVBand="1"/>
       </w:tblPr>
@@ -2919,10 +2997,10 @@
           <w:tcPr>
             <w:tcW w:w="1728" w:type="dxa"/>
             <w:tcBorders>
-              <w:top w:val="single" w:sz="10" w:space="0" w:color="4F5B55"/>
-              <w:left w:val="single" w:sz="10" w:space="0" w:color="4F5B55"/>
-              <w:bottom w:val="single" w:sz="10" w:space="0" w:color="4F5B55"/>
-              <w:right w:val="single" w:sz="10" w:space="0" w:color="4F5B55"/>
+              <w:top w:val="single" w:sz="2" w:space="0" w:color="000000"/>
+              <w:left w:val="single" w:sz="2" w:space="0" w:color="000000"/>
+              <w:bottom w:val="single" w:sz="2" w:space="0" w:color="000000"/>
+              <w:right w:val="single" w:sz="2" w:space="0" w:color="000000"/>
             </w:tcBorders>
             <w:shd w:val="clear" w:color="auto" w:fill="70A357"/>
             <w:tcMar>
@@ -2952,10 +3030,10 @@
           <w:tcPr>
             <w:tcW w:w="1210" w:type="dxa"/>
             <w:tcBorders>
-              <w:top w:val="single" w:sz="10" w:space="0" w:color="4F5B55"/>
-              <w:left w:val="single" w:sz="10" w:space="0" w:color="4F5B55"/>
-              <w:bottom w:val="single" w:sz="10" w:space="0" w:color="4F5B55"/>
-              <w:right w:val="single" w:sz="10" w:space="0" w:color="4F5B55"/>
+              <w:top w:val="single" w:sz="2" w:space="0" w:color="000000"/>
+              <w:left w:val="single" w:sz="2" w:space="0" w:color="000000"/>
+              <w:bottom w:val="single" w:sz="2" w:space="0" w:color="000000"/>
+              <w:right w:val="single" w:sz="2" w:space="0" w:color="000000"/>
             </w:tcBorders>
             <w:shd w:val="clear" w:color="auto" w:fill="70A357"/>
             <w:tcMar>
@@ -2985,10 +3063,10 @@
           <w:tcPr>
             <w:tcW w:w="5544" w:type="dxa"/>
             <w:tcBorders>
-              <w:top w:val="single" w:sz="10" w:space="0" w:color="4F5B55"/>
-              <w:left w:val="single" w:sz="10" w:space="0" w:color="4F5B55"/>
-              <w:bottom w:val="single" w:sz="10" w:space="0" w:color="4F5B55"/>
-              <w:right w:val="single" w:sz="10" w:space="0" w:color="4F5B55"/>
+              <w:top w:val="single" w:sz="2" w:space="0" w:color="000000"/>
+              <w:left w:val="single" w:sz="2" w:space="0" w:color="000000"/>
+              <w:bottom w:val="single" w:sz="2" w:space="0" w:color="000000"/>
+              <w:right w:val="single" w:sz="2" w:space="0" w:color="000000"/>
             </w:tcBorders>
             <w:shd w:val="clear" w:color="auto" w:fill="70A357"/>
             <w:tcMar>
@@ -3018,10 +3096,10 @@
           <w:tcPr>
             <w:tcW w:w="1843" w:type="dxa"/>
             <w:tcBorders>
-              <w:top w:val="single" w:sz="10" w:space="0" w:color="4F5B55"/>
-              <w:left w:val="single" w:sz="10" w:space="0" w:color="4F5B55"/>
-              <w:bottom w:val="single" w:sz="10" w:space="0" w:color="4F5B55"/>
-              <w:right w:val="single" w:sz="10" w:space="0" w:color="4F5B55"/>
+              <w:top w:val="single" w:sz="2" w:space="0" w:color="000000"/>
+              <w:left w:val="single" w:sz="2" w:space="0" w:color="000000"/>
+              <w:bottom w:val="single" w:sz="2" w:space="0" w:color="000000"/>
+              <w:right w:val="single" w:sz="2" w:space="0" w:color="000000"/>
             </w:tcBorders>
             <w:shd w:val="clear" w:color="auto" w:fill="70A357"/>
             <w:tcMar>
@@ -3057,10 +3135,10 @@
           <w:tcPr>
             <w:tcW w:w="1728" w:type="dxa"/>
             <w:tcBorders>
-              <w:top w:val="single" w:sz="10" w:space="0" w:color="4F5B55"/>
-              <w:left w:val="single" w:sz="10" w:space="0" w:color="4F5B55"/>
-              <w:bottom w:val="single" w:sz="10" w:space="0" w:color="4F5B55"/>
-              <w:right w:val="single" w:sz="10" w:space="0" w:color="4F5B55"/>
+              <w:top w:val="single" w:sz="2" w:space="0" w:color="000000"/>
+              <w:left w:val="single" w:sz="2" w:space="0" w:color="000000"/>
+              <w:bottom w:val="single" w:sz="2" w:space="0" w:color="000000"/>
+              <w:right w:val="single" w:sz="2" w:space="0" w:color="000000"/>
             </w:tcBorders>
             <w:tcMar>
               <w:top w:w="65" w:type="dxa"/>
@@ -3088,10 +3166,10 @@
           <w:tcPr>
             <w:tcW w:w="1210" w:type="dxa"/>
             <w:tcBorders>
-              <w:top w:val="single" w:sz="10" w:space="0" w:color="4F5B55"/>
-              <w:left w:val="single" w:sz="10" w:space="0" w:color="4F5B55"/>
-              <w:bottom w:val="single" w:sz="10" w:space="0" w:color="4F5B55"/>
-              <w:right w:val="single" w:sz="10" w:space="0" w:color="4F5B55"/>
+              <w:top w:val="single" w:sz="2" w:space="0" w:color="000000"/>
+              <w:left w:val="single" w:sz="2" w:space="0" w:color="000000"/>
+              <w:bottom w:val="single" w:sz="2" w:space="0" w:color="000000"/>
+              <w:right w:val="single" w:sz="2" w:space="0" w:color="000000"/>
             </w:tcBorders>
             <w:tcMar>
               <w:top w:w="65" w:type="dxa"/>
@@ -3119,10 +3197,10 @@
           <w:tcPr>
             <w:tcW w:w="5544" w:type="dxa"/>
             <w:tcBorders>
-              <w:top w:val="single" w:sz="10" w:space="0" w:color="4F5B55"/>
-              <w:left w:val="single" w:sz="10" w:space="0" w:color="4F5B55"/>
-              <w:bottom w:val="single" w:sz="10" w:space="0" w:color="4F5B55"/>
-              <w:right w:val="single" w:sz="10" w:space="0" w:color="4F5B55"/>
+              <w:top w:val="single" w:sz="2" w:space="0" w:color="000000"/>
+              <w:left w:val="single" w:sz="2" w:space="0" w:color="000000"/>
+              <w:bottom w:val="single" w:sz="2" w:space="0" w:color="000000"/>
+              <w:right w:val="single" w:sz="2" w:space="0" w:color="000000"/>
             </w:tcBorders>
             <w:tcMar>
               <w:top w:w="65" w:type="dxa"/>
@@ -3149,24 +3227,27 @@
           <w:tcPr>
             <w:tcW w:w="1843" w:type="dxa"/>
             <w:tcBorders>
-              <w:top w:val="single" w:sz="10" w:space="0" w:color="4F5B55"/>
-              <w:left w:val="single" w:sz="10" w:space="0" w:color="4F5B55"/>
-              <w:bottom w:val="single" w:sz="10" w:space="0" w:color="4F5B55"/>
-              <w:right w:val="single" w:sz="10" w:space="0" w:color="4F5B55"/>
-            </w:tcBorders>
-            <w:tcMar>
-              <w:top w:w="65" w:type="dxa"/>
-              <w:left w:w="65" w:type="dxa"/>
-              <w:bottom w:w="65" w:type="dxa"/>
-              <w:right w:w="65" w:type="dxa"/>
-            </w:tcMar>
-            <w:vAlign w:val="center"/>
-          </w:tcPr>
-          <w:p>
-            <w:pPr>
-              <w:spacing w:line="240" w:lineRule="auto"/>
-              <w:jc w:val="center"/>
-            </w:pPr>
+              <w:top w:val="single" w:sz="2" w:space="0" w:color="000000"/>
+              <w:left w:val="single" w:sz="2" w:space="0" w:color="000000"/>
+              <w:bottom w:val="single" w:sz="2" w:space="0" w:color="000000"/>
+              <w:right w:val="single" w:sz="2" w:space="0" w:color="000000"/>
+            </w:tcBorders>
+            <w:tcMar>
+              <w:top w:w="65" w:type="dxa"/>
+              <w:left w:w="65" w:type="dxa"/>
+              <w:bottom w:w="65" w:type="dxa"/>
+              <w:right w:w="65" w:type="dxa"/>
+            </w:tcMar>
+            <w:vAlign w:val="center"/>
+          </w:tcPr>
+          <w:p>
+            <w:pPr>
+              <w:spacing w:line="240" w:lineRule="auto"/>
+              <w:jc w:val="center"/>
+            </w:pPr>
+            <w:r>
+              <w:t>All Members</w:t>
+            </w:r>
           </w:p>
         </w:tc>
       </w:tr>
@@ -3179,10 +3260,10 @@
           <w:tcPr>
             <w:tcW w:w="1728" w:type="dxa"/>
             <w:tcBorders>
-              <w:top w:val="single" w:sz="10" w:space="0" w:color="4F5B55"/>
-              <w:left w:val="single" w:sz="10" w:space="0" w:color="4F5B55"/>
-              <w:bottom w:val="single" w:sz="10" w:space="0" w:color="4F5B55"/>
-              <w:right w:val="single" w:sz="10" w:space="0" w:color="4F5B55"/>
+              <w:top w:val="single" w:sz="2" w:space="0" w:color="000000"/>
+              <w:left w:val="single" w:sz="2" w:space="0" w:color="000000"/>
+              <w:bottom w:val="single" w:sz="2" w:space="0" w:color="000000"/>
+              <w:right w:val="single" w:sz="2" w:space="0" w:color="000000"/>
             </w:tcBorders>
             <w:tcMar>
               <w:top w:w="65" w:type="dxa"/>
@@ -3210,10 +3291,10 @@
           <w:tcPr>
             <w:tcW w:w="1210" w:type="dxa"/>
             <w:tcBorders>
-              <w:top w:val="single" w:sz="10" w:space="0" w:color="4F5B55"/>
-              <w:left w:val="single" w:sz="10" w:space="0" w:color="4F5B55"/>
-              <w:bottom w:val="single" w:sz="10" w:space="0" w:color="4F5B55"/>
-              <w:right w:val="single" w:sz="10" w:space="0" w:color="4F5B55"/>
+              <w:top w:val="single" w:sz="2" w:space="0" w:color="000000"/>
+              <w:left w:val="single" w:sz="2" w:space="0" w:color="000000"/>
+              <w:bottom w:val="single" w:sz="2" w:space="0" w:color="000000"/>
+              <w:right w:val="single" w:sz="2" w:space="0" w:color="000000"/>
             </w:tcBorders>
             <w:tcMar>
               <w:top w:w="65" w:type="dxa"/>
@@ -3241,10 +3322,10 @@
           <w:tcPr>
             <w:tcW w:w="5544" w:type="dxa"/>
             <w:tcBorders>
-              <w:top w:val="single" w:sz="10" w:space="0" w:color="4F5B55"/>
-              <w:left w:val="single" w:sz="10" w:space="0" w:color="4F5B55"/>
-              <w:bottom w:val="single" w:sz="10" w:space="0" w:color="4F5B55"/>
-              <w:right w:val="single" w:sz="10" w:space="0" w:color="4F5B55"/>
+              <w:top w:val="single" w:sz="2" w:space="0" w:color="000000"/>
+              <w:left w:val="single" w:sz="2" w:space="0" w:color="000000"/>
+              <w:bottom w:val="single" w:sz="2" w:space="0" w:color="000000"/>
+              <w:right w:val="single" w:sz="2" w:space="0" w:color="000000"/>
             </w:tcBorders>
             <w:tcMar>
               <w:top w:w="65" w:type="dxa"/>
@@ -3271,24 +3352,27 @@
           <w:tcPr>
             <w:tcW w:w="1843" w:type="dxa"/>
             <w:tcBorders>
-              <w:top w:val="single" w:sz="10" w:space="0" w:color="4F5B55"/>
-              <w:left w:val="single" w:sz="10" w:space="0" w:color="4F5B55"/>
-              <w:bottom w:val="single" w:sz="10" w:space="0" w:color="4F5B55"/>
-              <w:right w:val="single" w:sz="10" w:space="0" w:color="4F5B55"/>
-            </w:tcBorders>
-            <w:tcMar>
-              <w:top w:w="65" w:type="dxa"/>
-              <w:left w:w="65" w:type="dxa"/>
-              <w:bottom w:w="65" w:type="dxa"/>
-              <w:right w:w="65" w:type="dxa"/>
-            </w:tcMar>
-            <w:vAlign w:val="center"/>
-          </w:tcPr>
-          <w:p>
-            <w:pPr>
-              <w:spacing w:line="240" w:lineRule="auto"/>
-              <w:jc w:val="center"/>
-            </w:pPr>
+              <w:top w:val="single" w:sz="2" w:space="0" w:color="000000"/>
+              <w:left w:val="single" w:sz="2" w:space="0" w:color="000000"/>
+              <w:bottom w:val="single" w:sz="2" w:space="0" w:color="000000"/>
+              <w:right w:val="single" w:sz="2" w:space="0" w:color="000000"/>
+            </w:tcBorders>
+            <w:tcMar>
+              <w:top w:w="65" w:type="dxa"/>
+              <w:left w:w="65" w:type="dxa"/>
+              <w:bottom w:w="65" w:type="dxa"/>
+              <w:right w:w="65" w:type="dxa"/>
+            </w:tcMar>
+            <w:vAlign w:val="center"/>
+          </w:tcPr>
+          <w:p>
+            <w:pPr>
+              <w:spacing w:line="240" w:lineRule="auto"/>
+              <w:jc w:val="center"/>
+            </w:pPr>
+            <w:r>
+              <w:t>All Members</w:t>
+            </w:r>
           </w:p>
         </w:tc>
       </w:tr>
@@ -3301,10 +3385,10 @@
           <w:tcPr>
             <w:tcW w:w="1728" w:type="dxa"/>
             <w:tcBorders>
-              <w:top w:val="single" w:sz="10" w:space="0" w:color="4F5B55"/>
-              <w:left w:val="single" w:sz="10" w:space="0" w:color="4F5B55"/>
-              <w:bottom w:val="single" w:sz="10" w:space="0" w:color="4F5B55"/>
-              <w:right w:val="single" w:sz="10" w:space="0" w:color="4F5B55"/>
+              <w:top w:val="single" w:sz="2" w:space="0" w:color="000000"/>
+              <w:left w:val="single" w:sz="2" w:space="0" w:color="000000"/>
+              <w:bottom w:val="single" w:sz="2" w:space="0" w:color="000000"/>
+              <w:right w:val="single" w:sz="2" w:space="0" w:color="000000"/>
             </w:tcBorders>
             <w:tcMar>
               <w:top w:w="65" w:type="dxa"/>
@@ -3332,10 +3416,10 @@
           <w:tcPr>
             <w:tcW w:w="1210" w:type="dxa"/>
             <w:tcBorders>
-              <w:top w:val="single" w:sz="10" w:space="0" w:color="4F5B55"/>
-              <w:left w:val="single" w:sz="10" w:space="0" w:color="4F5B55"/>
-              <w:bottom w:val="single" w:sz="10" w:space="0" w:color="4F5B55"/>
-              <w:right w:val="single" w:sz="10" w:space="0" w:color="4F5B55"/>
+              <w:top w:val="single" w:sz="2" w:space="0" w:color="000000"/>
+              <w:left w:val="single" w:sz="2" w:space="0" w:color="000000"/>
+              <w:bottom w:val="single" w:sz="2" w:space="0" w:color="000000"/>
+              <w:right w:val="single" w:sz="2" w:space="0" w:color="000000"/>
             </w:tcBorders>
             <w:tcMar>
               <w:top w:w="65" w:type="dxa"/>
@@ -3363,10 +3447,10 @@
           <w:tcPr>
             <w:tcW w:w="5544" w:type="dxa"/>
             <w:tcBorders>
-              <w:top w:val="single" w:sz="10" w:space="0" w:color="4F5B55"/>
-              <w:left w:val="single" w:sz="10" w:space="0" w:color="4F5B55"/>
-              <w:bottom w:val="single" w:sz="10" w:space="0" w:color="4F5B55"/>
-              <w:right w:val="single" w:sz="10" w:space="0" w:color="4F5B55"/>
+              <w:top w:val="single" w:sz="2" w:space="0" w:color="000000"/>
+              <w:left w:val="single" w:sz="2" w:space="0" w:color="000000"/>
+              <w:bottom w:val="single" w:sz="2" w:space="0" w:color="000000"/>
+              <w:right w:val="single" w:sz="2" w:space="0" w:color="000000"/>
             </w:tcBorders>
             <w:tcMar>
               <w:top w:w="65" w:type="dxa"/>
@@ -3393,24 +3477,27 @@
           <w:tcPr>
             <w:tcW w:w="1843" w:type="dxa"/>
             <w:tcBorders>
-              <w:top w:val="single" w:sz="10" w:space="0" w:color="4F5B55"/>
-              <w:left w:val="single" w:sz="10" w:space="0" w:color="4F5B55"/>
-              <w:bottom w:val="single" w:sz="10" w:space="0" w:color="4F5B55"/>
-              <w:right w:val="single" w:sz="10" w:space="0" w:color="4F5B55"/>
-            </w:tcBorders>
-            <w:tcMar>
-              <w:top w:w="65" w:type="dxa"/>
-              <w:left w:w="65" w:type="dxa"/>
-              <w:bottom w:w="65" w:type="dxa"/>
-              <w:right w:w="65" w:type="dxa"/>
-            </w:tcMar>
-            <w:vAlign w:val="center"/>
-          </w:tcPr>
-          <w:p>
-            <w:pPr>
-              <w:spacing w:line="240" w:lineRule="auto"/>
-              <w:jc w:val="center"/>
-            </w:pPr>
+              <w:top w:val="single" w:sz="2" w:space="0" w:color="000000"/>
+              <w:left w:val="single" w:sz="2" w:space="0" w:color="000000"/>
+              <w:bottom w:val="single" w:sz="2" w:space="0" w:color="000000"/>
+              <w:right w:val="single" w:sz="2" w:space="0" w:color="000000"/>
+            </w:tcBorders>
+            <w:tcMar>
+              <w:top w:w="65" w:type="dxa"/>
+              <w:left w:w="65" w:type="dxa"/>
+              <w:bottom w:w="65" w:type="dxa"/>
+              <w:right w:w="65" w:type="dxa"/>
+            </w:tcMar>
+            <w:vAlign w:val="center"/>
+          </w:tcPr>
+          <w:p>
+            <w:pPr>
+              <w:spacing w:line="240" w:lineRule="auto"/>
+              <w:jc w:val="center"/>
+            </w:pPr>
+            <w:r>
+              <w:t>All Members</w:t>
+            </w:r>
           </w:p>
         </w:tc>
       </w:tr>
@@ -3423,10 +3510,10 @@
           <w:tcPr>
             <w:tcW w:w="1728" w:type="dxa"/>
             <w:tcBorders>
-              <w:top w:val="single" w:sz="10" w:space="0" w:color="4F5B55"/>
-              <w:left w:val="single" w:sz="10" w:space="0" w:color="4F5B55"/>
-              <w:bottom w:val="single" w:sz="10" w:space="0" w:color="4F5B55"/>
-              <w:right w:val="single" w:sz="10" w:space="0" w:color="4F5B55"/>
+              <w:top w:val="single" w:sz="2" w:space="0" w:color="000000"/>
+              <w:left w:val="single" w:sz="2" w:space="0" w:color="000000"/>
+              <w:bottom w:val="single" w:sz="2" w:space="0" w:color="000000"/>
+              <w:right w:val="single" w:sz="2" w:space="0" w:color="000000"/>
             </w:tcBorders>
             <w:tcMar>
               <w:top w:w="65" w:type="dxa"/>
@@ -3454,10 +3541,10 @@
           <w:tcPr>
             <w:tcW w:w="1210" w:type="dxa"/>
             <w:tcBorders>
-              <w:top w:val="single" w:sz="10" w:space="0" w:color="4F5B55"/>
-              <w:left w:val="single" w:sz="10" w:space="0" w:color="4F5B55"/>
-              <w:bottom w:val="single" w:sz="10" w:space="0" w:color="4F5B55"/>
-              <w:right w:val="single" w:sz="10" w:space="0" w:color="4F5B55"/>
+              <w:top w:val="single" w:sz="2" w:space="0" w:color="000000"/>
+              <w:left w:val="single" w:sz="2" w:space="0" w:color="000000"/>
+              <w:bottom w:val="single" w:sz="2" w:space="0" w:color="000000"/>
+              <w:right w:val="single" w:sz="2" w:space="0" w:color="000000"/>
             </w:tcBorders>
             <w:tcMar>
               <w:top w:w="65" w:type="dxa"/>
@@ -3485,10 +3572,10 @@
           <w:tcPr>
             <w:tcW w:w="5544" w:type="dxa"/>
             <w:tcBorders>
-              <w:top w:val="single" w:sz="10" w:space="0" w:color="4F5B55"/>
-              <w:left w:val="single" w:sz="10" w:space="0" w:color="4F5B55"/>
-              <w:bottom w:val="single" w:sz="10" w:space="0" w:color="4F5B55"/>
-              <w:right w:val="single" w:sz="10" w:space="0" w:color="4F5B55"/>
+              <w:top w:val="single" w:sz="2" w:space="0" w:color="000000"/>
+              <w:left w:val="single" w:sz="2" w:space="0" w:color="000000"/>
+              <w:bottom w:val="single" w:sz="2" w:space="0" w:color="000000"/>
+              <w:right w:val="single" w:sz="2" w:space="0" w:color="000000"/>
             </w:tcBorders>
             <w:tcMar>
               <w:top w:w="65" w:type="dxa"/>
@@ -3515,24 +3602,27 @@
           <w:tcPr>
             <w:tcW w:w="1843" w:type="dxa"/>
             <w:tcBorders>
-              <w:top w:val="single" w:sz="10" w:space="0" w:color="4F5B55"/>
-              <w:left w:val="single" w:sz="10" w:space="0" w:color="4F5B55"/>
-              <w:bottom w:val="single" w:sz="10" w:space="0" w:color="4F5B55"/>
-              <w:right w:val="single" w:sz="10" w:space="0" w:color="4F5B55"/>
-            </w:tcBorders>
-            <w:tcMar>
-              <w:top w:w="65" w:type="dxa"/>
-              <w:left w:w="65" w:type="dxa"/>
-              <w:bottom w:w="65" w:type="dxa"/>
-              <w:right w:w="65" w:type="dxa"/>
-            </w:tcMar>
-            <w:vAlign w:val="center"/>
-          </w:tcPr>
-          <w:p>
-            <w:pPr>
-              <w:spacing w:line="240" w:lineRule="auto"/>
-              <w:jc w:val="center"/>
-            </w:pPr>
+              <w:top w:val="single" w:sz="2" w:space="0" w:color="000000"/>
+              <w:left w:val="single" w:sz="2" w:space="0" w:color="000000"/>
+              <w:bottom w:val="single" w:sz="2" w:space="0" w:color="000000"/>
+              <w:right w:val="single" w:sz="2" w:space="0" w:color="000000"/>
+            </w:tcBorders>
+            <w:tcMar>
+              <w:top w:w="65" w:type="dxa"/>
+              <w:left w:w="65" w:type="dxa"/>
+              <w:bottom w:w="65" w:type="dxa"/>
+              <w:right w:w="65" w:type="dxa"/>
+            </w:tcMar>
+            <w:vAlign w:val="center"/>
+          </w:tcPr>
+          <w:p>
+            <w:pPr>
+              <w:spacing w:line="240" w:lineRule="auto"/>
+              <w:jc w:val="center"/>
+            </w:pPr>
+            <w:r>
+              <w:t>All Members</w:t>
+            </w:r>
           </w:p>
         </w:tc>
       </w:tr>
@@ -3545,10 +3635,10 @@
           <w:tcPr>
             <w:tcW w:w="1728" w:type="dxa"/>
             <w:tcBorders>
-              <w:top w:val="single" w:sz="10" w:space="0" w:color="4F5B55"/>
-              <w:left w:val="single" w:sz="10" w:space="0" w:color="4F5B55"/>
-              <w:bottom w:val="single" w:sz="10" w:space="0" w:color="4F5B55"/>
-              <w:right w:val="single" w:sz="10" w:space="0" w:color="4F5B55"/>
+              <w:top w:val="single" w:sz="2" w:space="0" w:color="000000"/>
+              <w:left w:val="single" w:sz="2" w:space="0" w:color="000000"/>
+              <w:bottom w:val="single" w:sz="2" w:space="0" w:color="000000"/>
+              <w:right w:val="single" w:sz="2" w:space="0" w:color="000000"/>
             </w:tcBorders>
             <w:tcMar>
               <w:top w:w="65" w:type="dxa"/>
@@ -3576,10 +3666,10 @@
           <w:tcPr>
             <w:tcW w:w="1210" w:type="dxa"/>
             <w:tcBorders>
-              <w:top w:val="single" w:sz="10" w:space="0" w:color="4F5B55"/>
-              <w:left w:val="single" w:sz="10" w:space="0" w:color="4F5B55"/>
-              <w:bottom w:val="single" w:sz="10" w:space="0" w:color="4F5B55"/>
-              <w:right w:val="single" w:sz="10" w:space="0" w:color="4F5B55"/>
+              <w:top w:val="single" w:sz="2" w:space="0" w:color="000000"/>
+              <w:left w:val="single" w:sz="2" w:space="0" w:color="000000"/>
+              <w:bottom w:val="single" w:sz="2" w:space="0" w:color="000000"/>
+              <w:right w:val="single" w:sz="2" w:space="0" w:color="000000"/>
             </w:tcBorders>
             <w:tcMar>
               <w:top w:w="65" w:type="dxa"/>
@@ -3607,10 +3697,10 @@
           <w:tcPr>
             <w:tcW w:w="5544" w:type="dxa"/>
             <w:tcBorders>
-              <w:top w:val="single" w:sz="10" w:space="0" w:color="4F5B55"/>
-              <w:left w:val="single" w:sz="10" w:space="0" w:color="4F5B55"/>
-              <w:bottom w:val="single" w:sz="10" w:space="0" w:color="4F5B55"/>
-              <w:right w:val="single" w:sz="10" w:space="0" w:color="4F5B55"/>
+              <w:top w:val="single" w:sz="2" w:space="0" w:color="000000"/>
+              <w:left w:val="single" w:sz="2" w:space="0" w:color="000000"/>
+              <w:bottom w:val="single" w:sz="2" w:space="0" w:color="000000"/>
+              <w:right w:val="single" w:sz="2" w:space="0" w:color="000000"/>
             </w:tcBorders>
             <w:tcMar>
               <w:top w:w="65" w:type="dxa"/>
@@ -3637,24 +3727,27 @@
           <w:tcPr>
             <w:tcW w:w="1843" w:type="dxa"/>
             <w:tcBorders>
-              <w:top w:val="single" w:sz="10" w:space="0" w:color="4F5B55"/>
-              <w:left w:val="single" w:sz="10" w:space="0" w:color="4F5B55"/>
-              <w:bottom w:val="single" w:sz="10" w:space="0" w:color="4F5B55"/>
-              <w:right w:val="single" w:sz="10" w:space="0" w:color="4F5B55"/>
-            </w:tcBorders>
-            <w:tcMar>
-              <w:top w:w="65" w:type="dxa"/>
-              <w:left w:w="65" w:type="dxa"/>
-              <w:bottom w:w="65" w:type="dxa"/>
-              <w:right w:w="65" w:type="dxa"/>
-            </w:tcMar>
-            <w:vAlign w:val="center"/>
-          </w:tcPr>
-          <w:p>
-            <w:pPr>
-              <w:spacing w:line="240" w:lineRule="auto"/>
-              <w:jc w:val="center"/>
-            </w:pPr>
+              <w:top w:val="single" w:sz="2" w:space="0" w:color="000000"/>
+              <w:left w:val="single" w:sz="2" w:space="0" w:color="000000"/>
+              <w:bottom w:val="single" w:sz="2" w:space="0" w:color="000000"/>
+              <w:right w:val="single" w:sz="2" w:space="0" w:color="000000"/>
+            </w:tcBorders>
+            <w:tcMar>
+              <w:top w:w="65" w:type="dxa"/>
+              <w:left w:w="65" w:type="dxa"/>
+              <w:bottom w:w="65" w:type="dxa"/>
+              <w:right w:w="65" w:type="dxa"/>
+            </w:tcMar>
+            <w:vAlign w:val="center"/>
+          </w:tcPr>
+          <w:p>
+            <w:pPr>
+              <w:spacing w:line="240" w:lineRule="auto"/>
+              <w:jc w:val="center"/>
+            </w:pPr>
+            <w:r>
+              <w:t>All Members</w:t>
+            </w:r>
           </w:p>
         </w:tc>
       </w:tr>
@@ -3667,10 +3760,10 @@
           <w:tcPr>
             <w:tcW w:w="1728" w:type="dxa"/>
             <w:tcBorders>
-              <w:top w:val="single" w:sz="10" w:space="0" w:color="4F5B55"/>
-              <w:left w:val="single" w:sz="10" w:space="0" w:color="4F5B55"/>
-              <w:bottom w:val="single" w:sz="10" w:space="0" w:color="4F5B55"/>
-              <w:right w:val="single" w:sz="10" w:space="0" w:color="4F5B55"/>
+              <w:top w:val="single" w:sz="2" w:space="0" w:color="000000"/>
+              <w:left w:val="single" w:sz="2" w:space="0" w:color="000000"/>
+              <w:bottom w:val="single" w:sz="2" w:space="0" w:color="000000"/>
+              <w:right w:val="single" w:sz="2" w:space="0" w:color="000000"/>
             </w:tcBorders>
             <w:tcMar>
               <w:top w:w="65" w:type="dxa"/>
@@ -3698,10 +3791,10 @@
           <w:tcPr>
             <w:tcW w:w="1210" w:type="dxa"/>
             <w:tcBorders>
-              <w:top w:val="single" w:sz="10" w:space="0" w:color="4F5B55"/>
-              <w:left w:val="single" w:sz="10" w:space="0" w:color="4F5B55"/>
-              <w:bottom w:val="single" w:sz="10" w:space="0" w:color="4F5B55"/>
-              <w:right w:val="single" w:sz="10" w:space="0" w:color="4F5B55"/>
+              <w:top w:val="single" w:sz="2" w:space="0" w:color="000000"/>
+              <w:left w:val="single" w:sz="2" w:space="0" w:color="000000"/>
+              <w:bottom w:val="single" w:sz="2" w:space="0" w:color="000000"/>
+              <w:right w:val="single" w:sz="2" w:space="0" w:color="000000"/>
             </w:tcBorders>
             <w:tcMar>
               <w:top w:w="65" w:type="dxa"/>
@@ -3729,10 +3822,10 @@
           <w:tcPr>
             <w:tcW w:w="5544" w:type="dxa"/>
             <w:tcBorders>
-              <w:top w:val="single" w:sz="10" w:space="0" w:color="4F5B55"/>
-              <w:left w:val="single" w:sz="10" w:space="0" w:color="4F5B55"/>
-              <w:bottom w:val="single" w:sz="10" w:space="0" w:color="4F5B55"/>
-              <w:right w:val="single" w:sz="10" w:space="0" w:color="4F5B55"/>
+              <w:top w:val="single" w:sz="2" w:space="0" w:color="000000"/>
+              <w:left w:val="single" w:sz="2" w:space="0" w:color="000000"/>
+              <w:bottom w:val="single" w:sz="2" w:space="0" w:color="000000"/>
+              <w:right w:val="single" w:sz="2" w:space="0" w:color="000000"/>
             </w:tcBorders>
             <w:tcMar>
               <w:top w:w="65" w:type="dxa"/>
@@ -3759,24 +3852,27 @@
           <w:tcPr>
             <w:tcW w:w="1843" w:type="dxa"/>
             <w:tcBorders>
-              <w:top w:val="single" w:sz="10" w:space="0" w:color="4F5B55"/>
-              <w:left w:val="single" w:sz="10" w:space="0" w:color="4F5B55"/>
-              <w:bottom w:val="single" w:sz="10" w:space="0" w:color="4F5B55"/>
-              <w:right w:val="single" w:sz="10" w:space="0" w:color="4F5B55"/>
-            </w:tcBorders>
-            <w:tcMar>
-              <w:top w:w="65" w:type="dxa"/>
-              <w:left w:w="65" w:type="dxa"/>
-              <w:bottom w:w="65" w:type="dxa"/>
-              <w:right w:w="65" w:type="dxa"/>
-            </w:tcMar>
-            <w:vAlign w:val="center"/>
-          </w:tcPr>
-          <w:p>
-            <w:pPr>
-              <w:spacing w:line="240" w:lineRule="auto"/>
-              <w:jc w:val="center"/>
-            </w:pPr>
+              <w:top w:val="single" w:sz="2" w:space="0" w:color="000000"/>
+              <w:left w:val="single" w:sz="2" w:space="0" w:color="000000"/>
+              <w:bottom w:val="single" w:sz="2" w:space="0" w:color="000000"/>
+              <w:right w:val="single" w:sz="2" w:space="0" w:color="000000"/>
+            </w:tcBorders>
+            <w:tcMar>
+              <w:top w:w="65" w:type="dxa"/>
+              <w:left w:w="65" w:type="dxa"/>
+              <w:bottom w:w="65" w:type="dxa"/>
+              <w:right w:w="65" w:type="dxa"/>
+            </w:tcMar>
+            <w:vAlign w:val="center"/>
+          </w:tcPr>
+          <w:p>
+            <w:pPr>
+              <w:spacing w:line="240" w:lineRule="auto"/>
+              <w:jc w:val="center"/>
+            </w:pPr>
+            <w:r>
+              <w:t>All Members</w:t>
+            </w:r>
           </w:p>
         </w:tc>
       </w:tr>
@@ -3789,10 +3885,10 @@
           <w:tcPr>
             <w:tcW w:w="1728" w:type="dxa"/>
             <w:tcBorders>
-              <w:top w:val="single" w:sz="10" w:space="0" w:color="4F5B55"/>
-              <w:left w:val="single" w:sz="10" w:space="0" w:color="4F5B55"/>
-              <w:bottom w:val="single" w:sz="10" w:space="0" w:color="4F5B55"/>
-              <w:right w:val="single" w:sz="10" w:space="0" w:color="4F5B55"/>
+              <w:top w:val="single" w:sz="2" w:space="0" w:color="000000"/>
+              <w:left w:val="single" w:sz="2" w:space="0" w:color="000000"/>
+              <w:bottom w:val="single" w:sz="2" w:space="0" w:color="000000"/>
+              <w:right w:val="single" w:sz="2" w:space="0" w:color="000000"/>
             </w:tcBorders>
             <w:tcMar>
               <w:top w:w="65" w:type="dxa"/>
@@ -3820,10 +3916,10 @@
           <w:tcPr>
             <w:tcW w:w="1210" w:type="dxa"/>
             <w:tcBorders>
-              <w:top w:val="single" w:sz="10" w:space="0" w:color="4F5B55"/>
-              <w:left w:val="single" w:sz="10" w:space="0" w:color="4F5B55"/>
-              <w:bottom w:val="single" w:sz="10" w:space="0" w:color="4F5B55"/>
-              <w:right w:val="single" w:sz="10" w:space="0" w:color="4F5B55"/>
+              <w:top w:val="single" w:sz="2" w:space="0" w:color="000000"/>
+              <w:left w:val="single" w:sz="2" w:space="0" w:color="000000"/>
+              <w:bottom w:val="single" w:sz="2" w:space="0" w:color="000000"/>
+              <w:right w:val="single" w:sz="2" w:space="0" w:color="000000"/>
             </w:tcBorders>
             <w:tcMar>
               <w:top w:w="65" w:type="dxa"/>
@@ -3851,10 +3947,10 @@
           <w:tcPr>
             <w:tcW w:w="5544" w:type="dxa"/>
             <w:tcBorders>
-              <w:top w:val="single" w:sz="10" w:space="0" w:color="4F5B55"/>
-              <w:left w:val="single" w:sz="10" w:space="0" w:color="4F5B55"/>
-              <w:bottom w:val="single" w:sz="10" w:space="0" w:color="4F5B55"/>
-              <w:right w:val="single" w:sz="10" w:space="0" w:color="4F5B55"/>
+              <w:top w:val="single" w:sz="2" w:space="0" w:color="000000"/>
+              <w:left w:val="single" w:sz="2" w:space="0" w:color="000000"/>
+              <w:bottom w:val="single" w:sz="2" w:space="0" w:color="000000"/>
+              <w:right w:val="single" w:sz="2" w:space="0" w:color="000000"/>
             </w:tcBorders>
             <w:tcMar>
               <w:top w:w="65" w:type="dxa"/>
@@ -3881,24 +3977,27 @@
           <w:tcPr>
             <w:tcW w:w="1843" w:type="dxa"/>
             <w:tcBorders>
-              <w:top w:val="single" w:sz="10" w:space="0" w:color="4F5B55"/>
-              <w:left w:val="single" w:sz="10" w:space="0" w:color="4F5B55"/>
-              <w:bottom w:val="single" w:sz="10" w:space="0" w:color="4F5B55"/>
-              <w:right w:val="single" w:sz="10" w:space="0" w:color="4F5B55"/>
-            </w:tcBorders>
-            <w:tcMar>
-              <w:top w:w="65" w:type="dxa"/>
-              <w:left w:w="65" w:type="dxa"/>
-              <w:bottom w:w="65" w:type="dxa"/>
-              <w:right w:w="65" w:type="dxa"/>
-            </w:tcMar>
-            <w:vAlign w:val="center"/>
-          </w:tcPr>
-          <w:p>
-            <w:pPr>
-              <w:spacing w:line="240" w:lineRule="auto"/>
-              <w:jc w:val="center"/>
-            </w:pPr>
+              <w:top w:val="single" w:sz="2" w:space="0" w:color="000000"/>
+              <w:left w:val="single" w:sz="2" w:space="0" w:color="000000"/>
+              <w:bottom w:val="single" w:sz="2" w:space="0" w:color="000000"/>
+              <w:right w:val="single" w:sz="2" w:space="0" w:color="000000"/>
+            </w:tcBorders>
+            <w:tcMar>
+              <w:top w:w="65" w:type="dxa"/>
+              <w:left w:w="65" w:type="dxa"/>
+              <w:bottom w:w="65" w:type="dxa"/>
+              <w:right w:w="65" w:type="dxa"/>
+            </w:tcMar>
+            <w:vAlign w:val="center"/>
+          </w:tcPr>
+          <w:p>
+            <w:pPr>
+              <w:spacing w:line="240" w:lineRule="auto"/>
+              <w:jc w:val="center"/>
+            </w:pPr>
+            <w:r>
+              <w:t>All Members</w:t>
+            </w:r>
           </w:p>
         </w:tc>
       </w:tr>
@@ -3911,10 +4010,10 @@
           <w:tcPr>
             <w:tcW w:w="1728" w:type="dxa"/>
             <w:tcBorders>
-              <w:top w:val="single" w:sz="10" w:space="0" w:color="4F5B55"/>
-              <w:left w:val="single" w:sz="10" w:space="0" w:color="4F5B55"/>
-              <w:bottom w:val="single" w:sz="10" w:space="0" w:color="4F5B55"/>
-              <w:right w:val="single" w:sz="10" w:space="0" w:color="4F5B55"/>
+              <w:top w:val="single" w:sz="2" w:space="0" w:color="000000"/>
+              <w:left w:val="single" w:sz="2" w:space="0" w:color="000000"/>
+              <w:bottom w:val="single" w:sz="2" w:space="0" w:color="000000"/>
+              <w:right w:val="single" w:sz="2" w:space="0" w:color="000000"/>
             </w:tcBorders>
             <w:tcMar>
               <w:top w:w="65" w:type="dxa"/>
@@ -3942,10 +4041,10 @@
           <w:tcPr>
             <w:tcW w:w="1210" w:type="dxa"/>
             <w:tcBorders>
-              <w:top w:val="single" w:sz="10" w:space="0" w:color="4F5B55"/>
-              <w:left w:val="single" w:sz="10" w:space="0" w:color="4F5B55"/>
-              <w:bottom w:val="single" w:sz="10" w:space="0" w:color="4F5B55"/>
-              <w:right w:val="single" w:sz="10" w:space="0" w:color="4F5B55"/>
+              <w:top w:val="single" w:sz="2" w:space="0" w:color="000000"/>
+              <w:left w:val="single" w:sz="2" w:space="0" w:color="000000"/>
+              <w:bottom w:val="single" w:sz="2" w:space="0" w:color="000000"/>
+              <w:right w:val="single" w:sz="2" w:space="0" w:color="000000"/>
             </w:tcBorders>
             <w:tcMar>
               <w:top w:w="65" w:type="dxa"/>
@@ -3973,10 +4072,10 @@
           <w:tcPr>
             <w:tcW w:w="5544" w:type="dxa"/>
             <w:tcBorders>
-              <w:top w:val="single" w:sz="10" w:space="0" w:color="4F5B55"/>
-              <w:left w:val="single" w:sz="10" w:space="0" w:color="4F5B55"/>
-              <w:bottom w:val="single" w:sz="10" w:space="0" w:color="4F5B55"/>
-              <w:right w:val="single" w:sz="10" w:space="0" w:color="4F5B55"/>
+              <w:top w:val="single" w:sz="2" w:space="0" w:color="000000"/>
+              <w:left w:val="single" w:sz="2" w:space="0" w:color="000000"/>
+              <w:bottom w:val="single" w:sz="2" w:space="0" w:color="000000"/>
+              <w:right w:val="single" w:sz="2" w:space="0" w:color="000000"/>
             </w:tcBorders>
             <w:tcMar>
               <w:top w:w="65" w:type="dxa"/>
@@ -4003,24 +4102,27 @@
           <w:tcPr>
             <w:tcW w:w="1843" w:type="dxa"/>
             <w:tcBorders>
-              <w:top w:val="single" w:sz="10" w:space="0" w:color="4F5B55"/>
-              <w:left w:val="single" w:sz="10" w:space="0" w:color="4F5B55"/>
-              <w:bottom w:val="single" w:sz="10" w:space="0" w:color="4F5B55"/>
-              <w:right w:val="single" w:sz="10" w:space="0" w:color="4F5B55"/>
-            </w:tcBorders>
-            <w:tcMar>
-              <w:top w:w="65" w:type="dxa"/>
-              <w:left w:w="65" w:type="dxa"/>
-              <w:bottom w:w="65" w:type="dxa"/>
-              <w:right w:w="65" w:type="dxa"/>
-            </w:tcMar>
-            <w:vAlign w:val="center"/>
-          </w:tcPr>
-          <w:p>
-            <w:pPr>
-              <w:spacing w:line="240" w:lineRule="auto"/>
-              <w:jc w:val="center"/>
-            </w:pPr>
+              <w:top w:val="single" w:sz="2" w:space="0" w:color="000000"/>
+              <w:left w:val="single" w:sz="2" w:space="0" w:color="000000"/>
+              <w:bottom w:val="single" w:sz="2" w:space="0" w:color="000000"/>
+              <w:right w:val="single" w:sz="2" w:space="0" w:color="000000"/>
+            </w:tcBorders>
+            <w:tcMar>
+              <w:top w:w="65" w:type="dxa"/>
+              <w:left w:w="65" w:type="dxa"/>
+              <w:bottom w:w="65" w:type="dxa"/>
+              <w:right w:w="65" w:type="dxa"/>
+            </w:tcMar>
+            <w:vAlign w:val="center"/>
+          </w:tcPr>
+          <w:p>
+            <w:pPr>
+              <w:spacing w:line="240" w:lineRule="auto"/>
+              <w:jc w:val="center"/>
+            </w:pPr>
+            <w:r>
+              <w:t>All Members</w:t>
+            </w:r>
           </w:p>
         </w:tc>
       </w:tr>
@@ -4033,10 +4135,10 @@
           <w:tcPr>
             <w:tcW w:w="1728" w:type="dxa"/>
             <w:tcBorders>
-              <w:top w:val="single" w:sz="10" w:space="0" w:color="4F5B55"/>
-              <w:left w:val="single" w:sz="10" w:space="0" w:color="4F5B55"/>
-              <w:bottom w:val="single" w:sz="10" w:space="0" w:color="4F5B55"/>
-              <w:right w:val="single" w:sz="10" w:space="0" w:color="4F5B55"/>
+              <w:top w:val="single" w:sz="2" w:space="0" w:color="000000"/>
+              <w:left w:val="single" w:sz="2" w:space="0" w:color="000000"/>
+              <w:bottom w:val="single" w:sz="2" w:space="0" w:color="000000"/>
+              <w:right w:val="single" w:sz="2" w:space="0" w:color="000000"/>
             </w:tcBorders>
             <w:tcMar>
               <w:top w:w="65" w:type="dxa"/>
@@ -4064,10 +4166,10 @@
           <w:tcPr>
             <w:tcW w:w="1210" w:type="dxa"/>
             <w:tcBorders>
-              <w:top w:val="single" w:sz="10" w:space="0" w:color="4F5B55"/>
-              <w:left w:val="single" w:sz="10" w:space="0" w:color="4F5B55"/>
-              <w:bottom w:val="single" w:sz="10" w:space="0" w:color="4F5B55"/>
-              <w:right w:val="single" w:sz="10" w:space="0" w:color="4F5B55"/>
+              <w:top w:val="single" w:sz="2" w:space="0" w:color="000000"/>
+              <w:left w:val="single" w:sz="2" w:space="0" w:color="000000"/>
+              <w:bottom w:val="single" w:sz="2" w:space="0" w:color="000000"/>
+              <w:right w:val="single" w:sz="2" w:space="0" w:color="000000"/>
             </w:tcBorders>
             <w:tcMar>
               <w:top w:w="65" w:type="dxa"/>
@@ -4095,10 +4197,10 @@
           <w:tcPr>
             <w:tcW w:w="5544" w:type="dxa"/>
             <w:tcBorders>
-              <w:top w:val="single" w:sz="10" w:space="0" w:color="4F5B55"/>
-              <w:left w:val="single" w:sz="10" w:space="0" w:color="4F5B55"/>
-              <w:bottom w:val="single" w:sz="10" w:space="0" w:color="4F5B55"/>
-              <w:right w:val="single" w:sz="10" w:space="0" w:color="4F5B55"/>
+              <w:top w:val="single" w:sz="2" w:space="0" w:color="000000"/>
+              <w:left w:val="single" w:sz="2" w:space="0" w:color="000000"/>
+              <w:bottom w:val="single" w:sz="2" w:space="0" w:color="000000"/>
+              <w:right w:val="single" w:sz="2" w:space="0" w:color="000000"/>
             </w:tcBorders>
             <w:tcMar>
               <w:top w:w="65" w:type="dxa"/>
@@ -4125,24 +4227,27 @@
           <w:tcPr>
             <w:tcW w:w="1843" w:type="dxa"/>
             <w:tcBorders>
-              <w:top w:val="single" w:sz="10" w:space="0" w:color="4F5B55"/>
-              <w:left w:val="single" w:sz="10" w:space="0" w:color="4F5B55"/>
-              <w:bottom w:val="single" w:sz="10" w:space="0" w:color="4F5B55"/>
-              <w:right w:val="single" w:sz="10" w:space="0" w:color="4F5B55"/>
-            </w:tcBorders>
-            <w:tcMar>
-              <w:top w:w="65" w:type="dxa"/>
-              <w:left w:w="65" w:type="dxa"/>
-              <w:bottom w:w="65" w:type="dxa"/>
-              <w:right w:w="65" w:type="dxa"/>
-            </w:tcMar>
-            <w:vAlign w:val="center"/>
-          </w:tcPr>
-          <w:p>
-            <w:pPr>
-              <w:spacing w:line="240" w:lineRule="auto"/>
-              <w:jc w:val="center"/>
-            </w:pPr>
+              <w:top w:val="single" w:sz="2" w:space="0" w:color="000000"/>
+              <w:left w:val="single" w:sz="2" w:space="0" w:color="000000"/>
+              <w:bottom w:val="single" w:sz="2" w:space="0" w:color="000000"/>
+              <w:right w:val="single" w:sz="2" w:space="0" w:color="000000"/>
+            </w:tcBorders>
+            <w:tcMar>
+              <w:top w:w="65" w:type="dxa"/>
+              <w:left w:w="65" w:type="dxa"/>
+              <w:bottom w:w="65" w:type="dxa"/>
+              <w:right w:w="65" w:type="dxa"/>
+            </w:tcMar>
+            <w:vAlign w:val="center"/>
+          </w:tcPr>
+          <w:p>
+            <w:pPr>
+              <w:spacing w:line="240" w:lineRule="auto"/>
+              <w:jc w:val="center"/>
+            </w:pPr>
+            <w:r>
+              <w:t>All Members</w:t>
+            </w:r>
           </w:p>
         </w:tc>
       </w:tr>
@@ -4155,10 +4260,10 @@
           <w:tcPr>
             <w:tcW w:w="1728" w:type="dxa"/>
             <w:tcBorders>
-              <w:top w:val="single" w:sz="10" w:space="0" w:color="4F5B55"/>
-              <w:left w:val="single" w:sz="10" w:space="0" w:color="4F5B55"/>
-              <w:bottom w:val="single" w:sz="10" w:space="0" w:color="4F5B55"/>
-              <w:right w:val="single" w:sz="10" w:space="0" w:color="4F5B55"/>
+              <w:top w:val="single" w:sz="2" w:space="0" w:color="000000"/>
+              <w:left w:val="single" w:sz="2" w:space="0" w:color="000000"/>
+              <w:bottom w:val="single" w:sz="2" w:space="0" w:color="000000"/>
+              <w:right w:val="single" w:sz="2" w:space="0" w:color="000000"/>
             </w:tcBorders>
             <w:tcMar>
               <w:top w:w="65" w:type="dxa"/>
@@ -4186,10 +4291,10 @@
           <w:tcPr>
             <w:tcW w:w="1210" w:type="dxa"/>
             <w:tcBorders>
-              <w:top w:val="single" w:sz="10" w:space="0" w:color="4F5B55"/>
-              <w:left w:val="single" w:sz="10" w:space="0" w:color="4F5B55"/>
-              <w:bottom w:val="single" w:sz="10" w:space="0" w:color="4F5B55"/>
-              <w:right w:val="single" w:sz="10" w:space="0" w:color="4F5B55"/>
+              <w:top w:val="single" w:sz="2" w:space="0" w:color="000000"/>
+              <w:left w:val="single" w:sz="2" w:space="0" w:color="000000"/>
+              <w:bottom w:val="single" w:sz="2" w:space="0" w:color="000000"/>
+              <w:right w:val="single" w:sz="2" w:space="0" w:color="000000"/>
             </w:tcBorders>
             <w:tcMar>
               <w:top w:w="65" w:type="dxa"/>
@@ -4217,10 +4322,10 @@
           <w:tcPr>
             <w:tcW w:w="5544" w:type="dxa"/>
             <w:tcBorders>
-              <w:top w:val="single" w:sz="10" w:space="0" w:color="4F5B55"/>
-              <w:left w:val="single" w:sz="10" w:space="0" w:color="4F5B55"/>
-              <w:bottom w:val="single" w:sz="10" w:space="0" w:color="4F5B55"/>
-              <w:right w:val="single" w:sz="10" w:space="0" w:color="4F5B55"/>
+              <w:top w:val="single" w:sz="2" w:space="0" w:color="000000"/>
+              <w:left w:val="single" w:sz="2" w:space="0" w:color="000000"/>
+              <w:bottom w:val="single" w:sz="2" w:space="0" w:color="000000"/>
+              <w:right w:val="single" w:sz="2" w:space="0" w:color="000000"/>
             </w:tcBorders>
             <w:tcMar>
               <w:top w:w="65" w:type="dxa"/>
@@ -4247,24 +4352,27 @@
           <w:tcPr>
             <w:tcW w:w="1843" w:type="dxa"/>
             <w:tcBorders>
-              <w:top w:val="single" w:sz="10" w:space="0" w:color="4F5B55"/>
-              <w:left w:val="single" w:sz="10" w:space="0" w:color="4F5B55"/>
-              <w:bottom w:val="single" w:sz="10" w:space="0" w:color="4F5B55"/>
-              <w:right w:val="single" w:sz="10" w:space="0" w:color="4F5B55"/>
-            </w:tcBorders>
-            <w:tcMar>
-              <w:top w:w="65" w:type="dxa"/>
-              <w:left w:w="65" w:type="dxa"/>
-              <w:bottom w:w="65" w:type="dxa"/>
-              <w:right w:w="65" w:type="dxa"/>
-            </w:tcMar>
-            <w:vAlign w:val="center"/>
-          </w:tcPr>
-          <w:p>
-            <w:pPr>
-              <w:spacing w:line="240" w:lineRule="auto"/>
-              <w:jc w:val="center"/>
-            </w:pPr>
+              <w:top w:val="single" w:sz="2" w:space="0" w:color="000000"/>
+              <w:left w:val="single" w:sz="2" w:space="0" w:color="000000"/>
+              <w:bottom w:val="single" w:sz="2" w:space="0" w:color="000000"/>
+              <w:right w:val="single" w:sz="2" w:space="0" w:color="000000"/>
+            </w:tcBorders>
+            <w:tcMar>
+              <w:top w:w="65" w:type="dxa"/>
+              <w:left w:w="65" w:type="dxa"/>
+              <w:bottom w:w="65" w:type="dxa"/>
+              <w:right w:w="65" w:type="dxa"/>
+            </w:tcMar>
+            <w:vAlign w:val="center"/>
+          </w:tcPr>
+          <w:p>
+            <w:pPr>
+              <w:spacing w:line="240" w:lineRule="auto"/>
+              <w:jc w:val="center"/>
+            </w:pPr>
+            <w:r>
+              <w:t>All Members</w:t>
+            </w:r>
           </w:p>
         </w:tc>
       </w:tr>
@@ -4293,6 +4401,14 @@
       <w:tblPr>
         <w:tblW w:w="0" w:type="auto"/>
         <w:jc w:val="center"/>
+        <w:tblBorders>
+          <w:top w:val="single" w:sz="2" w:space="0" w:color="000000"/>
+          <w:left w:val="single" w:sz="2" w:space="0" w:color="000000"/>
+          <w:bottom w:val="single" w:sz="2" w:space="0" w:color="000000"/>
+          <w:right w:val="single" w:sz="2" w:space="0" w:color="000000"/>
+          <w:insideH w:val="single" w:sz="2" w:space="0" w:color="000000"/>
+          <w:insideV w:val="single" w:sz="2" w:space="0" w:color="000000"/>
+        </w:tblBorders>
         <w:tblLayout w:type="fixed"/>
         <w:tblLook w:val="04A0" w:firstRow="1" w:lastRow="0" w:firstColumn="1" w:lastColumn="0" w:noHBand="0" w:noVBand="1"/>
       </w:tblPr>
@@ -4307,10 +4423,10 @@
           <w:tcPr>
             <w:tcW w:w="10296" w:type="dxa"/>
             <w:tcBorders>
-              <w:top w:val="single" w:sz="8" w:space="0" w:color="8A948E"/>
-              <w:left w:val="single" w:sz="8" w:space="0" w:color="8A948E"/>
-              <w:bottom w:val="single" w:sz="8" w:space="0" w:color="8A948E"/>
-              <w:right w:val="single" w:sz="8" w:space="0" w:color="8A948E"/>
+              <w:top w:val="single" w:sz="2" w:space="0" w:color="000000"/>
+              <w:left w:val="single" w:sz="2" w:space="0" w:color="000000"/>
+              <w:bottom w:val="single" w:sz="2" w:space="0" w:color="000000"/>
+              <w:right w:val="single" w:sz="2" w:space="0" w:color="000000"/>
             </w:tcBorders>
             <w:shd w:val="clear" w:color="auto" w:fill="EAF3E5"/>
             <w:tcMar>
@@ -4342,10 +4458,10 @@
           <w:tcPr>
             <w:tcW w:w="10296" w:type="dxa"/>
             <w:tcBorders>
-              <w:top w:val="single" w:sz="8" w:space="0" w:color="8A948E"/>
-              <w:left w:val="single" w:sz="8" w:space="0" w:color="8A948E"/>
-              <w:bottom w:val="single" w:sz="8" w:space="0" w:color="8A948E"/>
-              <w:right w:val="single" w:sz="8" w:space="0" w:color="8A948E"/>
+              <w:top w:val="single" w:sz="2" w:space="0" w:color="000000"/>
+              <w:left w:val="single" w:sz="2" w:space="0" w:color="000000"/>
+              <w:bottom w:val="single" w:sz="2" w:space="0" w:color="000000"/>
+              <w:right w:val="single" w:sz="2" w:space="0" w:color="000000"/>
             </w:tcBorders>
             <w:tcMar>
               <w:top w:w="70" w:type="dxa"/>
@@ -4399,6 +4515,14 @@
       <w:tblPr>
         <w:tblW w:w="0" w:type="auto"/>
         <w:jc w:val="center"/>
+        <w:tblBorders>
+          <w:top w:val="single" w:sz="2" w:space="0" w:color="000000"/>
+          <w:left w:val="single" w:sz="2" w:space="0" w:color="000000"/>
+          <w:bottom w:val="single" w:sz="2" w:space="0" w:color="000000"/>
+          <w:right w:val="single" w:sz="2" w:space="0" w:color="000000"/>
+          <w:insideH w:val="single" w:sz="2" w:space="0" w:color="000000"/>
+          <w:insideV w:val="single" w:sz="2" w:space="0" w:color="000000"/>
+        </w:tblBorders>
         <w:tblLayout w:type="fixed"/>
         <w:tblLook w:val="04A0" w:firstRow="1" w:lastRow="0" w:firstColumn="1" w:lastColumn="0" w:noHBand="0" w:noVBand="1"/>
       </w:tblPr>
@@ -4417,10 +4541,10 @@
           <w:tcPr>
             <w:tcW w:w="1728" w:type="dxa"/>
             <w:tcBorders>
-              <w:top w:val="single" w:sz="10" w:space="0" w:color="4F5B55"/>
-              <w:left w:val="single" w:sz="10" w:space="0" w:color="4F5B55"/>
-              <w:bottom w:val="single" w:sz="10" w:space="0" w:color="4F5B55"/>
-              <w:right w:val="single" w:sz="10" w:space="0" w:color="4F5B55"/>
+              <w:top w:val="single" w:sz="2" w:space="0" w:color="000000"/>
+              <w:left w:val="single" w:sz="2" w:space="0" w:color="000000"/>
+              <w:bottom w:val="single" w:sz="2" w:space="0" w:color="000000"/>
+              <w:right w:val="single" w:sz="2" w:space="0" w:color="000000"/>
             </w:tcBorders>
             <w:shd w:val="clear" w:color="auto" w:fill="70A357"/>
             <w:tcMar>
@@ -4450,10 +4574,10 @@
           <w:tcPr>
             <w:tcW w:w="1210" w:type="dxa"/>
             <w:tcBorders>
-              <w:top w:val="single" w:sz="10" w:space="0" w:color="4F5B55"/>
-              <w:left w:val="single" w:sz="10" w:space="0" w:color="4F5B55"/>
-              <w:bottom w:val="single" w:sz="10" w:space="0" w:color="4F5B55"/>
-              <w:right w:val="single" w:sz="10" w:space="0" w:color="4F5B55"/>
+              <w:top w:val="single" w:sz="2" w:space="0" w:color="000000"/>
+              <w:left w:val="single" w:sz="2" w:space="0" w:color="000000"/>
+              <w:bottom w:val="single" w:sz="2" w:space="0" w:color="000000"/>
+              <w:right w:val="single" w:sz="2" w:space="0" w:color="000000"/>
             </w:tcBorders>
             <w:shd w:val="clear" w:color="auto" w:fill="70A357"/>
             <w:tcMar>
@@ -4483,10 +4607,10 @@
           <w:tcPr>
             <w:tcW w:w="5544" w:type="dxa"/>
             <w:tcBorders>
-              <w:top w:val="single" w:sz="10" w:space="0" w:color="4F5B55"/>
-              <w:left w:val="single" w:sz="10" w:space="0" w:color="4F5B55"/>
-              <w:bottom w:val="single" w:sz="10" w:space="0" w:color="4F5B55"/>
-              <w:right w:val="single" w:sz="10" w:space="0" w:color="4F5B55"/>
+              <w:top w:val="single" w:sz="2" w:space="0" w:color="000000"/>
+              <w:left w:val="single" w:sz="2" w:space="0" w:color="000000"/>
+              <w:bottom w:val="single" w:sz="2" w:space="0" w:color="000000"/>
+              <w:right w:val="single" w:sz="2" w:space="0" w:color="000000"/>
             </w:tcBorders>
             <w:shd w:val="clear" w:color="auto" w:fill="70A357"/>
             <w:tcMar>
@@ -4516,10 +4640,10 @@
           <w:tcPr>
             <w:tcW w:w="1843" w:type="dxa"/>
             <w:tcBorders>
-              <w:top w:val="single" w:sz="10" w:space="0" w:color="4F5B55"/>
-              <w:left w:val="single" w:sz="10" w:space="0" w:color="4F5B55"/>
-              <w:bottom w:val="single" w:sz="10" w:space="0" w:color="4F5B55"/>
-              <w:right w:val="single" w:sz="10" w:space="0" w:color="4F5B55"/>
+              <w:top w:val="single" w:sz="2" w:space="0" w:color="000000"/>
+              <w:left w:val="single" w:sz="2" w:space="0" w:color="000000"/>
+              <w:bottom w:val="single" w:sz="2" w:space="0" w:color="000000"/>
+              <w:right w:val="single" w:sz="2" w:space="0" w:color="000000"/>
             </w:tcBorders>
             <w:shd w:val="clear" w:color="auto" w:fill="70A357"/>
             <w:tcMar>
@@ -4555,10 +4679,10 @@
           <w:tcPr>
             <w:tcW w:w="1728" w:type="dxa"/>
             <w:tcBorders>
-              <w:top w:val="single" w:sz="10" w:space="0" w:color="4F5B55"/>
-              <w:left w:val="single" w:sz="10" w:space="0" w:color="4F5B55"/>
-              <w:bottom w:val="single" w:sz="10" w:space="0" w:color="4F5B55"/>
-              <w:right w:val="single" w:sz="10" w:space="0" w:color="4F5B55"/>
+              <w:top w:val="single" w:sz="2" w:space="0" w:color="000000"/>
+              <w:left w:val="single" w:sz="2" w:space="0" w:color="000000"/>
+              <w:bottom w:val="single" w:sz="2" w:space="0" w:color="000000"/>
+              <w:right w:val="single" w:sz="2" w:space="0" w:color="000000"/>
             </w:tcBorders>
             <w:tcMar>
               <w:top w:w="65" w:type="dxa"/>
@@ -4586,10 +4710,10 @@
           <w:tcPr>
             <w:tcW w:w="1210" w:type="dxa"/>
             <w:tcBorders>
-              <w:top w:val="single" w:sz="10" w:space="0" w:color="4F5B55"/>
-              <w:left w:val="single" w:sz="10" w:space="0" w:color="4F5B55"/>
-              <w:bottom w:val="single" w:sz="10" w:space="0" w:color="4F5B55"/>
-              <w:right w:val="single" w:sz="10" w:space="0" w:color="4F5B55"/>
+              <w:top w:val="single" w:sz="2" w:space="0" w:color="000000"/>
+              <w:left w:val="single" w:sz="2" w:space="0" w:color="000000"/>
+              <w:bottom w:val="single" w:sz="2" w:space="0" w:color="000000"/>
+              <w:right w:val="single" w:sz="2" w:space="0" w:color="000000"/>
             </w:tcBorders>
             <w:tcMar>
               <w:top w:w="65" w:type="dxa"/>
@@ -4617,10 +4741,10 @@
           <w:tcPr>
             <w:tcW w:w="5544" w:type="dxa"/>
             <w:tcBorders>
-              <w:top w:val="single" w:sz="10" w:space="0" w:color="4F5B55"/>
-              <w:left w:val="single" w:sz="10" w:space="0" w:color="4F5B55"/>
-              <w:bottom w:val="single" w:sz="10" w:space="0" w:color="4F5B55"/>
-              <w:right w:val="single" w:sz="10" w:space="0" w:color="4F5B55"/>
+              <w:top w:val="single" w:sz="2" w:space="0" w:color="000000"/>
+              <w:left w:val="single" w:sz="2" w:space="0" w:color="000000"/>
+              <w:bottom w:val="single" w:sz="2" w:space="0" w:color="000000"/>
+              <w:right w:val="single" w:sz="2" w:space="0" w:color="000000"/>
             </w:tcBorders>
             <w:tcMar>
               <w:top w:w="65" w:type="dxa"/>
@@ -4647,24 +4771,27 @@
           <w:tcPr>
             <w:tcW w:w="1843" w:type="dxa"/>
             <w:tcBorders>
-              <w:top w:val="single" w:sz="10" w:space="0" w:color="4F5B55"/>
-              <w:left w:val="single" w:sz="10" w:space="0" w:color="4F5B55"/>
-              <w:bottom w:val="single" w:sz="10" w:space="0" w:color="4F5B55"/>
-              <w:right w:val="single" w:sz="10" w:space="0" w:color="4F5B55"/>
-            </w:tcBorders>
-            <w:tcMar>
-              <w:top w:w="65" w:type="dxa"/>
-              <w:left w:w="65" w:type="dxa"/>
-              <w:bottom w:w="65" w:type="dxa"/>
-              <w:right w:w="65" w:type="dxa"/>
-            </w:tcMar>
-            <w:vAlign w:val="center"/>
-          </w:tcPr>
-          <w:p>
-            <w:pPr>
-              <w:spacing w:line="240" w:lineRule="auto"/>
-              <w:jc w:val="center"/>
-            </w:pPr>
+              <w:top w:val="single" w:sz="2" w:space="0" w:color="000000"/>
+              <w:left w:val="single" w:sz="2" w:space="0" w:color="000000"/>
+              <w:bottom w:val="single" w:sz="2" w:space="0" w:color="000000"/>
+              <w:right w:val="single" w:sz="2" w:space="0" w:color="000000"/>
+            </w:tcBorders>
+            <w:tcMar>
+              <w:top w:w="65" w:type="dxa"/>
+              <w:left w:w="65" w:type="dxa"/>
+              <w:bottom w:w="65" w:type="dxa"/>
+              <w:right w:w="65" w:type="dxa"/>
+            </w:tcMar>
+            <w:vAlign w:val="center"/>
+          </w:tcPr>
+          <w:p>
+            <w:pPr>
+              <w:spacing w:line="240" w:lineRule="auto"/>
+              <w:jc w:val="center"/>
+            </w:pPr>
+            <w:r>
+              <w:t>All Members</w:t>
+            </w:r>
           </w:p>
         </w:tc>
       </w:tr>
@@ -4677,10 +4804,10 @@
           <w:tcPr>
             <w:tcW w:w="1728" w:type="dxa"/>
             <w:tcBorders>
-              <w:top w:val="single" w:sz="10" w:space="0" w:color="4F5B55"/>
-              <w:left w:val="single" w:sz="10" w:space="0" w:color="4F5B55"/>
-              <w:bottom w:val="single" w:sz="10" w:space="0" w:color="4F5B55"/>
-              <w:right w:val="single" w:sz="10" w:space="0" w:color="4F5B55"/>
+              <w:top w:val="single" w:sz="2" w:space="0" w:color="000000"/>
+              <w:left w:val="single" w:sz="2" w:space="0" w:color="000000"/>
+              <w:bottom w:val="single" w:sz="2" w:space="0" w:color="000000"/>
+              <w:right w:val="single" w:sz="2" w:space="0" w:color="000000"/>
             </w:tcBorders>
             <w:tcMar>
               <w:top w:w="65" w:type="dxa"/>
@@ -4708,10 +4835,10 @@
           <w:tcPr>
             <w:tcW w:w="1210" w:type="dxa"/>
             <w:tcBorders>
-              <w:top w:val="single" w:sz="10" w:space="0" w:color="4F5B55"/>
-              <w:left w:val="single" w:sz="10" w:space="0" w:color="4F5B55"/>
-              <w:bottom w:val="single" w:sz="10" w:space="0" w:color="4F5B55"/>
-              <w:right w:val="single" w:sz="10" w:space="0" w:color="4F5B55"/>
+              <w:top w:val="single" w:sz="2" w:space="0" w:color="000000"/>
+              <w:left w:val="single" w:sz="2" w:space="0" w:color="000000"/>
+              <w:bottom w:val="single" w:sz="2" w:space="0" w:color="000000"/>
+              <w:right w:val="single" w:sz="2" w:space="0" w:color="000000"/>
             </w:tcBorders>
             <w:tcMar>
               <w:top w:w="65" w:type="dxa"/>
@@ -4739,10 +4866,10 @@
           <w:tcPr>
             <w:tcW w:w="5544" w:type="dxa"/>
             <w:tcBorders>
-              <w:top w:val="single" w:sz="10" w:space="0" w:color="4F5B55"/>
-              <w:left w:val="single" w:sz="10" w:space="0" w:color="4F5B55"/>
-              <w:bottom w:val="single" w:sz="10" w:space="0" w:color="4F5B55"/>
-              <w:right w:val="single" w:sz="10" w:space="0" w:color="4F5B55"/>
+              <w:top w:val="single" w:sz="2" w:space="0" w:color="000000"/>
+              <w:left w:val="single" w:sz="2" w:space="0" w:color="000000"/>
+              <w:bottom w:val="single" w:sz="2" w:space="0" w:color="000000"/>
+              <w:right w:val="single" w:sz="2" w:space="0" w:color="000000"/>
             </w:tcBorders>
             <w:tcMar>
               <w:top w:w="65" w:type="dxa"/>
@@ -4769,24 +4896,27 @@
           <w:tcPr>
             <w:tcW w:w="1843" w:type="dxa"/>
             <w:tcBorders>
-              <w:top w:val="single" w:sz="10" w:space="0" w:color="4F5B55"/>
-              <w:left w:val="single" w:sz="10" w:space="0" w:color="4F5B55"/>
-              <w:bottom w:val="single" w:sz="10" w:space="0" w:color="4F5B55"/>
-              <w:right w:val="single" w:sz="10" w:space="0" w:color="4F5B55"/>
-            </w:tcBorders>
-            <w:tcMar>
-              <w:top w:w="65" w:type="dxa"/>
-              <w:left w:w="65" w:type="dxa"/>
-              <w:bottom w:w="65" w:type="dxa"/>
-              <w:right w:w="65" w:type="dxa"/>
-            </w:tcMar>
-            <w:vAlign w:val="center"/>
-          </w:tcPr>
-          <w:p>
-            <w:pPr>
-              <w:spacing w:line="240" w:lineRule="auto"/>
-              <w:jc w:val="center"/>
-            </w:pPr>
+              <w:top w:val="single" w:sz="2" w:space="0" w:color="000000"/>
+              <w:left w:val="single" w:sz="2" w:space="0" w:color="000000"/>
+              <w:bottom w:val="single" w:sz="2" w:space="0" w:color="000000"/>
+              <w:right w:val="single" w:sz="2" w:space="0" w:color="000000"/>
+            </w:tcBorders>
+            <w:tcMar>
+              <w:top w:w="65" w:type="dxa"/>
+              <w:left w:w="65" w:type="dxa"/>
+              <w:bottom w:w="65" w:type="dxa"/>
+              <w:right w:w="65" w:type="dxa"/>
+            </w:tcMar>
+            <w:vAlign w:val="center"/>
+          </w:tcPr>
+          <w:p>
+            <w:pPr>
+              <w:spacing w:line="240" w:lineRule="auto"/>
+              <w:jc w:val="center"/>
+            </w:pPr>
+            <w:r>
+              <w:t>All Members</w:t>
+            </w:r>
           </w:p>
         </w:tc>
       </w:tr>
@@ -4799,10 +4929,10 @@
           <w:tcPr>
             <w:tcW w:w="1728" w:type="dxa"/>
             <w:tcBorders>
-              <w:top w:val="single" w:sz="10" w:space="0" w:color="4F5B55"/>
-              <w:left w:val="single" w:sz="10" w:space="0" w:color="4F5B55"/>
-              <w:bottom w:val="single" w:sz="10" w:space="0" w:color="4F5B55"/>
-              <w:right w:val="single" w:sz="10" w:space="0" w:color="4F5B55"/>
+              <w:top w:val="single" w:sz="2" w:space="0" w:color="000000"/>
+              <w:left w:val="single" w:sz="2" w:space="0" w:color="000000"/>
+              <w:bottom w:val="single" w:sz="2" w:space="0" w:color="000000"/>
+              <w:right w:val="single" w:sz="2" w:space="0" w:color="000000"/>
             </w:tcBorders>
             <w:tcMar>
               <w:top w:w="65" w:type="dxa"/>
@@ -4830,10 +4960,10 @@
           <w:tcPr>
             <w:tcW w:w="1210" w:type="dxa"/>
             <w:tcBorders>
-              <w:top w:val="single" w:sz="10" w:space="0" w:color="4F5B55"/>
-              <w:left w:val="single" w:sz="10" w:space="0" w:color="4F5B55"/>
-              <w:bottom w:val="single" w:sz="10" w:space="0" w:color="4F5B55"/>
-              <w:right w:val="single" w:sz="10" w:space="0" w:color="4F5B55"/>
+              <w:top w:val="single" w:sz="2" w:space="0" w:color="000000"/>
+              <w:left w:val="single" w:sz="2" w:space="0" w:color="000000"/>
+              <w:bottom w:val="single" w:sz="2" w:space="0" w:color="000000"/>
+              <w:right w:val="single" w:sz="2" w:space="0" w:color="000000"/>
             </w:tcBorders>
             <w:tcMar>
               <w:top w:w="65" w:type="dxa"/>
@@ -4861,10 +4991,10 @@
           <w:tcPr>
             <w:tcW w:w="5544" w:type="dxa"/>
             <w:tcBorders>
-              <w:top w:val="single" w:sz="10" w:space="0" w:color="4F5B55"/>
-              <w:left w:val="single" w:sz="10" w:space="0" w:color="4F5B55"/>
-              <w:bottom w:val="single" w:sz="10" w:space="0" w:color="4F5B55"/>
-              <w:right w:val="single" w:sz="10" w:space="0" w:color="4F5B55"/>
+              <w:top w:val="single" w:sz="2" w:space="0" w:color="000000"/>
+              <w:left w:val="single" w:sz="2" w:space="0" w:color="000000"/>
+              <w:bottom w:val="single" w:sz="2" w:space="0" w:color="000000"/>
+              <w:right w:val="single" w:sz="2" w:space="0" w:color="000000"/>
             </w:tcBorders>
             <w:tcMar>
               <w:top w:w="65" w:type="dxa"/>
@@ -4891,24 +5021,27 @@
           <w:tcPr>
             <w:tcW w:w="1843" w:type="dxa"/>
             <w:tcBorders>
-              <w:top w:val="single" w:sz="10" w:space="0" w:color="4F5B55"/>
-              <w:left w:val="single" w:sz="10" w:space="0" w:color="4F5B55"/>
-              <w:bottom w:val="single" w:sz="10" w:space="0" w:color="4F5B55"/>
-              <w:right w:val="single" w:sz="10" w:space="0" w:color="4F5B55"/>
-            </w:tcBorders>
-            <w:tcMar>
-              <w:top w:w="65" w:type="dxa"/>
-              <w:left w:w="65" w:type="dxa"/>
-              <w:bottom w:w="65" w:type="dxa"/>
-              <w:right w:w="65" w:type="dxa"/>
-            </w:tcMar>
-            <w:vAlign w:val="center"/>
-          </w:tcPr>
-          <w:p>
-            <w:pPr>
-              <w:spacing w:line="240" w:lineRule="auto"/>
-              <w:jc w:val="center"/>
-            </w:pPr>
+              <w:top w:val="single" w:sz="2" w:space="0" w:color="000000"/>
+              <w:left w:val="single" w:sz="2" w:space="0" w:color="000000"/>
+              <w:bottom w:val="single" w:sz="2" w:space="0" w:color="000000"/>
+              <w:right w:val="single" w:sz="2" w:space="0" w:color="000000"/>
+            </w:tcBorders>
+            <w:tcMar>
+              <w:top w:w="65" w:type="dxa"/>
+              <w:left w:w="65" w:type="dxa"/>
+              <w:bottom w:w="65" w:type="dxa"/>
+              <w:right w:w="65" w:type="dxa"/>
+            </w:tcMar>
+            <w:vAlign w:val="center"/>
+          </w:tcPr>
+          <w:p>
+            <w:pPr>
+              <w:spacing w:line="240" w:lineRule="auto"/>
+              <w:jc w:val="center"/>
+            </w:pPr>
+            <w:r>
+              <w:t>All Members</w:t>
+            </w:r>
           </w:p>
         </w:tc>
       </w:tr>
@@ -4921,10 +5054,10 @@
           <w:tcPr>
             <w:tcW w:w="1728" w:type="dxa"/>
             <w:tcBorders>
-              <w:top w:val="single" w:sz="10" w:space="0" w:color="4F5B55"/>
-              <w:left w:val="single" w:sz="10" w:space="0" w:color="4F5B55"/>
-              <w:bottom w:val="single" w:sz="10" w:space="0" w:color="4F5B55"/>
-              <w:right w:val="single" w:sz="10" w:space="0" w:color="4F5B55"/>
+              <w:top w:val="single" w:sz="2" w:space="0" w:color="000000"/>
+              <w:left w:val="single" w:sz="2" w:space="0" w:color="000000"/>
+              <w:bottom w:val="single" w:sz="2" w:space="0" w:color="000000"/>
+              <w:right w:val="single" w:sz="2" w:space="0" w:color="000000"/>
             </w:tcBorders>
             <w:tcMar>
               <w:top w:w="65" w:type="dxa"/>
@@ -4952,10 +5085,10 @@
           <w:tcPr>
             <w:tcW w:w="1210" w:type="dxa"/>
             <w:tcBorders>
-              <w:top w:val="single" w:sz="10" w:space="0" w:color="4F5B55"/>
-              <w:left w:val="single" w:sz="10" w:space="0" w:color="4F5B55"/>
-              <w:bottom w:val="single" w:sz="10" w:space="0" w:color="4F5B55"/>
-              <w:right w:val="single" w:sz="10" w:space="0" w:color="4F5B55"/>
+              <w:top w:val="single" w:sz="2" w:space="0" w:color="000000"/>
+              <w:left w:val="single" w:sz="2" w:space="0" w:color="000000"/>
+              <w:bottom w:val="single" w:sz="2" w:space="0" w:color="000000"/>
+              <w:right w:val="single" w:sz="2" w:space="0" w:color="000000"/>
             </w:tcBorders>
             <w:tcMar>
               <w:top w:w="65" w:type="dxa"/>
@@ -4983,10 +5116,10 @@
           <w:tcPr>
             <w:tcW w:w="5544" w:type="dxa"/>
             <w:tcBorders>
-              <w:top w:val="single" w:sz="10" w:space="0" w:color="4F5B55"/>
-              <w:left w:val="single" w:sz="10" w:space="0" w:color="4F5B55"/>
-              <w:bottom w:val="single" w:sz="10" w:space="0" w:color="4F5B55"/>
-              <w:right w:val="single" w:sz="10" w:space="0" w:color="4F5B55"/>
+              <w:top w:val="single" w:sz="2" w:space="0" w:color="000000"/>
+              <w:left w:val="single" w:sz="2" w:space="0" w:color="000000"/>
+              <w:bottom w:val="single" w:sz="2" w:space="0" w:color="000000"/>
+              <w:right w:val="single" w:sz="2" w:space="0" w:color="000000"/>
             </w:tcBorders>
             <w:tcMar>
               <w:top w:w="65" w:type="dxa"/>
@@ -5013,24 +5146,27 @@
           <w:tcPr>
             <w:tcW w:w="1843" w:type="dxa"/>
             <w:tcBorders>
-              <w:top w:val="single" w:sz="10" w:space="0" w:color="4F5B55"/>
-              <w:left w:val="single" w:sz="10" w:space="0" w:color="4F5B55"/>
-              <w:bottom w:val="single" w:sz="10" w:space="0" w:color="4F5B55"/>
-              <w:right w:val="single" w:sz="10" w:space="0" w:color="4F5B55"/>
-            </w:tcBorders>
-            <w:tcMar>
-              <w:top w:w="65" w:type="dxa"/>
-              <w:left w:w="65" w:type="dxa"/>
-              <w:bottom w:w="65" w:type="dxa"/>
-              <w:right w:w="65" w:type="dxa"/>
-            </w:tcMar>
-            <w:vAlign w:val="center"/>
-          </w:tcPr>
-          <w:p>
-            <w:pPr>
-              <w:spacing w:line="240" w:lineRule="auto"/>
-              <w:jc w:val="center"/>
-            </w:pPr>
+              <w:top w:val="single" w:sz="2" w:space="0" w:color="000000"/>
+              <w:left w:val="single" w:sz="2" w:space="0" w:color="000000"/>
+              <w:bottom w:val="single" w:sz="2" w:space="0" w:color="000000"/>
+              <w:right w:val="single" w:sz="2" w:space="0" w:color="000000"/>
+            </w:tcBorders>
+            <w:tcMar>
+              <w:top w:w="65" w:type="dxa"/>
+              <w:left w:w="65" w:type="dxa"/>
+              <w:bottom w:w="65" w:type="dxa"/>
+              <w:right w:w="65" w:type="dxa"/>
+            </w:tcMar>
+            <w:vAlign w:val="center"/>
+          </w:tcPr>
+          <w:p>
+            <w:pPr>
+              <w:spacing w:line="240" w:lineRule="auto"/>
+              <w:jc w:val="center"/>
+            </w:pPr>
+            <w:r>
+              <w:t>All Members</w:t>
+            </w:r>
           </w:p>
         </w:tc>
       </w:tr>
@@ -5043,10 +5179,10 @@
           <w:tcPr>
             <w:tcW w:w="1728" w:type="dxa"/>
             <w:tcBorders>
-              <w:top w:val="single" w:sz="10" w:space="0" w:color="4F5B55"/>
-              <w:left w:val="single" w:sz="10" w:space="0" w:color="4F5B55"/>
-              <w:bottom w:val="single" w:sz="10" w:space="0" w:color="4F5B55"/>
-              <w:right w:val="single" w:sz="10" w:space="0" w:color="4F5B55"/>
+              <w:top w:val="single" w:sz="2" w:space="0" w:color="000000"/>
+              <w:left w:val="single" w:sz="2" w:space="0" w:color="000000"/>
+              <w:bottom w:val="single" w:sz="2" w:space="0" w:color="000000"/>
+              <w:right w:val="single" w:sz="2" w:space="0" w:color="000000"/>
             </w:tcBorders>
             <w:tcMar>
               <w:top w:w="65" w:type="dxa"/>
@@ -5074,10 +5210,10 @@
           <w:tcPr>
             <w:tcW w:w="1210" w:type="dxa"/>
             <w:tcBorders>
-              <w:top w:val="single" w:sz="10" w:space="0" w:color="4F5B55"/>
-              <w:left w:val="single" w:sz="10" w:space="0" w:color="4F5B55"/>
-              <w:bottom w:val="single" w:sz="10" w:space="0" w:color="4F5B55"/>
-              <w:right w:val="single" w:sz="10" w:space="0" w:color="4F5B55"/>
+              <w:top w:val="single" w:sz="2" w:space="0" w:color="000000"/>
+              <w:left w:val="single" w:sz="2" w:space="0" w:color="000000"/>
+              <w:bottom w:val="single" w:sz="2" w:space="0" w:color="000000"/>
+              <w:right w:val="single" w:sz="2" w:space="0" w:color="000000"/>
             </w:tcBorders>
             <w:tcMar>
               <w:top w:w="65" w:type="dxa"/>
@@ -5105,10 +5241,10 @@
           <w:tcPr>
             <w:tcW w:w="5544" w:type="dxa"/>
             <w:tcBorders>
-              <w:top w:val="single" w:sz="10" w:space="0" w:color="4F5B55"/>
-              <w:left w:val="single" w:sz="10" w:space="0" w:color="4F5B55"/>
-              <w:bottom w:val="single" w:sz="10" w:space="0" w:color="4F5B55"/>
-              <w:right w:val="single" w:sz="10" w:space="0" w:color="4F5B55"/>
+              <w:top w:val="single" w:sz="2" w:space="0" w:color="000000"/>
+              <w:left w:val="single" w:sz="2" w:space="0" w:color="000000"/>
+              <w:bottom w:val="single" w:sz="2" w:space="0" w:color="000000"/>
+              <w:right w:val="single" w:sz="2" w:space="0" w:color="000000"/>
             </w:tcBorders>
             <w:tcMar>
               <w:top w:w="65" w:type="dxa"/>
@@ -5135,24 +5271,27 @@
           <w:tcPr>
             <w:tcW w:w="1843" w:type="dxa"/>
             <w:tcBorders>
-              <w:top w:val="single" w:sz="10" w:space="0" w:color="4F5B55"/>
-              <w:left w:val="single" w:sz="10" w:space="0" w:color="4F5B55"/>
-              <w:bottom w:val="single" w:sz="10" w:space="0" w:color="4F5B55"/>
-              <w:right w:val="single" w:sz="10" w:space="0" w:color="4F5B55"/>
-            </w:tcBorders>
-            <w:tcMar>
-              <w:top w:w="65" w:type="dxa"/>
-              <w:left w:w="65" w:type="dxa"/>
-              <w:bottom w:w="65" w:type="dxa"/>
-              <w:right w:w="65" w:type="dxa"/>
-            </w:tcMar>
-            <w:vAlign w:val="center"/>
-          </w:tcPr>
-          <w:p>
-            <w:pPr>
-              <w:spacing w:line="240" w:lineRule="auto"/>
-              <w:jc w:val="center"/>
-            </w:pPr>
+              <w:top w:val="single" w:sz="2" w:space="0" w:color="000000"/>
+              <w:left w:val="single" w:sz="2" w:space="0" w:color="000000"/>
+              <w:bottom w:val="single" w:sz="2" w:space="0" w:color="000000"/>
+              <w:right w:val="single" w:sz="2" w:space="0" w:color="000000"/>
+            </w:tcBorders>
+            <w:tcMar>
+              <w:top w:w="65" w:type="dxa"/>
+              <w:left w:w="65" w:type="dxa"/>
+              <w:bottom w:w="65" w:type="dxa"/>
+              <w:right w:w="65" w:type="dxa"/>
+            </w:tcMar>
+            <w:vAlign w:val="center"/>
+          </w:tcPr>
+          <w:p>
+            <w:pPr>
+              <w:spacing w:line="240" w:lineRule="auto"/>
+              <w:jc w:val="center"/>
+            </w:pPr>
+            <w:r>
+              <w:t>All Members</w:t>
+            </w:r>
           </w:p>
         </w:tc>
       </w:tr>
@@ -5165,10 +5304,10 @@
           <w:tcPr>
             <w:tcW w:w="1728" w:type="dxa"/>
             <w:tcBorders>
-              <w:top w:val="single" w:sz="10" w:space="0" w:color="4F5B55"/>
-              <w:left w:val="single" w:sz="10" w:space="0" w:color="4F5B55"/>
-              <w:bottom w:val="single" w:sz="10" w:space="0" w:color="4F5B55"/>
-              <w:right w:val="single" w:sz="10" w:space="0" w:color="4F5B55"/>
+              <w:top w:val="single" w:sz="2" w:space="0" w:color="000000"/>
+              <w:left w:val="single" w:sz="2" w:space="0" w:color="000000"/>
+              <w:bottom w:val="single" w:sz="2" w:space="0" w:color="000000"/>
+              <w:right w:val="single" w:sz="2" w:space="0" w:color="000000"/>
             </w:tcBorders>
             <w:tcMar>
               <w:top w:w="65" w:type="dxa"/>
@@ -5196,10 +5335,10 @@
           <w:tcPr>
             <w:tcW w:w="1210" w:type="dxa"/>
             <w:tcBorders>
-              <w:top w:val="single" w:sz="10" w:space="0" w:color="4F5B55"/>
-              <w:left w:val="single" w:sz="10" w:space="0" w:color="4F5B55"/>
-              <w:bottom w:val="single" w:sz="10" w:space="0" w:color="4F5B55"/>
-              <w:right w:val="single" w:sz="10" w:space="0" w:color="4F5B55"/>
+              <w:top w:val="single" w:sz="2" w:space="0" w:color="000000"/>
+              <w:left w:val="single" w:sz="2" w:space="0" w:color="000000"/>
+              <w:bottom w:val="single" w:sz="2" w:space="0" w:color="000000"/>
+              <w:right w:val="single" w:sz="2" w:space="0" w:color="000000"/>
             </w:tcBorders>
             <w:tcMar>
               <w:top w:w="65" w:type="dxa"/>
@@ -5227,10 +5366,10 @@
           <w:tcPr>
             <w:tcW w:w="5544" w:type="dxa"/>
             <w:tcBorders>
-              <w:top w:val="single" w:sz="10" w:space="0" w:color="4F5B55"/>
-              <w:left w:val="single" w:sz="10" w:space="0" w:color="4F5B55"/>
-              <w:bottom w:val="single" w:sz="10" w:space="0" w:color="4F5B55"/>
-              <w:right w:val="single" w:sz="10" w:space="0" w:color="4F5B55"/>
+              <w:top w:val="single" w:sz="2" w:space="0" w:color="000000"/>
+              <w:left w:val="single" w:sz="2" w:space="0" w:color="000000"/>
+              <w:bottom w:val="single" w:sz="2" w:space="0" w:color="000000"/>
+              <w:right w:val="single" w:sz="2" w:space="0" w:color="000000"/>
             </w:tcBorders>
             <w:tcMar>
               <w:top w:w="65" w:type="dxa"/>
@@ -5257,24 +5396,27 @@
           <w:tcPr>
             <w:tcW w:w="1843" w:type="dxa"/>
             <w:tcBorders>
-              <w:top w:val="single" w:sz="10" w:space="0" w:color="4F5B55"/>
-              <w:left w:val="single" w:sz="10" w:space="0" w:color="4F5B55"/>
-              <w:bottom w:val="single" w:sz="10" w:space="0" w:color="4F5B55"/>
-              <w:right w:val="single" w:sz="10" w:space="0" w:color="4F5B55"/>
-            </w:tcBorders>
-            <w:tcMar>
-              <w:top w:w="65" w:type="dxa"/>
-              <w:left w:w="65" w:type="dxa"/>
-              <w:bottom w:w="65" w:type="dxa"/>
-              <w:right w:w="65" w:type="dxa"/>
-            </w:tcMar>
-            <w:vAlign w:val="center"/>
-          </w:tcPr>
-          <w:p>
-            <w:pPr>
-              <w:spacing w:line="240" w:lineRule="auto"/>
-              <w:jc w:val="center"/>
-            </w:pPr>
+              <w:top w:val="single" w:sz="2" w:space="0" w:color="000000"/>
+              <w:left w:val="single" w:sz="2" w:space="0" w:color="000000"/>
+              <w:bottom w:val="single" w:sz="2" w:space="0" w:color="000000"/>
+              <w:right w:val="single" w:sz="2" w:space="0" w:color="000000"/>
+            </w:tcBorders>
+            <w:tcMar>
+              <w:top w:w="65" w:type="dxa"/>
+              <w:left w:w="65" w:type="dxa"/>
+              <w:bottom w:w="65" w:type="dxa"/>
+              <w:right w:w="65" w:type="dxa"/>
+            </w:tcMar>
+            <w:vAlign w:val="center"/>
+          </w:tcPr>
+          <w:p>
+            <w:pPr>
+              <w:spacing w:line="240" w:lineRule="auto"/>
+              <w:jc w:val="center"/>
+            </w:pPr>
+            <w:r>
+              <w:t>All Members</w:t>
+            </w:r>
           </w:p>
         </w:tc>
       </w:tr>
@@ -5287,10 +5429,10 @@
           <w:tcPr>
             <w:tcW w:w="1728" w:type="dxa"/>
             <w:tcBorders>
-              <w:top w:val="single" w:sz="10" w:space="0" w:color="4F5B55"/>
-              <w:left w:val="single" w:sz="10" w:space="0" w:color="4F5B55"/>
-              <w:bottom w:val="single" w:sz="10" w:space="0" w:color="4F5B55"/>
-              <w:right w:val="single" w:sz="10" w:space="0" w:color="4F5B55"/>
+              <w:top w:val="single" w:sz="2" w:space="0" w:color="000000"/>
+              <w:left w:val="single" w:sz="2" w:space="0" w:color="000000"/>
+              <w:bottom w:val="single" w:sz="2" w:space="0" w:color="000000"/>
+              <w:right w:val="single" w:sz="2" w:space="0" w:color="000000"/>
             </w:tcBorders>
             <w:tcMar>
               <w:top w:w="65" w:type="dxa"/>
@@ -5318,10 +5460,10 @@
           <w:tcPr>
             <w:tcW w:w="1210" w:type="dxa"/>
             <w:tcBorders>
-              <w:top w:val="single" w:sz="10" w:space="0" w:color="4F5B55"/>
-              <w:left w:val="single" w:sz="10" w:space="0" w:color="4F5B55"/>
-              <w:bottom w:val="single" w:sz="10" w:space="0" w:color="4F5B55"/>
-              <w:right w:val="single" w:sz="10" w:space="0" w:color="4F5B55"/>
+              <w:top w:val="single" w:sz="2" w:space="0" w:color="000000"/>
+              <w:left w:val="single" w:sz="2" w:space="0" w:color="000000"/>
+              <w:bottom w:val="single" w:sz="2" w:space="0" w:color="000000"/>
+              <w:right w:val="single" w:sz="2" w:space="0" w:color="000000"/>
             </w:tcBorders>
             <w:tcMar>
               <w:top w:w="65" w:type="dxa"/>
@@ -5349,10 +5491,10 @@
           <w:tcPr>
             <w:tcW w:w="5544" w:type="dxa"/>
             <w:tcBorders>
-              <w:top w:val="single" w:sz="10" w:space="0" w:color="4F5B55"/>
-              <w:left w:val="single" w:sz="10" w:space="0" w:color="4F5B55"/>
-              <w:bottom w:val="single" w:sz="10" w:space="0" w:color="4F5B55"/>
-              <w:right w:val="single" w:sz="10" w:space="0" w:color="4F5B55"/>
+              <w:top w:val="single" w:sz="2" w:space="0" w:color="000000"/>
+              <w:left w:val="single" w:sz="2" w:space="0" w:color="000000"/>
+              <w:bottom w:val="single" w:sz="2" w:space="0" w:color="000000"/>
+              <w:right w:val="single" w:sz="2" w:space="0" w:color="000000"/>
             </w:tcBorders>
             <w:tcMar>
               <w:top w:w="65" w:type="dxa"/>
@@ -5379,24 +5521,27 @@
           <w:tcPr>
             <w:tcW w:w="1843" w:type="dxa"/>
             <w:tcBorders>
-              <w:top w:val="single" w:sz="10" w:space="0" w:color="4F5B55"/>
-              <w:left w:val="single" w:sz="10" w:space="0" w:color="4F5B55"/>
-              <w:bottom w:val="single" w:sz="10" w:space="0" w:color="4F5B55"/>
-              <w:right w:val="single" w:sz="10" w:space="0" w:color="4F5B55"/>
-            </w:tcBorders>
-            <w:tcMar>
-              <w:top w:w="65" w:type="dxa"/>
-              <w:left w:w="65" w:type="dxa"/>
-              <w:bottom w:w="65" w:type="dxa"/>
-              <w:right w:w="65" w:type="dxa"/>
-            </w:tcMar>
-            <w:vAlign w:val="center"/>
-          </w:tcPr>
-          <w:p>
-            <w:pPr>
-              <w:spacing w:line="240" w:lineRule="auto"/>
-              <w:jc w:val="center"/>
-            </w:pPr>
+              <w:top w:val="single" w:sz="2" w:space="0" w:color="000000"/>
+              <w:left w:val="single" w:sz="2" w:space="0" w:color="000000"/>
+              <w:bottom w:val="single" w:sz="2" w:space="0" w:color="000000"/>
+              <w:right w:val="single" w:sz="2" w:space="0" w:color="000000"/>
+            </w:tcBorders>
+            <w:tcMar>
+              <w:top w:w="65" w:type="dxa"/>
+              <w:left w:w="65" w:type="dxa"/>
+              <w:bottom w:w="65" w:type="dxa"/>
+              <w:right w:w="65" w:type="dxa"/>
+            </w:tcMar>
+            <w:vAlign w:val="center"/>
+          </w:tcPr>
+          <w:p>
+            <w:pPr>
+              <w:spacing w:line="240" w:lineRule="auto"/>
+              <w:jc w:val="center"/>
+            </w:pPr>
+            <w:r>
+              <w:t>All Members</w:t>
+            </w:r>
           </w:p>
         </w:tc>
       </w:tr>
@@ -5409,10 +5554,10 @@
           <w:tcPr>
             <w:tcW w:w="1728" w:type="dxa"/>
             <w:tcBorders>
-              <w:top w:val="single" w:sz="10" w:space="0" w:color="4F5B55"/>
-              <w:left w:val="single" w:sz="10" w:space="0" w:color="4F5B55"/>
-              <w:bottom w:val="single" w:sz="10" w:space="0" w:color="4F5B55"/>
-              <w:right w:val="single" w:sz="10" w:space="0" w:color="4F5B55"/>
+              <w:top w:val="single" w:sz="2" w:space="0" w:color="000000"/>
+              <w:left w:val="single" w:sz="2" w:space="0" w:color="000000"/>
+              <w:bottom w:val="single" w:sz="2" w:space="0" w:color="000000"/>
+              <w:right w:val="single" w:sz="2" w:space="0" w:color="000000"/>
             </w:tcBorders>
             <w:tcMar>
               <w:top w:w="65" w:type="dxa"/>
@@ -5440,10 +5585,10 @@
           <w:tcPr>
             <w:tcW w:w="1210" w:type="dxa"/>
             <w:tcBorders>
-              <w:top w:val="single" w:sz="10" w:space="0" w:color="4F5B55"/>
-              <w:left w:val="single" w:sz="10" w:space="0" w:color="4F5B55"/>
-              <w:bottom w:val="single" w:sz="10" w:space="0" w:color="4F5B55"/>
-              <w:right w:val="single" w:sz="10" w:space="0" w:color="4F5B55"/>
+              <w:top w:val="single" w:sz="2" w:space="0" w:color="000000"/>
+              <w:left w:val="single" w:sz="2" w:space="0" w:color="000000"/>
+              <w:bottom w:val="single" w:sz="2" w:space="0" w:color="000000"/>
+              <w:right w:val="single" w:sz="2" w:space="0" w:color="000000"/>
             </w:tcBorders>
             <w:tcMar>
               <w:top w:w="65" w:type="dxa"/>
@@ -5471,10 +5616,10 @@
           <w:tcPr>
             <w:tcW w:w="5544" w:type="dxa"/>
             <w:tcBorders>
-              <w:top w:val="single" w:sz="10" w:space="0" w:color="4F5B55"/>
-              <w:left w:val="single" w:sz="10" w:space="0" w:color="4F5B55"/>
-              <w:bottom w:val="single" w:sz="10" w:space="0" w:color="4F5B55"/>
-              <w:right w:val="single" w:sz="10" w:space="0" w:color="4F5B55"/>
+              <w:top w:val="single" w:sz="2" w:space="0" w:color="000000"/>
+              <w:left w:val="single" w:sz="2" w:space="0" w:color="000000"/>
+              <w:bottom w:val="single" w:sz="2" w:space="0" w:color="000000"/>
+              <w:right w:val="single" w:sz="2" w:space="0" w:color="000000"/>
             </w:tcBorders>
             <w:tcMar>
               <w:top w:w="65" w:type="dxa"/>
@@ -5501,24 +5646,27 @@
           <w:tcPr>
             <w:tcW w:w="1843" w:type="dxa"/>
             <w:tcBorders>
-              <w:top w:val="single" w:sz="10" w:space="0" w:color="4F5B55"/>
-              <w:left w:val="single" w:sz="10" w:space="0" w:color="4F5B55"/>
-              <w:bottom w:val="single" w:sz="10" w:space="0" w:color="4F5B55"/>
-              <w:right w:val="single" w:sz="10" w:space="0" w:color="4F5B55"/>
-            </w:tcBorders>
-            <w:tcMar>
-              <w:top w:w="65" w:type="dxa"/>
-              <w:left w:w="65" w:type="dxa"/>
-              <w:bottom w:w="65" w:type="dxa"/>
-              <w:right w:w="65" w:type="dxa"/>
-            </w:tcMar>
-            <w:vAlign w:val="center"/>
-          </w:tcPr>
-          <w:p>
-            <w:pPr>
-              <w:spacing w:line="240" w:lineRule="auto"/>
-              <w:jc w:val="center"/>
-            </w:pPr>
+              <w:top w:val="single" w:sz="2" w:space="0" w:color="000000"/>
+              <w:left w:val="single" w:sz="2" w:space="0" w:color="000000"/>
+              <w:bottom w:val="single" w:sz="2" w:space="0" w:color="000000"/>
+              <w:right w:val="single" w:sz="2" w:space="0" w:color="000000"/>
+            </w:tcBorders>
+            <w:tcMar>
+              <w:top w:w="65" w:type="dxa"/>
+              <w:left w:w="65" w:type="dxa"/>
+              <w:bottom w:w="65" w:type="dxa"/>
+              <w:right w:w="65" w:type="dxa"/>
+            </w:tcMar>
+            <w:vAlign w:val="center"/>
+          </w:tcPr>
+          <w:p>
+            <w:pPr>
+              <w:spacing w:line="240" w:lineRule="auto"/>
+              <w:jc w:val="center"/>
+            </w:pPr>
+            <w:r>
+              <w:t>All Members</w:t>
+            </w:r>
           </w:p>
         </w:tc>
       </w:tr>
@@ -5531,10 +5679,10 @@
           <w:tcPr>
             <w:tcW w:w="1728" w:type="dxa"/>
             <w:tcBorders>
-              <w:top w:val="single" w:sz="10" w:space="0" w:color="4F5B55"/>
-              <w:left w:val="single" w:sz="10" w:space="0" w:color="4F5B55"/>
-              <w:bottom w:val="single" w:sz="10" w:space="0" w:color="4F5B55"/>
-              <w:right w:val="single" w:sz="10" w:space="0" w:color="4F5B55"/>
+              <w:top w:val="single" w:sz="2" w:space="0" w:color="000000"/>
+              <w:left w:val="single" w:sz="2" w:space="0" w:color="000000"/>
+              <w:bottom w:val="single" w:sz="2" w:space="0" w:color="000000"/>
+              <w:right w:val="single" w:sz="2" w:space="0" w:color="000000"/>
             </w:tcBorders>
             <w:tcMar>
               <w:top w:w="65" w:type="dxa"/>
@@ -5562,10 +5710,10 @@
           <w:tcPr>
             <w:tcW w:w="1210" w:type="dxa"/>
             <w:tcBorders>
-              <w:top w:val="single" w:sz="10" w:space="0" w:color="4F5B55"/>
-              <w:left w:val="single" w:sz="10" w:space="0" w:color="4F5B55"/>
-              <w:bottom w:val="single" w:sz="10" w:space="0" w:color="4F5B55"/>
-              <w:right w:val="single" w:sz="10" w:space="0" w:color="4F5B55"/>
+              <w:top w:val="single" w:sz="2" w:space="0" w:color="000000"/>
+              <w:left w:val="single" w:sz="2" w:space="0" w:color="000000"/>
+              <w:bottom w:val="single" w:sz="2" w:space="0" w:color="000000"/>
+              <w:right w:val="single" w:sz="2" w:space="0" w:color="000000"/>
             </w:tcBorders>
             <w:tcMar>
               <w:top w:w="65" w:type="dxa"/>
@@ -5593,10 +5741,10 @@
           <w:tcPr>
             <w:tcW w:w="5544" w:type="dxa"/>
             <w:tcBorders>
-              <w:top w:val="single" w:sz="10" w:space="0" w:color="4F5B55"/>
-              <w:left w:val="single" w:sz="10" w:space="0" w:color="4F5B55"/>
-              <w:bottom w:val="single" w:sz="10" w:space="0" w:color="4F5B55"/>
-              <w:right w:val="single" w:sz="10" w:space="0" w:color="4F5B55"/>
+              <w:top w:val="single" w:sz="2" w:space="0" w:color="000000"/>
+              <w:left w:val="single" w:sz="2" w:space="0" w:color="000000"/>
+              <w:bottom w:val="single" w:sz="2" w:space="0" w:color="000000"/>
+              <w:right w:val="single" w:sz="2" w:space="0" w:color="000000"/>
             </w:tcBorders>
             <w:tcMar>
               <w:top w:w="65" w:type="dxa"/>
@@ -5623,24 +5771,27 @@
           <w:tcPr>
             <w:tcW w:w="1843" w:type="dxa"/>
             <w:tcBorders>
-              <w:top w:val="single" w:sz="10" w:space="0" w:color="4F5B55"/>
-              <w:left w:val="single" w:sz="10" w:space="0" w:color="4F5B55"/>
-              <w:bottom w:val="single" w:sz="10" w:space="0" w:color="4F5B55"/>
-              <w:right w:val="single" w:sz="10" w:space="0" w:color="4F5B55"/>
-            </w:tcBorders>
-            <w:tcMar>
-              <w:top w:w="65" w:type="dxa"/>
-              <w:left w:w="65" w:type="dxa"/>
-              <w:bottom w:w="65" w:type="dxa"/>
-              <w:right w:w="65" w:type="dxa"/>
-            </w:tcMar>
-            <w:vAlign w:val="center"/>
-          </w:tcPr>
-          <w:p>
-            <w:pPr>
-              <w:spacing w:line="240" w:lineRule="auto"/>
-              <w:jc w:val="center"/>
-            </w:pPr>
+              <w:top w:val="single" w:sz="2" w:space="0" w:color="000000"/>
+              <w:left w:val="single" w:sz="2" w:space="0" w:color="000000"/>
+              <w:bottom w:val="single" w:sz="2" w:space="0" w:color="000000"/>
+              <w:right w:val="single" w:sz="2" w:space="0" w:color="000000"/>
+            </w:tcBorders>
+            <w:tcMar>
+              <w:top w:w="65" w:type="dxa"/>
+              <w:left w:w="65" w:type="dxa"/>
+              <w:bottom w:w="65" w:type="dxa"/>
+              <w:right w:w="65" w:type="dxa"/>
+            </w:tcMar>
+            <w:vAlign w:val="center"/>
+          </w:tcPr>
+          <w:p>
+            <w:pPr>
+              <w:spacing w:line="240" w:lineRule="auto"/>
+              <w:jc w:val="center"/>
+            </w:pPr>
+            <w:r>
+              <w:t>All Members</w:t>
+            </w:r>
           </w:p>
         </w:tc>
       </w:tr>
@@ -5653,10 +5804,10 @@
           <w:tcPr>
             <w:tcW w:w="1728" w:type="dxa"/>
             <w:tcBorders>
-              <w:top w:val="single" w:sz="10" w:space="0" w:color="4F5B55"/>
-              <w:left w:val="single" w:sz="10" w:space="0" w:color="4F5B55"/>
-              <w:bottom w:val="single" w:sz="10" w:space="0" w:color="4F5B55"/>
-              <w:right w:val="single" w:sz="10" w:space="0" w:color="4F5B55"/>
+              <w:top w:val="single" w:sz="2" w:space="0" w:color="000000"/>
+              <w:left w:val="single" w:sz="2" w:space="0" w:color="000000"/>
+              <w:bottom w:val="single" w:sz="2" w:space="0" w:color="000000"/>
+              <w:right w:val="single" w:sz="2" w:space="0" w:color="000000"/>
             </w:tcBorders>
             <w:tcMar>
               <w:top w:w="65" w:type="dxa"/>
@@ -5684,10 +5835,10 @@
           <w:tcPr>
             <w:tcW w:w="1210" w:type="dxa"/>
             <w:tcBorders>
-              <w:top w:val="single" w:sz="10" w:space="0" w:color="4F5B55"/>
-              <w:left w:val="single" w:sz="10" w:space="0" w:color="4F5B55"/>
-              <w:bottom w:val="single" w:sz="10" w:space="0" w:color="4F5B55"/>
-              <w:right w:val="single" w:sz="10" w:space="0" w:color="4F5B55"/>
+              <w:top w:val="single" w:sz="2" w:space="0" w:color="000000"/>
+              <w:left w:val="single" w:sz="2" w:space="0" w:color="000000"/>
+              <w:bottom w:val="single" w:sz="2" w:space="0" w:color="000000"/>
+              <w:right w:val="single" w:sz="2" w:space="0" w:color="000000"/>
             </w:tcBorders>
             <w:tcMar>
               <w:top w:w="65" w:type="dxa"/>
@@ -5715,10 +5866,10 @@
           <w:tcPr>
             <w:tcW w:w="5544" w:type="dxa"/>
             <w:tcBorders>
-              <w:top w:val="single" w:sz="10" w:space="0" w:color="4F5B55"/>
-              <w:left w:val="single" w:sz="10" w:space="0" w:color="4F5B55"/>
-              <w:bottom w:val="single" w:sz="10" w:space="0" w:color="4F5B55"/>
-              <w:right w:val="single" w:sz="10" w:space="0" w:color="4F5B55"/>
+              <w:top w:val="single" w:sz="2" w:space="0" w:color="000000"/>
+              <w:left w:val="single" w:sz="2" w:space="0" w:color="000000"/>
+              <w:bottom w:val="single" w:sz="2" w:space="0" w:color="000000"/>
+              <w:right w:val="single" w:sz="2" w:space="0" w:color="000000"/>
             </w:tcBorders>
             <w:tcMar>
               <w:top w:w="65" w:type="dxa"/>
@@ -5745,24 +5896,27 @@
           <w:tcPr>
             <w:tcW w:w="1843" w:type="dxa"/>
             <w:tcBorders>
-              <w:top w:val="single" w:sz="10" w:space="0" w:color="4F5B55"/>
-              <w:left w:val="single" w:sz="10" w:space="0" w:color="4F5B55"/>
-              <w:bottom w:val="single" w:sz="10" w:space="0" w:color="4F5B55"/>
-              <w:right w:val="single" w:sz="10" w:space="0" w:color="4F5B55"/>
-            </w:tcBorders>
-            <w:tcMar>
-              <w:top w:w="65" w:type="dxa"/>
-              <w:left w:w="65" w:type="dxa"/>
-              <w:bottom w:w="65" w:type="dxa"/>
-              <w:right w:w="65" w:type="dxa"/>
-            </w:tcMar>
-            <w:vAlign w:val="center"/>
-          </w:tcPr>
-          <w:p>
-            <w:pPr>
-              <w:spacing w:line="240" w:lineRule="auto"/>
-              <w:jc w:val="center"/>
-            </w:pPr>
+              <w:top w:val="single" w:sz="2" w:space="0" w:color="000000"/>
+              <w:left w:val="single" w:sz="2" w:space="0" w:color="000000"/>
+              <w:bottom w:val="single" w:sz="2" w:space="0" w:color="000000"/>
+              <w:right w:val="single" w:sz="2" w:space="0" w:color="000000"/>
+            </w:tcBorders>
+            <w:tcMar>
+              <w:top w:w="65" w:type="dxa"/>
+              <w:left w:w="65" w:type="dxa"/>
+              <w:bottom w:w="65" w:type="dxa"/>
+              <w:right w:w="65" w:type="dxa"/>
+            </w:tcMar>
+            <w:vAlign w:val="center"/>
+          </w:tcPr>
+          <w:p>
+            <w:pPr>
+              <w:spacing w:line="240" w:lineRule="auto"/>
+              <w:jc w:val="center"/>
+            </w:pPr>
+            <w:r>
+              <w:t>All Members</w:t>
+            </w:r>
           </w:p>
         </w:tc>
       </w:tr>
@@ -5791,6 +5945,14 @@
       <w:tblPr>
         <w:tblW w:w="0" w:type="auto"/>
         <w:jc w:val="center"/>
+        <w:tblBorders>
+          <w:top w:val="single" w:sz="2" w:space="0" w:color="000000"/>
+          <w:left w:val="single" w:sz="2" w:space="0" w:color="000000"/>
+          <w:bottom w:val="single" w:sz="2" w:space="0" w:color="000000"/>
+          <w:right w:val="single" w:sz="2" w:space="0" w:color="000000"/>
+          <w:insideH w:val="single" w:sz="2" w:space="0" w:color="000000"/>
+          <w:insideV w:val="single" w:sz="2" w:space="0" w:color="000000"/>
+        </w:tblBorders>
         <w:tblLayout w:type="fixed"/>
         <w:tblLook w:val="04A0" w:firstRow="1" w:lastRow="0" w:firstColumn="1" w:lastColumn="0" w:noHBand="0" w:noVBand="1"/>
       </w:tblPr>
@@ -5805,10 +5967,10 @@
           <w:tcPr>
             <w:tcW w:w="10296" w:type="dxa"/>
             <w:tcBorders>
-              <w:top w:val="single" w:sz="8" w:space="0" w:color="8A948E"/>
-              <w:left w:val="single" w:sz="8" w:space="0" w:color="8A948E"/>
-              <w:bottom w:val="single" w:sz="8" w:space="0" w:color="8A948E"/>
-              <w:right w:val="single" w:sz="8" w:space="0" w:color="8A948E"/>
+              <w:top w:val="single" w:sz="2" w:space="0" w:color="000000"/>
+              <w:left w:val="single" w:sz="2" w:space="0" w:color="000000"/>
+              <w:bottom w:val="single" w:sz="2" w:space="0" w:color="000000"/>
+              <w:right w:val="single" w:sz="2" w:space="0" w:color="000000"/>
             </w:tcBorders>
             <w:shd w:val="clear" w:color="auto" w:fill="EAF3E5"/>
             <w:tcMar>
@@ -5840,10 +6002,10 @@
           <w:tcPr>
             <w:tcW w:w="10296" w:type="dxa"/>
             <w:tcBorders>
-              <w:top w:val="single" w:sz="8" w:space="0" w:color="8A948E"/>
-              <w:left w:val="single" w:sz="8" w:space="0" w:color="8A948E"/>
-              <w:bottom w:val="single" w:sz="8" w:space="0" w:color="8A948E"/>
-              <w:right w:val="single" w:sz="8" w:space="0" w:color="8A948E"/>
+              <w:top w:val="single" w:sz="2" w:space="0" w:color="000000"/>
+              <w:left w:val="single" w:sz="2" w:space="0" w:color="000000"/>
+              <w:bottom w:val="single" w:sz="2" w:space="0" w:color="000000"/>
+              <w:right w:val="single" w:sz="2" w:space="0" w:color="000000"/>
             </w:tcBorders>
             <w:tcMar>
               <w:top w:w="70" w:type="dxa"/>
@@ -5904,6 +6066,14 @@
       <w:tblPr>
         <w:tblW w:w="0" w:type="auto"/>
         <w:jc w:val="center"/>
+        <w:tblBorders>
+          <w:top w:val="single" w:sz="2" w:space="0" w:color="000000"/>
+          <w:left w:val="single" w:sz="2" w:space="0" w:color="000000"/>
+          <w:bottom w:val="single" w:sz="2" w:space="0" w:color="000000"/>
+          <w:right w:val="single" w:sz="2" w:space="0" w:color="000000"/>
+          <w:insideH w:val="single" w:sz="2" w:space="0" w:color="000000"/>
+          <w:insideV w:val="single" w:sz="2" w:space="0" w:color="000000"/>
+        </w:tblBorders>
         <w:tblLayout w:type="fixed"/>
         <w:tblLook w:val="04A0" w:firstRow="1" w:lastRow="0" w:firstColumn="1" w:lastColumn="0" w:noHBand="0" w:noVBand="1"/>
       </w:tblPr>
@@ -5922,10 +6092,10 @@
           <w:tcPr>
             <w:tcW w:w="1728" w:type="dxa"/>
             <w:tcBorders>
-              <w:top w:val="single" w:sz="10" w:space="0" w:color="4F5B55"/>
-              <w:left w:val="single" w:sz="10" w:space="0" w:color="4F5B55"/>
-              <w:bottom w:val="single" w:sz="10" w:space="0" w:color="4F5B55"/>
-              <w:right w:val="single" w:sz="10" w:space="0" w:color="4F5B55"/>
+              <w:top w:val="single" w:sz="2" w:space="0" w:color="000000"/>
+              <w:left w:val="single" w:sz="2" w:space="0" w:color="000000"/>
+              <w:bottom w:val="single" w:sz="2" w:space="0" w:color="000000"/>
+              <w:right w:val="single" w:sz="2" w:space="0" w:color="000000"/>
             </w:tcBorders>
             <w:shd w:val="clear" w:color="auto" w:fill="70A357"/>
             <w:tcMar>
@@ -5955,10 +6125,10 @@
           <w:tcPr>
             <w:tcW w:w="1210" w:type="dxa"/>
             <w:tcBorders>
-              <w:top w:val="single" w:sz="10" w:space="0" w:color="4F5B55"/>
-              <w:left w:val="single" w:sz="10" w:space="0" w:color="4F5B55"/>
-              <w:bottom w:val="single" w:sz="10" w:space="0" w:color="4F5B55"/>
-              <w:right w:val="single" w:sz="10" w:space="0" w:color="4F5B55"/>
+              <w:top w:val="single" w:sz="2" w:space="0" w:color="000000"/>
+              <w:left w:val="single" w:sz="2" w:space="0" w:color="000000"/>
+              <w:bottom w:val="single" w:sz="2" w:space="0" w:color="000000"/>
+              <w:right w:val="single" w:sz="2" w:space="0" w:color="000000"/>
             </w:tcBorders>
             <w:shd w:val="clear" w:color="auto" w:fill="70A357"/>
             <w:tcMar>
@@ -5988,10 +6158,10 @@
           <w:tcPr>
             <w:tcW w:w="5544" w:type="dxa"/>
             <w:tcBorders>
-              <w:top w:val="single" w:sz="10" w:space="0" w:color="4F5B55"/>
-              <w:left w:val="single" w:sz="10" w:space="0" w:color="4F5B55"/>
-              <w:bottom w:val="single" w:sz="10" w:space="0" w:color="4F5B55"/>
-              <w:right w:val="single" w:sz="10" w:space="0" w:color="4F5B55"/>
+              <w:top w:val="single" w:sz="2" w:space="0" w:color="000000"/>
+              <w:left w:val="single" w:sz="2" w:space="0" w:color="000000"/>
+              <w:bottom w:val="single" w:sz="2" w:space="0" w:color="000000"/>
+              <w:right w:val="single" w:sz="2" w:space="0" w:color="000000"/>
             </w:tcBorders>
             <w:shd w:val="clear" w:color="auto" w:fill="70A357"/>
             <w:tcMar>
@@ -6021,10 +6191,10 @@
           <w:tcPr>
             <w:tcW w:w="1843" w:type="dxa"/>
             <w:tcBorders>
-              <w:top w:val="single" w:sz="10" w:space="0" w:color="4F5B55"/>
-              <w:left w:val="single" w:sz="10" w:space="0" w:color="4F5B55"/>
-              <w:bottom w:val="single" w:sz="10" w:space="0" w:color="4F5B55"/>
-              <w:right w:val="single" w:sz="10" w:space="0" w:color="4F5B55"/>
+              <w:top w:val="single" w:sz="2" w:space="0" w:color="000000"/>
+              <w:left w:val="single" w:sz="2" w:space="0" w:color="000000"/>
+              <w:bottom w:val="single" w:sz="2" w:space="0" w:color="000000"/>
+              <w:right w:val="single" w:sz="2" w:space="0" w:color="000000"/>
             </w:tcBorders>
             <w:shd w:val="clear" w:color="auto" w:fill="70A357"/>
             <w:tcMar>
@@ -6060,10 +6230,10 @@
           <w:tcPr>
             <w:tcW w:w="1728" w:type="dxa"/>
             <w:tcBorders>
-              <w:top w:val="single" w:sz="10" w:space="0" w:color="4F5B55"/>
-              <w:left w:val="single" w:sz="10" w:space="0" w:color="4F5B55"/>
-              <w:bottom w:val="single" w:sz="10" w:space="0" w:color="4F5B55"/>
-              <w:right w:val="single" w:sz="10" w:space="0" w:color="4F5B55"/>
+              <w:top w:val="single" w:sz="2" w:space="0" w:color="000000"/>
+              <w:left w:val="single" w:sz="2" w:space="0" w:color="000000"/>
+              <w:bottom w:val="single" w:sz="2" w:space="0" w:color="000000"/>
+              <w:right w:val="single" w:sz="2" w:space="0" w:color="000000"/>
             </w:tcBorders>
             <w:tcMar>
               <w:top w:w="65" w:type="dxa"/>
@@ -6091,10 +6261,10 @@
           <w:tcPr>
             <w:tcW w:w="1210" w:type="dxa"/>
             <w:tcBorders>
-              <w:top w:val="single" w:sz="10" w:space="0" w:color="4F5B55"/>
-              <w:left w:val="single" w:sz="10" w:space="0" w:color="4F5B55"/>
-              <w:bottom w:val="single" w:sz="10" w:space="0" w:color="4F5B55"/>
-              <w:right w:val="single" w:sz="10" w:space="0" w:color="4F5B55"/>
+              <w:top w:val="single" w:sz="2" w:space="0" w:color="000000"/>
+              <w:left w:val="single" w:sz="2" w:space="0" w:color="000000"/>
+              <w:bottom w:val="single" w:sz="2" w:space="0" w:color="000000"/>
+              <w:right w:val="single" w:sz="2" w:space="0" w:color="000000"/>
             </w:tcBorders>
             <w:tcMar>
               <w:top w:w="65" w:type="dxa"/>
@@ -6122,10 +6292,10 @@
           <w:tcPr>
             <w:tcW w:w="5544" w:type="dxa"/>
             <w:tcBorders>
-              <w:top w:val="single" w:sz="10" w:space="0" w:color="4F5B55"/>
-              <w:left w:val="single" w:sz="10" w:space="0" w:color="4F5B55"/>
-              <w:bottom w:val="single" w:sz="10" w:space="0" w:color="4F5B55"/>
-              <w:right w:val="single" w:sz="10" w:space="0" w:color="4F5B55"/>
+              <w:top w:val="single" w:sz="2" w:space="0" w:color="000000"/>
+              <w:left w:val="single" w:sz="2" w:space="0" w:color="000000"/>
+              <w:bottom w:val="single" w:sz="2" w:space="0" w:color="000000"/>
+              <w:right w:val="single" w:sz="2" w:space="0" w:color="000000"/>
             </w:tcBorders>
             <w:tcMar>
               <w:top w:w="65" w:type="dxa"/>
@@ -6152,24 +6322,27 @@
           <w:tcPr>
             <w:tcW w:w="1843" w:type="dxa"/>
             <w:tcBorders>
-              <w:top w:val="single" w:sz="10" w:space="0" w:color="4F5B55"/>
-              <w:left w:val="single" w:sz="10" w:space="0" w:color="4F5B55"/>
-              <w:bottom w:val="single" w:sz="10" w:space="0" w:color="4F5B55"/>
-              <w:right w:val="single" w:sz="10" w:space="0" w:color="4F5B55"/>
-            </w:tcBorders>
-            <w:tcMar>
-              <w:top w:w="65" w:type="dxa"/>
-              <w:left w:w="65" w:type="dxa"/>
-              <w:bottom w:w="65" w:type="dxa"/>
-              <w:right w:w="65" w:type="dxa"/>
-            </w:tcMar>
-            <w:vAlign w:val="center"/>
-          </w:tcPr>
-          <w:p>
-            <w:pPr>
-              <w:spacing w:line="240" w:lineRule="auto"/>
-              <w:jc w:val="center"/>
-            </w:pPr>
+              <w:top w:val="single" w:sz="2" w:space="0" w:color="000000"/>
+              <w:left w:val="single" w:sz="2" w:space="0" w:color="000000"/>
+              <w:bottom w:val="single" w:sz="2" w:space="0" w:color="000000"/>
+              <w:right w:val="single" w:sz="2" w:space="0" w:color="000000"/>
+            </w:tcBorders>
+            <w:tcMar>
+              <w:top w:w="65" w:type="dxa"/>
+              <w:left w:w="65" w:type="dxa"/>
+              <w:bottom w:w="65" w:type="dxa"/>
+              <w:right w:w="65" w:type="dxa"/>
+            </w:tcMar>
+            <w:vAlign w:val="center"/>
+          </w:tcPr>
+          <w:p>
+            <w:pPr>
+              <w:spacing w:line="240" w:lineRule="auto"/>
+              <w:jc w:val="center"/>
+            </w:pPr>
+            <w:r>
+              <w:t>All Members</w:t>
+            </w:r>
           </w:p>
         </w:tc>
       </w:tr>
@@ -6182,10 +6355,10 @@
           <w:tcPr>
             <w:tcW w:w="1728" w:type="dxa"/>
             <w:tcBorders>
-              <w:top w:val="single" w:sz="10" w:space="0" w:color="4F5B55"/>
-              <w:left w:val="single" w:sz="10" w:space="0" w:color="4F5B55"/>
-              <w:bottom w:val="single" w:sz="10" w:space="0" w:color="4F5B55"/>
-              <w:right w:val="single" w:sz="10" w:space="0" w:color="4F5B55"/>
+              <w:top w:val="single" w:sz="2" w:space="0" w:color="000000"/>
+              <w:left w:val="single" w:sz="2" w:space="0" w:color="000000"/>
+              <w:bottom w:val="single" w:sz="2" w:space="0" w:color="000000"/>
+              <w:right w:val="single" w:sz="2" w:space="0" w:color="000000"/>
             </w:tcBorders>
             <w:tcMar>
               <w:top w:w="65" w:type="dxa"/>
@@ -6213,10 +6386,10 @@
           <w:tcPr>
             <w:tcW w:w="1210" w:type="dxa"/>
             <w:tcBorders>
-              <w:top w:val="single" w:sz="10" w:space="0" w:color="4F5B55"/>
-              <w:left w:val="single" w:sz="10" w:space="0" w:color="4F5B55"/>
-              <w:bottom w:val="single" w:sz="10" w:space="0" w:color="4F5B55"/>
-              <w:right w:val="single" w:sz="10" w:space="0" w:color="4F5B55"/>
+              <w:top w:val="single" w:sz="2" w:space="0" w:color="000000"/>
+              <w:left w:val="single" w:sz="2" w:space="0" w:color="000000"/>
+              <w:bottom w:val="single" w:sz="2" w:space="0" w:color="000000"/>
+              <w:right w:val="single" w:sz="2" w:space="0" w:color="000000"/>
             </w:tcBorders>
             <w:tcMar>
               <w:top w:w="65" w:type="dxa"/>
@@ -6244,10 +6417,10 @@
           <w:tcPr>
             <w:tcW w:w="5544" w:type="dxa"/>
             <w:tcBorders>
-              <w:top w:val="single" w:sz="10" w:space="0" w:color="4F5B55"/>
-              <w:left w:val="single" w:sz="10" w:space="0" w:color="4F5B55"/>
-              <w:bottom w:val="single" w:sz="10" w:space="0" w:color="4F5B55"/>
-              <w:right w:val="single" w:sz="10" w:space="0" w:color="4F5B55"/>
+              <w:top w:val="single" w:sz="2" w:space="0" w:color="000000"/>
+              <w:left w:val="single" w:sz="2" w:space="0" w:color="000000"/>
+              <w:bottom w:val="single" w:sz="2" w:space="0" w:color="000000"/>
+              <w:right w:val="single" w:sz="2" w:space="0" w:color="000000"/>
             </w:tcBorders>
             <w:tcMar>
               <w:top w:w="65" w:type="dxa"/>
@@ -6274,24 +6447,27 @@
           <w:tcPr>
             <w:tcW w:w="1843" w:type="dxa"/>
             <w:tcBorders>
-              <w:top w:val="single" w:sz="10" w:space="0" w:color="4F5B55"/>
-              <w:left w:val="single" w:sz="10" w:space="0" w:color="4F5B55"/>
-              <w:bottom w:val="single" w:sz="10" w:space="0" w:color="4F5B55"/>
-              <w:right w:val="single" w:sz="10" w:space="0" w:color="4F5B55"/>
-            </w:tcBorders>
-            <w:tcMar>
-              <w:top w:w="65" w:type="dxa"/>
-              <w:left w:w="65" w:type="dxa"/>
-              <w:bottom w:w="65" w:type="dxa"/>
-              <w:right w:w="65" w:type="dxa"/>
-            </w:tcMar>
-            <w:vAlign w:val="center"/>
-          </w:tcPr>
-          <w:p>
-            <w:pPr>
-              <w:spacing w:line="240" w:lineRule="auto"/>
-              <w:jc w:val="center"/>
-            </w:pPr>
+              <w:top w:val="single" w:sz="2" w:space="0" w:color="000000"/>
+              <w:left w:val="single" w:sz="2" w:space="0" w:color="000000"/>
+              <w:bottom w:val="single" w:sz="2" w:space="0" w:color="000000"/>
+              <w:right w:val="single" w:sz="2" w:space="0" w:color="000000"/>
+            </w:tcBorders>
+            <w:tcMar>
+              <w:top w:w="65" w:type="dxa"/>
+              <w:left w:w="65" w:type="dxa"/>
+              <w:bottom w:w="65" w:type="dxa"/>
+              <w:right w:w="65" w:type="dxa"/>
+            </w:tcMar>
+            <w:vAlign w:val="center"/>
+          </w:tcPr>
+          <w:p>
+            <w:pPr>
+              <w:spacing w:line="240" w:lineRule="auto"/>
+              <w:jc w:val="center"/>
+            </w:pPr>
+            <w:r>
+              <w:t>All Members</w:t>
+            </w:r>
           </w:p>
         </w:tc>
       </w:tr>
@@ -6304,10 +6480,10 @@
           <w:tcPr>
             <w:tcW w:w="1728" w:type="dxa"/>
             <w:tcBorders>
-              <w:top w:val="single" w:sz="10" w:space="0" w:color="4F5B55"/>
-              <w:left w:val="single" w:sz="10" w:space="0" w:color="4F5B55"/>
-              <w:bottom w:val="single" w:sz="10" w:space="0" w:color="4F5B55"/>
-              <w:right w:val="single" w:sz="10" w:space="0" w:color="4F5B55"/>
+              <w:top w:val="single" w:sz="2" w:space="0" w:color="000000"/>
+              <w:left w:val="single" w:sz="2" w:space="0" w:color="000000"/>
+              <w:bottom w:val="single" w:sz="2" w:space="0" w:color="000000"/>
+              <w:right w:val="single" w:sz="2" w:space="0" w:color="000000"/>
             </w:tcBorders>
             <w:tcMar>
               <w:top w:w="65" w:type="dxa"/>
@@ -6335,10 +6511,10 @@
           <w:tcPr>
             <w:tcW w:w="1210" w:type="dxa"/>
             <w:tcBorders>
-              <w:top w:val="single" w:sz="10" w:space="0" w:color="4F5B55"/>
-              <w:left w:val="single" w:sz="10" w:space="0" w:color="4F5B55"/>
-              <w:bottom w:val="single" w:sz="10" w:space="0" w:color="4F5B55"/>
-              <w:right w:val="single" w:sz="10" w:space="0" w:color="4F5B55"/>
+              <w:top w:val="single" w:sz="2" w:space="0" w:color="000000"/>
+              <w:left w:val="single" w:sz="2" w:space="0" w:color="000000"/>
+              <w:bottom w:val="single" w:sz="2" w:space="0" w:color="000000"/>
+              <w:right w:val="single" w:sz="2" w:space="0" w:color="000000"/>
             </w:tcBorders>
             <w:tcMar>
               <w:top w:w="65" w:type="dxa"/>
@@ -6366,10 +6542,10 @@
           <w:tcPr>
             <w:tcW w:w="5544" w:type="dxa"/>
             <w:tcBorders>
-              <w:top w:val="single" w:sz="10" w:space="0" w:color="4F5B55"/>
-              <w:left w:val="single" w:sz="10" w:space="0" w:color="4F5B55"/>
-              <w:bottom w:val="single" w:sz="10" w:space="0" w:color="4F5B55"/>
-              <w:right w:val="single" w:sz="10" w:space="0" w:color="4F5B55"/>
+              <w:top w:val="single" w:sz="2" w:space="0" w:color="000000"/>
+              <w:left w:val="single" w:sz="2" w:space="0" w:color="000000"/>
+              <w:bottom w:val="single" w:sz="2" w:space="0" w:color="000000"/>
+              <w:right w:val="single" w:sz="2" w:space="0" w:color="000000"/>
             </w:tcBorders>
             <w:tcMar>
               <w:top w:w="65" w:type="dxa"/>
@@ -6396,24 +6572,27 @@
           <w:tcPr>
             <w:tcW w:w="1843" w:type="dxa"/>
             <w:tcBorders>
-              <w:top w:val="single" w:sz="10" w:space="0" w:color="4F5B55"/>
-              <w:left w:val="single" w:sz="10" w:space="0" w:color="4F5B55"/>
-              <w:bottom w:val="single" w:sz="10" w:space="0" w:color="4F5B55"/>
-              <w:right w:val="single" w:sz="10" w:space="0" w:color="4F5B55"/>
-            </w:tcBorders>
-            <w:tcMar>
-              <w:top w:w="65" w:type="dxa"/>
-              <w:left w:w="65" w:type="dxa"/>
-              <w:bottom w:w="65" w:type="dxa"/>
-              <w:right w:w="65" w:type="dxa"/>
-            </w:tcMar>
-            <w:vAlign w:val="center"/>
-          </w:tcPr>
-          <w:p>
-            <w:pPr>
-              <w:spacing w:line="240" w:lineRule="auto"/>
-              <w:jc w:val="center"/>
-            </w:pPr>
+              <w:top w:val="single" w:sz="2" w:space="0" w:color="000000"/>
+              <w:left w:val="single" w:sz="2" w:space="0" w:color="000000"/>
+              <w:bottom w:val="single" w:sz="2" w:space="0" w:color="000000"/>
+              <w:right w:val="single" w:sz="2" w:space="0" w:color="000000"/>
+            </w:tcBorders>
+            <w:tcMar>
+              <w:top w:w="65" w:type="dxa"/>
+              <w:left w:w="65" w:type="dxa"/>
+              <w:bottom w:w="65" w:type="dxa"/>
+              <w:right w:w="65" w:type="dxa"/>
+            </w:tcMar>
+            <w:vAlign w:val="center"/>
+          </w:tcPr>
+          <w:p>
+            <w:pPr>
+              <w:spacing w:line="240" w:lineRule="auto"/>
+              <w:jc w:val="center"/>
+            </w:pPr>
+            <w:r>
+              <w:t>All Members</w:t>
+            </w:r>
           </w:p>
         </w:tc>
       </w:tr>
@@ -6426,10 +6605,10 @@
           <w:tcPr>
             <w:tcW w:w="1728" w:type="dxa"/>
             <w:tcBorders>
-              <w:top w:val="single" w:sz="10" w:space="0" w:color="4F5B55"/>
-              <w:left w:val="single" w:sz="10" w:space="0" w:color="4F5B55"/>
-              <w:bottom w:val="single" w:sz="10" w:space="0" w:color="4F5B55"/>
-              <w:right w:val="single" w:sz="10" w:space="0" w:color="4F5B55"/>
+              <w:top w:val="single" w:sz="2" w:space="0" w:color="000000"/>
+              <w:left w:val="single" w:sz="2" w:space="0" w:color="000000"/>
+              <w:bottom w:val="single" w:sz="2" w:space="0" w:color="000000"/>
+              <w:right w:val="single" w:sz="2" w:space="0" w:color="000000"/>
             </w:tcBorders>
             <w:tcMar>
               <w:top w:w="65" w:type="dxa"/>
@@ -6457,10 +6636,10 @@
           <w:tcPr>
             <w:tcW w:w="1210" w:type="dxa"/>
             <w:tcBorders>
-              <w:top w:val="single" w:sz="10" w:space="0" w:color="4F5B55"/>
-              <w:left w:val="single" w:sz="10" w:space="0" w:color="4F5B55"/>
-              <w:bottom w:val="single" w:sz="10" w:space="0" w:color="4F5B55"/>
-              <w:right w:val="single" w:sz="10" w:space="0" w:color="4F5B55"/>
+              <w:top w:val="single" w:sz="2" w:space="0" w:color="000000"/>
+              <w:left w:val="single" w:sz="2" w:space="0" w:color="000000"/>
+              <w:bottom w:val="single" w:sz="2" w:space="0" w:color="000000"/>
+              <w:right w:val="single" w:sz="2" w:space="0" w:color="000000"/>
             </w:tcBorders>
             <w:tcMar>
               <w:top w:w="65" w:type="dxa"/>
@@ -6488,10 +6667,10 @@
           <w:tcPr>
             <w:tcW w:w="5544" w:type="dxa"/>
             <w:tcBorders>
-              <w:top w:val="single" w:sz="10" w:space="0" w:color="4F5B55"/>
-              <w:left w:val="single" w:sz="10" w:space="0" w:color="4F5B55"/>
-              <w:bottom w:val="single" w:sz="10" w:space="0" w:color="4F5B55"/>
-              <w:right w:val="single" w:sz="10" w:space="0" w:color="4F5B55"/>
+              <w:top w:val="single" w:sz="2" w:space="0" w:color="000000"/>
+              <w:left w:val="single" w:sz="2" w:space="0" w:color="000000"/>
+              <w:bottom w:val="single" w:sz="2" w:space="0" w:color="000000"/>
+              <w:right w:val="single" w:sz="2" w:space="0" w:color="000000"/>
             </w:tcBorders>
             <w:tcMar>
               <w:top w:w="65" w:type="dxa"/>
@@ -6518,24 +6697,27 @@
           <w:tcPr>
             <w:tcW w:w="1843" w:type="dxa"/>
             <w:tcBorders>
-              <w:top w:val="single" w:sz="10" w:space="0" w:color="4F5B55"/>
-              <w:left w:val="single" w:sz="10" w:space="0" w:color="4F5B55"/>
-              <w:bottom w:val="single" w:sz="10" w:space="0" w:color="4F5B55"/>
-              <w:right w:val="single" w:sz="10" w:space="0" w:color="4F5B55"/>
-            </w:tcBorders>
-            <w:tcMar>
-              <w:top w:w="65" w:type="dxa"/>
-              <w:left w:w="65" w:type="dxa"/>
-              <w:bottom w:w="65" w:type="dxa"/>
-              <w:right w:w="65" w:type="dxa"/>
-            </w:tcMar>
-            <w:vAlign w:val="center"/>
-          </w:tcPr>
-          <w:p>
-            <w:pPr>
-              <w:spacing w:line="240" w:lineRule="auto"/>
-              <w:jc w:val="center"/>
-            </w:pPr>
+              <w:top w:val="single" w:sz="2" w:space="0" w:color="000000"/>
+              <w:left w:val="single" w:sz="2" w:space="0" w:color="000000"/>
+              <w:bottom w:val="single" w:sz="2" w:space="0" w:color="000000"/>
+              <w:right w:val="single" w:sz="2" w:space="0" w:color="000000"/>
+            </w:tcBorders>
+            <w:tcMar>
+              <w:top w:w="65" w:type="dxa"/>
+              <w:left w:w="65" w:type="dxa"/>
+              <w:bottom w:w="65" w:type="dxa"/>
+              <w:right w:w="65" w:type="dxa"/>
+            </w:tcMar>
+            <w:vAlign w:val="center"/>
+          </w:tcPr>
+          <w:p>
+            <w:pPr>
+              <w:spacing w:line="240" w:lineRule="auto"/>
+              <w:jc w:val="center"/>
+            </w:pPr>
+            <w:r>
+              <w:t>All Members</w:t>
+            </w:r>
           </w:p>
         </w:tc>
       </w:tr>
@@ -6548,10 +6730,10 @@
           <w:tcPr>
             <w:tcW w:w="1728" w:type="dxa"/>
             <w:tcBorders>
-              <w:top w:val="single" w:sz="10" w:space="0" w:color="4F5B55"/>
-              <w:left w:val="single" w:sz="10" w:space="0" w:color="4F5B55"/>
-              <w:bottom w:val="single" w:sz="10" w:space="0" w:color="4F5B55"/>
-              <w:right w:val="single" w:sz="10" w:space="0" w:color="4F5B55"/>
+              <w:top w:val="single" w:sz="2" w:space="0" w:color="000000"/>
+              <w:left w:val="single" w:sz="2" w:space="0" w:color="000000"/>
+              <w:bottom w:val="single" w:sz="2" w:space="0" w:color="000000"/>
+              <w:right w:val="single" w:sz="2" w:space="0" w:color="000000"/>
             </w:tcBorders>
             <w:tcMar>
               <w:top w:w="65" w:type="dxa"/>
@@ -6579,10 +6761,10 @@
           <w:tcPr>
             <w:tcW w:w="1210" w:type="dxa"/>
             <w:tcBorders>
-              <w:top w:val="single" w:sz="10" w:space="0" w:color="4F5B55"/>
-              <w:left w:val="single" w:sz="10" w:space="0" w:color="4F5B55"/>
-              <w:bottom w:val="single" w:sz="10" w:space="0" w:color="4F5B55"/>
-              <w:right w:val="single" w:sz="10" w:space="0" w:color="4F5B55"/>
+              <w:top w:val="single" w:sz="2" w:space="0" w:color="000000"/>
+              <w:left w:val="single" w:sz="2" w:space="0" w:color="000000"/>
+              <w:bottom w:val="single" w:sz="2" w:space="0" w:color="000000"/>
+              <w:right w:val="single" w:sz="2" w:space="0" w:color="000000"/>
             </w:tcBorders>
             <w:tcMar>
               <w:top w:w="65" w:type="dxa"/>
@@ -6610,10 +6792,10 @@
           <w:tcPr>
             <w:tcW w:w="5544" w:type="dxa"/>
             <w:tcBorders>
-              <w:top w:val="single" w:sz="10" w:space="0" w:color="4F5B55"/>
-              <w:left w:val="single" w:sz="10" w:space="0" w:color="4F5B55"/>
-              <w:bottom w:val="single" w:sz="10" w:space="0" w:color="4F5B55"/>
-              <w:right w:val="single" w:sz="10" w:space="0" w:color="4F5B55"/>
+              <w:top w:val="single" w:sz="2" w:space="0" w:color="000000"/>
+              <w:left w:val="single" w:sz="2" w:space="0" w:color="000000"/>
+              <w:bottom w:val="single" w:sz="2" w:space="0" w:color="000000"/>
+              <w:right w:val="single" w:sz="2" w:space="0" w:color="000000"/>
             </w:tcBorders>
             <w:tcMar>
               <w:top w:w="65" w:type="dxa"/>
@@ -6640,24 +6822,27 @@
           <w:tcPr>
             <w:tcW w:w="1843" w:type="dxa"/>
             <w:tcBorders>
-              <w:top w:val="single" w:sz="10" w:space="0" w:color="4F5B55"/>
-              <w:left w:val="single" w:sz="10" w:space="0" w:color="4F5B55"/>
-              <w:bottom w:val="single" w:sz="10" w:space="0" w:color="4F5B55"/>
-              <w:right w:val="single" w:sz="10" w:space="0" w:color="4F5B55"/>
-            </w:tcBorders>
-            <w:tcMar>
-              <w:top w:w="65" w:type="dxa"/>
-              <w:left w:w="65" w:type="dxa"/>
-              <w:bottom w:w="65" w:type="dxa"/>
-              <w:right w:w="65" w:type="dxa"/>
-            </w:tcMar>
-            <w:vAlign w:val="center"/>
-          </w:tcPr>
-          <w:p>
-            <w:pPr>
-              <w:spacing w:line="240" w:lineRule="auto"/>
-              <w:jc w:val="center"/>
-            </w:pPr>
+              <w:top w:val="single" w:sz="2" w:space="0" w:color="000000"/>
+              <w:left w:val="single" w:sz="2" w:space="0" w:color="000000"/>
+              <w:bottom w:val="single" w:sz="2" w:space="0" w:color="000000"/>
+              <w:right w:val="single" w:sz="2" w:space="0" w:color="000000"/>
+            </w:tcBorders>
+            <w:tcMar>
+              <w:top w:w="65" w:type="dxa"/>
+              <w:left w:w="65" w:type="dxa"/>
+              <w:bottom w:w="65" w:type="dxa"/>
+              <w:right w:w="65" w:type="dxa"/>
+            </w:tcMar>
+            <w:vAlign w:val="center"/>
+          </w:tcPr>
+          <w:p>
+            <w:pPr>
+              <w:spacing w:line="240" w:lineRule="auto"/>
+              <w:jc w:val="center"/>
+            </w:pPr>
+            <w:r>
+              <w:t>All Members</w:t>
+            </w:r>
           </w:p>
         </w:tc>
       </w:tr>
@@ -6670,10 +6855,10 @@
           <w:tcPr>
             <w:tcW w:w="1728" w:type="dxa"/>
             <w:tcBorders>
-              <w:top w:val="single" w:sz="10" w:space="0" w:color="4F5B55"/>
-              <w:left w:val="single" w:sz="10" w:space="0" w:color="4F5B55"/>
-              <w:bottom w:val="single" w:sz="10" w:space="0" w:color="4F5B55"/>
-              <w:right w:val="single" w:sz="10" w:space="0" w:color="4F5B55"/>
+              <w:top w:val="single" w:sz="2" w:space="0" w:color="000000"/>
+              <w:left w:val="single" w:sz="2" w:space="0" w:color="000000"/>
+              <w:bottom w:val="single" w:sz="2" w:space="0" w:color="000000"/>
+              <w:right w:val="single" w:sz="2" w:space="0" w:color="000000"/>
             </w:tcBorders>
             <w:tcMar>
               <w:top w:w="65" w:type="dxa"/>
@@ -6701,10 +6886,10 @@
           <w:tcPr>
             <w:tcW w:w="1210" w:type="dxa"/>
             <w:tcBorders>
-              <w:top w:val="single" w:sz="10" w:space="0" w:color="4F5B55"/>
-              <w:left w:val="single" w:sz="10" w:space="0" w:color="4F5B55"/>
-              <w:bottom w:val="single" w:sz="10" w:space="0" w:color="4F5B55"/>
-              <w:right w:val="single" w:sz="10" w:space="0" w:color="4F5B55"/>
+              <w:top w:val="single" w:sz="2" w:space="0" w:color="000000"/>
+              <w:left w:val="single" w:sz="2" w:space="0" w:color="000000"/>
+              <w:bottom w:val="single" w:sz="2" w:space="0" w:color="000000"/>
+              <w:right w:val="single" w:sz="2" w:space="0" w:color="000000"/>
             </w:tcBorders>
             <w:tcMar>
               <w:top w:w="65" w:type="dxa"/>
@@ -6732,10 +6917,10 @@
           <w:tcPr>
             <w:tcW w:w="5544" w:type="dxa"/>
             <w:tcBorders>
-              <w:top w:val="single" w:sz="10" w:space="0" w:color="4F5B55"/>
-              <w:left w:val="single" w:sz="10" w:space="0" w:color="4F5B55"/>
-              <w:bottom w:val="single" w:sz="10" w:space="0" w:color="4F5B55"/>
-              <w:right w:val="single" w:sz="10" w:space="0" w:color="4F5B55"/>
+              <w:top w:val="single" w:sz="2" w:space="0" w:color="000000"/>
+              <w:left w:val="single" w:sz="2" w:space="0" w:color="000000"/>
+              <w:bottom w:val="single" w:sz="2" w:space="0" w:color="000000"/>
+              <w:right w:val="single" w:sz="2" w:space="0" w:color="000000"/>
             </w:tcBorders>
             <w:tcMar>
               <w:top w:w="65" w:type="dxa"/>
@@ -6762,24 +6947,27 @@
           <w:tcPr>
             <w:tcW w:w="1843" w:type="dxa"/>
             <w:tcBorders>
-              <w:top w:val="single" w:sz="10" w:space="0" w:color="4F5B55"/>
-              <w:left w:val="single" w:sz="10" w:space="0" w:color="4F5B55"/>
-              <w:bottom w:val="single" w:sz="10" w:space="0" w:color="4F5B55"/>
-              <w:right w:val="single" w:sz="10" w:space="0" w:color="4F5B55"/>
-            </w:tcBorders>
-            <w:tcMar>
-              <w:top w:w="65" w:type="dxa"/>
-              <w:left w:w="65" w:type="dxa"/>
-              <w:bottom w:w="65" w:type="dxa"/>
-              <w:right w:w="65" w:type="dxa"/>
-            </w:tcMar>
-            <w:vAlign w:val="center"/>
-          </w:tcPr>
-          <w:p>
-            <w:pPr>
-              <w:spacing w:line="240" w:lineRule="auto"/>
-              <w:jc w:val="center"/>
-            </w:pPr>
+              <w:top w:val="single" w:sz="2" w:space="0" w:color="000000"/>
+              <w:left w:val="single" w:sz="2" w:space="0" w:color="000000"/>
+              <w:bottom w:val="single" w:sz="2" w:space="0" w:color="000000"/>
+              <w:right w:val="single" w:sz="2" w:space="0" w:color="000000"/>
+            </w:tcBorders>
+            <w:tcMar>
+              <w:top w:w="65" w:type="dxa"/>
+              <w:left w:w="65" w:type="dxa"/>
+              <w:bottom w:w="65" w:type="dxa"/>
+              <w:right w:w="65" w:type="dxa"/>
+            </w:tcMar>
+            <w:vAlign w:val="center"/>
+          </w:tcPr>
+          <w:p>
+            <w:pPr>
+              <w:spacing w:line="240" w:lineRule="auto"/>
+              <w:jc w:val="center"/>
+            </w:pPr>
+            <w:r>
+              <w:t>All Members</w:t>
+            </w:r>
           </w:p>
         </w:tc>
       </w:tr>
@@ -6792,10 +6980,10 @@
           <w:tcPr>
             <w:tcW w:w="1728" w:type="dxa"/>
             <w:tcBorders>
-              <w:top w:val="single" w:sz="10" w:space="0" w:color="4F5B55"/>
-              <w:left w:val="single" w:sz="10" w:space="0" w:color="4F5B55"/>
-              <w:bottom w:val="single" w:sz="10" w:space="0" w:color="4F5B55"/>
-              <w:right w:val="single" w:sz="10" w:space="0" w:color="4F5B55"/>
+              <w:top w:val="single" w:sz="2" w:space="0" w:color="000000"/>
+              <w:left w:val="single" w:sz="2" w:space="0" w:color="000000"/>
+              <w:bottom w:val="single" w:sz="2" w:space="0" w:color="000000"/>
+              <w:right w:val="single" w:sz="2" w:space="0" w:color="000000"/>
             </w:tcBorders>
             <w:tcMar>
               <w:top w:w="65" w:type="dxa"/>
@@ -6823,10 +7011,10 @@
           <w:tcPr>
             <w:tcW w:w="1210" w:type="dxa"/>
             <w:tcBorders>
-              <w:top w:val="single" w:sz="10" w:space="0" w:color="4F5B55"/>
-              <w:left w:val="single" w:sz="10" w:space="0" w:color="4F5B55"/>
-              <w:bottom w:val="single" w:sz="10" w:space="0" w:color="4F5B55"/>
-              <w:right w:val="single" w:sz="10" w:space="0" w:color="4F5B55"/>
+              <w:top w:val="single" w:sz="2" w:space="0" w:color="000000"/>
+              <w:left w:val="single" w:sz="2" w:space="0" w:color="000000"/>
+              <w:bottom w:val="single" w:sz="2" w:space="0" w:color="000000"/>
+              <w:right w:val="single" w:sz="2" w:space="0" w:color="000000"/>
             </w:tcBorders>
             <w:tcMar>
               <w:top w:w="65" w:type="dxa"/>
@@ -6854,10 +7042,10 @@
           <w:tcPr>
             <w:tcW w:w="5544" w:type="dxa"/>
             <w:tcBorders>
-              <w:top w:val="single" w:sz="10" w:space="0" w:color="4F5B55"/>
-              <w:left w:val="single" w:sz="10" w:space="0" w:color="4F5B55"/>
-              <w:bottom w:val="single" w:sz="10" w:space="0" w:color="4F5B55"/>
-              <w:right w:val="single" w:sz="10" w:space="0" w:color="4F5B55"/>
+              <w:top w:val="single" w:sz="2" w:space="0" w:color="000000"/>
+              <w:left w:val="single" w:sz="2" w:space="0" w:color="000000"/>
+              <w:bottom w:val="single" w:sz="2" w:space="0" w:color="000000"/>
+              <w:right w:val="single" w:sz="2" w:space="0" w:color="000000"/>
             </w:tcBorders>
             <w:tcMar>
               <w:top w:w="65" w:type="dxa"/>
@@ -6884,24 +7072,27 @@
           <w:tcPr>
             <w:tcW w:w="1843" w:type="dxa"/>
             <w:tcBorders>
-              <w:top w:val="single" w:sz="10" w:space="0" w:color="4F5B55"/>
-              <w:left w:val="single" w:sz="10" w:space="0" w:color="4F5B55"/>
-              <w:bottom w:val="single" w:sz="10" w:space="0" w:color="4F5B55"/>
-              <w:right w:val="single" w:sz="10" w:space="0" w:color="4F5B55"/>
-            </w:tcBorders>
-            <w:tcMar>
-              <w:top w:w="65" w:type="dxa"/>
-              <w:left w:w="65" w:type="dxa"/>
-              <w:bottom w:w="65" w:type="dxa"/>
-              <w:right w:w="65" w:type="dxa"/>
-            </w:tcMar>
-            <w:vAlign w:val="center"/>
-          </w:tcPr>
-          <w:p>
-            <w:pPr>
-              <w:spacing w:line="240" w:lineRule="auto"/>
-              <w:jc w:val="center"/>
-            </w:pPr>
+              <w:top w:val="single" w:sz="2" w:space="0" w:color="000000"/>
+              <w:left w:val="single" w:sz="2" w:space="0" w:color="000000"/>
+              <w:bottom w:val="single" w:sz="2" w:space="0" w:color="000000"/>
+              <w:right w:val="single" w:sz="2" w:space="0" w:color="000000"/>
+            </w:tcBorders>
+            <w:tcMar>
+              <w:top w:w="65" w:type="dxa"/>
+              <w:left w:w="65" w:type="dxa"/>
+              <w:bottom w:w="65" w:type="dxa"/>
+              <w:right w:w="65" w:type="dxa"/>
+            </w:tcMar>
+            <w:vAlign w:val="center"/>
+          </w:tcPr>
+          <w:p>
+            <w:pPr>
+              <w:spacing w:line="240" w:lineRule="auto"/>
+              <w:jc w:val="center"/>
+            </w:pPr>
+            <w:r>
+              <w:t>All Members</w:t>
+            </w:r>
           </w:p>
         </w:tc>
       </w:tr>
@@ -6914,10 +7105,10 @@
           <w:tcPr>
             <w:tcW w:w="1728" w:type="dxa"/>
             <w:tcBorders>
-              <w:top w:val="single" w:sz="10" w:space="0" w:color="4F5B55"/>
-              <w:left w:val="single" w:sz="10" w:space="0" w:color="4F5B55"/>
-              <w:bottom w:val="single" w:sz="10" w:space="0" w:color="4F5B55"/>
-              <w:right w:val="single" w:sz="10" w:space="0" w:color="4F5B55"/>
+              <w:top w:val="single" w:sz="2" w:space="0" w:color="000000"/>
+              <w:left w:val="single" w:sz="2" w:space="0" w:color="000000"/>
+              <w:bottom w:val="single" w:sz="2" w:space="0" w:color="000000"/>
+              <w:right w:val="single" w:sz="2" w:space="0" w:color="000000"/>
             </w:tcBorders>
             <w:tcMar>
               <w:top w:w="65" w:type="dxa"/>
@@ -6945,10 +7136,10 @@
           <w:tcPr>
             <w:tcW w:w="1210" w:type="dxa"/>
             <w:tcBorders>
-              <w:top w:val="single" w:sz="10" w:space="0" w:color="4F5B55"/>
-              <w:left w:val="single" w:sz="10" w:space="0" w:color="4F5B55"/>
-              <w:bottom w:val="single" w:sz="10" w:space="0" w:color="4F5B55"/>
-              <w:right w:val="single" w:sz="10" w:space="0" w:color="4F5B55"/>
+              <w:top w:val="single" w:sz="2" w:space="0" w:color="000000"/>
+              <w:left w:val="single" w:sz="2" w:space="0" w:color="000000"/>
+              <w:bottom w:val="single" w:sz="2" w:space="0" w:color="000000"/>
+              <w:right w:val="single" w:sz="2" w:space="0" w:color="000000"/>
             </w:tcBorders>
             <w:tcMar>
               <w:top w:w="65" w:type="dxa"/>
@@ -6976,10 +7167,10 @@
           <w:tcPr>
             <w:tcW w:w="5544" w:type="dxa"/>
             <w:tcBorders>
-              <w:top w:val="single" w:sz="10" w:space="0" w:color="4F5B55"/>
-              <w:left w:val="single" w:sz="10" w:space="0" w:color="4F5B55"/>
-              <w:bottom w:val="single" w:sz="10" w:space="0" w:color="4F5B55"/>
-              <w:right w:val="single" w:sz="10" w:space="0" w:color="4F5B55"/>
+              <w:top w:val="single" w:sz="2" w:space="0" w:color="000000"/>
+              <w:left w:val="single" w:sz="2" w:space="0" w:color="000000"/>
+              <w:bottom w:val="single" w:sz="2" w:space="0" w:color="000000"/>
+              <w:right w:val="single" w:sz="2" w:space="0" w:color="000000"/>
             </w:tcBorders>
             <w:tcMar>
               <w:top w:w="65" w:type="dxa"/>
@@ -7006,24 +7197,27 @@
           <w:tcPr>
             <w:tcW w:w="1843" w:type="dxa"/>
             <w:tcBorders>
-              <w:top w:val="single" w:sz="10" w:space="0" w:color="4F5B55"/>
-              <w:left w:val="single" w:sz="10" w:space="0" w:color="4F5B55"/>
-              <w:bottom w:val="single" w:sz="10" w:space="0" w:color="4F5B55"/>
-              <w:right w:val="single" w:sz="10" w:space="0" w:color="4F5B55"/>
-            </w:tcBorders>
-            <w:tcMar>
-              <w:top w:w="65" w:type="dxa"/>
-              <w:left w:w="65" w:type="dxa"/>
-              <w:bottom w:w="65" w:type="dxa"/>
-              <w:right w:w="65" w:type="dxa"/>
-            </w:tcMar>
-            <w:vAlign w:val="center"/>
-          </w:tcPr>
-          <w:p>
-            <w:pPr>
-              <w:spacing w:line="240" w:lineRule="auto"/>
-              <w:jc w:val="center"/>
-            </w:pPr>
+              <w:top w:val="single" w:sz="2" w:space="0" w:color="000000"/>
+              <w:left w:val="single" w:sz="2" w:space="0" w:color="000000"/>
+              <w:bottom w:val="single" w:sz="2" w:space="0" w:color="000000"/>
+              <w:right w:val="single" w:sz="2" w:space="0" w:color="000000"/>
+            </w:tcBorders>
+            <w:tcMar>
+              <w:top w:w="65" w:type="dxa"/>
+              <w:left w:w="65" w:type="dxa"/>
+              <w:bottom w:w="65" w:type="dxa"/>
+              <w:right w:w="65" w:type="dxa"/>
+            </w:tcMar>
+            <w:vAlign w:val="center"/>
+          </w:tcPr>
+          <w:p>
+            <w:pPr>
+              <w:spacing w:line="240" w:lineRule="auto"/>
+              <w:jc w:val="center"/>
+            </w:pPr>
+            <w:r>
+              <w:t>All Members</w:t>
+            </w:r>
           </w:p>
         </w:tc>
       </w:tr>
@@ -7036,10 +7230,10 @@
           <w:tcPr>
             <w:tcW w:w="1728" w:type="dxa"/>
             <w:tcBorders>
-              <w:top w:val="single" w:sz="10" w:space="0" w:color="4F5B55"/>
-              <w:left w:val="single" w:sz="10" w:space="0" w:color="4F5B55"/>
-              <w:bottom w:val="single" w:sz="10" w:space="0" w:color="4F5B55"/>
-              <w:right w:val="single" w:sz="10" w:space="0" w:color="4F5B55"/>
+              <w:top w:val="single" w:sz="2" w:space="0" w:color="000000"/>
+              <w:left w:val="single" w:sz="2" w:space="0" w:color="000000"/>
+              <w:bottom w:val="single" w:sz="2" w:space="0" w:color="000000"/>
+              <w:right w:val="single" w:sz="2" w:space="0" w:color="000000"/>
             </w:tcBorders>
             <w:tcMar>
               <w:top w:w="65" w:type="dxa"/>
@@ -7067,10 +7261,10 @@
           <w:tcPr>
             <w:tcW w:w="1210" w:type="dxa"/>
             <w:tcBorders>
-              <w:top w:val="single" w:sz="10" w:space="0" w:color="4F5B55"/>
-              <w:left w:val="single" w:sz="10" w:space="0" w:color="4F5B55"/>
-              <w:bottom w:val="single" w:sz="10" w:space="0" w:color="4F5B55"/>
-              <w:right w:val="single" w:sz="10" w:space="0" w:color="4F5B55"/>
+              <w:top w:val="single" w:sz="2" w:space="0" w:color="000000"/>
+              <w:left w:val="single" w:sz="2" w:space="0" w:color="000000"/>
+              <w:bottom w:val="single" w:sz="2" w:space="0" w:color="000000"/>
+              <w:right w:val="single" w:sz="2" w:space="0" w:color="000000"/>
             </w:tcBorders>
             <w:tcMar>
               <w:top w:w="65" w:type="dxa"/>
@@ -7098,10 +7292,10 @@
           <w:tcPr>
             <w:tcW w:w="5544" w:type="dxa"/>
             <w:tcBorders>
-              <w:top w:val="single" w:sz="10" w:space="0" w:color="4F5B55"/>
-              <w:left w:val="single" w:sz="10" w:space="0" w:color="4F5B55"/>
-              <w:bottom w:val="single" w:sz="10" w:space="0" w:color="4F5B55"/>
-              <w:right w:val="single" w:sz="10" w:space="0" w:color="4F5B55"/>
+              <w:top w:val="single" w:sz="2" w:space="0" w:color="000000"/>
+              <w:left w:val="single" w:sz="2" w:space="0" w:color="000000"/>
+              <w:bottom w:val="single" w:sz="2" w:space="0" w:color="000000"/>
+              <w:right w:val="single" w:sz="2" w:space="0" w:color="000000"/>
             </w:tcBorders>
             <w:tcMar>
               <w:top w:w="65" w:type="dxa"/>
@@ -7128,24 +7322,27 @@
           <w:tcPr>
             <w:tcW w:w="1843" w:type="dxa"/>
             <w:tcBorders>
-              <w:top w:val="single" w:sz="10" w:space="0" w:color="4F5B55"/>
-              <w:left w:val="single" w:sz="10" w:space="0" w:color="4F5B55"/>
-              <w:bottom w:val="single" w:sz="10" w:space="0" w:color="4F5B55"/>
-              <w:right w:val="single" w:sz="10" w:space="0" w:color="4F5B55"/>
-            </w:tcBorders>
-            <w:tcMar>
-              <w:top w:w="65" w:type="dxa"/>
-              <w:left w:w="65" w:type="dxa"/>
-              <w:bottom w:w="65" w:type="dxa"/>
-              <w:right w:w="65" w:type="dxa"/>
-            </w:tcMar>
-            <w:vAlign w:val="center"/>
-          </w:tcPr>
-          <w:p>
-            <w:pPr>
-              <w:spacing w:line="240" w:lineRule="auto"/>
-              <w:jc w:val="center"/>
-            </w:pPr>
+              <w:top w:val="single" w:sz="2" w:space="0" w:color="000000"/>
+              <w:left w:val="single" w:sz="2" w:space="0" w:color="000000"/>
+              <w:bottom w:val="single" w:sz="2" w:space="0" w:color="000000"/>
+              <w:right w:val="single" w:sz="2" w:space="0" w:color="000000"/>
+            </w:tcBorders>
+            <w:tcMar>
+              <w:top w:w="65" w:type="dxa"/>
+              <w:left w:w="65" w:type="dxa"/>
+              <w:bottom w:w="65" w:type="dxa"/>
+              <w:right w:w="65" w:type="dxa"/>
+            </w:tcMar>
+            <w:vAlign w:val="center"/>
+          </w:tcPr>
+          <w:p>
+            <w:pPr>
+              <w:spacing w:line="240" w:lineRule="auto"/>
+              <w:jc w:val="center"/>
+            </w:pPr>
+            <w:r>
+              <w:t>All Members</w:t>
+            </w:r>
           </w:p>
         </w:tc>
       </w:tr>
@@ -7158,10 +7355,10 @@
           <w:tcPr>
             <w:tcW w:w="1728" w:type="dxa"/>
             <w:tcBorders>
-              <w:top w:val="single" w:sz="10" w:space="0" w:color="4F5B55"/>
-              <w:left w:val="single" w:sz="10" w:space="0" w:color="4F5B55"/>
-              <w:bottom w:val="single" w:sz="10" w:space="0" w:color="4F5B55"/>
-              <w:right w:val="single" w:sz="10" w:space="0" w:color="4F5B55"/>
+              <w:top w:val="single" w:sz="2" w:space="0" w:color="000000"/>
+              <w:left w:val="single" w:sz="2" w:space="0" w:color="000000"/>
+              <w:bottom w:val="single" w:sz="2" w:space="0" w:color="000000"/>
+              <w:right w:val="single" w:sz="2" w:space="0" w:color="000000"/>
             </w:tcBorders>
             <w:tcMar>
               <w:top w:w="65" w:type="dxa"/>
@@ -7189,10 +7386,10 @@
           <w:tcPr>
             <w:tcW w:w="1210" w:type="dxa"/>
             <w:tcBorders>
-              <w:top w:val="single" w:sz="10" w:space="0" w:color="4F5B55"/>
-              <w:left w:val="single" w:sz="10" w:space="0" w:color="4F5B55"/>
-              <w:bottom w:val="single" w:sz="10" w:space="0" w:color="4F5B55"/>
-              <w:right w:val="single" w:sz="10" w:space="0" w:color="4F5B55"/>
+              <w:top w:val="single" w:sz="2" w:space="0" w:color="000000"/>
+              <w:left w:val="single" w:sz="2" w:space="0" w:color="000000"/>
+              <w:bottom w:val="single" w:sz="2" w:space="0" w:color="000000"/>
+              <w:right w:val="single" w:sz="2" w:space="0" w:color="000000"/>
             </w:tcBorders>
             <w:tcMar>
               <w:top w:w="65" w:type="dxa"/>
@@ -7220,10 +7417,10 @@
           <w:tcPr>
             <w:tcW w:w="5544" w:type="dxa"/>
             <w:tcBorders>
-              <w:top w:val="single" w:sz="10" w:space="0" w:color="4F5B55"/>
-              <w:left w:val="single" w:sz="10" w:space="0" w:color="4F5B55"/>
-              <w:bottom w:val="single" w:sz="10" w:space="0" w:color="4F5B55"/>
-              <w:right w:val="single" w:sz="10" w:space="0" w:color="4F5B55"/>
+              <w:top w:val="single" w:sz="2" w:space="0" w:color="000000"/>
+              <w:left w:val="single" w:sz="2" w:space="0" w:color="000000"/>
+              <w:bottom w:val="single" w:sz="2" w:space="0" w:color="000000"/>
+              <w:right w:val="single" w:sz="2" w:space="0" w:color="000000"/>
             </w:tcBorders>
             <w:tcMar>
               <w:top w:w="65" w:type="dxa"/>
@@ -7250,24 +7447,27 @@
           <w:tcPr>
             <w:tcW w:w="1843" w:type="dxa"/>
             <w:tcBorders>
-              <w:top w:val="single" w:sz="10" w:space="0" w:color="4F5B55"/>
-              <w:left w:val="single" w:sz="10" w:space="0" w:color="4F5B55"/>
-              <w:bottom w:val="single" w:sz="10" w:space="0" w:color="4F5B55"/>
-              <w:right w:val="single" w:sz="10" w:space="0" w:color="4F5B55"/>
-            </w:tcBorders>
-            <w:tcMar>
-              <w:top w:w="65" w:type="dxa"/>
-              <w:left w:w="65" w:type="dxa"/>
-              <w:bottom w:w="65" w:type="dxa"/>
-              <w:right w:w="65" w:type="dxa"/>
-            </w:tcMar>
-            <w:vAlign w:val="center"/>
-          </w:tcPr>
-          <w:p>
-            <w:pPr>
-              <w:spacing w:line="240" w:lineRule="auto"/>
-              <w:jc w:val="center"/>
-            </w:pPr>
+              <w:top w:val="single" w:sz="2" w:space="0" w:color="000000"/>
+              <w:left w:val="single" w:sz="2" w:space="0" w:color="000000"/>
+              <w:bottom w:val="single" w:sz="2" w:space="0" w:color="000000"/>
+              <w:right w:val="single" w:sz="2" w:space="0" w:color="000000"/>
+            </w:tcBorders>
+            <w:tcMar>
+              <w:top w:w="65" w:type="dxa"/>
+              <w:left w:w="65" w:type="dxa"/>
+              <w:bottom w:w="65" w:type="dxa"/>
+              <w:right w:w="65" w:type="dxa"/>
+            </w:tcMar>
+            <w:vAlign w:val="center"/>
+          </w:tcPr>
+          <w:p>
+            <w:pPr>
+              <w:spacing w:line="240" w:lineRule="auto"/>
+              <w:jc w:val="center"/>
+            </w:pPr>
+            <w:r>
+              <w:t>All Members</w:t>
+            </w:r>
           </w:p>
         </w:tc>
       </w:tr>
@@ -7296,6 +7496,14 @@
       <w:tblPr>
         <w:tblW w:w="0" w:type="auto"/>
         <w:jc w:val="center"/>
+        <w:tblBorders>
+          <w:top w:val="single" w:sz="2" w:space="0" w:color="000000"/>
+          <w:left w:val="single" w:sz="2" w:space="0" w:color="000000"/>
+          <w:bottom w:val="single" w:sz="2" w:space="0" w:color="000000"/>
+          <w:right w:val="single" w:sz="2" w:space="0" w:color="000000"/>
+          <w:insideH w:val="single" w:sz="2" w:space="0" w:color="000000"/>
+          <w:insideV w:val="single" w:sz="2" w:space="0" w:color="000000"/>
+        </w:tblBorders>
         <w:tblLayout w:type="fixed"/>
         <w:tblLook w:val="04A0" w:firstRow="1" w:lastRow="0" w:firstColumn="1" w:lastColumn="0" w:noHBand="0" w:noVBand="1"/>
       </w:tblPr>
@@ -7310,10 +7518,10 @@
           <w:tcPr>
             <w:tcW w:w="10296" w:type="dxa"/>
             <w:tcBorders>
-              <w:top w:val="single" w:sz="8" w:space="0" w:color="8A948E"/>
-              <w:left w:val="single" w:sz="8" w:space="0" w:color="8A948E"/>
-              <w:bottom w:val="single" w:sz="8" w:space="0" w:color="8A948E"/>
-              <w:right w:val="single" w:sz="8" w:space="0" w:color="8A948E"/>
+              <w:top w:val="single" w:sz="2" w:space="0" w:color="000000"/>
+              <w:left w:val="single" w:sz="2" w:space="0" w:color="000000"/>
+              <w:bottom w:val="single" w:sz="2" w:space="0" w:color="000000"/>
+              <w:right w:val="single" w:sz="2" w:space="0" w:color="000000"/>
             </w:tcBorders>
             <w:shd w:val="clear" w:color="auto" w:fill="EAF3E5"/>
             <w:tcMar>
@@ -7345,10 +7553,10 @@
           <w:tcPr>
             <w:tcW w:w="10296" w:type="dxa"/>
             <w:tcBorders>
-              <w:top w:val="single" w:sz="8" w:space="0" w:color="8A948E"/>
-              <w:left w:val="single" w:sz="8" w:space="0" w:color="8A948E"/>
-              <w:bottom w:val="single" w:sz="8" w:space="0" w:color="8A948E"/>
-              <w:right w:val="single" w:sz="8" w:space="0" w:color="8A948E"/>
+              <w:top w:val="single" w:sz="2" w:space="0" w:color="000000"/>
+              <w:left w:val="single" w:sz="2" w:space="0" w:color="000000"/>
+              <w:bottom w:val="single" w:sz="2" w:space="0" w:color="000000"/>
+              <w:right w:val="single" w:sz="2" w:space="0" w:color="000000"/>
             </w:tcBorders>
             <w:tcMar>
               <w:top w:w="70" w:type="dxa"/>
@@ -7416,6 +7624,14 @@
       <w:tblPr>
         <w:tblW w:w="0" w:type="auto"/>
         <w:jc w:val="center"/>
+        <w:tblBorders>
+          <w:top w:val="single" w:sz="2" w:space="0" w:color="000000"/>
+          <w:left w:val="single" w:sz="2" w:space="0" w:color="000000"/>
+          <w:bottom w:val="single" w:sz="2" w:space="0" w:color="000000"/>
+          <w:right w:val="single" w:sz="2" w:space="0" w:color="000000"/>
+          <w:insideH w:val="single" w:sz="2" w:space="0" w:color="000000"/>
+          <w:insideV w:val="single" w:sz="2" w:space="0" w:color="000000"/>
+        </w:tblBorders>
         <w:tblLayout w:type="fixed"/>
         <w:tblLook w:val="04A0" w:firstRow="1" w:lastRow="0" w:firstColumn="1" w:lastColumn="0" w:noHBand="0" w:noVBand="1"/>
       </w:tblPr>
@@ -7434,10 +7650,10 @@
           <w:tcPr>
             <w:tcW w:w="1728" w:type="dxa"/>
             <w:tcBorders>
-              <w:top w:val="single" w:sz="10" w:space="0" w:color="4F5B55"/>
-              <w:left w:val="single" w:sz="10" w:space="0" w:color="4F5B55"/>
-              <w:bottom w:val="single" w:sz="10" w:space="0" w:color="4F5B55"/>
-              <w:right w:val="single" w:sz="10" w:space="0" w:color="4F5B55"/>
+              <w:top w:val="single" w:sz="2" w:space="0" w:color="000000"/>
+              <w:left w:val="single" w:sz="2" w:space="0" w:color="000000"/>
+              <w:bottom w:val="single" w:sz="2" w:space="0" w:color="000000"/>
+              <w:right w:val="single" w:sz="2" w:space="0" w:color="000000"/>
             </w:tcBorders>
             <w:shd w:val="clear" w:color="auto" w:fill="70A357"/>
             <w:tcMar>
@@ -7467,10 +7683,10 @@
           <w:tcPr>
             <w:tcW w:w="1210" w:type="dxa"/>
             <w:tcBorders>
-              <w:top w:val="single" w:sz="10" w:space="0" w:color="4F5B55"/>
-              <w:left w:val="single" w:sz="10" w:space="0" w:color="4F5B55"/>
-              <w:bottom w:val="single" w:sz="10" w:space="0" w:color="4F5B55"/>
-              <w:right w:val="single" w:sz="10" w:space="0" w:color="4F5B55"/>
+              <w:top w:val="single" w:sz="2" w:space="0" w:color="000000"/>
+              <w:left w:val="single" w:sz="2" w:space="0" w:color="000000"/>
+              <w:bottom w:val="single" w:sz="2" w:space="0" w:color="000000"/>
+              <w:right w:val="single" w:sz="2" w:space="0" w:color="000000"/>
             </w:tcBorders>
             <w:shd w:val="clear" w:color="auto" w:fill="70A357"/>
             <w:tcMar>
@@ -7500,10 +7716,10 @@
           <w:tcPr>
             <w:tcW w:w="5544" w:type="dxa"/>
             <w:tcBorders>
-              <w:top w:val="single" w:sz="10" w:space="0" w:color="4F5B55"/>
-              <w:left w:val="single" w:sz="10" w:space="0" w:color="4F5B55"/>
-              <w:bottom w:val="single" w:sz="10" w:space="0" w:color="4F5B55"/>
-              <w:right w:val="single" w:sz="10" w:space="0" w:color="4F5B55"/>
+              <w:top w:val="single" w:sz="2" w:space="0" w:color="000000"/>
+              <w:left w:val="single" w:sz="2" w:space="0" w:color="000000"/>
+              <w:bottom w:val="single" w:sz="2" w:space="0" w:color="000000"/>
+              <w:right w:val="single" w:sz="2" w:space="0" w:color="000000"/>
             </w:tcBorders>
             <w:shd w:val="clear" w:color="auto" w:fill="70A357"/>
             <w:tcMar>
@@ -7533,10 +7749,10 @@
           <w:tcPr>
             <w:tcW w:w="1843" w:type="dxa"/>
             <w:tcBorders>
-              <w:top w:val="single" w:sz="10" w:space="0" w:color="4F5B55"/>
-              <w:left w:val="single" w:sz="10" w:space="0" w:color="4F5B55"/>
-              <w:bottom w:val="single" w:sz="10" w:space="0" w:color="4F5B55"/>
-              <w:right w:val="single" w:sz="10" w:space="0" w:color="4F5B55"/>
+              <w:top w:val="single" w:sz="2" w:space="0" w:color="000000"/>
+              <w:left w:val="single" w:sz="2" w:space="0" w:color="000000"/>
+              <w:bottom w:val="single" w:sz="2" w:space="0" w:color="000000"/>
+              <w:right w:val="single" w:sz="2" w:space="0" w:color="000000"/>
             </w:tcBorders>
             <w:shd w:val="clear" w:color="auto" w:fill="70A357"/>
             <w:tcMar>
@@ -7572,10 +7788,10 @@
           <w:tcPr>
             <w:tcW w:w="1728" w:type="dxa"/>
             <w:tcBorders>
-              <w:top w:val="single" w:sz="10" w:space="0" w:color="4F5B55"/>
-              <w:left w:val="single" w:sz="10" w:space="0" w:color="4F5B55"/>
-              <w:bottom w:val="single" w:sz="10" w:space="0" w:color="4F5B55"/>
-              <w:right w:val="single" w:sz="10" w:space="0" w:color="4F5B55"/>
+              <w:top w:val="single" w:sz="2" w:space="0" w:color="000000"/>
+              <w:left w:val="single" w:sz="2" w:space="0" w:color="000000"/>
+              <w:bottom w:val="single" w:sz="2" w:space="0" w:color="000000"/>
+              <w:right w:val="single" w:sz="2" w:space="0" w:color="000000"/>
             </w:tcBorders>
             <w:tcMar>
               <w:top w:w="65" w:type="dxa"/>
@@ -7603,10 +7819,10 @@
           <w:tcPr>
             <w:tcW w:w="1210" w:type="dxa"/>
             <w:tcBorders>
-              <w:top w:val="single" w:sz="10" w:space="0" w:color="4F5B55"/>
-              <w:left w:val="single" w:sz="10" w:space="0" w:color="4F5B55"/>
-              <w:bottom w:val="single" w:sz="10" w:space="0" w:color="4F5B55"/>
-              <w:right w:val="single" w:sz="10" w:space="0" w:color="4F5B55"/>
+              <w:top w:val="single" w:sz="2" w:space="0" w:color="000000"/>
+              <w:left w:val="single" w:sz="2" w:space="0" w:color="000000"/>
+              <w:bottom w:val="single" w:sz="2" w:space="0" w:color="000000"/>
+              <w:right w:val="single" w:sz="2" w:space="0" w:color="000000"/>
             </w:tcBorders>
             <w:tcMar>
               <w:top w:w="65" w:type="dxa"/>
@@ -7634,10 +7850,10 @@
           <w:tcPr>
             <w:tcW w:w="5544" w:type="dxa"/>
             <w:tcBorders>
-              <w:top w:val="single" w:sz="10" w:space="0" w:color="4F5B55"/>
-              <w:left w:val="single" w:sz="10" w:space="0" w:color="4F5B55"/>
-              <w:bottom w:val="single" w:sz="10" w:space="0" w:color="4F5B55"/>
-              <w:right w:val="single" w:sz="10" w:space="0" w:color="4F5B55"/>
+              <w:top w:val="single" w:sz="2" w:space="0" w:color="000000"/>
+              <w:left w:val="single" w:sz="2" w:space="0" w:color="000000"/>
+              <w:bottom w:val="single" w:sz="2" w:space="0" w:color="000000"/>
+              <w:right w:val="single" w:sz="2" w:space="0" w:color="000000"/>
             </w:tcBorders>
             <w:tcMar>
               <w:top w:w="65" w:type="dxa"/>
@@ -7664,24 +7880,27 @@
           <w:tcPr>
             <w:tcW w:w="1843" w:type="dxa"/>
             <w:tcBorders>
-              <w:top w:val="single" w:sz="10" w:space="0" w:color="4F5B55"/>
-              <w:left w:val="single" w:sz="10" w:space="0" w:color="4F5B55"/>
-              <w:bottom w:val="single" w:sz="10" w:space="0" w:color="4F5B55"/>
-              <w:right w:val="single" w:sz="10" w:space="0" w:color="4F5B55"/>
-            </w:tcBorders>
-            <w:tcMar>
-              <w:top w:w="65" w:type="dxa"/>
-              <w:left w:w="65" w:type="dxa"/>
-              <w:bottom w:w="65" w:type="dxa"/>
-              <w:right w:w="65" w:type="dxa"/>
-            </w:tcMar>
-            <w:vAlign w:val="center"/>
-          </w:tcPr>
-          <w:p>
-            <w:pPr>
-              <w:spacing w:line="240" w:lineRule="auto"/>
-              <w:jc w:val="center"/>
-            </w:pPr>
+              <w:top w:val="single" w:sz="2" w:space="0" w:color="000000"/>
+              <w:left w:val="single" w:sz="2" w:space="0" w:color="000000"/>
+              <w:bottom w:val="single" w:sz="2" w:space="0" w:color="000000"/>
+              <w:right w:val="single" w:sz="2" w:space="0" w:color="000000"/>
+            </w:tcBorders>
+            <w:tcMar>
+              <w:top w:w="65" w:type="dxa"/>
+              <w:left w:w="65" w:type="dxa"/>
+              <w:bottom w:w="65" w:type="dxa"/>
+              <w:right w:w="65" w:type="dxa"/>
+            </w:tcMar>
+            <w:vAlign w:val="center"/>
+          </w:tcPr>
+          <w:p>
+            <w:pPr>
+              <w:spacing w:line="240" w:lineRule="auto"/>
+              <w:jc w:val="center"/>
+            </w:pPr>
+            <w:r>
+              <w:t>All Members</w:t>
+            </w:r>
           </w:p>
         </w:tc>
       </w:tr>
@@ -7694,10 +7913,10 @@
           <w:tcPr>
             <w:tcW w:w="1728" w:type="dxa"/>
             <w:tcBorders>
-              <w:top w:val="single" w:sz="10" w:space="0" w:color="4F5B55"/>
-              <w:left w:val="single" w:sz="10" w:space="0" w:color="4F5B55"/>
-              <w:bottom w:val="single" w:sz="10" w:space="0" w:color="4F5B55"/>
-              <w:right w:val="single" w:sz="10" w:space="0" w:color="4F5B55"/>
+              <w:top w:val="single" w:sz="2" w:space="0" w:color="000000"/>
+              <w:left w:val="single" w:sz="2" w:space="0" w:color="000000"/>
+              <w:bottom w:val="single" w:sz="2" w:space="0" w:color="000000"/>
+              <w:right w:val="single" w:sz="2" w:space="0" w:color="000000"/>
             </w:tcBorders>
             <w:tcMar>
               <w:top w:w="65" w:type="dxa"/>
@@ -7725,10 +7944,10 @@
           <w:tcPr>
             <w:tcW w:w="1210" w:type="dxa"/>
             <w:tcBorders>
-              <w:top w:val="single" w:sz="10" w:space="0" w:color="4F5B55"/>
-              <w:left w:val="single" w:sz="10" w:space="0" w:color="4F5B55"/>
-              <w:bottom w:val="single" w:sz="10" w:space="0" w:color="4F5B55"/>
-              <w:right w:val="single" w:sz="10" w:space="0" w:color="4F5B55"/>
+              <w:top w:val="single" w:sz="2" w:space="0" w:color="000000"/>
+              <w:left w:val="single" w:sz="2" w:space="0" w:color="000000"/>
+              <w:bottom w:val="single" w:sz="2" w:space="0" w:color="000000"/>
+              <w:right w:val="single" w:sz="2" w:space="0" w:color="000000"/>
             </w:tcBorders>
             <w:tcMar>
               <w:top w:w="65" w:type="dxa"/>
@@ -7756,10 +7975,10 @@
           <w:tcPr>
             <w:tcW w:w="5544" w:type="dxa"/>
             <w:tcBorders>
-              <w:top w:val="single" w:sz="10" w:space="0" w:color="4F5B55"/>
-              <w:left w:val="single" w:sz="10" w:space="0" w:color="4F5B55"/>
-              <w:bottom w:val="single" w:sz="10" w:space="0" w:color="4F5B55"/>
-              <w:right w:val="single" w:sz="10" w:space="0" w:color="4F5B55"/>
+              <w:top w:val="single" w:sz="2" w:space="0" w:color="000000"/>
+              <w:left w:val="single" w:sz="2" w:space="0" w:color="000000"/>
+              <w:bottom w:val="single" w:sz="2" w:space="0" w:color="000000"/>
+              <w:right w:val="single" w:sz="2" w:space="0" w:color="000000"/>
             </w:tcBorders>
             <w:tcMar>
               <w:top w:w="65" w:type="dxa"/>
@@ -7786,24 +8005,27 @@
           <w:tcPr>
             <w:tcW w:w="1843" w:type="dxa"/>
             <w:tcBorders>
-              <w:top w:val="single" w:sz="10" w:space="0" w:color="4F5B55"/>
-              <w:left w:val="single" w:sz="10" w:space="0" w:color="4F5B55"/>
-              <w:bottom w:val="single" w:sz="10" w:space="0" w:color="4F5B55"/>
-              <w:right w:val="single" w:sz="10" w:space="0" w:color="4F5B55"/>
-            </w:tcBorders>
-            <w:tcMar>
-              <w:top w:w="65" w:type="dxa"/>
-              <w:left w:w="65" w:type="dxa"/>
-              <w:bottom w:w="65" w:type="dxa"/>
-              <w:right w:w="65" w:type="dxa"/>
-            </w:tcMar>
-            <w:vAlign w:val="center"/>
-          </w:tcPr>
-          <w:p>
-            <w:pPr>
-              <w:spacing w:line="240" w:lineRule="auto"/>
-              <w:jc w:val="center"/>
-            </w:pPr>
+              <w:top w:val="single" w:sz="2" w:space="0" w:color="000000"/>
+              <w:left w:val="single" w:sz="2" w:space="0" w:color="000000"/>
+              <w:bottom w:val="single" w:sz="2" w:space="0" w:color="000000"/>
+              <w:right w:val="single" w:sz="2" w:space="0" w:color="000000"/>
+            </w:tcBorders>
+            <w:tcMar>
+              <w:top w:w="65" w:type="dxa"/>
+              <w:left w:w="65" w:type="dxa"/>
+              <w:bottom w:w="65" w:type="dxa"/>
+              <w:right w:w="65" w:type="dxa"/>
+            </w:tcMar>
+            <w:vAlign w:val="center"/>
+          </w:tcPr>
+          <w:p>
+            <w:pPr>
+              <w:spacing w:line="240" w:lineRule="auto"/>
+              <w:jc w:val="center"/>
+            </w:pPr>
+            <w:r>
+              <w:t>All Members</w:t>
+            </w:r>
           </w:p>
         </w:tc>
       </w:tr>
@@ -7816,10 +8038,10 @@
           <w:tcPr>
             <w:tcW w:w="1728" w:type="dxa"/>
             <w:tcBorders>
-              <w:top w:val="single" w:sz="10" w:space="0" w:color="4F5B55"/>
-              <w:left w:val="single" w:sz="10" w:space="0" w:color="4F5B55"/>
-              <w:bottom w:val="single" w:sz="10" w:space="0" w:color="4F5B55"/>
-              <w:right w:val="single" w:sz="10" w:space="0" w:color="4F5B55"/>
+              <w:top w:val="single" w:sz="2" w:space="0" w:color="000000"/>
+              <w:left w:val="single" w:sz="2" w:space="0" w:color="000000"/>
+              <w:bottom w:val="single" w:sz="2" w:space="0" w:color="000000"/>
+              <w:right w:val="single" w:sz="2" w:space="0" w:color="000000"/>
             </w:tcBorders>
             <w:tcMar>
               <w:top w:w="65" w:type="dxa"/>
@@ -7847,10 +8069,10 @@
           <w:tcPr>
             <w:tcW w:w="1210" w:type="dxa"/>
             <w:tcBorders>
-              <w:top w:val="single" w:sz="10" w:space="0" w:color="4F5B55"/>
-              <w:left w:val="single" w:sz="10" w:space="0" w:color="4F5B55"/>
-              <w:bottom w:val="single" w:sz="10" w:space="0" w:color="4F5B55"/>
-              <w:right w:val="single" w:sz="10" w:space="0" w:color="4F5B55"/>
+              <w:top w:val="single" w:sz="2" w:space="0" w:color="000000"/>
+              <w:left w:val="single" w:sz="2" w:space="0" w:color="000000"/>
+              <w:bottom w:val="single" w:sz="2" w:space="0" w:color="000000"/>
+              <w:right w:val="single" w:sz="2" w:space="0" w:color="000000"/>
             </w:tcBorders>
             <w:tcMar>
               <w:top w:w="65" w:type="dxa"/>
@@ -7878,10 +8100,10 @@
           <w:tcPr>
             <w:tcW w:w="5544" w:type="dxa"/>
             <w:tcBorders>
-              <w:top w:val="single" w:sz="10" w:space="0" w:color="4F5B55"/>
-              <w:left w:val="single" w:sz="10" w:space="0" w:color="4F5B55"/>
-              <w:bottom w:val="single" w:sz="10" w:space="0" w:color="4F5B55"/>
-              <w:right w:val="single" w:sz="10" w:space="0" w:color="4F5B55"/>
+              <w:top w:val="single" w:sz="2" w:space="0" w:color="000000"/>
+              <w:left w:val="single" w:sz="2" w:space="0" w:color="000000"/>
+              <w:bottom w:val="single" w:sz="2" w:space="0" w:color="000000"/>
+              <w:right w:val="single" w:sz="2" w:space="0" w:color="000000"/>
             </w:tcBorders>
             <w:tcMar>
               <w:top w:w="65" w:type="dxa"/>
@@ -7908,24 +8130,27 @@
           <w:tcPr>
             <w:tcW w:w="1843" w:type="dxa"/>
             <w:tcBorders>
-              <w:top w:val="single" w:sz="10" w:space="0" w:color="4F5B55"/>
-              <w:left w:val="single" w:sz="10" w:space="0" w:color="4F5B55"/>
-              <w:bottom w:val="single" w:sz="10" w:space="0" w:color="4F5B55"/>
-              <w:right w:val="single" w:sz="10" w:space="0" w:color="4F5B55"/>
-            </w:tcBorders>
-            <w:tcMar>
-              <w:top w:w="65" w:type="dxa"/>
-              <w:left w:w="65" w:type="dxa"/>
-              <w:bottom w:w="65" w:type="dxa"/>
-              <w:right w:w="65" w:type="dxa"/>
-            </w:tcMar>
-            <w:vAlign w:val="center"/>
-          </w:tcPr>
-          <w:p>
-            <w:pPr>
-              <w:spacing w:line="240" w:lineRule="auto"/>
-              <w:jc w:val="center"/>
-            </w:pPr>
+              <w:top w:val="single" w:sz="2" w:space="0" w:color="000000"/>
+              <w:left w:val="single" w:sz="2" w:space="0" w:color="000000"/>
+              <w:bottom w:val="single" w:sz="2" w:space="0" w:color="000000"/>
+              <w:right w:val="single" w:sz="2" w:space="0" w:color="000000"/>
+            </w:tcBorders>
+            <w:tcMar>
+              <w:top w:w="65" w:type="dxa"/>
+              <w:left w:w="65" w:type="dxa"/>
+              <w:bottom w:w="65" w:type="dxa"/>
+              <w:right w:w="65" w:type="dxa"/>
+            </w:tcMar>
+            <w:vAlign w:val="center"/>
+          </w:tcPr>
+          <w:p>
+            <w:pPr>
+              <w:spacing w:line="240" w:lineRule="auto"/>
+              <w:jc w:val="center"/>
+            </w:pPr>
+            <w:r>
+              <w:t>All Members</w:t>
+            </w:r>
           </w:p>
         </w:tc>
       </w:tr>
@@ -7938,10 +8163,10 @@
           <w:tcPr>
             <w:tcW w:w="1728" w:type="dxa"/>
             <w:tcBorders>
-              <w:top w:val="single" w:sz="10" w:space="0" w:color="4F5B55"/>
-              <w:left w:val="single" w:sz="10" w:space="0" w:color="4F5B55"/>
-              <w:bottom w:val="single" w:sz="10" w:space="0" w:color="4F5B55"/>
-              <w:right w:val="single" w:sz="10" w:space="0" w:color="4F5B55"/>
+              <w:top w:val="single" w:sz="2" w:space="0" w:color="000000"/>
+              <w:left w:val="single" w:sz="2" w:space="0" w:color="000000"/>
+              <w:bottom w:val="single" w:sz="2" w:space="0" w:color="000000"/>
+              <w:right w:val="single" w:sz="2" w:space="0" w:color="000000"/>
             </w:tcBorders>
             <w:tcMar>
               <w:top w:w="65" w:type="dxa"/>
@@ -7969,10 +8194,10 @@
           <w:tcPr>
             <w:tcW w:w="1210" w:type="dxa"/>
             <w:tcBorders>
-              <w:top w:val="single" w:sz="10" w:space="0" w:color="4F5B55"/>
-              <w:left w:val="single" w:sz="10" w:space="0" w:color="4F5B55"/>
-              <w:bottom w:val="single" w:sz="10" w:space="0" w:color="4F5B55"/>
-              <w:right w:val="single" w:sz="10" w:space="0" w:color="4F5B55"/>
+              <w:top w:val="single" w:sz="2" w:space="0" w:color="000000"/>
+              <w:left w:val="single" w:sz="2" w:space="0" w:color="000000"/>
+              <w:bottom w:val="single" w:sz="2" w:space="0" w:color="000000"/>
+              <w:right w:val="single" w:sz="2" w:space="0" w:color="000000"/>
             </w:tcBorders>
             <w:tcMar>
               <w:top w:w="65" w:type="dxa"/>
@@ -8000,10 +8225,10 @@
           <w:tcPr>
             <w:tcW w:w="5544" w:type="dxa"/>
             <w:tcBorders>
-              <w:top w:val="single" w:sz="10" w:space="0" w:color="4F5B55"/>
-              <w:left w:val="single" w:sz="10" w:space="0" w:color="4F5B55"/>
-              <w:bottom w:val="single" w:sz="10" w:space="0" w:color="4F5B55"/>
-              <w:right w:val="single" w:sz="10" w:space="0" w:color="4F5B55"/>
+              <w:top w:val="single" w:sz="2" w:space="0" w:color="000000"/>
+              <w:left w:val="single" w:sz="2" w:space="0" w:color="000000"/>
+              <w:bottom w:val="single" w:sz="2" w:space="0" w:color="000000"/>
+              <w:right w:val="single" w:sz="2" w:space="0" w:color="000000"/>
             </w:tcBorders>
             <w:tcMar>
               <w:top w:w="65" w:type="dxa"/>
@@ -8030,24 +8255,27 @@
           <w:tcPr>
             <w:tcW w:w="1843" w:type="dxa"/>
             <w:tcBorders>
-              <w:top w:val="single" w:sz="10" w:space="0" w:color="4F5B55"/>
-              <w:left w:val="single" w:sz="10" w:space="0" w:color="4F5B55"/>
-              <w:bottom w:val="single" w:sz="10" w:space="0" w:color="4F5B55"/>
-              <w:right w:val="single" w:sz="10" w:space="0" w:color="4F5B55"/>
-            </w:tcBorders>
-            <w:tcMar>
-              <w:top w:w="65" w:type="dxa"/>
-              <w:left w:w="65" w:type="dxa"/>
-              <w:bottom w:w="65" w:type="dxa"/>
-              <w:right w:w="65" w:type="dxa"/>
-            </w:tcMar>
-            <w:vAlign w:val="center"/>
-          </w:tcPr>
-          <w:p>
-            <w:pPr>
-              <w:spacing w:line="240" w:lineRule="auto"/>
-              <w:jc w:val="center"/>
-            </w:pPr>
+              <w:top w:val="single" w:sz="2" w:space="0" w:color="000000"/>
+              <w:left w:val="single" w:sz="2" w:space="0" w:color="000000"/>
+              <w:bottom w:val="single" w:sz="2" w:space="0" w:color="000000"/>
+              <w:right w:val="single" w:sz="2" w:space="0" w:color="000000"/>
+            </w:tcBorders>
+            <w:tcMar>
+              <w:top w:w="65" w:type="dxa"/>
+              <w:left w:w="65" w:type="dxa"/>
+              <w:bottom w:w="65" w:type="dxa"/>
+              <w:right w:w="65" w:type="dxa"/>
+            </w:tcMar>
+            <w:vAlign w:val="center"/>
+          </w:tcPr>
+          <w:p>
+            <w:pPr>
+              <w:spacing w:line="240" w:lineRule="auto"/>
+              <w:jc w:val="center"/>
+            </w:pPr>
+            <w:r>
+              <w:t>All Members</w:t>
+            </w:r>
           </w:p>
         </w:tc>
       </w:tr>
@@ -8060,10 +8288,10 @@
           <w:tcPr>
             <w:tcW w:w="1728" w:type="dxa"/>
             <w:tcBorders>
-              <w:top w:val="single" w:sz="10" w:space="0" w:color="4F5B55"/>
-              <w:left w:val="single" w:sz="10" w:space="0" w:color="4F5B55"/>
-              <w:bottom w:val="single" w:sz="10" w:space="0" w:color="4F5B55"/>
-              <w:right w:val="single" w:sz="10" w:space="0" w:color="4F5B55"/>
+              <w:top w:val="single" w:sz="2" w:space="0" w:color="000000"/>
+              <w:left w:val="single" w:sz="2" w:space="0" w:color="000000"/>
+              <w:bottom w:val="single" w:sz="2" w:space="0" w:color="000000"/>
+              <w:right w:val="single" w:sz="2" w:space="0" w:color="000000"/>
             </w:tcBorders>
             <w:tcMar>
               <w:top w:w="65" w:type="dxa"/>
@@ -8091,10 +8319,10 @@
           <w:tcPr>
             <w:tcW w:w="1210" w:type="dxa"/>
             <w:tcBorders>
-              <w:top w:val="single" w:sz="10" w:space="0" w:color="4F5B55"/>
-              <w:left w:val="single" w:sz="10" w:space="0" w:color="4F5B55"/>
-              <w:bottom w:val="single" w:sz="10" w:space="0" w:color="4F5B55"/>
-              <w:right w:val="single" w:sz="10" w:space="0" w:color="4F5B55"/>
+              <w:top w:val="single" w:sz="2" w:space="0" w:color="000000"/>
+              <w:left w:val="single" w:sz="2" w:space="0" w:color="000000"/>
+              <w:bottom w:val="single" w:sz="2" w:space="0" w:color="000000"/>
+              <w:right w:val="single" w:sz="2" w:space="0" w:color="000000"/>
             </w:tcBorders>
             <w:tcMar>
               <w:top w:w="65" w:type="dxa"/>
@@ -8122,10 +8350,10 @@
           <w:tcPr>
             <w:tcW w:w="5544" w:type="dxa"/>
             <w:tcBorders>
-              <w:top w:val="single" w:sz="10" w:space="0" w:color="4F5B55"/>
-              <w:left w:val="single" w:sz="10" w:space="0" w:color="4F5B55"/>
-              <w:bottom w:val="single" w:sz="10" w:space="0" w:color="4F5B55"/>
-              <w:right w:val="single" w:sz="10" w:space="0" w:color="4F5B55"/>
+              <w:top w:val="single" w:sz="2" w:space="0" w:color="000000"/>
+              <w:left w:val="single" w:sz="2" w:space="0" w:color="000000"/>
+              <w:bottom w:val="single" w:sz="2" w:space="0" w:color="000000"/>
+              <w:right w:val="single" w:sz="2" w:space="0" w:color="000000"/>
             </w:tcBorders>
             <w:tcMar>
               <w:top w:w="65" w:type="dxa"/>
@@ -8152,24 +8380,27 @@
           <w:tcPr>
             <w:tcW w:w="1843" w:type="dxa"/>
             <w:tcBorders>
-              <w:top w:val="single" w:sz="10" w:space="0" w:color="4F5B55"/>
-              <w:left w:val="single" w:sz="10" w:space="0" w:color="4F5B55"/>
-              <w:bottom w:val="single" w:sz="10" w:space="0" w:color="4F5B55"/>
-              <w:right w:val="single" w:sz="10" w:space="0" w:color="4F5B55"/>
-            </w:tcBorders>
-            <w:tcMar>
-              <w:top w:w="65" w:type="dxa"/>
-              <w:left w:w="65" w:type="dxa"/>
-              <w:bottom w:w="65" w:type="dxa"/>
-              <w:right w:w="65" w:type="dxa"/>
-            </w:tcMar>
-            <w:vAlign w:val="center"/>
-          </w:tcPr>
-          <w:p>
-            <w:pPr>
-              <w:spacing w:line="240" w:lineRule="auto"/>
-              <w:jc w:val="center"/>
-            </w:pPr>
+              <w:top w:val="single" w:sz="2" w:space="0" w:color="000000"/>
+              <w:left w:val="single" w:sz="2" w:space="0" w:color="000000"/>
+              <w:bottom w:val="single" w:sz="2" w:space="0" w:color="000000"/>
+              <w:right w:val="single" w:sz="2" w:space="0" w:color="000000"/>
+            </w:tcBorders>
+            <w:tcMar>
+              <w:top w:w="65" w:type="dxa"/>
+              <w:left w:w="65" w:type="dxa"/>
+              <w:bottom w:w="65" w:type="dxa"/>
+              <w:right w:w="65" w:type="dxa"/>
+            </w:tcMar>
+            <w:vAlign w:val="center"/>
+          </w:tcPr>
+          <w:p>
+            <w:pPr>
+              <w:spacing w:line="240" w:lineRule="auto"/>
+              <w:jc w:val="center"/>
+            </w:pPr>
+            <w:r>
+              <w:t>All Members</w:t>
+            </w:r>
           </w:p>
         </w:tc>
       </w:tr>
@@ -8182,10 +8413,10 @@
           <w:tcPr>
             <w:tcW w:w="1728" w:type="dxa"/>
             <w:tcBorders>
-              <w:top w:val="single" w:sz="10" w:space="0" w:color="4F5B55"/>
-              <w:left w:val="single" w:sz="10" w:space="0" w:color="4F5B55"/>
-              <w:bottom w:val="single" w:sz="10" w:space="0" w:color="4F5B55"/>
-              <w:right w:val="single" w:sz="10" w:space="0" w:color="4F5B55"/>
+              <w:top w:val="single" w:sz="2" w:space="0" w:color="000000"/>
+              <w:left w:val="single" w:sz="2" w:space="0" w:color="000000"/>
+              <w:bottom w:val="single" w:sz="2" w:space="0" w:color="000000"/>
+              <w:right w:val="single" w:sz="2" w:space="0" w:color="000000"/>
             </w:tcBorders>
             <w:tcMar>
               <w:top w:w="65" w:type="dxa"/>
@@ -8213,10 +8444,10 @@
           <w:tcPr>
             <w:tcW w:w="1210" w:type="dxa"/>
             <w:tcBorders>
-              <w:top w:val="single" w:sz="10" w:space="0" w:color="4F5B55"/>
-              <w:left w:val="single" w:sz="10" w:space="0" w:color="4F5B55"/>
-              <w:bottom w:val="single" w:sz="10" w:space="0" w:color="4F5B55"/>
-              <w:right w:val="single" w:sz="10" w:space="0" w:color="4F5B55"/>
+              <w:top w:val="single" w:sz="2" w:space="0" w:color="000000"/>
+              <w:left w:val="single" w:sz="2" w:space="0" w:color="000000"/>
+              <w:bottom w:val="single" w:sz="2" w:space="0" w:color="000000"/>
+              <w:right w:val="single" w:sz="2" w:space="0" w:color="000000"/>
             </w:tcBorders>
             <w:tcMar>
               <w:top w:w="65" w:type="dxa"/>
@@ -8244,10 +8475,10 @@
           <w:tcPr>
             <w:tcW w:w="5544" w:type="dxa"/>
             <w:tcBorders>
-              <w:top w:val="single" w:sz="10" w:space="0" w:color="4F5B55"/>
-              <w:left w:val="single" w:sz="10" w:space="0" w:color="4F5B55"/>
-              <w:bottom w:val="single" w:sz="10" w:space="0" w:color="4F5B55"/>
-              <w:right w:val="single" w:sz="10" w:space="0" w:color="4F5B55"/>
+              <w:top w:val="single" w:sz="2" w:space="0" w:color="000000"/>
+              <w:left w:val="single" w:sz="2" w:space="0" w:color="000000"/>
+              <w:bottom w:val="single" w:sz="2" w:space="0" w:color="000000"/>
+              <w:right w:val="single" w:sz="2" w:space="0" w:color="000000"/>
             </w:tcBorders>
             <w:tcMar>
               <w:top w:w="65" w:type="dxa"/>
@@ -8274,24 +8505,27 @@
           <w:tcPr>
             <w:tcW w:w="1843" w:type="dxa"/>
             <w:tcBorders>
-              <w:top w:val="single" w:sz="10" w:space="0" w:color="4F5B55"/>
-              <w:left w:val="single" w:sz="10" w:space="0" w:color="4F5B55"/>
-              <w:bottom w:val="single" w:sz="10" w:space="0" w:color="4F5B55"/>
-              <w:right w:val="single" w:sz="10" w:space="0" w:color="4F5B55"/>
-            </w:tcBorders>
-            <w:tcMar>
-              <w:top w:w="65" w:type="dxa"/>
-              <w:left w:w="65" w:type="dxa"/>
-              <w:bottom w:w="65" w:type="dxa"/>
-              <w:right w:w="65" w:type="dxa"/>
-            </w:tcMar>
-            <w:vAlign w:val="center"/>
-          </w:tcPr>
-          <w:p>
-            <w:pPr>
-              <w:spacing w:line="240" w:lineRule="auto"/>
-              <w:jc w:val="center"/>
-            </w:pPr>
+              <w:top w:val="single" w:sz="2" w:space="0" w:color="000000"/>
+              <w:left w:val="single" w:sz="2" w:space="0" w:color="000000"/>
+              <w:bottom w:val="single" w:sz="2" w:space="0" w:color="000000"/>
+              <w:right w:val="single" w:sz="2" w:space="0" w:color="000000"/>
+            </w:tcBorders>
+            <w:tcMar>
+              <w:top w:w="65" w:type="dxa"/>
+              <w:left w:w="65" w:type="dxa"/>
+              <w:bottom w:w="65" w:type="dxa"/>
+              <w:right w:w="65" w:type="dxa"/>
+            </w:tcMar>
+            <w:vAlign w:val="center"/>
+          </w:tcPr>
+          <w:p>
+            <w:pPr>
+              <w:spacing w:line="240" w:lineRule="auto"/>
+              <w:jc w:val="center"/>
+            </w:pPr>
+            <w:r>
+              <w:t>All Members</w:t>
+            </w:r>
           </w:p>
         </w:tc>
       </w:tr>
@@ -8304,10 +8538,10 @@
           <w:tcPr>
             <w:tcW w:w="1728" w:type="dxa"/>
             <w:tcBorders>
-              <w:top w:val="single" w:sz="10" w:space="0" w:color="4F5B55"/>
-              <w:left w:val="single" w:sz="10" w:space="0" w:color="4F5B55"/>
-              <w:bottom w:val="single" w:sz="10" w:space="0" w:color="4F5B55"/>
-              <w:right w:val="single" w:sz="10" w:space="0" w:color="4F5B55"/>
+              <w:top w:val="single" w:sz="2" w:space="0" w:color="000000"/>
+              <w:left w:val="single" w:sz="2" w:space="0" w:color="000000"/>
+              <w:bottom w:val="single" w:sz="2" w:space="0" w:color="000000"/>
+              <w:right w:val="single" w:sz="2" w:space="0" w:color="000000"/>
             </w:tcBorders>
             <w:tcMar>
               <w:top w:w="65" w:type="dxa"/>
@@ -8335,10 +8569,10 @@
           <w:tcPr>
             <w:tcW w:w="1210" w:type="dxa"/>
             <w:tcBorders>
-              <w:top w:val="single" w:sz="10" w:space="0" w:color="4F5B55"/>
-              <w:left w:val="single" w:sz="10" w:space="0" w:color="4F5B55"/>
-              <w:bottom w:val="single" w:sz="10" w:space="0" w:color="4F5B55"/>
-              <w:right w:val="single" w:sz="10" w:space="0" w:color="4F5B55"/>
+              <w:top w:val="single" w:sz="2" w:space="0" w:color="000000"/>
+              <w:left w:val="single" w:sz="2" w:space="0" w:color="000000"/>
+              <w:bottom w:val="single" w:sz="2" w:space="0" w:color="000000"/>
+              <w:right w:val="single" w:sz="2" w:space="0" w:color="000000"/>
             </w:tcBorders>
             <w:tcMar>
               <w:top w:w="65" w:type="dxa"/>
@@ -8366,10 +8600,10 @@
           <w:tcPr>
             <w:tcW w:w="5544" w:type="dxa"/>
             <w:tcBorders>
-              <w:top w:val="single" w:sz="10" w:space="0" w:color="4F5B55"/>
-              <w:left w:val="single" w:sz="10" w:space="0" w:color="4F5B55"/>
-              <w:bottom w:val="single" w:sz="10" w:space="0" w:color="4F5B55"/>
-              <w:right w:val="single" w:sz="10" w:space="0" w:color="4F5B55"/>
+              <w:top w:val="single" w:sz="2" w:space="0" w:color="000000"/>
+              <w:left w:val="single" w:sz="2" w:space="0" w:color="000000"/>
+              <w:bottom w:val="single" w:sz="2" w:space="0" w:color="000000"/>
+              <w:right w:val="single" w:sz="2" w:space="0" w:color="000000"/>
             </w:tcBorders>
             <w:tcMar>
               <w:top w:w="65" w:type="dxa"/>
@@ -8396,24 +8630,27 @@
           <w:tcPr>
             <w:tcW w:w="1843" w:type="dxa"/>
             <w:tcBorders>
-              <w:top w:val="single" w:sz="10" w:space="0" w:color="4F5B55"/>
-              <w:left w:val="single" w:sz="10" w:space="0" w:color="4F5B55"/>
-              <w:bottom w:val="single" w:sz="10" w:space="0" w:color="4F5B55"/>
-              <w:right w:val="single" w:sz="10" w:space="0" w:color="4F5B55"/>
-            </w:tcBorders>
-            <w:tcMar>
-              <w:top w:w="65" w:type="dxa"/>
-              <w:left w:w="65" w:type="dxa"/>
-              <w:bottom w:w="65" w:type="dxa"/>
-              <w:right w:w="65" w:type="dxa"/>
-            </w:tcMar>
-            <w:vAlign w:val="center"/>
-          </w:tcPr>
-          <w:p>
-            <w:pPr>
-              <w:spacing w:line="240" w:lineRule="auto"/>
-              <w:jc w:val="center"/>
-            </w:pPr>
+              <w:top w:val="single" w:sz="2" w:space="0" w:color="000000"/>
+              <w:left w:val="single" w:sz="2" w:space="0" w:color="000000"/>
+              <w:bottom w:val="single" w:sz="2" w:space="0" w:color="000000"/>
+              <w:right w:val="single" w:sz="2" w:space="0" w:color="000000"/>
+            </w:tcBorders>
+            <w:tcMar>
+              <w:top w:w="65" w:type="dxa"/>
+              <w:left w:w="65" w:type="dxa"/>
+              <w:bottom w:w="65" w:type="dxa"/>
+              <w:right w:w="65" w:type="dxa"/>
+            </w:tcMar>
+            <w:vAlign w:val="center"/>
+          </w:tcPr>
+          <w:p>
+            <w:pPr>
+              <w:spacing w:line="240" w:lineRule="auto"/>
+              <w:jc w:val="center"/>
+            </w:pPr>
+            <w:r>
+              <w:t>All Members</w:t>
+            </w:r>
           </w:p>
         </w:tc>
       </w:tr>
@@ -8426,10 +8663,10 @@
           <w:tcPr>
             <w:tcW w:w="1728" w:type="dxa"/>
             <w:tcBorders>
-              <w:top w:val="single" w:sz="10" w:space="0" w:color="4F5B55"/>
-              <w:left w:val="single" w:sz="10" w:space="0" w:color="4F5B55"/>
-              <w:bottom w:val="single" w:sz="10" w:space="0" w:color="4F5B55"/>
-              <w:right w:val="single" w:sz="10" w:space="0" w:color="4F5B55"/>
+              <w:top w:val="single" w:sz="2" w:space="0" w:color="000000"/>
+              <w:left w:val="single" w:sz="2" w:space="0" w:color="000000"/>
+              <w:bottom w:val="single" w:sz="2" w:space="0" w:color="000000"/>
+              <w:right w:val="single" w:sz="2" w:space="0" w:color="000000"/>
             </w:tcBorders>
             <w:tcMar>
               <w:top w:w="65" w:type="dxa"/>
@@ -8457,10 +8694,10 @@
           <w:tcPr>
             <w:tcW w:w="1210" w:type="dxa"/>
             <w:tcBorders>
-              <w:top w:val="single" w:sz="10" w:space="0" w:color="4F5B55"/>
-              <w:left w:val="single" w:sz="10" w:space="0" w:color="4F5B55"/>
-              <w:bottom w:val="single" w:sz="10" w:space="0" w:color="4F5B55"/>
-              <w:right w:val="single" w:sz="10" w:space="0" w:color="4F5B55"/>
+              <w:top w:val="single" w:sz="2" w:space="0" w:color="000000"/>
+              <w:left w:val="single" w:sz="2" w:space="0" w:color="000000"/>
+              <w:bottom w:val="single" w:sz="2" w:space="0" w:color="000000"/>
+              <w:right w:val="single" w:sz="2" w:space="0" w:color="000000"/>
             </w:tcBorders>
             <w:tcMar>
               <w:top w:w="65" w:type="dxa"/>
@@ -8488,10 +8725,10 @@
           <w:tcPr>
             <w:tcW w:w="5544" w:type="dxa"/>
             <w:tcBorders>
-              <w:top w:val="single" w:sz="10" w:space="0" w:color="4F5B55"/>
-              <w:left w:val="single" w:sz="10" w:space="0" w:color="4F5B55"/>
-              <w:bottom w:val="single" w:sz="10" w:space="0" w:color="4F5B55"/>
-              <w:right w:val="single" w:sz="10" w:space="0" w:color="4F5B55"/>
+              <w:top w:val="single" w:sz="2" w:space="0" w:color="000000"/>
+              <w:left w:val="single" w:sz="2" w:space="0" w:color="000000"/>
+              <w:bottom w:val="single" w:sz="2" w:space="0" w:color="000000"/>
+              <w:right w:val="single" w:sz="2" w:space="0" w:color="000000"/>
             </w:tcBorders>
             <w:tcMar>
               <w:top w:w="65" w:type="dxa"/>
@@ -8518,24 +8755,27 @@
           <w:tcPr>
             <w:tcW w:w="1843" w:type="dxa"/>
             <w:tcBorders>
-              <w:top w:val="single" w:sz="10" w:space="0" w:color="4F5B55"/>
-              <w:left w:val="single" w:sz="10" w:space="0" w:color="4F5B55"/>
-              <w:bottom w:val="single" w:sz="10" w:space="0" w:color="4F5B55"/>
-              <w:right w:val="single" w:sz="10" w:space="0" w:color="4F5B55"/>
-            </w:tcBorders>
-            <w:tcMar>
-              <w:top w:w="65" w:type="dxa"/>
-              <w:left w:w="65" w:type="dxa"/>
-              <w:bottom w:w="65" w:type="dxa"/>
-              <w:right w:w="65" w:type="dxa"/>
-            </w:tcMar>
-            <w:vAlign w:val="center"/>
-          </w:tcPr>
-          <w:p>
-            <w:pPr>
-              <w:spacing w:line="240" w:lineRule="auto"/>
-              <w:jc w:val="center"/>
-            </w:pPr>
+              <w:top w:val="single" w:sz="2" w:space="0" w:color="000000"/>
+              <w:left w:val="single" w:sz="2" w:space="0" w:color="000000"/>
+              <w:bottom w:val="single" w:sz="2" w:space="0" w:color="000000"/>
+              <w:right w:val="single" w:sz="2" w:space="0" w:color="000000"/>
+            </w:tcBorders>
+            <w:tcMar>
+              <w:top w:w="65" w:type="dxa"/>
+              <w:left w:w="65" w:type="dxa"/>
+              <w:bottom w:w="65" w:type="dxa"/>
+              <w:right w:w="65" w:type="dxa"/>
+            </w:tcMar>
+            <w:vAlign w:val="center"/>
+          </w:tcPr>
+          <w:p>
+            <w:pPr>
+              <w:spacing w:line="240" w:lineRule="auto"/>
+              <w:jc w:val="center"/>
+            </w:pPr>
+            <w:r>
+              <w:t>All Members</w:t>
+            </w:r>
           </w:p>
         </w:tc>
       </w:tr>
@@ -8548,10 +8788,10 @@
           <w:tcPr>
             <w:tcW w:w="1728" w:type="dxa"/>
             <w:tcBorders>
-              <w:top w:val="single" w:sz="10" w:space="0" w:color="4F5B55"/>
-              <w:left w:val="single" w:sz="10" w:space="0" w:color="4F5B55"/>
-              <w:bottom w:val="single" w:sz="10" w:space="0" w:color="4F5B55"/>
-              <w:right w:val="single" w:sz="10" w:space="0" w:color="4F5B55"/>
+              <w:top w:val="single" w:sz="2" w:space="0" w:color="000000"/>
+              <w:left w:val="single" w:sz="2" w:space="0" w:color="000000"/>
+              <w:bottom w:val="single" w:sz="2" w:space="0" w:color="000000"/>
+              <w:right w:val="single" w:sz="2" w:space="0" w:color="000000"/>
             </w:tcBorders>
             <w:tcMar>
               <w:top w:w="65" w:type="dxa"/>
@@ -8579,10 +8819,10 @@
           <w:tcPr>
             <w:tcW w:w="1210" w:type="dxa"/>
             <w:tcBorders>
-              <w:top w:val="single" w:sz="10" w:space="0" w:color="4F5B55"/>
-              <w:left w:val="single" w:sz="10" w:space="0" w:color="4F5B55"/>
-              <w:bottom w:val="single" w:sz="10" w:space="0" w:color="4F5B55"/>
-              <w:right w:val="single" w:sz="10" w:space="0" w:color="4F5B55"/>
+              <w:top w:val="single" w:sz="2" w:space="0" w:color="000000"/>
+              <w:left w:val="single" w:sz="2" w:space="0" w:color="000000"/>
+              <w:bottom w:val="single" w:sz="2" w:space="0" w:color="000000"/>
+              <w:right w:val="single" w:sz="2" w:space="0" w:color="000000"/>
             </w:tcBorders>
             <w:tcMar>
               <w:top w:w="65" w:type="dxa"/>
@@ -8610,10 +8850,10 @@
           <w:tcPr>
             <w:tcW w:w="5544" w:type="dxa"/>
             <w:tcBorders>
-              <w:top w:val="single" w:sz="10" w:space="0" w:color="4F5B55"/>
-              <w:left w:val="single" w:sz="10" w:space="0" w:color="4F5B55"/>
-              <w:bottom w:val="single" w:sz="10" w:space="0" w:color="4F5B55"/>
-              <w:right w:val="single" w:sz="10" w:space="0" w:color="4F5B55"/>
+              <w:top w:val="single" w:sz="2" w:space="0" w:color="000000"/>
+              <w:left w:val="single" w:sz="2" w:space="0" w:color="000000"/>
+              <w:bottom w:val="single" w:sz="2" w:space="0" w:color="000000"/>
+              <w:right w:val="single" w:sz="2" w:space="0" w:color="000000"/>
             </w:tcBorders>
             <w:tcMar>
               <w:top w:w="65" w:type="dxa"/>
@@ -8640,24 +8880,27 @@
           <w:tcPr>
             <w:tcW w:w="1843" w:type="dxa"/>
             <w:tcBorders>
-              <w:top w:val="single" w:sz="10" w:space="0" w:color="4F5B55"/>
-              <w:left w:val="single" w:sz="10" w:space="0" w:color="4F5B55"/>
-              <w:bottom w:val="single" w:sz="10" w:space="0" w:color="4F5B55"/>
-              <w:right w:val="single" w:sz="10" w:space="0" w:color="4F5B55"/>
-            </w:tcBorders>
-            <w:tcMar>
-              <w:top w:w="65" w:type="dxa"/>
-              <w:left w:w="65" w:type="dxa"/>
-              <w:bottom w:w="65" w:type="dxa"/>
-              <w:right w:w="65" w:type="dxa"/>
-            </w:tcMar>
-            <w:vAlign w:val="center"/>
-          </w:tcPr>
-          <w:p>
-            <w:pPr>
-              <w:spacing w:line="240" w:lineRule="auto"/>
-              <w:jc w:val="center"/>
-            </w:pPr>
+              <w:top w:val="single" w:sz="2" w:space="0" w:color="000000"/>
+              <w:left w:val="single" w:sz="2" w:space="0" w:color="000000"/>
+              <w:bottom w:val="single" w:sz="2" w:space="0" w:color="000000"/>
+              <w:right w:val="single" w:sz="2" w:space="0" w:color="000000"/>
+            </w:tcBorders>
+            <w:tcMar>
+              <w:top w:w="65" w:type="dxa"/>
+              <w:left w:w="65" w:type="dxa"/>
+              <w:bottom w:w="65" w:type="dxa"/>
+              <w:right w:w="65" w:type="dxa"/>
+            </w:tcMar>
+            <w:vAlign w:val="center"/>
+          </w:tcPr>
+          <w:p>
+            <w:pPr>
+              <w:spacing w:line="240" w:lineRule="auto"/>
+              <w:jc w:val="center"/>
+            </w:pPr>
+            <w:r>
+              <w:t>All Members</w:t>
+            </w:r>
           </w:p>
         </w:tc>
       </w:tr>
@@ -8670,10 +8913,10 @@
           <w:tcPr>
             <w:tcW w:w="1728" w:type="dxa"/>
             <w:tcBorders>
-              <w:top w:val="single" w:sz="10" w:space="0" w:color="4F5B55"/>
-              <w:left w:val="single" w:sz="10" w:space="0" w:color="4F5B55"/>
-              <w:bottom w:val="single" w:sz="10" w:space="0" w:color="4F5B55"/>
-              <w:right w:val="single" w:sz="10" w:space="0" w:color="4F5B55"/>
+              <w:top w:val="single" w:sz="2" w:space="0" w:color="000000"/>
+              <w:left w:val="single" w:sz="2" w:space="0" w:color="000000"/>
+              <w:bottom w:val="single" w:sz="2" w:space="0" w:color="000000"/>
+              <w:right w:val="single" w:sz="2" w:space="0" w:color="000000"/>
             </w:tcBorders>
             <w:tcMar>
               <w:top w:w="65" w:type="dxa"/>
@@ -8701,10 +8944,10 @@
           <w:tcPr>
             <w:tcW w:w="1210" w:type="dxa"/>
             <w:tcBorders>
-              <w:top w:val="single" w:sz="10" w:space="0" w:color="4F5B55"/>
-              <w:left w:val="single" w:sz="10" w:space="0" w:color="4F5B55"/>
-              <w:bottom w:val="single" w:sz="10" w:space="0" w:color="4F5B55"/>
-              <w:right w:val="single" w:sz="10" w:space="0" w:color="4F5B55"/>
+              <w:top w:val="single" w:sz="2" w:space="0" w:color="000000"/>
+              <w:left w:val="single" w:sz="2" w:space="0" w:color="000000"/>
+              <w:bottom w:val="single" w:sz="2" w:space="0" w:color="000000"/>
+              <w:right w:val="single" w:sz="2" w:space="0" w:color="000000"/>
             </w:tcBorders>
             <w:tcMar>
               <w:top w:w="65" w:type="dxa"/>
@@ -8732,10 +8975,10 @@
           <w:tcPr>
             <w:tcW w:w="5544" w:type="dxa"/>
             <w:tcBorders>
-              <w:top w:val="single" w:sz="10" w:space="0" w:color="4F5B55"/>
-              <w:left w:val="single" w:sz="10" w:space="0" w:color="4F5B55"/>
-              <w:bottom w:val="single" w:sz="10" w:space="0" w:color="4F5B55"/>
-              <w:right w:val="single" w:sz="10" w:space="0" w:color="4F5B55"/>
+              <w:top w:val="single" w:sz="2" w:space="0" w:color="000000"/>
+              <w:left w:val="single" w:sz="2" w:space="0" w:color="000000"/>
+              <w:bottom w:val="single" w:sz="2" w:space="0" w:color="000000"/>
+              <w:right w:val="single" w:sz="2" w:space="0" w:color="000000"/>
             </w:tcBorders>
             <w:tcMar>
               <w:top w:w="65" w:type="dxa"/>
@@ -8762,24 +9005,27 @@
           <w:tcPr>
             <w:tcW w:w="1843" w:type="dxa"/>
             <w:tcBorders>
-              <w:top w:val="single" w:sz="10" w:space="0" w:color="4F5B55"/>
-              <w:left w:val="single" w:sz="10" w:space="0" w:color="4F5B55"/>
-              <w:bottom w:val="single" w:sz="10" w:space="0" w:color="4F5B55"/>
-              <w:right w:val="single" w:sz="10" w:space="0" w:color="4F5B55"/>
-            </w:tcBorders>
-            <w:tcMar>
-              <w:top w:w="65" w:type="dxa"/>
-              <w:left w:w="65" w:type="dxa"/>
-              <w:bottom w:w="65" w:type="dxa"/>
-              <w:right w:w="65" w:type="dxa"/>
-            </w:tcMar>
-            <w:vAlign w:val="center"/>
-          </w:tcPr>
-          <w:p>
-            <w:pPr>
-              <w:spacing w:line="240" w:lineRule="auto"/>
-              <w:jc w:val="center"/>
-            </w:pPr>
+              <w:top w:val="single" w:sz="2" w:space="0" w:color="000000"/>
+              <w:left w:val="single" w:sz="2" w:space="0" w:color="000000"/>
+              <w:bottom w:val="single" w:sz="2" w:space="0" w:color="000000"/>
+              <w:right w:val="single" w:sz="2" w:space="0" w:color="000000"/>
+            </w:tcBorders>
+            <w:tcMar>
+              <w:top w:w="65" w:type="dxa"/>
+              <w:left w:w="65" w:type="dxa"/>
+              <w:bottom w:w="65" w:type="dxa"/>
+              <w:right w:w="65" w:type="dxa"/>
+            </w:tcMar>
+            <w:vAlign w:val="center"/>
+          </w:tcPr>
+          <w:p>
+            <w:pPr>
+              <w:spacing w:line="240" w:lineRule="auto"/>
+              <w:jc w:val="center"/>
+            </w:pPr>
+            <w:r>
+              <w:t>All Members</w:t>
+            </w:r>
           </w:p>
         </w:tc>
       </w:tr>
@@ -8808,6 +9054,14 @@
       <w:tblPr>
         <w:tblW w:w="0" w:type="auto"/>
         <w:jc w:val="center"/>
+        <w:tblBorders>
+          <w:top w:val="single" w:sz="2" w:space="0" w:color="000000"/>
+          <w:left w:val="single" w:sz="2" w:space="0" w:color="000000"/>
+          <w:bottom w:val="single" w:sz="2" w:space="0" w:color="000000"/>
+          <w:right w:val="single" w:sz="2" w:space="0" w:color="000000"/>
+          <w:insideH w:val="single" w:sz="2" w:space="0" w:color="000000"/>
+          <w:insideV w:val="single" w:sz="2" w:space="0" w:color="000000"/>
+        </w:tblBorders>
         <w:tblLayout w:type="fixed"/>
         <w:tblLook w:val="04A0" w:firstRow="1" w:lastRow="0" w:firstColumn="1" w:lastColumn="0" w:noHBand="0" w:noVBand="1"/>
       </w:tblPr>
@@ -8822,10 +9076,10 @@
           <w:tcPr>
             <w:tcW w:w="10296" w:type="dxa"/>
             <w:tcBorders>
-              <w:top w:val="single" w:sz="8" w:space="0" w:color="8A948E"/>
-              <w:left w:val="single" w:sz="8" w:space="0" w:color="8A948E"/>
-              <w:bottom w:val="single" w:sz="8" w:space="0" w:color="8A948E"/>
-              <w:right w:val="single" w:sz="8" w:space="0" w:color="8A948E"/>
+              <w:top w:val="single" w:sz="2" w:space="0" w:color="000000"/>
+              <w:left w:val="single" w:sz="2" w:space="0" w:color="000000"/>
+              <w:bottom w:val="single" w:sz="2" w:space="0" w:color="000000"/>
+              <w:right w:val="single" w:sz="2" w:space="0" w:color="000000"/>
             </w:tcBorders>
             <w:shd w:val="clear" w:color="auto" w:fill="EAF3E5"/>
             <w:tcMar>
@@ -8857,10 +9111,10 @@
           <w:tcPr>
             <w:tcW w:w="10296" w:type="dxa"/>
             <w:tcBorders>
-              <w:top w:val="single" w:sz="8" w:space="0" w:color="8A948E"/>
-              <w:left w:val="single" w:sz="8" w:space="0" w:color="8A948E"/>
-              <w:bottom w:val="single" w:sz="8" w:space="0" w:color="8A948E"/>
-              <w:right w:val="single" w:sz="8" w:space="0" w:color="8A948E"/>
+              <w:top w:val="single" w:sz="2" w:space="0" w:color="000000"/>
+              <w:left w:val="single" w:sz="2" w:space="0" w:color="000000"/>
+              <w:bottom w:val="single" w:sz="2" w:space="0" w:color="000000"/>
+              <w:right w:val="single" w:sz="2" w:space="0" w:color="000000"/>
             </w:tcBorders>
             <w:tcMar>
               <w:top w:w="70" w:type="dxa"/>
@@ -8914,6 +9168,14 @@
       <w:tblPr>
         <w:tblW w:w="0" w:type="auto"/>
         <w:jc w:val="center"/>
+        <w:tblBorders>
+          <w:top w:val="single" w:sz="2" w:space="0" w:color="000000"/>
+          <w:left w:val="single" w:sz="2" w:space="0" w:color="000000"/>
+          <w:bottom w:val="single" w:sz="2" w:space="0" w:color="000000"/>
+          <w:right w:val="single" w:sz="2" w:space="0" w:color="000000"/>
+          <w:insideH w:val="single" w:sz="2" w:space="0" w:color="000000"/>
+          <w:insideV w:val="single" w:sz="2" w:space="0" w:color="000000"/>
+        </w:tblBorders>
         <w:tblLayout w:type="fixed"/>
         <w:tblLook w:val="04A0" w:firstRow="1" w:lastRow="0" w:firstColumn="1" w:lastColumn="0" w:noHBand="0" w:noVBand="1"/>
       </w:tblPr>
@@ -8932,10 +9194,10 @@
           <w:tcPr>
             <w:tcW w:w="1728" w:type="dxa"/>
             <w:tcBorders>
-              <w:top w:val="single" w:sz="10" w:space="0" w:color="4F5B55"/>
-              <w:left w:val="single" w:sz="10" w:space="0" w:color="4F5B55"/>
-              <w:bottom w:val="single" w:sz="10" w:space="0" w:color="4F5B55"/>
-              <w:right w:val="single" w:sz="10" w:space="0" w:color="4F5B55"/>
+              <w:top w:val="single" w:sz="2" w:space="0" w:color="000000"/>
+              <w:left w:val="single" w:sz="2" w:space="0" w:color="000000"/>
+              <w:bottom w:val="single" w:sz="2" w:space="0" w:color="000000"/>
+              <w:right w:val="single" w:sz="2" w:space="0" w:color="000000"/>
             </w:tcBorders>
             <w:shd w:val="clear" w:color="auto" w:fill="70A357"/>
             <w:tcMar>
@@ -8965,10 +9227,10 @@
           <w:tcPr>
             <w:tcW w:w="1210" w:type="dxa"/>
             <w:tcBorders>
-              <w:top w:val="single" w:sz="10" w:space="0" w:color="4F5B55"/>
-              <w:left w:val="single" w:sz="10" w:space="0" w:color="4F5B55"/>
-              <w:bottom w:val="single" w:sz="10" w:space="0" w:color="4F5B55"/>
-              <w:right w:val="single" w:sz="10" w:space="0" w:color="4F5B55"/>
+              <w:top w:val="single" w:sz="2" w:space="0" w:color="000000"/>
+              <w:left w:val="single" w:sz="2" w:space="0" w:color="000000"/>
+              <w:bottom w:val="single" w:sz="2" w:space="0" w:color="000000"/>
+              <w:right w:val="single" w:sz="2" w:space="0" w:color="000000"/>
             </w:tcBorders>
             <w:shd w:val="clear" w:color="auto" w:fill="70A357"/>
             <w:tcMar>
@@ -8998,10 +9260,10 @@
           <w:tcPr>
             <w:tcW w:w="5544" w:type="dxa"/>
             <w:tcBorders>
-              <w:top w:val="single" w:sz="10" w:space="0" w:color="4F5B55"/>
-              <w:left w:val="single" w:sz="10" w:space="0" w:color="4F5B55"/>
-              <w:bottom w:val="single" w:sz="10" w:space="0" w:color="4F5B55"/>
-              <w:right w:val="single" w:sz="10" w:space="0" w:color="4F5B55"/>
+              <w:top w:val="single" w:sz="2" w:space="0" w:color="000000"/>
+              <w:left w:val="single" w:sz="2" w:space="0" w:color="000000"/>
+              <w:bottom w:val="single" w:sz="2" w:space="0" w:color="000000"/>
+              <w:right w:val="single" w:sz="2" w:space="0" w:color="000000"/>
             </w:tcBorders>
             <w:shd w:val="clear" w:color="auto" w:fill="70A357"/>
             <w:tcMar>
@@ -9031,10 +9293,10 @@
           <w:tcPr>
             <w:tcW w:w="1843" w:type="dxa"/>
             <w:tcBorders>
-              <w:top w:val="single" w:sz="10" w:space="0" w:color="4F5B55"/>
-              <w:left w:val="single" w:sz="10" w:space="0" w:color="4F5B55"/>
-              <w:bottom w:val="single" w:sz="10" w:space="0" w:color="4F5B55"/>
-              <w:right w:val="single" w:sz="10" w:space="0" w:color="4F5B55"/>
+              <w:top w:val="single" w:sz="2" w:space="0" w:color="000000"/>
+              <w:left w:val="single" w:sz="2" w:space="0" w:color="000000"/>
+              <w:bottom w:val="single" w:sz="2" w:space="0" w:color="000000"/>
+              <w:right w:val="single" w:sz="2" w:space="0" w:color="000000"/>
             </w:tcBorders>
             <w:shd w:val="clear" w:color="auto" w:fill="70A357"/>
             <w:tcMar>
@@ -9070,10 +9332,10 @@
           <w:tcPr>
             <w:tcW w:w="1728" w:type="dxa"/>
             <w:tcBorders>
-              <w:top w:val="single" w:sz="10" w:space="0" w:color="4F5B55"/>
-              <w:left w:val="single" w:sz="10" w:space="0" w:color="4F5B55"/>
-              <w:bottom w:val="single" w:sz="10" w:space="0" w:color="4F5B55"/>
-              <w:right w:val="single" w:sz="10" w:space="0" w:color="4F5B55"/>
+              <w:top w:val="single" w:sz="2" w:space="0" w:color="000000"/>
+              <w:left w:val="single" w:sz="2" w:space="0" w:color="000000"/>
+              <w:bottom w:val="single" w:sz="2" w:space="0" w:color="000000"/>
+              <w:right w:val="single" w:sz="2" w:space="0" w:color="000000"/>
             </w:tcBorders>
             <w:tcMar>
               <w:top w:w="65" w:type="dxa"/>
@@ -9101,10 +9363,10 @@
           <w:tcPr>
             <w:tcW w:w="1210" w:type="dxa"/>
             <w:tcBorders>
-              <w:top w:val="single" w:sz="10" w:space="0" w:color="4F5B55"/>
-              <w:left w:val="single" w:sz="10" w:space="0" w:color="4F5B55"/>
-              <w:bottom w:val="single" w:sz="10" w:space="0" w:color="4F5B55"/>
-              <w:right w:val="single" w:sz="10" w:space="0" w:color="4F5B55"/>
+              <w:top w:val="single" w:sz="2" w:space="0" w:color="000000"/>
+              <w:left w:val="single" w:sz="2" w:space="0" w:color="000000"/>
+              <w:bottom w:val="single" w:sz="2" w:space="0" w:color="000000"/>
+              <w:right w:val="single" w:sz="2" w:space="0" w:color="000000"/>
             </w:tcBorders>
             <w:tcMar>
               <w:top w:w="65" w:type="dxa"/>
@@ -9132,10 +9394,10 @@
           <w:tcPr>
             <w:tcW w:w="5544" w:type="dxa"/>
             <w:tcBorders>
-              <w:top w:val="single" w:sz="10" w:space="0" w:color="4F5B55"/>
-              <w:left w:val="single" w:sz="10" w:space="0" w:color="4F5B55"/>
-              <w:bottom w:val="single" w:sz="10" w:space="0" w:color="4F5B55"/>
-              <w:right w:val="single" w:sz="10" w:space="0" w:color="4F5B55"/>
+              <w:top w:val="single" w:sz="2" w:space="0" w:color="000000"/>
+              <w:left w:val="single" w:sz="2" w:space="0" w:color="000000"/>
+              <w:bottom w:val="single" w:sz="2" w:space="0" w:color="000000"/>
+              <w:right w:val="single" w:sz="2" w:space="0" w:color="000000"/>
             </w:tcBorders>
             <w:tcMar>
               <w:top w:w="65" w:type="dxa"/>
@@ -9162,24 +9424,27 @@
           <w:tcPr>
             <w:tcW w:w="1843" w:type="dxa"/>
             <w:tcBorders>
-              <w:top w:val="single" w:sz="10" w:space="0" w:color="4F5B55"/>
-              <w:left w:val="single" w:sz="10" w:space="0" w:color="4F5B55"/>
-              <w:bottom w:val="single" w:sz="10" w:space="0" w:color="4F5B55"/>
-              <w:right w:val="single" w:sz="10" w:space="0" w:color="4F5B55"/>
-            </w:tcBorders>
-            <w:tcMar>
-              <w:top w:w="65" w:type="dxa"/>
-              <w:left w:w="65" w:type="dxa"/>
-              <w:bottom w:w="65" w:type="dxa"/>
-              <w:right w:w="65" w:type="dxa"/>
-            </w:tcMar>
-            <w:vAlign w:val="center"/>
-          </w:tcPr>
-          <w:p>
-            <w:pPr>
-              <w:spacing w:line="240" w:lineRule="auto"/>
-              <w:jc w:val="center"/>
-            </w:pPr>
+              <w:top w:val="single" w:sz="2" w:space="0" w:color="000000"/>
+              <w:left w:val="single" w:sz="2" w:space="0" w:color="000000"/>
+              <w:bottom w:val="single" w:sz="2" w:space="0" w:color="000000"/>
+              <w:right w:val="single" w:sz="2" w:space="0" w:color="000000"/>
+            </w:tcBorders>
+            <w:tcMar>
+              <w:top w:w="65" w:type="dxa"/>
+              <w:left w:w="65" w:type="dxa"/>
+              <w:bottom w:w="65" w:type="dxa"/>
+              <w:right w:w="65" w:type="dxa"/>
+            </w:tcMar>
+            <w:vAlign w:val="center"/>
+          </w:tcPr>
+          <w:p>
+            <w:pPr>
+              <w:spacing w:line="240" w:lineRule="auto"/>
+              <w:jc w:val="center"/>
+            </w:pPr>
+            <w:r>
+              <w:t>All Members</w:t>
+            </w:r>
           </w:p>
         </w:tc>
       </w:tr>
@@ -9192,10 +9457,10 @@
           <w:tcPr>
             <w:tcW w:w="1728" w:type="dxa"/>
             <w:tcBorders>
-              <w:top w:val="single" w:sz="10" w:space="0" w:color="4F5B55"/>
-              <w:left w:val="single" w:sz="10" w:space="0" w:color="4F5B55"/>
-              <w:bottom w:val="single" w:sz="10" w:space="0" w:color="4F5B55"/>
-              <w:right w:val="single" w:sz="10" w:space="0" w:color="4F5B55"/>
+              <w:top w:val="single" w:sz="2" w:space="0" w:color="000000"/>
+              <w:left w:val="single" w:sz="2" w:space="0" w:color="000000"/>
+              <w:bottom w:val="single" w:sz="2" w:space="0" w:color="000000"/>
+              <w:right w:val="single" w:sz="2" w:space="0" w:color="000000"/>
             </w:tcBorders>
             <w:tcMar>
               <w:top w:w="65" w:type="dxa"/>
@@ -9223,10 +9488,10 @@
           <w:tcPr>
             <w:tcW w:w="1210" w:type="dxa"/>
             <w:tcBorders>
-              <w:top w:val="single" w:sz="10" w:space="0" w:color="4F5B55"/>
-              <w:left w:val="single" w:sz="10" w:space="0" w:color="4F5B55"/>
-              <w:bottom w:val="single" w:sz="10" w:space="0" w:color="4F5B55"/>
-              <w:right w:val="single" w:sz="10" w:space="0" w:color="4F5B55"/>
+              <w:top w:val="single" w:sz="2" w:space="0" w:color="000000"/>
+              <w:left w:val="single" w:sz="2" w:space="0" w:color="000000"/>
+              <w:bottom w:val="single" w:sz="2" w:space="0" w:color="000000"/>
+              <w:right w:val="single" w:sz="2" w:space="0" w:color="000000"/>
             </w:tcBorders>
             <w:tcMar>
               <w:top w:w="65" w:type="dxa"/>
@@ -9254,10 +9519,10 @@
           <w:tcPr>
             <w:tcW w:w="5544" w:type="dxa"/>
             <w:tcBorders>
-              <w:top w:val="single" w:sz="10" w:space="0" w:color="4F5B55"/>
-              <w:left w:val="single" w:sz="10" w:space="0" w:color="4F5B55"/>
-              <w:bottom w:val="single" w:sz="10" w:space="0" w:color="4F5B55"/>
-              <w:right w:val="single" w:sz="10" w:space="0" w:color="4F5B55"/>
+              <w:top w:val="single" w:sz="2" w:space="0" w:color="000000"/>
+              <w:left w:val="single" w:sz="2" w:space="0" w:color="000000"/>
+              <w:bottom w:val="single" w:sz="2" w:space="0" w:color="000000"/>
+              <w:right w:val="single" w:sz="2" w:space="0" w:color="000000"/>
             </w:tcBorders>
             <w:tcMar>
               <w:top w:w="65" w:type="dxa"/>
@@ -9284,24 +9549,27 @@
           <w:tcPr>
             <w:tcW w:w="1843" w:type="dxa"/>
             <w:tcBorders>
-              <w:top w:val="single" w:sz="10" w:space="0" w:color="4F5B55"/>
-              <w:left w:val="single" w:sz="10" w:space="0" w:color="4F5B55"/>
-              <w:bottom w:val="single" w:sz="10" w:space="0" w:color="4F5B55"/>
-              <w:right w:val="single" w:sz="10" w:space="0" w:color="4F5B55"/>
-            </w:tcBorders>
-            <w:tcMar>
-              <w:top w:w="65" w:type="dxa"/>
-              <w:left w:w="65" w:type="dxa"/>
-              <w:bottom w:w="65" w:type="dxa"/>
-              <w:right w:w="65" w:type="dxa"/>
-            </w:tcMar>
-            <w:vAlign w:val="center"/>
-          </w:tcPr>
-          <w:p>
-            <w:pPr>
-              <w:spacing w:line="240" w:lineRule="auto"/>
-              <w:jc w:val="center"/>
-            </w:pPr>
+              <w:top w:val="single" w:sz="2" w:space="0" w:color="000000"/>
+              <w:left w:val="single" w:sz="2" w:space="0" w:color="000000"/>
+              <w:bottom w:val="single" w:sz="2" w:space="0" w:color="000000"/>
+              <w:right w:val="single" w:sz="2" w:space="0" w:color="000000"/>
+            </w:tcBorders>
+            <w:tcMar>
+              <w:top w:w="65" w:type="dxa"/>
+              <w:left w:w="65" w:type="dxa"/>
+              <w:bottom w:w="65" w:type="dxa"/>
+              <w:right w:w="65" w:type="dxa"/>
+            </w:tcMar>
+            <w:vAlign w:val="center"/>
+          </w:tcPr>
+          <w:p>
+            <w:pPr>
+              <w:spacing w:line="240" w:lineRule="auto"/>
+              <w:jc w:val="center"/>
+            </w:pPr>
+            <w:r>
+              <w:t>All Members</w:t>
+            </w:r>
           </w:p>
         </w:tc>
       </w:tr>
@@ -9314,10 +9582,10 @@
           <w:tcPr>
             <w:tcW w:w="1728" w:type="dxa"/>
             <w:tcBorders>
-              <w:top w:val="single" w:sz="10" w:space="0" w:color="4F5B55"/>
-              <w:left w:val="single" w:sz="10" w:space="0" w:color="4F5B55"/>
-              <w:bottom w:val="single" w:sz="10" w:space="0" w:color="4F5B55"/>
-              <w:right w:val="single" w:sz="10" w:space="0" w:color="4F5B55"/>
+              <w:top w:val="single" w:sz="2" w:space="0" w:color="000000"/>
+              <w:left w:val="single" w:sz="2" w:space="0" w:color="000000"/>
+              <w:bottom w:val="single" w:sz="2" w:space="0" w:color="000000"/>
+              <w:right w:val="single" w:sz="2" w:space="0" w:color="000000"/>
             </w:tcBorders>
             <w:tcMar>
               <w:top w:w="65" w:type="dxa"/>
@@ -9345,10 +9613,10 @@
           <w:tcPr>
             <w:tcW w:w="1210" w:type="dxa"/>
             <w:tcBorders>
-              <w:top w:val="single" w:sz="10" w:space="0" w:color="4F5B55"/>
-              <w:left w:val="single" w:sz="10" w:space="0" w:color="4F5B55"/>
-              <w:bottom w:val="single" w:sz="10" w:space="0" w:color="4F5B55"/>
-              <w:right w:val="single" w:sz="10" w:space="0" w:color="4F5B55"/>
+              <w:top w:val="single" w:sz="2" w:space="0" w:color="000000"/>
+              <w:left w:val="single" w:sz="2" w:space="0" w:color="000000"/>
+              <w:bottom w:val="single" w:sz="2" w:space="0" w:color="000000"/>
+              <w:right w:val="single" w:sz="2" w:space="0" w:color="000000"/>
             </w:tcBorders>
             <w:tcMar>
               <w:top w:w="65" w:type="dxa"/>
@@ -9376,10 +9644,10 @@
           <w:tcPr>
             <w:tcW w:w="5544" w:type="dxa"/>
             <w:tcBorders>
-              <w:top w:val="single" w:sz="10" w:space="0" w:color="4F5B55"/>
-              <w:left w:val="single" w:sz="10" w:space="0" w:color="4F5B55"/>
-              <w:bottom w:val="single" w:sz="10" w:space="0" w:color="4F5B55"/>
-              <w:right w:val="single" w:sz="10" w:space="0" w:color="4F5B55"/>
+              <w:top w:val="single" w:sz="2" w:space="0" w:color="000000"/>
+              <w:left w:val="single" w:sz="2" w:space="0" w:color="000000"/>
+              <w:bottom w:val="single" w:sz="2" w:space="0" w:color="000000"/>
+              <w:right w:val="single" w:sz="2" w:space="0" w:color="000000"/>
             </w:tcBorders>
             <w:tcMar>
               <w:top w:w="65" w:type="dxa"/>
@@ -9406,24 +9674,27 @@
           <w:tcPr>
             <w:tcW w:w="1843" w:type="dxa"/>
             <w:tcBorders>
-              <w:top w:val="single" w:sz="10" w:space="0" w:color="4F5B55"/>
-              <w:left w:val="single" w:sz="10" w:space="0" w:color="4F5B55"/>
-              <w:bottom w:val="single" w:sz="10" w:space="0" w:color="4F5B55"/>
-              <w:right w:val="single" w:sz="10" w:space="0" w:color="4F5B55"/>
-            </w:tcBorders>
-            <w:tcMar>
-              <w:top w:w="65" w:type="dxa"/>
-              <w:left w:w="65" w:type="dxa"/>
-              <w:bottom w:w="65" w:type="dxa"/>
-              <w:right w:w="65" w:type="dxa"/>
-            </w:tcMar>
-            <w:vAlign w:val="center"/>
-          </w:tcPr>
-          <w:p>
-            <w:pPr>
-              <w:spacing w:line="240" w:lineRule="auto"/>
-              <w:jc w:val="center"/>
-            </w:pPr>
+              <w:top w:val="single" w:sz="2" w:space="0" w:color="000000"/>
+              <w:left w:val="single" w:sz="2" w:space="0" w:color="000000"/>
+              <w:bottom w:val="single" w:sz="2" w:space="0" w:color="000000"/>
+              <w:right w:val="single" w:sz="2" w:space="0" w:color="000000"/>
+            </w:tcBorders>
+            <w:tcMar>
+              <w:top w:w="65" w:type="dxa"/>
+              <w:left w:w="65" w:type="dxa"/>
+              <w:bottom w:w="65" w:type="dxa"/>
+              <w:right w:w="65" w:type="dxa"/>
+            </w:tcMar>
+            <w:vAlign w:val="center"/>
+          </w:tcPr>
+          <w:p>
+            <w:pPr>
+              <w:spacing w:line="240" w:lineRule="auto"/>
+              <w:jc w:val="center"/>
+            </w:pPr>
+            <w:r>
+              <w:t>All Members</w:t>
+            </w:r>
           </w:p>
         </w:tc>
       </w:tr>
@@ -9436,10 +9707,10 @@
           <w:tcPr>
             <w:tcW w:w="1728" w:type="dxa"/>
             <w:tcBorders>
-              <w:top w:val="single" w:sz="10" w:space="0" w:color="4F5B55"/>
-              <w:left w:val="single" w:sz="10" w:space="0" w:color="4F5B55"/>
-              <w:bottom w:val="single" w:sz="10" w:space="0" w:color="4F5B55"/>
-              <w:right w:val="single" w:sz="10" w:space="0" w:color="4F5B55"/>
+              <w:top w:val="single" w:sz="2" w:space="0" w:color="000000"/>
+              <w:left w:val="single" w:sz="2" w:space="0" w:color="000000"/>
+              <w:bottom w:val="single" w:sz="2" w:space="0" w:color="000000"/>
+              <w:right w:val="single" w:sz="2" w:space="0" w:color="000000"/>
             </w:tcBorders>
             <w:tcMar>
               <w:top w:w="65" w:type="dxa"/>
@@ -9467,10 +9738,10 @@
           <w:tcPr>
             <w:tcW w:w="1210" w:type="dxa"/>
             <w:tcBorders>
-              <w:top w:val="single" w:sz="10" w:space="0" w:color="4F5B55"/>
-              <w:left w:val="single" w:sz="10" w:space="0" w:color="4F5B55"/>
-              <w:bottom w:val="single" w:sz="10" w:space="0" w:color="4F5B55"/>
-              <w:right w:val="single" w:sz="10" w:space="0" w:color="4F5B55"/>
+              <w:top w:val="single" w:sz="2" w:space="0" w:color="000000"/>
+              <w:left w:val="single" w:sz="2" w:space="0" w:color="000000"/>
+              <w:bottom w:val="single" w:sz="2" w:space="0" w:color="000000"/>
+              <w:right w:val="single" w:sz="2" w:space="0" w:color="000000"/>
             </w:tcBorders>
             <w:tcMar>
               <w:top w:w="65" w:type="dxa"/>
@@ -9498,10 +9769,10 @@
           <w:tcPr>
             <w:tcW w:w="5544" w:type="dxa"/>
             <w:tcBorders>
-              <w:top w:val="single" w:sz="10" w:space="0" w:color="4F5B55"/>
-              <w:left w:val="single" w:sz="10" w:space="0" w:color="4F5B55"/>
-              <w:bottom w:val="single" w:sz="10" w:space="0" w:color="4F5B55"/>
-              <w:right w:val="single" w:sz="10" w:space="0" w:color="4F5B55"/>
+              <w:top w:val="single" w:sz="2" w:space="0" w:color="000000"/>
+              <w:left w:val="single" w:sz="2" w:space="0" w:color="000000"/>
+              <w:bottom w:val="single" w:sz="2" w:space="0" w:color="000000"/>
+              <w:right w:val="single" w:sz="2" w:space="0" w:color="000000"/>
             </w:tcBorders>
             <w:tcMar>
               <w:top w:w="65" w:type="dxa"/>
@@ -9528,24 +9799,27 @@
           <w:tcPr>
             <w:tcW w:w="1843" w:type="dxa"/>
             <w:tcBorders>
-              <w:top w:val="single" w:sz="10" w:space="0" w:color="4F5B55"/>
-              <w:left w:val="single" w:sz="10" w:space="0" w:color="4F5B55"/>
-              <w:bottom w:val="single" w:sz="10" w:space="0" w:color="4F5B55"/>
-              <w:right w:val="single" w:sz="10" w:space="0" w:color="4F5B55"/>
-            </w:tcBorders>
-            <w:tcMar>
-              <w:top w:w="65" w:type="dxa"/>
-              <w:left w:w="65" w:type="dxa"/>
-              <w:bottom w:w="65" w:type="dxa"/>
-              <w:right w:w="65" w:type="dxa"/>
-            </w:tcMar>
-            <w:vAlign w:val="center"/>
-          </w:tcPr>
-          <w:p>
-            <w:pPr>
-              <w:spacing w:line="240" w:lineRule="auto"/>
-              <w:jc w:val="center"/>
-            </w:pPr>
+              <w:top w:val="single" w:sz="2" w:space="0" w:color="000000"/>
+              <w:left w:val="single" w:sz="2" w:space="0" w:color="000000"/>
+              <w:bottom w:val="single" w:sz="2" w:space="0" w:color="000000"/>
+              <w:right w:val="single" w:sz="2" w:space="0" w:color="000000"/>
+            </w:tcBorders>
+            <w:tcMar>
+              <w:top w:w="65" w:type="dxa"/>
+              <w:left w:w="65" w:type="dxa"/>
+              <w:bottom w:w="65" w:type="dxa"/>
+              <w:right w:w="65" w:type="dxa"/>
+            </w:tcMar>
+            <w:vAlign w:val="center"/>
+          </w:tcPr>
+          <w:p>
+            <w:pPr>
+              <w:spacing w:line="240" w:lineRule="auto"/>
+              <w:jc w:val="center"/>
+            </w:pPr>
+            <w:r>
+              <w:t>All Members</w:t>
+            </w:r>
           </w:p>
         </w:tc>
       </w:tr>
@@ -9558,10 +9832,10 @@
           <w:tcPr>
             <w:tcW w:w="1728" w:type="dxa"/>
             <w:tcBorders>
-              <w:top w:val="single" w:sz="10" w:space="0" w:color="4F5B55"/>
-              <w:left w:val="single" w:sz="10" w:space="0" w:color="4F5B55"/>
-              <w:bottom w:val="single" w:sz="10" w:space="0" w:color="4F5B55"/>
-              <w:right w:val="single" w:sz="10" w:space="0" w:color="4F5B55"/>
+              <w:top w:val="single" w:sz="2" w:space="0" w:color="000000"/>
+              <w:left w:val="single" w:sz="2" w:space="0" w:color="000000"/>
+              <w:bottom w:val="single" w:sz="2" w:space="0" w:color="000000"/>
+              <w:right w:val="single" w:sz="2" w:space="0" w:color="000000"/>
             </w:tcBorders>
             <w:tcMar>
               <w:top w:w="65" w:type="dxa"/>
@@ -9589,10 +9863,10 @@
           <w:tcPr>
             <w:tcW w:w="1210" w:type="dxa"/>
             <w:tcBorders>
-              <w:top w:val="single" w:sz="10" w:space="0" w:color="4F5B55"/>
-              <w:left w:val="single" w:sz="10" w:space="0" w:color="4F5B55"/>
-              <w:bottom w:val="single" w:sz="10" w:space="0" w:color="4F5B55"/>
-              <w:right w:val="single" w:sz="10" w:space="0" w:color="4F5B55"/>
+              <w:top w:val="single" w:sz="2" w:space="0" w:color="000000"/>
+              <w:left w:val="single" w:sz="2" w:space="0" w:color="000000"/>
+              <w:bottom w:val="single" w:sz="2" w:space="0" w:color="000000"/>
+              <w:right w:val="single" w:sz="2" w:space="0" w:color="000000"/>
             </w:tcBorders>
             <w:tcMar>
               <w:top w:w="65" w:type="dxa"/>
@@ -9620,10 +9894,10 @@
           <w:tcPr>
             <w:tcW w:w="5544" w:type="dxa"/>
             <w:tcBorders>
-              <w:top w:val="single" w:sz="10" w:space="0" w:color="4F5B55"/>
-              <w:left w:val="single" w:sz="10" w:space="0" w:color="4F5B55"/>
-              <w:bottom w:val="single" w:sz="10" w:space="0" w:color="4F5B55"/>
-              <w:right w:val="single" w:sz="10" w:space="0" w:color="4F5B55"/>
+              <w:top w:val="single" w:sz="2" w:space="0" w:color="000000"/>
+              <w:left w:val="single" w:sz="2" w:space="0" w:color="000000"/>
+              <w:bottom w:val="single" w:sz="2" w:space="0" w:color="000000"/>
+              <w:right w:val="single" w:sz="2" w:space="0" w:color="000000"/>
             </w:tcBorders>
             <w:tcMar>
               <w:top w:w="65" w:type="dxa"/>
@@ -9650,24 +9924,27 @@
           <w:tcPr>
             <w:tcW w:w="1843" w:type="dxa"/>
             <w:tcBorders>
-              <w:top w:val="single" w:sz="10" w:space="0" w:color="4F5B55"/>
-              <w:left w:val="single" w:sz="10" w:space="0" w:color="4F5B55"/>
-              <w:bottom w:val="single" w:sz="10" w:space="0" w:color="4F5B55"/>
-              <w:right w:val="single" w:sz="10" w:space="0" w:color="4F5B55"/>
-            </w:tcBorders>
-            <w:tcMar>
-              <w:top w:w="65" w:type="dxa"/>
-              <w:left w:w="65" w:type="dxa"/>
-              <w:bottom w:w="65" w:type="dxa"/>
-              <w:right w:w="65" w:type="dxa"/>
-            </w:tcMar>
-            <w:vAlign w:val="center"/>
-          </w:tcPr>
-          <w:p>
-            <w:pPr>
-              <w:spacing w:line="240" w:lineRule="auto"/>
-              <w:jc w:val="center"/>
-            </w:pPr>
+              <w:top w:val="single" w:sz="2" w:space="0" w:color="000000"/>
+              <w:left w:val="single" w:sz="2" w:space="0" w:color="000000"/>
+              <w:bottom w:val="single" w:sz="2" w:space="0" w:color="000000"/>
+              <w:right w:val="single" w:sz="2" w:space="0" w:color="000000"/>
+            </w:tcBorders>
+            <w:tcMar>
+              <w:top w:w="65" w:type="dxa"/>
+              <w:left w:w="65" w:type="dxa"/>
+              <w:bottom w:w="65" w:type="dxa"/>
+              <w:right w:w="65" w:type="dxa"/>
+            </w:tcMar>
+            <w:vAlign w:val="center"/>
+          </w:tcPr>
+          <w:p>
+            <w:pPr>
+              <w:spacing w:line="240" w:lineRule="auto"/>
+              <w:jc w:val="center"/>
+            </w:pPr>
+            <w:r>
+              <w:t>All Members</w:t>
+            </w:r>
           </w:p>
         </w:tc>
       </w:tr>
@@ -9680,10 +9957,10 @@
           <w:tcPr>
             <w:tcW w:w="1728" w:type="dxa"/>
             <w:tcBorders>
-              <w:top w:val="single" w:sz="10" w:space="0" w:color="4F5B55"/>
-              <w:left w:val="single" w:sz="10" w:space="0" w:color="4F5B55"/>
-              <w:bottom w:val="single" w:sz="10" w:space="0" w:color="4F5B55"/>
-              <w:right w:val="single" w:sz="10" w:space="0" w:color="4F5B55"/>
+              <w:top w:val="single" w:sz="2" w:space="0" w:color="000000"/>
+              <w:left w:val="single" w:sz="2" w:space="0" w:color="000000"/>
+              <w:bottom w:val="single" w:sz="2" w:space="0" w:color="000000"/>
+              <w:right w:val="single" w:sz="2" w:space="0" w:color="000000"/>
             </w:tcBorders>
             <w:tcMar>
               <w:top w:w="65" w:type="dxa"/>
@@ -9711,10 +9988,10 @@
           <w:tcPr>
             <w:tcW w:w="1210" w:type="dxa"/>
             <w:tcBorders>
-              <w:top w:val="single" w:sz="10" w:space="0" w:color="4F5B55"/>
-              <w:left w:val="single" w:sz="10" w:space="0" w:color="4F5B55"/>
-              <w:bottom w:val="single" w:sz="10" w:space="0" w:color="4F5B55"/>
-              <w:right w:val="single" w:sz="10" w:space="0" w:color="4F5B55"/>
+              <w:top w:val="single" w:sz="2" w:space="0" w:color="000000"/>
+              <w:left w:val="single" w:sz="2" w:space="0" w:color="000000"/>
+              <w:bottom w:val="single" w:sz="2" w:space="0" w:color="000000"/>
+              <w:right w:val="single" w:sz="2" w:space="0" w:color="000000"/>
             </w:tcBorders>
             <w:tcMar>
               <w:top w:w="65" w:type="dxa"/>
@@ -9742,10 +10019,10 @@
           <w:tcPr>
             <w:tcW w:w="5544" w:type="dxa"/>
             <w:tcBorders>
-              <w:top w:val="single" w:sz="10" w:space="0" w:color="4F5B55"/>
-              <w:left w:val="single" w:sz="10" w:space="0" w:color="4F5B55"/>
-              <w:bottom w:val="single" w:sz="10" w:space="0" w:color="4F5B55"/>
-              <w:right w:val="single" w:sz="10" w:space="0" w:color="4F5B55"/>
+              <w:top w:val="single" w:sz="2" w:space="0" w:color="000000"/>
+              <w:left w:val="single" w:sz="2" w:space="0" w:color="000000"/>
+              <w:bottom w:val="single" w:sz="2" w:space="0" w:color="000000"/>
+              <w:right w:val="single" w:sz="2" w:space="0" w:color="000000"/>
             </w:tcBorders>
             <w:tcMar>
               <w:top w:w="65" w:type="dxa"/>
@@ -9772,24 +10049,27 @@
           <w:tcPr>
             <w:tcW w:w="1843" w:type="dxa"/>
             <w:tcBorders>
-              <w:top w:val="single" w:sz="10" w:space="0" w:color="4F5B55"/>
-              <w:left w:val="single" w:sz="10" w:space="0" w:color="4F5B55"/>
-              <w:bottom w:val="single" w:sz="10" w:space="0" w:color="4F5B55"/>
-              <w:right w:val="single" w:sz="10" w:space="0" w:color="4F5B55"/>
-            </w:tcBorders>
-            <w:tcMar>
-              <w:top w:w="65" w:type="dxa"/>
-              <w:left w:w="65" w:type="dxa"/>
-              <w:bottom w:w="65" w:type="dxa"/>
-              <w:right w:w="65" w:type="dxa"/>
-            </w:tcMar>
-            <w:vAlign w:val="center"/>
-          </w:tcPr>
-          <w:p>
-            <w:pPr>
-              <w:spacing w:line="240" w:lineRule="auto"/>
-              <w:jc w:val="center"/>
-            </w:pPr>
+              <w:top w:val="single" w:sz="2" w:space="0" w:color="000000"/>
+              <w:left w:val="single" w:sz="2" w:space="0" w:color="000000"/>
+              <w:bottom w:val="single" w:sz="2" w:space="0" w:color="000000"/>
+              <w:right w:val="single" w:sz="2" w:space="0" w:color="000000"/>
+            </w:tcBorders>
+            <w:tcMar>
+              <w:top w:w="65" w:type="dxa"/>
+              <w:left w:w="65" w:type="dxa"/>
+              <w:bottom w:w="65" w:type="dxa"/>
+              <w:right w:w="65" w:type="dxa"/>
+            </w:tcMar>
+            <w:vAlign w:val="center"/>
+          </w:tcPr>
+          <w:p>
+            <w:pPr>
+              <w:spacing w:line="240" w:lineRule="auto"/>
+              <w:jc w:val="center"/>
+            </w:pPr>
+            <w:r>
+              <w:t>All Members</w:t>
+            </w:r>
           </w:p>
         </w:tc>
       </w:tr>
@@ -9802,10 +10082,10 @@
           <w:tcPr>
             <w:tcW w:w="1728" w:type="dxa"/>
             <w:tcBorders>
-              <w:top w:val="single" w:sz="10" w:space="0" w:color="4F5B55"/>
-              <w:left w:val="single" w:sz="10" w:space="0" w:color="4F5B55"/>
-              <w:bottom w:val="single" w:sz="10" w:space="0" w:color="4F5B55"/>
-              <w:right w:val="single" w:sz="10" w:space="0" w:color="4F5B55"/>
+              <w:top w:val="single" w:sz="2" w:space="0" w:color="000000"/>
+              <w:left w:val="single" w:sz="2" w:space="0" w:color="000000"/>
+              <w:bottom w:val="single" w:sz="2" w:space="0" w:color="000000"/>
+              <w:right w:val="single" w:sz="2" w:space="0" w:color="000000"/>
             </w:tcBorders>
             <w:tcMar>
               <w:top w:w="65" w:type="dxa"/>
@@ -9833,10 +10113,10 @@
           <w:tcPr>
             <w:tcW w:w="1210" w:type="dxa"/>
             <w:tcBorders>
-              <w:top w:val="single" w:sz="10" w:space="0" w:color="4F5B55"/>
-              <w:left w:val="single" w:sz="10" w:space="0" w:color="4F5B55"/>
-              <w:bottom w:val="single" w:sz="10" w:space="0" w:color="4F5B55"/>
-              <w:right w:val="single" w:sz="10" w:space="0" w:color="4F5B55"/>
+              <w:top w:val="single" w:sz="2" w:space="0" w:color="000000"/>
+              <w:left w:val="single" w:sz="2" w:space="0" w:color="000000"/>
+              <w:bottom w:val="single" w:sz="2" w:space="0" w:color="000000"/>
+              <w:right w:val="single" w:sz="2" w:space="0" w:color="000000"/>
             </w:tcBorders>
             <w:tcMar>
               <w:top w:w="65" w:type="dxa"/>
@@ -9864,10 +10144,10 @@
           <w:tcPr>
             <w:tcW w:w="5544" w:type="dxa"/>
             <w:tcBorders>
-              <w:top w:val="single" w:sz="10" w:space="0" w:color="4F5B55"/>
-              <w:left w:val="single" w:sz="10" w:space="0" w:color="4F5B55"/>
-              <w:bottom w:val="single" w:sz="10" w:space="0" w:color="4F5B55"/>
-              <w:right w:val="single" w:sz="10" w:space="0" w:color="4F5B55"/>
+              <w:top w:val="single" w:sz="2" w:space="0" w:color="000000"/>
+              <w:left w:val="single" w:sz="2" w:space="0" w:color="000000"/>
+              <w:bottom w:val="single" w:sz="2" w:space="0" w:color="000000"/>
+              <w:right w:val="single" w:sz="2" w:space="0" w:color="000000"/>
             </w:tcBorders>
             <w:tcMar>
               <w:top w:w="65" w:type="dxa"/>
@@ -9894,24 +10174,27 @@
           <w:tcPr>
             <w:tcW w:w="1843" w:type="dxa"/>
             <w:tcBorders>
-              <w:top w:val="single" w:sz="10" w:space="0" w:color="4F5B55"/>
-              <w:left w:val="single" w:sz="10" w:space="0" w:color="4F5B55"/>
-              <w:bottom w:val="single" w:sz="10" w:space="0" w:color="4F5B55"/>
-              <w:right w:val="single" w:sz="10" w:space="0" w:color="4F5B55"/>
-            </w:tcBorders>
-            <w:tcMar>
-              <w:top w:w="65" w:type="dxa"/>
-              <w:left w:w="65" w:type="dxa"/>
-              <w:bottom w:w="65" w:type="dxa"/>
-              <w:right w:w="65" w:type="dxa"/>
-            </w:tcMar>
-            <w:vAlign w:val="center"/>
-          </w:tcPr>
-          <w:p>
-            <w:pPr>
-              <w:spacing w:line="240" w:lineRule="auto"/>
-              <w:jc w:val="center"/>
-            </w:pPr>
+              <w:top w:val="single" w:sz="2" w:space="0" w:color="000000"/>
+              <w:left w:val="single" w:sz="2" w:space="0" w:color="000000"/>
+              <w:bottom w:val="single" w:sz="2" w:space="0" w:color="000000"/>
+              <w:right w:val="single" w:sz="2" w:space="0" w:color="000000"/>
+            </w:tcBorders>
+            <w:tcMar>
+              <w:top w:w="65" w:type="dxa"/>
+              <w:left w:w="65" w:type="dxa"/>
+              <w:bottom w:w="65" w:type="dxa"/>
+              <w:right w:w="65" w:type="dxa"/>
+            </w:tcMar>
+            <w:vAlign w:val="center"/>
+          </w:tcPr>
+          <w:p>
+            <w:pPr>
+              <w:spacing w:line="240" w:lineRule="auto"/>
+              <w:jc w:val="center"/>
+            </w:pPr>
+            <w:r>
+              <w:t>All Members</w:t>
+            </w:r>
           </w:p>
         </w:tc>
       </w:tr>
@@ -9924,10 +10207,10 @@
           <w:tcPr>
             <w:tcW w:w="1728" w:type="dxa"/>
             <w:tcBorders>
-              <w:top w:val="single" w:sz="10" w:space="0" w:color="4F5B55"/>
-              <w:left w:val="single" w:sz="10" w:space="0" w:color="4F5B55"/>
-              <w:bottom w:val="single" w:sz="10" w:space="0" w:color="4F5B55"/>
-              <w:right w:val="single" w:sz="10" w:space="0" w:color="4F5B55"/>
+              <w:top w:val="single" w:sz="2" w:space="0" w:color="000000"/>
+              <w:left w:val="single" w:sz="2" w:space="0" w:color="000000"/>
+              <w:bottom w:val="single" w:sz="2" w:space="0" w:color="000000"/>
+              <w:right w:val="single" w:sz="2" w:space="0" w:color="000000"/>
             </w:tcBorders>
             <w:tcMar>
               <w:top w:w="65" w:type="dxa"/>
@@ -9955,10 +10238,10 @@
           <w:tcPr>
             <w:tcW w:w="1210" w:type="dxa"/>
             <w:tcBorders>
-              <w:top w:val="single" w:sz="10" w:space="0" w:color="4F5B55"/>
-              <w:left w:val="single" w:sz="10" w:space="0" w:color="4F5B55"/>
-              <w:bottom w:val="single" w:sz="10" w:space="0" w:color="4F5B55"/>
-              <w:right w:val="single" w:sz="10" w:space="0" w:color="4F5B55"/>
+              <w:top w:val="single" w:sz="2" w:space="0" w:color="000000"/>
+              <w:left w:val="single" w:sz="2" w:space="0" w:color="000000"/>
+              <w:bottom w:val="single" w:sz="2" w:space="0" w:color="000000"/>
+              <w:right w:val="single" w:sz="2" w:space="0" w:color="000000"/>
             </w:tcBorders>
             <w:tcMar>
               <w:top w:w="65" w:type="dxa"/>
@@ -9986,10 +10269,10 @@
           <w:tcPr>
             <w:tcW w:w="5544" w:type="dxa"/>
             <w:tcBorders>
-              <w:top w:val="single" w:sz="10" w:space="0" w:color="4F5B55"/>
-              <w:left w:val="single" w:sz="10" w:space="0" w:color="4F5B55"/>
-              <w:bottom w:val="single" w:sz="10" w:space="0" w:color="4F5B55"/>
-              <w:right w:val="single" w:sz="10" w:space="0" w:color="4F5B55"/>
+              <w:top w:val="single" w:sz="2" w:space="0" w:color="000000"/>
+              <w:left w:val="single" w:sz="2" w:space="0" w:color="000000"/>
+              <w:bottom w:val="single" w:sz="2" w:space="0" w:color="000000"/>
+              <w:right w:val="single" w:sz="2" w:space="0" w:color="000000"/>
             </w:tcBorders>
             <w:tcMar>
               <w:top w:w="65" w:type="dxa"/>
@@ -10016,24 +10299,27 @@
           <w:tcPr>
             <w:tcW w:w="1843" w:type="dxa"/>
             <w:tcBorders>
-              <w:top w:val="single" w:sz="10" w:space="0" w:color="4F5B55"/>
-              <w:left w:val="single" w:sz="10" w:space="0" w:color="4F5B55"/>
-              <w:bottom w:val="single" w:sz="10" w:space="0" w:color="4F5B55"/>
-              <w:right w:val="single" w:sz="10" w:space="0" w:color="4F5B55"/>
-            </w:tcBorders>
-            <w:tcMar>
-              <w:top w:w="65" w:type="dxa"/>
-              <w:left w:w="65" w:type="dxa"/>
-              <w:bottom w:w="65" w:type="dxa"/>
-              <w:right w:w="65" w:type="dxa"/>
-            </w:tcMar>
-            <w:vAlign w:val="center"/>
-          </w:tcPr>
-          <w:p>
-            <w:pPr>
-              <w:spacing w:line="240" w:lineRule="auto"/>
-              <w:jc w:val="center"/>
-            </w:pPr>
+              <w:top w:val="single" w:sz="2" w:space="0" w:color="000000"/>
+              <w:left w:val="single" w:sz="2" w:space="0" w:color="000000"/>
+              <w:bottom w:val="single" w:sz="2" w:space="0" w:color="000000"/>
+              <w:right w:val="single" w:sz="2" w:space="0" w:color="000000"/>
+            </w:tcBorders>
+            <w:tcMar>
+              <w:top w:w="65" w:type="dxa"/>
+              <w:left w:w="65" w:type="dxa"/>
+              <w:bottom w:w="65" w:type="dxa"/>
+              <w:right w:w="65" w:type="dxa"/>
+            </w:tcMar>
+            <w:vAlign w:val="center"/>
+          </w:tcPr>
+          <w:p>
+            <w:pPr>
+              <w:spacing w:line="240" w:lineRule="auto"/>
+              <w:jc w:val="center"/>
+            </w:pPr>
+            <w:r>
+              <w:t>All Members</w:t>
+            </w:r>
           </w:p>
         </w:tc>
       </w:tr>
@@ -10046,10 +10332,10 @@
           <w:tcPr>
             <w:tcW w:w="1728" w:type="dxa"/>
             <w:tcBorders>
-              <w:top w:val="single" w:sz="10" w:space="0" w:color="4F5B55"/>
-              <w:left w:val="single" w:sz="10" w:space="0" w:color="4F5B55"/>
-              <w:bottom w:val="single" w:sz="10" w:space="0" w:color="4F5B55"/>
-              <w:right w:val="single" w:sz="10" w:space="0" w:color="4F5B55"/>
+              <w:top w:val="single" w:sz="2" w:space="0" w:color="000000"/>
+              <w:left w:val="single" w:sz="2" w:space="0" w:color="000000"/>
+              <w:bottom w:val="single" w:sz="2" w:space="0" w:color="000000"/>
+              <w:right w:val="single" w:sz="2" w:space="0" w:color="000000"/>
             </w:tcBorders>
             <w:tcMar>
               <w:top w:w="65" w:type="dxa"/>
@@ -10077,10 +10363,10 @@
           <w:tcPr>
             <w:tcW w:w="1210" w:type="dxa"/>
             <w:tcBorders>
-              <w:top w:val="single" w:sz="10" w:space="0" w:color="4F5B55"/>
-              <w:left w:val="single" w:sz="10" w:space="0" w:color="4F5B55"/>
-              <w:bottom w:val="single" w:sz="10" w:space="0" w:color="4F5B55"/>
-              <w:right w:val="single" w:sz="10" w:space="0" w:color="4F5B55"/>
+              <w:top w:val="single" w:sz="2" w:space="0" w:color="000000"/>
+              <w:left w:val="single" w:sz="2" w:space="0" w:color="000000"/>
+              <w:bottom w:val="single" w:sz="2" w:space="0" w:color="000000"/>
+              <w:right w:val="single" w:sz="2" w:space="0" w:color="000000"/>
             </w:tcBorders>
             <w:tcMar>
               <w:top w:w="65" w:type="dxa"/>
@@ -10108,10 +10394,10 @@
           <w:tcPr>
             <w:tcW w:w="5544" w:type="dxa"/>
             <w:tcBorders>
-              <w:top w:val="single" w:sz="10" w:space="0" w:color="4F5B55"/>
-              <w:left w:val="single" w:sz="10" w:space="0" w:color="4F5B55"/>
-              <w:bottom w:val="single" w:sz="10" w:space="0" w:color="4F5B55"/>
-              <w:right w:val="single" w:sz="10" w:space="0" w:color="4F5B55"/>
+              <w:top w:val="single" w:sz="2" w:space="0" w:color="000000"/>
+              <w:left w:val="single" w:sz="2" w:space="0" w:color="000000"/>
+              <w:bottom w:val="single" w:sz="2" w:space="0" w:color="000000"/>
+              <w:right w:val="single" w:sz="2" w:space="0" w:color="000000"/>
             </w:tcBorders>
             <w:tcMar>
               <w:top w:w="65" w:type="dxa"/>
@@ -10138,24 +10424,27 @@
           <w:tcPr>
             <w:tcW w:w="1843" w:type="dxa"/>
             <w:tcBorders>
-              <w:top w:val="single" w:sz="10" w:space="0" w:color="4F5B55"/>
-              <w:left w:val="single" w:sz="10" w:space="0" w:color="4F5B55"/>
-              <w:bottom w:val="single" w:sz="10" w:space="0" w:color="4F5B55"/>
-              <w:right w:val="single" w:sz="10" w:space="0" w:color="4F5B55"/>
-            </w:tcBorders>
-            <w:tcMar>
-              <w:top w:w="65" w:type="dxa"/>
-              <w:left w:w="65" w:type="dxa"/>
-              <w:bottom w:w="65" w:type="dxa"/>
-              <w:right w:w="65" w:type="dxa"/>
-            </w:tcMar>
-            <w:vAlign w:val="center"/>
-          </w:tcPr>
-          <w:p>
-            <w:pPr>
-              <w:spacing w:line="240" w:lineRule="auto"/>
-              <w:jc w:val="center"/>
-            </w:pPr>
+              <w:top w:val="single" w:sz="2" w:space="0" w:color="000000"/>
+              <w:left w:val="single" w:sz="2" w:space="0" w:color="000000"/>
+              <w:bottom w:val="single" w:sz="2" w:space="0" w:color="000000"/>
+              <w:right w:val="single" w:sz="2" w:space="0" w:color="000000"/>
+            </w:tcBorders>
+            <w:tcMar>
+              <w:top w:w="65" w:type="dxa"/>
+              <w:left w:w="65" w:type="dxa"/>
+              <w:bottom w:w="65" w:type="dxa"/>
+              <w:right w:w="65" w:type="dxa"/>
+            </w:tcMar>
+            <w:vAlign w:val="center"/>
+          </w:tcPr>
+          <w:p>
+            <w:pPr>
+              <w:spacing w:line="240" w:lineRule="auto"/>
+              <w:jc w:val="center"/>
+            </w:pPr>
+            <w:r>
+              <w:t>All Members</w:t>
+            </w:r>
           </w:p>
         </w:tc>
       </w:tr>
@@ -10168,10 +10457,10 @@
           <w:tcPr>
             <w:tcW w:w="1728" w:type="dxa"/>
             <w:tcBorders>
-              <w:top w:val="single" w:sz="10" w:space="0" w:color="4F5B55"/>
-              <w:left w:val="single" w:sz="10" w:space="0" w:color="4F5B55"/>
-              <w:bottom w:val="single" w:sz="10" w:space="0" w:color="4F5B55"/>
-              <w:right w:val="single" w:sz="10" w:space="0" w:color="4F5B55"/>
+              <w:top w:val="single" w:sz="2" w:space="0" w:color="000000"/>
+              <w:left w:val="single" w:sz="2" w:space="0" w:color="000000"/>
+              <w:bottom w:val="single" w:sz="2" w:space="0" w:color="000000"/>
+              <w:right w:val="single" w:sz="2" w:space="0" w:color="000000"/>
             </w:tcBorders>
             <w:tcMar>
               <w:top w:w="65" w:type="dxa"/>
@@ -10199,10 +10488,10 @@
           <w:tcPr>
             <w:tcW w:w="1210" w:type="dxa"/>
             <w:tcBorders>
-              <w:top w:val="single" w:sz="10" w:space="0" w:color="4F5B55"/>
-              <w:left w:val="single" w:sz="10" w:space="0" w:color="4F5B55"/>
-              <w:bottom w:val="single" w:sz="10" w:space="0" w:color="4F5B55"/>
-              <w:right w:val="single" w:sz="10" w:space="0" w:color="4F5B55"/>
+              <w:top w:val="single" w:sz="2" w:space="0" w:color="000000"/>
+              <w:left w:val="single" w:sz="2" w:space="0" w:color="000000"/>
+              <w:bottom w:val="single" w:sz="2" w:space="0" w:color="000000"/>
+              <w:right w:val="single" w:sz="2" w:space="0" w:color="000000"/>
             </w:tcBorders>
             <w:tcMar>
               <w:top w:w="65" w:type="dxa"/>
@@ -10230,10 +10519,10 @@
           <w:tcPr>
             <w:tcW w:w="5544" w:type="dxa"/>
             <w:tcBorders>
-              <w:top w:val="single" w:sz="10" w:space="0" w:color="4F5B55"/>
-              <w:left w:val="single" w:sz="10" w:space="0" w:color="4F5B55"/>
-              <w:bottom w:val="single" w:sz="10" w:space="0" w:color="4F5B55"/>
-              <w:right w:val="single" w:sz="10" w:space="0" w:color="4F5B55"/>
+              <w:top w:val="single" w:sz="2" w:space="0" w:color="000000"/>
+              <w:left w:val="single" w:sz="2" w:space="0" w:color="000000"/>
+              <w:bottom w:val="single" w:sz="2" w:space="0" w:color="000000"/>
+              <w:right w:val="single" w:sz="2" w:space="0" w:color="000000"/>
             </w:tcBorders>
             <w:tcMar>
               <w:top w:w="65" w:type="dxa"/>
@@ -10260,24 +10549,639 @@
           <w:tcPr>
             <w:tcW w:w="1843" w:type="dxa"/>
             <w:tcBorders>
-              <w:top w:val="single" w:sz="10" w:space="0" w:color="4F5B55"/>
-              <w:left w:val="single" w:sz="10" w:space="0" w:color="4F5B55"/>
-              <w:bottom w:val="single" w:sz="10" w:space="0" w:color="4F5B55"/>
-              <w:right w:val="single" w:sz="10" w:space="0" w:color="4F5B55"/>
-            </w:tcBorders>
-            <w:tcMar>
-              <w:top w:w="65" w:type="dxa"/>
-              <w:left w:w="65" w:type="dxa"/>
-              <w:bottom w:w="65" w:type="dxa"/>
-              <w:right w:w="65" w:type="dxa"/>
-            </w:tcMar>
-            <w:vAlign w:val="center"/>
-          </w:tcPr>
-          <w:p>
-            <w:pPr>
-              <w:spacing w:line="240" w:lineRule="auto"/>
-              <w:jc w:val="center"/>
-            </w:pPr>
+              <w:top w:val="single" w:sz="2" w:space="0" w:color="000000"/>
+              <w:left w:val="single" w:sz="2" w:space="0" w:color="000000"/>
+              <w:bottom w:val="single" w:sz="2" w:space="0" w:color="000000"/>
+              <w:right w:val="single" w:sz="2" w:space="0" w:color="000000"/>
+            </w:tcBorders>
+            <w:tcMar>
+              <w:top w:w="65" w:type="dxa"/>
+              <w:left w:w="65" w:type="dxa"/>
+              <w:bottom w:w="65" w:type="dxa"/>
+              <w:right w:w="65" w:type="dxa"/>
+            </w:tcMar>
+            <w:vAlign w:val="center"/>
+          </w:tcPr>
+          <w:p>
+            <w:pPr>
+              <w:spacing w:line="240" w:lineRule="auto"/>
+              <w:jc w:val="center"/>
+            </w:pPr>
+            <w:r>
+              <w:t>All Members</w:t>
+            </w:r>
+          </w:p>
+        </w:tc>
+      </w:tr>
+      <w:tr>
+        <w:trPr>
+          <w:cantSplit/>
+          <w:trHeight w:val="648"/>
+          <w:jc w:val="center"/>
+        </w:trPr>
+        <w:tc>
+          <w:tcPr>
+            <w:tcW w:w="1728" w:type="dxa"/>
+            <w:tcBorders>
+              <w:top w:val="single" w:sz="2" w:space="0" w:color="000000"/>
+              <w:left w:val="single" w:sz="2" w:space="0" w:color="000000"/>
+              <w:bottom w:val="single" w:sz="2" w:space="0" w:color="000000"/>
+              <w:right w:val="single" w:sz="2" w:space="0" w:color="000000"/>
+            </w:tcBorders>
+            <w:vAlign w:val="center"/>
+          </w:tcPr>
+          <w:p>
+            <w:pPr>
+              <w:spacing w:line="240" w:lineRule="auto"/>
+              <w:jc w:val="center"/>
+            </w:pPr>
+            <w:r>
+              <w:rPr>
+                <w:color w:val="2D2D2D"/>
+                <w:sz w:val="14"/>
+              </w:rPr>
+              <w:t>September 13, 2026</w:t>
+            </w:r>
+          </w:p>
+        </w:tc>
+        <w:tc>
+          <w:tcPr>
+            <w:tcW w:w="1210" w:type="dxa"/>
+            <w:tcBorders>
+              <w:top w:val="single" w:sz="2" w:space="0" w:color="000000"/>
+              <w:left w:val="single" w:sz="2" w:space="0" w:color="000000"/>
+              <w:bottom w:val="single" w:sz="2" w:space="0" w:color="000000"/>
+              <w:right w:val="single" w:sz="2" w:space="0" w:color="000000"/>
+            </w:tcBorders>
+            <w:vAlign w:val="center"/>
+          </w:tcPr>
+          <w:p>
+            <w:pPr>
+              <w:spacing w:line="240" w:lineRule="auto"/>
+              <w:jc w:val="center"/>
+            </w:pPr>
+            <w:r>
+              <w:rPr>
+                <w:color w:val="2D2D2D"/>
+                <w:sz w:val="14"/>
+              </w:rPr>
+              <w:t>Sunday</w:t>
+            </w:r>
+          </w:p>
+        </w:tc>
+        <w:tc>
+          <w:tcPr>
+            <w:tcW w:w="5544" w:type="dxa"/>
+            <w:tcBorders>
+              <w:top w:val="single" w:sz="2" w:space="0" w:color="000000"/>
+              <w:left w:val="single" w:sz="2" w:space="0" w:color="000000"/>
+              <w:bottom w:val="single" w:sz="2" w:space="0" w:color="000000"/>
+              <w:right w:val="single" w:sz="2" w:space="0" w:color="000000"/>
+            </w:tcBorders>
+            <w:vAlign w:val="center"/>
+          </w:tcPr>
+          <w:p>
+            <w:pPr>
+              <w:spacing w:line="240" w:lineRule="auto"/>
+            </w:pPr>
+            <w:r>
+              <w:rPr>
+                <w:color w:val="2D2D2D"/>
+                <w:sz w:val="14"/>
+              </w:rPr>
+              <w:t>Made report, backup request, boundary, inactivity, and deployment notifications open their exact related report, officer, map, or assignment.</w:t>
+            </w:r>
+          </w:p>
+        </w:tc>
+        <w:tc>
+          <w:tcPr>
+            <w:tcW w:w="1843" w:type="dxa"/>
+            <w:tcBorders>
+              <w:top w:val="single" w:sz="2" w:space="0" w:color="000000"/>
+              <w:left w:val="single" w:sz="2" w:space="0" w:color="000000"/>
+              <w:bottom w:val="single" w:sz="2" w:space="0" w:color="000000"/>
+              <w:right w:val="single" w:sz="2" w:space="0" w:color="000000"/>
+            </w:tcBorders>
+            <w:vAlign w:val="center"/>
+          </w:tcPr>
+          <w:p>
+            <w:pPr>
+              <w:spacing w:line="240" w:lineRule="auto"/>
+              <w:jc w:val="center"/>
+            </w:pPr>
+            <w:r>
+              <w:t>All Members</w:t>
+            </w:r>
+          </w:p>
+        </w:tc>
+      </w:tr>
+      <w:tr>
+        <w:trPr>
+          <w:cantSplit/>
+          <w:trHeight w:val="648"/>
+          <w:jc w:val="center"/>
+        </w:trPr>
+        <w:tc>
+          <w:tcPr>
+            <w:tcW w:w="1728" w:type="dxa"/>
+            <w:tcBorders>
+              <w:top w:val="single" w:sz="2" w:space="0" w:color="000000"/>
+              <w:left w:val="single" w:sz="2" w:space="0" w:color="000000"/>
+              <w:bottom w:val="single" w:sz="2" w:space="0" w:color="000000"/>
+              <w:right w:val="single" w:sz="2" w:space="0" w:color="000000"/>
+            </w:tcBorders>
+            <w:vAlign w:val="center"/>
+          </w:tcPr>
+          <w:p>
+            <w:pPr>
+              <w:spacing w:line="240" w:lineRule="auto"/>
+              <w:jc w:val="center"/>
+            </w:pPr>
+            <w:r>
+              <w:rPr>
+                <w:color w:val="2D2D2D"/>
+                <w:sz w:val="14"/>
+              </w:rPr>
+              <w:t>September 13, 2026</w:t>
+            </w:r>
+          </w:p>
+        </w:tc>
+        <w:tc>
+          <w:tcPr>
+            <w:tcW w:w="1210" w:type="dxa"/>
+            <w:tcBorders>
+              <w:top w:val="single" w:sz="2" w:space="0" w:color="000000"/>
+              <w:left w:val="single" w:sz="2" w:space="0" w:color="000000"/>
+              <w:bottom w:val="single" w:sz="2" w:space="0" w:color="000000"/>
+              <w:right w:val="single" w:sz="2" w:space="0" w:color="000000"/>
+            </w:tcBorders>
+            <w:vAlign w:val="center"/>
+          </w:tcPr>
+          <w:p>
+            <w:pPr>
+              <w:spacing w:line="240" w:lineRule="auto"/>
+              <w:jc w:val="center"/>
+            </w:pPr>
+            <w:r>
+              <w:rPr>
+                <w:color w:val="2D2D2D"/>
+                <w:sz w:val="14"/>
+              </w:rPr>
+              <w:t>Sunday</w:t>
+            </w:r>
+          </w:p>
+        </w:tc>
+        <w:tc>
+          <w:tcPr>
+            <w:tcW w:w="5544" w:type="dxa"/>
+            <w:tcBorders>
+              <w:top w:val="single" w:sz="2" w:space="0" w:color="000000"/>
+              <w:left w:val="single" w:sz="2" w:space="0" w:color="000000"/>
+              <w:bottom w:val="single" w:sz="2" w:space="0" w:color="000000"/>
+              <w:right w:val="single" w:sz="2" w:space="0" w:color="000000"/>
+            </w:tcBorders>
+            <w:vAlign w:val="center"/>
+          </w:tcPr>
+          <w:p>
+            <w:pPr>
+              <w:spacing w:line="240" w:lineRule="auto"/>
+            </w:pPr>
+            <w:r>
+              <w:rPr>
+                <w:color w:val="2D2D2D"/>
+                <w:sz w:val="14"/>
+              </w:rPr>
+              <w:t>Added a notification-based map view that focuses on the requesting officer and displays backup request details, location, time, responder count, and completion action.</w:t>
+            </w:r>
+          </w:p>
+        </w:tc>
+        <w:tc>
+          <w:tcPr>
+            <w:tcW w:w="1843" w:type="dxa"/>
+            <w:tcBorders>
+              <w:top w:val="single" w:sz="2" w:space="0" w:color="000000"/>
+              <w:left w:val="single" w:sz="2" w:space="0" w:color="000000"/>
+              <w:bottom w:val="single" w:sz="2" w:space="0" w:color="000000"/>
+              <w:right w:val="single" w:sz="2" w:space="0" w:color="000000"/>
+            </w:tcBorders>
+            <w:vAlign w:val="center"/>
+          </w:tcPr>
+          <w:p>
+            <w:pPr>
+              <w:spacing w:line="240" w:lineRule="auto"/>
+              <w:jc w:val="center"/>
+            </w:pPr>
+            <w:r>
+              <w:t>All Members</w:t>
+            </w:r>
+          </w:p>
+        </w:tc>
+      </w:tr>
+      <w:tr>
+        <w:trPr>
+          <w:cantSplit/>
+          <w:trHeight w:val="648"/>
+          <w:jc w:val="center"/>
+        </w:trPr>
+        <w:tc>
+          <w:tcPr>
+            <w:tcW w:w="1728" w:type="dxa"/>
+            <w:tcBorders>
+              <w:top w:val="single" w:sz="2" w:space="0" w:color="000000"/>
+              <w:left w:val="single" w:sz="2" w:space="0" w:color="000000"/>
+              <w:bottom w:val="single" w:sz="2" w:space="0" w:color="000000"/>
+              <w:right w:val="single" w:sz="2" w:space="0" w:color="000000"/>
+            </w:tcBorders>
+            <w:vAlign w:val="center"/>
+          </w:tcPr>
+          <w:p>
+            <w:pPr>
+              <w:spacing w:line="240" w:lineRule="auto"/>
+              <w:jc w:val="center"/>
+            </w:pPr>
+            <w:r>
+              <w:rPr>
+                <w:color w:val="2D2D2D"/>
+                <w:sz w:val="14"/>
+              </w:rPr>
+              <w:t>September 13, 2026</w:t>
+            </w:r>
+          </w:p>
+        </w:tc>
+        <w:tc>
+          <w:tcPr>
+            <w:tcW w:w="1210" w:type="dxa"/>
+            <w:tcBorders>
+              <w:top w:val="single" w:sz="2" w:space="0" w:color="000000"/>
+              <w:left w:val="single" w:sz="2" w:space="0" w:color="000000"/>
+              <w:bottom w:val="single" w:sz="2" w:space="0" w:color="000000"/>
+              <w:right w:val="single" w:sz="2" w:space="0" w:color="000000"/>
+            </w:tcBorders>
+            <w:vAlign w:val="center"/>
+          </w:tcPr>
+          <w:p>
+            <w:pPr>
+              <w:spacing w:line="240" w:lineRule="auto"/>
+              <w:jc w:val="center"/>
+            </w:pPr>
+            <w:r>
+              <w:rPr>
+                <w:color w:val="2D2D2D"/>
+                <w:sz w:val="14"/>
+              </w:rPr>
+              <w:t>Sunday</w:t>
+            </w:r>
+          </w:p>
+        </w:tc>
+        <w:tc>
+          <w:tcPr>
+            <w:tcW w:w="5544" w:type="dxa"/>
+            <w:tcBorders>
+              <w:top w:val="single" w:sz="2" w:space="0" w:color="000000"/>
+              <w:left w:val="single" w:sz="2" w:space="0" w:color="000000"/>
+              <w:bottom w:val="single" w:sz="2" w:space="0" w:color="000000"/>
+              <w:right w:val="single" w:sz="2" w:space="0" w:color="000000"/>
+            </w:tcBorders>
+            <w:vAlign w:val="center"/>
+          </w:tcPr>
+          <w:p>
+            <w:pPr>
+              <w:spacing w:line="240" w:lineRule="auto"/>
+            </w:pPr>
+            <w:r>
+              <w:rPr>
+                <w:color w:val="2D2D2D"/>
+                <w:sz w:val="14"/>
+              </w:rPr>
+              <w:t>Added the mobile backup-response completion flow, including confirmation, SOS closure, and a two-minute red emergency overlay for the requesting officer.</w:t>
+            </w:r>
+          </w:p>
+        </w:tc>
+        <w:tc>
+          <w:tcPr>
+            <w:tcW w:w="1843" w:type="dxa"/>
+            <w:tcBorders>
+              <w:top w:val="single" w:sz="2" w:space="0" w:color="000000"/>
+              <w:left w:val="single" w:sz="2" w:space="0" w:color="000000"/>
+              <w:bottom w:val="single" w:sz="2" w:space="0" w:color="000000"/>
+              <w:right w:val="single" w:sz="2" w:space="0" w:color="000000"/>
+            </w:tcBorders>
+            <w:vAlign w:val="center"/>
+          </w:tcPr>
+          <w:p>
+            <w:pPr>
+              <w:spacing w:line="240" w:lineRule="auto"/>
+              <w:jc w:val="center"/>
+            </w:pPr>
+            <w:r>
+              <w:t>All Members</w:t>
+            </w:r>
+          </w:p>
+        </w:tc>
+      </w:tr>
+      <w:tr>
+        <w:trPr>
+          <w:cantSplit/>
+          <w:trHeight w:val="648"/>
+          <w:jc w:val="center"/>
+        </w:trPr>
+        <w:tc>
+          <w:tcPr>
+            <w:tcW w:w="1728" w:type="dxa"/>
+            <w:tcBorders>
+              <w:top w:val="single" w:sz="2" w:space="0" w:color="000000"/>
+              <w:left w:val="single" w:sz="2" w:space="0" w:color="000000"/>
+              <w:bottom w:val="single" w:sz="2" w:space="0" w:color="000000"/>
+              <w:right w:val="single" w:sz="2" w:space="0" w:color="000000"/>
+            </w:tcBorders>
+            <w:vAlign w:val="center"/>
+          </w:tcPr>
+          <w:p>
+            <w:pPr>
+              <w:spacing w:line="240" w:lineRule="auto"/>
+              <w:jc w:val="center"/>
+            </w:pPr>
+            <w:r>
+              <w:rPr>
+                <w:color w:val="2D2D2D"/>
+                <w:sz w:val="14"/>
+              </w:rPr>
+              <w:t>September 13, 2026</w:t>
+            </w:r>
+          </w:p>
+        </w:tc>
+        <w:tc>
+          <w:tcPr>
+            <w:tcW w:w="1210" w:type="dxa"/>
+            <w:tcBorders>
+              <w:top w:val="single" w:sz="2" w:space="0" w:color="000000"/>
+              <w:left w:val="single" w:sz="2" w:space="0" w:color="000000"/>
+              <w:bottom w:val="single" w:sz="2" w:space="0" w:color="000000"/>
+              <w:right w:val="single" w:sz="2" w:space="0" w:color="000000"/>
+            </w:tcBorders>
+            <w:vAlign w:val="center"/>
+          </w:tcPr>
+          <w:p>
+            <w:pPr>
+              <w:spacing w:line="240" w:lineRule="auto"/>
+              <w:jc w:val="center"/>
+            </w:pPr>
+            <w:r>
+              <w:rPr>
+                <w:color w:val="2D2D2D"/>
+                <w:sz w:val="14"/>
+              </w:rPr>
+              <w:t>Sunday</w:t>
+            </w:r>
+          </w:p>
+        </w:tc>
+        <w:tc>
+          <w:tcPr>
+            <w:tcW w:w="5544" w:type="dxa"/>
+            <w:tcBorders>
+              <w:top w:val="single" w:sz="2" w:space="0" w:color="000000"/>
+              <w:left w:val="single" w:sz="2" w:space="0" w:color="000000"/>
+              <w:bottom w:val="single" w:sz="2" w:space="0" w:color="000000"/>
+              <w:right w:val="single" w:sz="2" w:space="0" w:color="000000"/>
+            </w:tcBorders>
+            <w:vAlign w:val="center"/>
+          </w:tcPr>
+          <w:p>
+            <w:pPr>
+              <w:spacing w:line="240" w:lineRule="auto"/>
+            </w:pPr>
+            <w:r>
+              <w:rPr>
+                <w:color w:val="2D2D2D"/>
+                <w:sz w:val="14"/>
+              </w:rPr>
+              <w:t>Added immediate or later incident-report creation after a backup response, with direct access to the linked report from task history.</w:t>
+            </w:r>
+          </w:p>
+        </w:tc>
+        <w:tc>
+          <w:tcPr>
+            <w:tcW w:w="1843" w:type="dxa"/>
+            <w:tcBorders>
+              <w:top w:val="single" w:sz="2" w:space="0" w:color="000000"/>
+              <w:left w:val="single" w:sz="2" w:space="0" w:color="000000"/>
+              <w:bottom w:val="single" w:sz="2" w:space="0" w:color="000000"/>
+              <w:right w:val="single" w:sz="2" w:space="0" w:color="000000"/>
+            </w:tcBorders>
+            <w:vAlign w:val="center"/>
+          </w:tcPr>
+          <w:p>
+            <w:pPr>
+              <w:spacing w:line="240" w:lineRule="auto"/>
+              <w:jc w:val="center"/>
+            </w:pPr>
+            <w:r>
+              <w:t>All Members</w:t>
+            </w:r>
+          </w:p>
+        </w:tc>
+      </w:tr>
+      <w:tr>
+        <w:trPr>
+          <w:cantSplit/>
+          <w:trHeight w:val="648"/>
+          <w:jc w:val="center"/>
+        </w:trPr>
+        <w:tc>
+          <w:tcPr>
+            <w:tcW w:w="1728" w:type="dxa"/>
+            <w:tcBorders>
+              <w:top w:val="single" w:sz="2" w:space="0" w:color="000000"/>
+              <w:left w:val="single" w:sz="2" w:space="0" w:color="000000"/>
+              <w:bottom w:val="single" w:sz="2" w:space="0" w:color="000000"/>
+              <w:right w:val="single" w:sz="2" w:space="0" w:color="000000"/>
+            </w:tcBorders>
+            <w:vAlign w:val="center"/>
+          </w:tcPr>
+          <w:p>
+            <w:pPr>
+              <w:spacing w:line="240" w:lineRule="auto"/>
+              <w:jc w:val="center"/>
+            </w:pPr>
+            <w:r>
+              <w:rPr>
+                <w:color w:val="2D2D2D"/>
+                <w:sz w:val="14"/>
+              </w:rPr>
+              <w:t>September 13, 2026</w:t>
+            </w:r>
+          </w:p>
+        </w:tc>
+        <w:tc>
+          <w:tcPr>
+            <w:tcW w:w="1210" w:type="dxa"/>
+            <w:tcBorders>
+              <w:top w:val="single" w:sz="2" w:space="0" w:color="000000"/>
+              <w:left w:val="single" w:sz="2" w:space="0" w:color="000000"/>
+              <w:bottom w:val="single" w:sz="2" w:space="0" w:color="000000"/>
+              <w:right w:val="single" w:sz="2" w:space="0" w:color="000000"/>
+            </w:tcBorders>
+            <w:vAlign w:val="center"/>
+          </w:tcPr>
+          <w:p>
+            <w:pPr>
+              <w:spacing w:line="240" w:lineRule="auto"/>
+              <w:jc w:val="center"/>
+            </w:pPr>
+            <w:r>
+              <w:rPr>
+                <w:color w:val="2D2D2D"/>
+                <w:sz w:val="14"/>
+              </w:rPr>
+              <w:t>Sunday</w:t>
+            </w:r>
+          </w:p>
+        </w:tc>
+        <w:tc>
+          <w:tcPr>
+            <w:tcW w:w="5544" w:type="dxa"/>
+            <w:tcBorders>
+              <w:top w:val="single" w:sz="2" w:space="0" w:color="000000"/>
+              <w:left w:val="single" w:sz="2" w:space="0" w:color="000000"/>
+              <w:bottom w:val="single" w:sz="2" w:space="0" w:color="000000"/>
+              <w:right w:val="single" w:sz="2" w:space="0" w:color="000000"/>
+            </w:tcBorders>
+            <w:vAlign w:val="center"/>
+          </w:tcPr>
+          <w:p>
+            <w:pPr>
+              <w:spacing w:line="240" w:lineRule="auto"/>
+            </w:pPr>
+            <w:r>
+              <w:rPr>
+                <w:color w:val="2D2D2D"/>
+                <w:sz w:val="14"/>
+              </w:rPr>
+              <w:t>Automatically linked completed backup requests to incident reports and recorded the request location, GPS source, assigned area, response team, and responder details.</w:t>
+            </w:r>
+          </w:p>
+        </w:tc>
+        <w:tc>
+          <w:tcPr>
+            <w:tcW w:w="1843" w:type="dxa"/>
+            <w:tcBorders>
+              <w:top w:val="single" w:sz="2" w:space="0" w:color="000000"/>
+              <w:left w:val="single" w:sz="2" w:space="0" w:color="000000"/>
+              <w:bottom w:val="single" w:sz="2" w:space="0" w:color="000000"/>
+              <w:right w:val="single" w:sz="2" w:space="0" w:color="000000"/>
+            </w:tcBorders>
+            <w:vAlign w:val="center"/>
+          </w:tcPr>
+          <w:p>
+            <w:pPr>
+              <w:spacing w:line="240" w:lineRule="auto"/>
+              <w:jc w:val="center"/>
+            </w:pPr>
+            <w:r>
+              <w:t>All Members</w:t>
+            </w:r>
+          </w:p>
+        </w:tc>
+      </w:tr>
+      <w:tr>
+        <w:trPr>
+          <w:cantSplit/>
+          <w:trHeight w:val="648"/>
+          <w:jc w:val="center"/>
+        </w:trPr>
+        <w:tc>
+          <w:tcPr>
+            <w:tcW w:w="1728" w:type="dxa"/>
+            <w:tcBorders>
+              <w:top w:val="single" w:sz="2" w:space="0" w:color="000000"/>
+              <w:left w:val="single" w:sz="2" w:space="0" w:color="000000"/>
+              <w:bottom w:val="single" w:sz="2" w:space="0" w:color="000000"/>
+              <w:right w:val="single" w:sz="2" w:space="0" w:color="000000"/>
+            </w:tcBorders>
+            <w:vAlign w:val="center"/>
+          </w:tcPr>
+          <w:p>
+            <w:pPr>
+              <w:spacing w:line="240" w:lineRule="auto"/>
+              <w:jc w:val="center"/>
+            </w:pPr>
+            <w:r>
+              <w:rPr>
+                <w:color w:val="2D2D2D"/>
+                <w:sz w:val="14"/>
+              </w:rPr>
+              <w:t>September 13, 2026</w:t>
+            </w:r>
+          </w:p>
+        </w:tc>
+        <w:tc>
+          <w:tcPr>
+            <w:tcW w:w="1210" w:type="dxa"/>
+            <w:tcBorders>
+              <w:top w:val="single" w:sz="2" w:space="0" w:color="000000"/>
+              <w:left w:val="single" w:sz="2" w:space="0" w:color="000000"/>
+              <w:bottom w:val="single" w:sz="2" w:space="0" w:color="000000"/>
+              <w:right w:val="single" w:sz="2" w:space="0" w:color="000000"/>
+            </w:tcBorders>
+            <w:vAlign w:val="center"/>
+          </w:tcPr>
+          <w:p>
+            <w:pPr>
+              <w:spacing w:line="240" w:lineRule="auto"/>
+              <w:jc w:val="center"/>
+            </w:pPr>
+            <w:r>
+              <w:rPr>
+                <w:color w:val="2D2D2D"/>
+                <w:sz w:val="14"/>
+              </w:rPr>
+              <w:t>Sunday</w:t>
+            </w:r>
+          </w:p>
+        </w:tc>
+        <w:tc>
+          <w:tcPr>
+            <w:tcW w:w="5544" w:type="dxa"/>
+            <w:tcBorders>
+              <w:top w:val="single" w:sz="2" w:space="0" w:color="000000"/>
+              <w:left w:val="single" w:sz="2" w:space="0" w:color="000000"/>
+              <w:bottom w:val="single" w:sz="2" w:space="0" w:color="000000"/>
+              <w:right w:val="single" w:sz="2" w:space="0" w:color="000000"/>
+            </w:tcBorders>
+            <w:vAlign w:val="center"/>
+          </w:tcPr>
+          <w:p>
+            <w:pPr>
+              <w:spacing w:line="240" w:lineRule="auto"/>
+            </w:pPr>
+            <w:r>
+              <w:rPr>
+                <w:color w:val="2D2D2D"/>
+                <w:sz w:val="14"/>
+              </w:rPr>
+              <w:t>Added validation against premature, unauthorized, or duplicate backup-linked reports and verified the workflow with backend, web, and mobile regression tests.</w:t>
+            </w:r>
+          </w:p>
+        </w:tc>
+        <w:tc>
+          <w:tcPr>
+            <w:tcW w:w="1843" w:type="dxa"/>
+            <w:tcBorders>
+              <w:top w:val="single" w:sz="2" w:space="0" w:color="000000"/>
+              <w:left w:val="single" w:sz="2" w:space="0" w:color="000000"/>
+              <w:bottom w:val="single" w:sz="2" w:space="0" w:color="000000"/>
+              <w:right w:val="single" w:sz="2" w:space="0" w:color="000000"/>
+            </w:tcBorders>
+            <w:vAlign w:val="center"/>
+          </w:tcPr>
+          <w:p>
+            <w:pPr>
+              <w:spacing w:line="240" w:lineRule="auto"/>
+              <w:jc w:val="center"/>
+            </w:pPr>
+            <w:r>
+              <w:t>All Members</w:t>
+            </w:r>
           </w:p>
         </w:tc>
       </w:tr>
